--- a/deck-text.docx
+++ b/deck-text.docx
@@ -34,7 +34,7 @@
           <w:sz w:val="22"/>
           <w:szCs w:val="22"/>
         </w:rPr>
-        <w:t xml:space="preserve">28 highlighted blanks still need real information.</w:t>
+        <w:t xml:space="preserve">21 highlighted blanks still need real information.</w:t>
       </w:r>
     </w:p>
     <w:p>
@@ -186,24 +186,23 @@
         <w:tc>
           <w:tcPr>
             <w:tcW w:type="dxa" w:w="6260"/>
-            <w:shd w:fill="FFF3C4" w:val="clear"/>
-            <w:tcMar>
-              <w:top w:type="dxa" w:w="80"/>
-              <w:left w:type="dxa" w:w="120"/>
-              <w:bottom w:type="dxa" w:w="80"/>
-              <w:right w:type="dxa" w:w="120"/>
-            </w:tcMar>
-          </w:tcPr>
-          <w:p>
-            <w:r>
-              <w:rPr>
-                <w:b/>
-                <w:bCs/>
-                <w:color w:val="8A6100"/>
-                <w:sz w:val="21"/>
-                <w:szCs w:val="21"/>
-              </w:rPr>
-              <w:t xml:space="preserve">[FILL IN: Presenter name(s)]</w:t>
+            <w:tcMar>
+              <w:top w:type="dxa" w:w="80"/>
+              <w:left w:type="dxa" w:w="120"/>
+              <w:bottom w:type="dxa" w:w="80"/>
+              <w:right w:type="dxa" w:w="120"/>
+            </w:tcMar>
+          </w:tcPr>
+          <w:p>
+            <w:r>
+              <w:rPr>
+                <w:b w:val="false"/>
+                <w:bCs w:val="false"/>
+                <w:color w:val="000000"/>
+                <w:sz w:val="21"/>
+                <w:szCs w:val="21"/>
+              </w:rPr>
+              <w:t xml:space="preserve">Collin, Bryan, Bonga, Eduard, and Cole</w:t>
             </w:r>
           </w:p>
         </w:tc>
@@ -233,24 +232,23 @@
         <w:tc>
           <w:tcPr>
             <w:tcW w:type="dxa" w:w="6260"/>
-            <w:shd w:fill="FFF3C4" w:val="clear"/>
-            <w:tcMar>
-              <w:top w:type="dxa" w:w="80"/>
-              <w:left w:type="dxa" w:w="120"/>
-              <w:bottom w:type="dxa" w:w="80"/>
-              <w:right w:type="dxa" w:w="120"/>
-            </w:tcMar>
-          </w:tcPr>
-          <w:p>
-            <w:r>
-              <w:rPr>
-                <w:b/>
-                <w:bCs/>
-                <w:color w:val="8A6100"/>
-                <w:sz w:val="21"/>
-                <w:szCs w:val="21"/>
-              </w:rPr>
-              <w:t xml:space="preserve">[FILL IN: Class / course]</w:t>
+            <w:tcMar>
+              <w:top w:type="dxa" w:w="80"/>
+              <w:left w:type="dxa" w:w="120"/>
+              <w:bottom w:type="dxa" w:w="80"/>
+              <w:right w:type="dxa" w:w="120"/>
+            </w:tcMar>
+          </w:tcPr>
+          <w:p>
+            <w:r>
+              <w:rPr>
+                <w:b w:val="false"/>
+                <w:bCs w:val="false"/>
+                <w:color w:val="000000"/>
+                <w:sz w:val="21"/>
+                <w:szCs w:val="21"/>
+              </w:rPr>
+              <w:t xml:space="preserve">Power of Food</w:t>
             </w:r>
           </w:p>
         </w:tc>
@@ -446,7 +444,7 @@
         <w:spacing w:after="140" w:before="320"/>
       </w:pPr>
       <w:r>
-        <w:t xml:space="preserve">Slide 01 — Opening</w:t>
+        <w:t xml:space="preserve">Slide 01 — Open</w:t>
       </w:r>
     </w:p>
     <w:tbl>
@@ -826,7 +824,7 @@
           <w:sz w:val="18"/>
           <w:szCs w:val="18"/>
         </w:rPr>
-        <w:t xml:space="preserve">The list beside it shows all four chapter titles automatically.</w:t>
+        <w:t xml:space="preserve">The list beside it shows all 5 chapter titles automatically.</w:t>
       </w:r>
     </w:p>
     <w:p>
@@ -835,7 +833,7 @@
         <w:spacing w:after="140" w:before="320"/>
       </w:pPr>
       <w:r>
-        <w:t xml:space="preserve">Slide 03 — Meet Cole</w:t>
+        <w:t xml:space="preserve">Slide 03 — Cole</w:t>
       </w:r>
     </w:p>
     <w:tbl>
@@ -925,47 +923,46 @@
         <w:tc>
           <w:tcPr>
             <w:tcW w:type="dxa" w:w="6260"/>
-            <w:shd w:fill="FFF3C4" w:val="clear"/>
-            <w:tcMar>
-              <w:top w:type="dxa" w:w="80"/>
-              <w:left w:type="dxa" w:w="120"/>
-              <w:bottom w:type="dxa" w:w="80"/>
-              <w:right w:type="dxa" w:w="120"/>
-            </w:tcMar>
-          </w:tcPr>
-          <w:p>
-            <w:r>
-              <w:rPr>
-                <w:b/>
-                <w:bCs/>
-                <w:color w:val="8A6100"/>
-                <w:sz w:val="21"/>
-                <w:szCs w:val="21"/>
-              </w:rPr>
-              <w:t xml:space="preserve">[FILL IN: Cole — full name]</w:t>
-            </w:r>
-          </w:p>
-        </w:tc>
-      </w:tr>
-      <w:tr>
-        <w:tc>
-          <w:tcPr>
-            <w:tcW w:type="dxa" w:w="3100"/>
-            <w:tcMar>
-              <w:top w:type="dxa" w:w="80"/>
-              <w:left w:type="dxa" w:w="120"/>
-              <w:bottom w:type="dxa" w:w="80"/>
-              <w:right w:type="dxa" w:w="120"/>
-            </w:tcMar>
-          </w:tcPr>
-          <w:p>
-            <w:r>
-              <w:rPr>
-                <w:color w:val="555555"/>
-                <w:sz w:val="19"/>
-                <w:szCs w:val="19"/>
-              </w:rPr>
-              <w:t xml:space="preserve">Instrument (italic, after the name)</w:t>
+            <w:tcMar>
+              <w:top w:type="dxa" w:w="80"/>
+              <w:left w:type="dxa" w:w="120"/>
+              <w:bottom w:type="dxa" w:w="80"/>
+              <w:right w:type="dxa" w:w="120"/>
+            </w:tcMar>
+          </w:tcPr>
+          <w:p>
+            <w:r>
+              <w:rPr>
+                <w:b w:val="false"/>
+                <w:bCs w:val="false"/>
+                <w:color w:val="000000"/>
+                <w:sz w:val="21"/>
+                <w:szCs w:val="21"/>
+              </w:rPr>
+              <w:t xml:space="preserve">Cole</w:t>
+            </w:r>
+          </w:p>
+        </w:tc>
+      </w:tr>
+      <w:tr>
+        <w:tc>
+          <w:tcPr>
+            <w:tcW w:type="dxa" w:w="3100"/>
+            <w:tcMar>
+              <w:top w:type="dxa" w:w="80"/>
+              <w:left w:type="dxa" w:w="120"/>
+              <w:bottom w:type="dxa" w:w="80"/>
+              <w:right w:type="dxa" w:w="120"/>
+            </w:tcMar>
+          </w:tcPr>
+          <w:p>
+            <w:r>
+              <w:rPr>
+                <w:color w:val="555555"/>
+                <w:sz w:val="19"/>
+                <w:szCs w:val="19"/>
+              </w:rPr>
+              <w:t xml:space="preserve">Line under the name</w:t>
             </w:r>
           </w:p>
         </w:tc>
@@ -1011,6 +1008,52 @@
                 <w:sz w:val="19"/>
                 <w:szCs w:val="19"/>
               </w:rPr>
+              <w:t xml:space="preserve">Photo file (in public/)</w:t>
+            </w:r>
+          </w:p>
+        </w:tc>
+        <w:tc>
+          <w:tcPr>
+            <w:tcW w:type="dxa" w:w="6260"/>
+            <w:tcMar>
+              <w:top w:type="dxa" w:w="80"/>
+              <w:left w:type="dxa" w:w="120"/>
+              <w:bottom w:type="dxa" w:w="80"/>
+              <w:right w:type="dxa" w:w="120"/>
+            </w:tcMar>
+          </w:tcPr>
+          <w:p>
+            <w:r>
+              <w:rPr>
+                <w:b w:val="false"/>
+                <w:bCs w:val="false"/>
+                <w:color w:val="000000"/>
+                <w:sz w:val="21"/>
+                <w:szCs w:val="21"/>
+              </w:rPr>
+              <w:t xml:space="preserve">/cole.jpg</w:t>
+            </w:r>
+          </w:p>
+        </w:tc>
+      </w:tr>
+      <w:tr>
+        <w:tc>
+          <w:tcPr>
+            <w:tcW w:type="dxa" w:w="3100"/>
+            <w:tcMar>
+              <w:top w:type="dxa" w:w="80"/>
+              <w:left w:type="dxa" w:w="120"/>
+              <w:bottom w:type="dxa" w:w="80"/>
+              <w:right w:type="dxa" w:w="120"/>
+            </w:tcMar>
+          </w:tcPr>
+          <w:p>
+            <w:r>
+              <w:rPr>
+                <w:color w:val="555555"/>
+                <w:sz w:val="19"/>
+                <w:szCs w:val="19"/>
+              </w:rPr>
               <w:t xml:space="preserve">Photo caption</w:t>
             </w:r>
           </w:p>
@@ -1110,24 +1153,23 @@
         <w:tc>
           <w:tcPr>
             <w:tcW w:type="dxa" w:w="6260"/>
-            <w:shd w:fill="FFF3C4" w:val="clear"/>
-            <w:tcMar>
-              <w:top w:type="dxa" w:w="80"/>
-              <w:left w:type="dxa" w:w="120"/>
-              <w:bottom w:type="dxa" w:w="80"/>
-              <w:right w:type="dxa" w:w="120"/>
-            </w:tcMar>
-          </w:tcPr>
-          <w:p>
-            <w:r>
-              <w:rPr>
-                <w:b/>
-                <w:bCs/>
-                <w:color w:val="8A6100"/>
-                <w:sz w:val="21"/>
-                <w:szCs w:val="21"/>
-              </w:rPr>
-              <w:t xml:space="preserve">[FILL IN: age / year]</w:t>
+            <w:tcMar>
+              <w:top w:type="dxa" w:w="80"/>
+              <w:left w:type="dxa" w:w="120"/>
+              <w:bottom w:type="dxa" w:w="80"/>
+              <w:right w:type="dxa" w:w="120"/>
+            </w:tcMar>
+          </w:tcPr>
+          <w:p>
+            <w:r>
+              <w:rPr>
+                <w:b w:val="false"/>
+                <w:bCs w:val="false"/>
+                <w:color w:val="000000"/>
+                <w:sz w:val="21"/>
+                <w:szCs w:val="21"/>
+              </w:rPr>
+              <w:t xml:space="preserve">Age 11, 6th grade</w:t>
             </w:r>
           </w:p>
         </w:tc>
@@ -1203,24 +1245,23 @@
         <w:tc>
           <w:tcPr>
             <w:tcW w:type="dxa" w:w="6260"/>
-            <w:shd w:fill="FFF3C4" w:val="clear"/>
-            <w:tcMar>
-              <w:top w:type="dxa" w:w="80"/>
-              <w:left w:type="dxa" w:w="120"/>
-              <w:bottom w:type="dxa" w:w="80"/>
-              <w:right w:type="dxa" w:w="120"/>
-            </w:tcMar>
-          </w:tcPr>
-          <w:p>
-            <w:r>
-              <w:rPr>
-                <w:b/>
-                <w:bCs/>
-                <w:color w:val="8A6100"/>
-                <w:sz w:val="21"/>
-                <w:szCs w:val="21"/>
-              </w:rPr>
-              <w:t xml:space="preserve">[FILL IN: e.g. 11]</w:t>
+            <w:tcMar>
+              <w:top w:type="dxa" w:w="80"/>
+              <w:left w:type="dxa" w:w="120"/>
+              <w:bottom w:type="dxa" w:w="80"/>
+              <w:right w:type="dxa" w:w="120"/>
+            </w:tcMar>
+          </w:tcPr>
+          <w:p>
+            <w:r>
+              <w:rPr>
+                <w:b w:val="false"/>
+                <w:bCs w:val="false"/>
+                <w:color w:val="000000"/>
+                <w:sz w:val="21"/>
+                <w:szCs w:val="21"/>
+              </w:rPr>
+              <w:t xml:space="preserve">7</w:t>
             </w:r>
           </w:p>
         </w:tc>
@@ -1296,24 +1337,23 @@
         <w:tc>
           <w:tcPr>
             <w:tcW w:type="dxa" w:w="6260"/>
-            <w:shd w:fill="FFF3C4" w:val="clear"/>
-            <w:tcMar>
-              <w:top w:type="dxa" w:w="80"/>
-              <w:left w:type="dxa" w:w="120"/>
-              <w:bottom w:type="dxa" w:w="80"/>
-              <w:right w:type="dxa" w:w="120"/>
-            </w:tcMar>
-          </w:tcPr>
-          <w:p>
-            <w:r>
-              <w:rPr>
-                <w:b/>
-                <w:bCs/>
-                <w:color w:val="8A6100"/>
-                <w:sz w:val="21"/>
-                <w:szCs w:val="21"/>
-              </w:rPr>
-              <w:t xml:space="preserve">[FILL IN: e.g. 4,000]</w:t>
+            <w:tcMar>
+              <w:top w:type="dxa" w:w="80"/>
+              <w:left w:type="dxa" w:w="120"/>
+              <w:bottom w:type="dxa" w:w="80"/>
+              <w:right w:type="dxa" w:w="120"/>
+            </w:tcMar>
+          </w:tcPr>
+          <w:p>
+            <w:r>
+              <w:rPr>
+                <w:b w:val="false"/>
+                <w:bCs w:val="false"/>
+                <w:color w:val="000000"/>
+                <w:sz w:val="21"/>
+                <w:szCs w:val="21"/>
+              </w:rPr>
+              <w:t xml:space="preserve">4,200</w:t>
             </w:r>
           </w:p>
         </w:tc>
@@ -1371,7 +1411,7 @@
         <w:spacing w:after="140" w:before="320"/>
       </w:pPr>
       <w:r>
-        <w:t xml:space="preserve">Slide 04 — The origin story (photo wall)</w:t>
+        <w:t xml:space="preserve">Slide 04 — Origin story</w:t>
       </w:r>
     </w:p>
     <w:tbl>
@@ -2424,7 +2464,7 @@
         <w:spacing w:after="140" w:before="320"/>
       </w:pPr>
       <w:r>
-        <w:t xml:space="preserve">Slide 05 — Cole’s timeline</w:t>
+        <w:t xml:space="preserve">Slide 05 — Timeline</w:t>
       </w:r>
     </w:p>
     <w:tbl>
@@ -3725,7 +3765,7 @@
         <w:spacing w:after="140" w:before="320"/>
       </w:pPr>
       <w:r>
-        <w:t xml:space="preserve">Slide 06 — Big statement</w:t>
+        <w:t xml:space="preserve">Slide 06 — Hold on</w:t>
       </w:r>
     </w:p>
     <w:tbl>
@@ -4105,7 +4145,7 @@
           <w:sz w:val="18"/>
           <w:szCs w:val="18"/>
         </w:rPr>
-        <w:t xml:space="preserve">The list beside it shows all four chapter titles automatically.</w:t>
+        <w:t xml:space="preserve">The list beside it shows all 5 chapter titles automatically.</w:t>
       </w:r>
     </w:p>
     <w:p>
@@ -4114,7 +4154,7 @@
         <w:spacing w:after="140" w:before="320"/>
       </w:pPr>
       <w:r>
-        <w:t xml:space="preserve">Slide 08 — The 10,000-hour claim</w:t>
+        <w:t xml:space="preserve">Slide 08 — Outliers</w:t>
       </w:r>
     </w:p>
     <w:tbl>
@@ -4626,7 +4666,7 @@
         <w:spacing w:after="140" w:before="320"/>
       </w:pPr>
       <w:r>
-        <w:t xml:space="preserve">Slide 10 — Meet Tyler</w:t>
+        <w:t xml:space="preserve">Slide 10 — Tyler</w:t>
       </w:r>
     </w:p>
     <w:tbl>
@@ -5083,7 +5123,7 @@
         <w:spacing w:after="140" w:before="320"/>
       </w:pPr>
       <w:r>
-        <w:t xml:space="preserve">Slide 11 — Big statement</w:t>
+        <w:t xml:space="preserve">Slide 11 — Why?</w:t>
       </w:r>
     </w:p>
     <w:tbl>
@@ -5417,7 +5457,7 @@
           <w:sz w:val="18"/>
           <w:szCs w:val="18"/>
         </w:rPr>
-        <w:t xml:space="preserve">The list beside it shows all four chapter titles automatically.</w:t>
+        <w:t xml:space="preserve">The list beside it shows all 5 chapter titles automatically.</w:t>
       </w:r>
     </w:p>
     <w:p>
@@ -6096,7 +6136,7 @@
         <w:spacing w:after="140" w:before="320"/>
       </w:pPr>
       <w:r>
-        <w:t xml:space="preserve">Slide 14 — The question spiral</w:t>
+        <w:t xml:space="preserve">Slide 14 — The questions</w:t>
       </w:r>
     </w:p>
     <w:tbl>
@@ -7989,7 +8029,7 @@
           <w:sz w:val="18"/>
           <w:szCs w:val="18"/>
         </w:rPr>
-        <w:t xml:space="preserve">The list beside it shows all four chapter titles automatically.</w:t>
+        <w:t xml:space="preserve">The list beside it shows all 5 chapter titles automatically.</w:t>
       </w:r>
     </w:p>
     <w:p>
@@ -7998,7 +8038,7 @@
         <w:spacing w:after="140" w:before="320"/>
       </w:pPr>
       <w:r>
-        <w:t xml:space="preserve">Slide 17 — Cole’s takeaway</w:t>
+        <w:t xml:space="preserve">Slide 17 — Cole</w:t>
       </w:r>
     </w:p>
     <w:tbl>
@@ -8181,24 +8221,23 @@
         <w:tc>
           <w:tcPr>
             <w:tcW w:type="dxa" w:w="6260"/>
-            <w:shd w:fill="FFF3C4" w:val="clear"/>
-            <w:tcMar>
-              <w:top w:type="dxa" w:w="80"/>
-              <w:left w:type="dxa" w:w="120"/>
-              <w:bottom w:type="dxa" w:w="80"/>
-              <w:right w:type="dxa" w:w="120"/>
-            </w:tcMar>
-          </w:tcPr>
-          <w:p>
-            <w:r>
-              <w:rPr>
-                <w:b/>
-                <w:bCs/>
-                <w:color w:val="8A6100"/>
-                <w:sz w:val="21"/>
-                <w:szCs w:val="21"/>
-              </w:rPr>
-              <w:t xml:space="preserve">[FILL IN: Cole — full name]</w:t>
+            <w:tcMar>
+              <w:top w:type="dxa" w:w="80"/>
+              <w:left w:type="dxa" w:w="120"/>
+              <w:bottom w:type="dxa" w:w="80"/>
+              <w:right w:type="dxa" w:w="120"/>
+            </w:tcMar>
+          </w:tcPr>
+          <w:p>
+            <w:r>
+              <w:rPr>
+                <w:b w:val="false"/>
+                <w:bCs w:val="false"/>
+                <w:color w:val="000000"/>
+                <w:sz w:val="21"/>
+                <w:szCs w:val="21"/>
+              </w:rPr>
+              <w:t xml:space="preserve">Cole</w:t>
             </w:r>
           </w:p>
         </w:tc>
@@ -8210,7 +8249,7 @@
         <w:spacing w:after="140" w:before="320"/>
       </w:pPr>
       <w:r>
-        <w:t xml:space="preserve">Slide 18 — Closing</w:t>
+        <w:t xml:space="preserve">Slide 18 — Chapter V</w:t>
       </w:r>
     </w:p>
     <w:tbl>
@@ -8247,130 +8286,140 @@
                 <w:sz w:val="19"/>
                 <w:szCs w:val="19"/>
               </w:rPr>
-              <w:t xml:space="preserve">Line 1</w:t>
-            </w:r>
-          </w:p>
-        </w:tc>
-        <w:tc>
-          <w:tcPr>
-            <w:tcW w:type="dxa" w:w="6260"/>
-            <w:tcMar>
-              <w:top w:type="dxa" w:w="80"/>
-              <w:left w:type="dxa" w:w="120"/>
-              <w:bottom w:type="dxa" w:w="80"/>
-              <w:right w:type="dxa" w:w="120"/>
-            </w:tcMar>
-          </w:tcPr>
-          <w:p>
-            <w:r>
-              <w:rPr>
-                <w:b w:val="false"/>
-                <w:bCs w:val="false"/>
-                <w:color w:val="000000"/>
-                <w:sz w:val="21"/>
-                <w:szCs w:val="21"/>
-              </w:rPr>
-              <w:t xml:space="preserve">Hours are the</w:t>
-            </w:r>
-          </w:p>
-        </w:tc>
-      </w:tr>
-      <w:tr>
-        <w:tc>
-          <w:tcPr>
-            <w:tcW w:type="dxa" w:w="3100"/>
-            <w:tcMar>
-              <w:top w:type="dxa" w:w="80"/>
-              <w:left w:type="dxa" w:w="120"/>
-              <w:bottom w:type="dxa" w:w="80"/>
-              <w:right w:type="dxa" w:w="120"/>
-            </w:tcMar>
-          </w:tcPr>
-          <w:p>
-            <w:r>
-              <w:rPr>
-                <w:color w:val="555555"/>
-                <w:sz w:val="19"/>
-                <w:szCs w:val="19"/>
-              </w:rPr>
-              <w:t xml:space="preserve">Line 2</w:t>
-            </w:r>
-          </w:p>
-        </w:tc>
-        <w:tc>
-          <w:tcPr>
-            <w:tcW w:type="dxa" w:w="6260"/>
-            <w:tcMar>
-              <w:top w:type="dxa" w:w="80"/>
-              <w:left w:type="dxa" w:w="120"/>
-              <w:bottom w:type="dxa" w:w="80"/>
-              <w:right w:type="dxa" w:w="120"/>
-            </w:tcMar>
-          </w:tcPr>
-          <w:p>
-            <w:r>
-              <w:rPr>
-                <w:b w:val="false"/>
-                <w:bCs w:val="false"/>
-                <w:color w:val="000000"/>
-                <w:sz w:val="21"/>
-                <w:szCs w:val="21"/>
-              </w:rPr>
-              <w:t xml:space="preserve">container.</w:t>
-            </w:r>
-          </w:p>
-        </w:tc>
-      </w:tr>
-      <w:tr>
-        <w:tc>
-          <w:tcPr>
-            <w:tcW w:type="dxa" w:w="3100"/>
-            <w:tcMar>
-              <w:top w:type="dxa" w:w="80"/>
-              <w:left w:type="dxa" w:w="120"/>
-              <w:bottom w:type="dxa" w:w="80"/>
-              <w:right w:type="dxa" w:w="120"/>
-            </w:tcMar>
-          </w:tcPr>
-          <w:p>
-            <w:r>
-              <w:rPr>
-                <w:color w:val="555555"/>
-                <w:sz w:val="19"/>
-                <w:szCs w:val="19"/>
-              </w:rPr>
-              <w:t xml:space="preserve">Line 3 (green italic)</w:t>
-            </w:r>
-          </w:p>
-        </w:tc>
-        <w:tc>
-          <w:tcPr>
-            <w:tcW w:type="dxa" w:w="6260"/>
-            <w:tcMar>
-              <w:top w:type="dxa" w:w="80"/>
-              <w:left w:type="dxa" w:w="120"/>
-              <w:bottom w:type="dxa" w:w="80"/>
-              <w:right w:type="dxa" w:w="120"/>
-            </w:tcMar>
-          </w:tcPr>
-          <w:p>
-            <w:r>
-              <w:rPr>
-                <w:b w:val="false"/>
-                <w:bCs w:val="false"/>
-                <w:color w:val="000000"/>
-                <w:sz w:val="21"/>
-                <w:szCs w:val="21"/>
-              </w:rPr>
-              <w:t xml:space="preserve">You choose the content.</w:t>
+              <w:t xml:space="preserve">Chapter number</w:t>
+            </w:r>
+          </w:p>
+        </w:tc>
+        <w:tc>
+          <w:tcPr>
+            <w:tcW w:type="dxa" w:w="6260"/>
+            <w:tcMar>
+              <w:top w:type="dxa" w:w="80"/>
+              <w:left w:type="dxa" w:w="120"/>
+              <w:bottom w:type="dxa" w:w="80"/>
+              <w:right w:type="dxa" w:w="120"/>
+            </w:tcMar>
+          </w:tcPr>
+          <w:p>
+            <w:r>
+              <w:rPr>
+                <w:b w:val="false"/>
+                <w:bCs w:val="false"/>
+                <w:color w:val="000000"/>
+                <w:sz w:val="21"/>
+                <w:szCs w:val="21"/>
+              </w:rPr>
+              <w:t xml:space="preserve">V</w:t>
+            </w:r>
+          </w:p>
+        </w:tc>
+      </w:tr>
+      <w:tr>
+        <w:tc>
+          <w:tcPr>
+            <w:tcW w:type="dxa" w:w="3100"/>
+            <w:tcMar>
+              <w:top w:type="dxa" w:w="80"/>
+              <w:left w:type="dxa" w:w="120"/>
+              <w:bottom w:type="dxa" w:w="80"/>
+              <w:right w:type="dxa" w:w="120"/>
+            </w:tcMar>
+          </w:tcPr>
+          <w:p>
+            <w:r>
+              <w:rPr>
+                <w:color w:val="555555"/>
+                <w:sz w:val="19"/>
+                <w:szCs w:val="19"/>
+              </w:rPr>
+              <w:t xml:space="preserve">Chapter title</w:t>
+            </w:r>
+          </w:p>
+        </w:tc>
+        <w:tc>
+          <w:tcPr>
+            <w:tcW w:type="dxa" w:w="6260"/>
+            <w:tcMar>
+              <w:top w:type="dxa" w:w="80"/>
+              <w:left w:type="dxa" w:w="120"/>
+              <w:bottom w:type="dxa" w:w="80"/>
+              <w:right w:type="dxa" w:w="120"/>
+            </w:tcMar>
+          </w:tcPr>
+          <w:p>
+            <w:r>
+              <w:rPr>
+                <w:b w:val="false"/>
+                <w:bCs w:val="false"/>
+                <w:color w:val="000000"/>
+                <w:sz w:val="21"/>
+                <w:szCs w:val="21"/>
+              </w:rPr>
+              <w:t xml:space="preserve">The Application</w:t>
+            </w:r>
+          </w:p>
+        </w:tc>
+      </w:tr>
+      <w:tr>
+        <w:tc>
+          <w:tcPr>
+            <w:tcW w:type="dxa" w:w="3100"/>
+            <w:tcMar>
+              <w:top w:type="dxa" w:w="80"/>
+              <w:left w:type="dxa" w:w="120"/>
+              <w:bottom w:type="dxa" w:w="80"/>
+              <w:right w:type="dxa" w:w="120"/>
+            </w:tcMar>
+          </w:tcPr>
+          <w:p>
+            <w:r>
+              <w:rPr>
+                <w:color w:val="555555"/>
+                <w:sz w:val="19"/>
+                <w:szCs w:val="19"/>
+              </w:rPr>
+              <w:t xml:space="preserve">Chapter subtitle</w:t>
+            </w:r>
+          </w:p>
+        </w:tc>
+        <w:tc>
+          <w:tcPr>
+            <w:tcW w:type="dxa" w:w="6260"/>
+            <w:tcMar>
+              <w:top w:type="dxa" w:w="80"/>
+              <w:left w:type="dxa" w:w="120"/>
+              <w:bottom w:type="dxa" w:w="80"/>
+              <w:right w:type="dxa" w:w="120"/>
+            </w:tcMar>
+          </w:tcPr>
+          <w:p>
+            <w:r>
+              <w:rPr>
+                <w:b w:val="false"/>
+                <w:bCs w:val="false"/>
+                <w:color w:val="000000"/>
+                <w:sz w:val="21"/>
+                <w:szCs w:val="21"/>
+              </w:rPr>
+              <w:t xml:space="preserve">Where the argument has to go next</w:t>
             </w:r>
           </w:p>
         </w:tc>
       </w:tr>
     </w:tbl>
     <w:p>
+      <w:pPr>
+        <w:spacing w:after="120"/>
+      </w:pPr>
       <w:r>
-        <w:br w:type="page"/>
+        <w:rPr>
+          <w:i/>
+          <w:iCs/>
+          <w:color w:val="777777"/>
+          <w:sz w:val="18"/>
+          <w:szCs w:val="18"/>
+        </w:rPr>
+        <w:t xml:space="preserve">The list beside it shows all 5 chapter titles automatically.</w:t>
       </w:r>
     </w:p>
     <w:p>
@@ -8379,19 +8428,7 @@
         <w:spacing w:after="140" w:before="320"/>
       </w:pPr>
       <w:r>
-        <w:t xml:space="preserve">Slides that do not exist yet</w:t>
-      </w:r>
-    </w:p>
-    <w:p>
-      <w:pPr>
-        <w:spacing w:after="120"/>
-      </w:pPr>
-      <w:r>
-        <w:rPr>
-          <w:sz w:val="21"/>
-          <w:szCs w:val="21"/>
-        </w:rPr>
-        <w:t xml:space="preserve">The README checklist lists four sections. The deck covers Section 1. If the rubric wants the other three, sketch them here — rough notes are enough, they can be turned into real slides.</w:t>
+        <w:t xml:space="preserve">Slide 19 — Food security</w:t>
       </w:r>
     </w:p>
     <w:tbl>
@@ -8428,7 +8465,1934 @@
                 <w:sz w:val="19"/>
                 <w:szCs w:val="19"/>
               </w:rPr>
-              <w:t xml:space="preserve">Section 2 — “Developing Leadership Mindsets”: the connection</w:t>
+              <w:t xml:space="preserve">Label above headline</w:t>
+            </w:r>
+          </w:p>
+        </w:tc>
+        <w:tc>
+          <w:tcPr>
+            <w:tcW w:type="dxa" w:w="6260"/>
+            <w:tcMar>
+              <w:top w:type="dxa" w:w="80"/>
+              <w:left w:type="dxa" w:w="120"/>
+              <w:bottom w:type="dxa" w:w="80"/>
+              <w:right w:type="dxa" w:w="120"/>
+            </w:tcMar>
+          </w:tcPr>
+          <w:p>
+            <w:r>
+              <w:rPr>
+                <w:b w:val="false"/>
+                <w:bCs w:val="false"/>
+                <w:color w:val="000000"/>
+                <w:sz w:val="21"/>
+                <w:szCs w:val="21"/>
+              </w:rPr>
+              <w:t xml:space="preserve">Power of Food, applying the same argument</w:t>
+            </w:r>
+          </w:p>
+        </w:tc>
+      </w:tr>
+      <w:tr>
+        <w:tc>
+          <w:tcPr>
+            <w:tcW w:type="dxa" w:w="3100"/>
+            <w:tcMar>
+              <w:top w:type="dxa" w:w="80"/>
+              <w:left w:type="dxa" w:w="120"/>
+              <w:bottom w:type="dxa" w:w="80"/>
+              <w:right w:type="dxa" w:w="120"/>
+            </w:tcMar>
+          </w:tcPr>
+          <w:p>
+            <w:r>
+              <w:rPr>
+                <w:color w:val="555555"/>
+                <w:sz w:val="19"/>
+                <w:szCs w:val="19"/>
+              </w:rPr>
+              <w:t xml:space="preserve">Headline</w:t>
+            </w:r>
+          </w:p>
+        </w:tc>
+        <w:tc>
+          <w:tcPr>
+            <w:tcW w:type="dxa" w:w="6260"/>
+            <w:tcMar>
+              <w:top w:type="dxa" w:w="80"/>
+              <w:left w:type="dxa" w:w="120"/>
+              <w:bottom w:type="dxa" w:w="80"/>
+              <w:right w:type="dxa" w:w="120"/>
+            </w:tcMar>
+          </w:tcPr>
+          <w:p>
+            <w:r>
+              <w:rPr>
+                <w:b w:val="false"/>
+                <w:bCs w:val="false"/>
+                <w:color w:val="000000"/>
+                <w:sz w:val="21"/>
+                <w:szCs w:val="21"/>
+              </w:rPr>
+              <w:t xml:space="preserve">Every gate has a name. None of them are willpower.</w:t>
+            </w:r>
+          </w:p>
+        </w:tc>
+      </w:tr>
+      <w:tr>
+        <w:tc>
+          <w:tcPr>
+            <w:tcW w:type="dxa" w:w="3100"/>
+            <w:tcMar>
+              <w:top w:type="dxa" w:w="80"/>
+              <w:left w:type="dxa" w:w="120"/>
+              <w:bottom w:type="dxa" w:w="80"/>
+              <w:right w:type="dxa" w:w="120"/>
+            </w:tcMar>
+          </w:tcPr>
+          <w:p>
+            <w:r>
+              <w:rPr>
+                <w:color w:val="555555"/>
+                <w:sz w:val="19"/>
+                <w:szCs w:val="19"/>
+              </w:rPr>
+              <w:t xml:space="preserve">Cost 1 question</w:t>
+            </w:r>
+          </w:p>
+        </w:tc>
+        <w:tc>
+          <w:tcPr>
+            <w:tcW w:type="dxa" w:w="6260"/>
+            <w:tcMar>
+              <w:top w:type="dxa" w:w="80"/>
+              <w:left w:type="dxa" w:w="120"/>
+              <w:bottom w:type="dxa" w:w="80"/>
+              <w:right w:type="dxa" w:w="120"/>
+            </w:tcMar>
+          </w:tcPr>
+          <w:p>
+            <w:r>
+              <w:rPr>
+                <w:b w:val="false"/>
+                <w:bCs w:val="false"/>
+                <w:color w:val="000000"/>
+                <w:sz w:val="21"/>
+                <w:szCs w:val="21"/>
+              </w:rPr>
+              <w:t xml:space="preserve">A grocery store nearby?</w:t>
+            </w:r>
+          </w:p>
+        </w:tc>
+      </w:tr>
+      <w:tr>
+        <w:tc>
+          <w:tcPr>
+            <w:tcW w:type="dxa" w:w="3100"/>
+            <w:tcMar>
+              <w:top w:type="dxa" w:w="80"/>
+              <w:left w:type="dxa" w:w="120"/>
+              <w:bottom w:type="dxa" w:w="80"/>
+              <w:right w:type="dxa" w:w="120"/>
+            </w:tcMar>
+          </w:tcPr>
+          <w:p>
+            <w:r>
+              <w:rPr>
+                <w:color w:val="555555"/>
+                <w:sz w:val="19"/>
+                <w:szCs w:val="19"/>
+              </w:rPr>
+              <w:t xml:space="preserve">Cost 1 price</w:t>
+            </w:r>
+          </w:p>
+        </w:tc>
+        <w:tc>
+          <w:tcPr>
+            <w:tcW w:type="dxa" w:w="6260"/>
+            <w:tcMar>
+              <w:top w:type="dxa" w:w="80"/>
+              <w:left w:type="dxa" w:w="120"/>
+              <w:bottom w:type="dxa" w:w="80"/>
+              <w:right w:type="dxa" w:w="120"/>
+            </w:tcMar>
+          </w:tcPr>
+          <w:p>
+            <w:r>
+              <w:rPr>
+                <w:b w:val="false"/>
+                <w:bCs w:val="false"/>
+                <w:color w:val="000000"/>
+                <w:sz w:val="21"/>
+                <w:szCs w:val="21"/>
+              </w:rPr>
+              <w:t xml:space="preserve">Miles, not minutes</w:t>
+            </w:r>
+          </w:p>
+        </w:tc>
+      </w:tr>
+      <w:tr>
+        <w:tc>
+          <w:tcPr>
+            <w:tcW w:type="dxa" w:w="3100"/>
+            <w:tcMar>
+              <w:top w:type="dxa" w:w="80"/>
+              <w:left w:type="dxa" w:w="120"/>
+              <w:bottom w:type="dxa" w:w="80"/>
+              <w:right w:type="dxa" w:w="120"/>
+            </w:tcMar>
+          </w:tcPr>
+          <w:p>
+            <w:r>
+              <w:rPr>
+                <w:color w:val="555555"/>
+                <w:sz w:val="19"/>
+                <w:szCs w:val="19"/>
+              </w:rPr>
+              <w:t xml:space="preserve">Cost 2 question</w:t>
+            </w:r>
+          </w:p>
+        </w:tc>
+        <w:tc>
+          <w:tcPr>
+            <w:tcW w:type="dxa" w:w="6260"/>
+            <w:tcMar>
+              <w:top w:type="dxa" w:w="80"/>
+              <w:left w:type="dxa" w:w="120"/>
+              <w:bottom w:type="dxa" w:w="80"/>
+              <w:right w:type="dxa" w:w="120"/>
+            </w:tcMar>
+          </w:tcPr>
+          <w:p>
+            <w:r>
+              <w:rPr>
+                <w:b w:val="false"/>
+                <w:bCs w:val="false"/>
+                <w:color w:val="000000"/>
+                <w:sz w:val="21"/>
+                <w:szCs w:val="21"/>
+              </w:rPr>
+              <w:t xml:space="preserve">Time to cook after two jobs?</w:t>
+            </w:r>
+          </w:p>
+        </w:tc>
+      </w:tr>
+      <w:tr>
+        <w:tc>
+          <w:tcPr>
+            <w:tcW w:type="dxa" w:w="3100"/>
+            <w:tcMar>
+              <w:top w:type="dxa" w:w="80"/>
+              <w:left w:type="dxa" w:w="120"/>
+              <w:bottom w:type="dxa" w:w="80"/>
+              <w:right w:type="dxa" w:w="120"/>
+            </w:tcMar>
+          </w:tcPr>
+          <w:p>
+            <w:r>
+              <w:rPr>
+                <w:color w:val="555555"/>
+                <w:sz w:val="19"/>
+                <w:szCs w:val="19"/>
+              </w:rPr>
+              <w:t xml:space="preserve">Cost 2 price</w:t>
+            </w:r>
+          </w:p>
+        </w:tc>
+        <w:tc>
+          <w:tcPr>
+            <w:tcW w:type="dxa" w:w="6260"/>
+            <w:tcMar>
+              <w:top w:type="dxa" w:w="80"/>
+              <w:left w:type="dxa" w:w="120"/>
+              <w:bottom w:type="dxa" w:w="80"/>
+              <w:right w:type="dxa" w:w="120"/>
+            </w:tcMar>
+          </w:tcPr>
+          <w:p>
+            <w:r>
+              <w:rPr>
+                <w:b w:val="false"/>
+                <w:bCs w:val="false"/>
+                <w:color w:val="000000"/>
+                <w:sz w:val="21"/>
+                <w:szCs w:val="21"/>
+              </w:rPr>
+              <w:t xml:space="preserve">Rarely any</w:t>
+            </w:r>
+          </w:p>
+        </w:tc>
+      </w:tr>
+      <w:tr>
+        <w:tc>
+          <w:tcPr>
+            <w:tcW w:type="dxa" w:w="3100"/>
+            <w:tcMar>
+              <w:top w:type="dxa" w:w="80"/>
+              <w:left w:type="dxa" w:w="120"/>
+              <w:bottom w:type="dxa" w:w="80"/>
+              <w:right w:type="dxa" w:w="120"/>
+            </w:tcMar>
+          </w:tcPr>
+          <w:p>
+            <w:r>
+              <w:rPr>
+                <w:color w:val="555555"/>
+                <w:sz w:val="19"/>
+                <w:szCs w:val="19"/>
+              </w:rPr>
+              <w:t xml:space="preserve">Cost 3 question</w:t>
+            </w:r>
+          </w:p>
+        </w:tc>
+        <w:tc>
+          <w:tcPr>
+            <w:tcW w:type="dxa" w:w="6260"/>
+            <w:tcMar>
+              <w:top w:type="dxa" w:w="80"/>
+              <w:left w:type="dxa" w:w="120"/>
+              <w:bottom w:type="dxa" w:w="80"/>
+              <w:right w:type="dxa" w:w="120"/>
+            </w:tcMar>
+          </w:tcPr>
+          <w:p>
+            <w:r>
+              <w:rPr>
+                <w:b w:val="false"/>
+                <w:bCs w:val="false"/>
+                <w:color w:val="000000"/>
+                <w:sz w:val="21"/>
+                <w:szCs w:val="21"/>
+              </w:rPr>
+              <w:t xml:space="preserve">Money for the version that is not packaged?</w:t>
+            </w:r>
+          </w:p>
+        </w:tc>
+      </w:tr>
+      <w:tr>
+        <w:tc>
+          <w:tcPr>
+            <w:tcW w:type="dxa" w:w="3100"/>
+            <w:tcMar>
+              <w:top w:type="dxa" w:w="80"/>
+              <w:left w:type="dxa" w:w="120"/>
+              <w:bottom w:type="dxa" w:w="80"/>
+              <w:right w:type="dxa" w:w="120"/>
+            </w:tcMar>
+          </w:tcPr>
+          <w:p>
+            <w:r>
+              <w:rPr>
+                <w:color w:val="555555"/>
+                <w:sz w:val="19"/>
+                <w:szCs w:val="19"/>
+              </w:rPr>
+              <w:t xml:space="preserve">Cost 3 price</w:t>
+            </w:r>
+          </w:p>
+        </w:tc>
+        <w:tc>
+          <w:tcPr>
+            <w:tcW w:type="dxa" w:w="6260"/>
+            <w:tcMar>
+              <w:top w:type="dxa" w:w="80"/>
+              <w:left w:type="dxa" w:w="120"/>
+              <w:bottom w:type="dxa" w:w="80"/>
+              <w:right w:type="dxa" w:w="120"/>
+            </w:tcMar>
+          </w:tcPr>
+          <w:p>
+            <w:r>
+              <w:rPr>
+                <w:b w:val="false"/>
+                <w:bCs w:val="false"/>
+                <w:color w:val="000000"/>
+                <w:sz w:val="21"/>
+                <w:szCs w:val="21"/>
+              </w:rPr>
+              <w:t xml:space="preserve">Priced like a luxury</w:t>
+            </w:r>
+          </w:p>
+        </w:tc>
+      </w:tr>
+      <w:tr>
+        <w:tc>
+          <w:tcPr>
+            <w:tcW w:type="dxa" w:w="3100"/>
+            <w:tcMar>
+              <w:top w:type="dxa" w:w="80"/>
+              <w:left w:type="dxa" w:w="120"/>
+              <w:bottom w:type="dxa" w:w="80"/>
+              <w:right w:type="dxa" w:w="120"/>
+            </w:tcMar>
+          </w:tcPr>
+          <w:p>
+            <w:r>
+              <w:rPr>
+                <w:color w:val="555555"/>
+                <w:sz w:val="19"/>
+                <w:szCs w:val="19"/>
+              </w:rPr>
+              <w:t xml:space="preserve">Cost 4 question</w:t>
+            </w:r>
+          </w:p>
+        </w:tc>
+        <w:tc>
+          <w:tcPr>
+            <w:tcW w:type="dxa" w:w="6260"/>
+            <w:tcMar>
+              <w:top w:type="dxa" w:w="80"/>
+              <w:left w:type="dxa" w:w="120"/>
+              <w:bottom w:type="dxa" w:w="80"/>
+              <w:right w:type="dxa" w:w="120"/>
+            </w:tcMar>
+          </w:tcPr>
+          <w:p>
+            <w:r>
+              <w:rPr>
+                <w:b w:val="false"/>
+                <w:bCs w:val="false"/>
+                <w:color w:val="000000"/>
+                <w:sz w:val="21"/>
+                <w:szCs w:val="21"/>
+              </w:rPr>
+              <w:t xml:space="preserve">A kitchen that actually works?</w:t>
+            </w:r>
+          </w:p>
+        </w:tc>
+      </w:tr>
+      <w:tr>
+        <w:tc>
+          <w:tcPr>
+            <w:tcW w:type="dxa" w:w="3100"/>
+            <w:tcMar>
+              <w:top w:type="dxa" w:w="80"/>
+              <w:left w:type="dxa" w:w="120"/>
+              <w:bottom w:type="dxa" w:w="80"/>
+              <w:right w:type="dxa" w:w="120"/>
+            </w:tcMar>
+          </w:tcPr>
+          <w:p>
+            <w:r>
+              <w:rPr>
+                <w:color w:val="555555"/>
+                <w:sz w:val="19"/>
+                <w:szCs w:val="19"/>
+              </w:rPr>
+              <w:t xml:space="preserve">Cost 4 price</w:t>
+            </w:r>
+          </w:p>
+        </w:tc>
+        <w:tc>
+          <w:tcPr>
+            <w:tcW w:type="dxa" w:w="6260"/>
+            <w:tcMar>
+              <w:top w:type="dxa" w:w="80"/>
+              <w:left w:type="dxa" w:w="120"/>
+              <w:bottom w:type="dxa" w:w="80"/>
+              <w:right w:type="dxa" w:w="120"/>
+            </w:tcMar>
+          </w:tcPr>
+          <w:p>
+            <w:r>
+              <w:rPr>
+                <w:b w:val="false"/>
+                <w:bCs w:val="false"/>
+                <w:color w:val="000000"/>
+                <w:sz w:val="21"/>
+                <w:szCs w:val="21"/>
+              </w:rPr>
+              <w:t xml:space="preserve">Not guaranteed</w:t>
+            </w:r>
+          </w:p>
+        </w:tc>
+      </w:tr>
+      <w:tr>
+        <w:tc>
+          <w:tcPr>
+            <w:tcW w:type="dxa" w:w="3100"/>
+            <w:tcMar>
+              <w:top w:type="dxa" w:w="80"/>
+              <w:left w:type="dxa" w:w="120"/>
+              <w:bottom w:type="dxa" w:w="80"/>
+              <w:right w:type="dxa" w:w="120"/>
+            </w:tcMar>
+          </w:tcPr>
+          <w:p>
+            <w:r>
+              <w:rPr>
+                <w:color w:val="555555"/>
+                <w:sz w:val="19"/>
+                <w:szCs w:val="19"/>
+              </w:rPr>
+              <w:t xml:space="preserve">Cost 5 question</w:t>
+            </w:r>
+          </w:p>
+        </w:tc>
+        <w:tc>
+          <w:tcPr>
+            <w:tcW w:type="dxa" w:w="6260"/>
+            <w:tcMar>
+              <w:top w:type="dxa" w:w="80"/>
+              <w:left w:type="dxa" w:w="120"/>
+              <w:bottom w:type="dxa" w:w="80"/>
+              <w:right w:type="dxa" w:w="120"/>
+            </w:tcMar>
+          </w:tcPr>
+          <w:p>
+            <w:r>
+              <w:rPr>
+                <w:b w:val="false"/>
+                <w:bCs w:val="false"/>
+                <w:color w:val="000000"/>
+                <w:sz w:val="21"/>
+                <w:szCs w:val="21"/>
+              </w:rPr>
+              <w:t xml:space="preserve">Someone who already knows how to cook it?</w:t>
+            </w:r>
+          </w:p>
+        </w:tc>
+      </w:tr>
+      <w:tr>
+        <w:tc>
+          <w:tcPr>
+            <w:tcW w:type="dxa" w:w="3100"/>
+            <w:tcMar>
+              <w:top w:type="dxa" w:w="80"/>
+              <w:left w:type="dxa" w:w="120"/>
+              <w:bottom w:type="dxa" w:w="80"/>
+              <w:right w:type="dxa" w:w="120"/>
+            </w:tcMar>
+          </w:tcPr>
+          <w:p>
+            <w:r>
+              <w:rPr>
+                <w:color w:val="555555"/>
+                <w:sz w:val="19"/>
+                <w:szCs w:val="19"/>
+              </w:rPr>
+              <w:t xml:space="preserve">Cost 5 price</w:t>
+            </w:r>
+          </w:p>
+        </w:tc>
+        <w:tc>
+          <w:tcPr>
+            <w:tcW w:type="dxa" w:w="6260"/>
+            <w:tcMar>
+              <w:top w:type="dxa" w:w="80"/>
+              <w:left w:type="dxa" w:w="120"/>
+              <w:bottom w:type="dxa" w:w="80"/>
+              <w:right w:type="dxa" w:w="120"/>
+            </w:tcMar>
+          </w:tcPr>
+          <w:p>
+            <w:r>
+              <w:rPr>
+                <w:b w:val="false"/>
+                <w:bCs w:val="false"/>
+                <w:color w:val="000000"/>
+                <w:sz w:val="21"/>
+                <w:szCs w:val="21"/>
+              </w:rPr>
+              <w:t xml:space="preserve">Depends who raised you</w:t>
+            </w:r>
+          </w:p>
+        </w:tc>
+      </w:tr>
+      <w:tr>
+        <w:tc>
+          <w:tcPr>
+            <w:tcW w:type="dxa" w:w="3100"/>
+            <w:tcMar>
+              <w:top w:type="dxa" w:w="80"/>
+              <w:left w:type="dxa" w:w="120"/>
+              <w:bottom w:type="dxa" w:w="80"/>
+              <w:right w:type="dxa" w:w="120"/>
+            </w:tcMar>
+          </w:tcPr>
+          <w:p>
+            <w:r>
+              <w:rPr>
+                <w:color w:val="555555"/>
+                <w:sz w:val="19"/>
+                <w:szCs w:val="19"/>
+              </w:rPr>
+              <w:t xml:space="preserve">Cost 6 question</w:t>
+            </w:r>
+          </w:p>
+        </w:tc>
+        <w:tc>
+          <w:tcPr>
+            <w:tcW w:type="dxa" w:w="6260"/>
+            <w:tcMar>
+              <w:top w:type="dxa" w:w="80"/>
+              <w:left w:type="dxa" w:w="120"/>
+              <w:bottom w:type="dxa" w:w="80"/>
+              <w:right w:type="dxa" w:w="120"/>
+            </w:tcMar>
+          </w:tcPr>
+          <w:p>
+            <w:r>
+              <w:rPr>
+                <w:b w:val="false"/>
+                <w:bCs w:val="false"/>
+                <w:color w:val="000000"/>
+                <w:sz w:val="21"/>
+                <w:szCs w:val="21"/>
+              </w:rPr>
+              <w:t xml:space="preserve">A ride to get there at all?</w:t>
+            </w:r>
+          </w:p>
+        </w:tc>
+      </w:tr>
+      <w:tr>
+        <w:tc>
+          <w:tcPr>
+            <w:tcW w:type="dxa" w:w="3100"/>
+            <w:tcMar>
+              <w:top w:type="dxa" w:w="80"/>
+              <w:left w:type="dxa" w:w="120"/>
+              <w:bottom w:type="dxa" w:w="80"/>
+              <w:right w:type="dxa" w:w="120"/>
+            </w:tcMar>
+          </w:tcPr>
+          <w:p>
+            <w:r>
+              <w:rPr>
+                <w:color w:val="555555"/>
+                <w:sz w:val="19"/>
+                <w:szCs w:val="19"/>
+              </w:rPr>
+              <w:t xml:space="preserve">Cost 6 price</w:t>
+            </w:r>
+          </w:p>
+        </w:tc>
+        <w:tc>
+          <w:tcPr>
+            <w:tcW w:type="dxa" w:w="6260"/>
+            <w:tcMar>
+              <w:top w:type="dxa" w:w="80"/>
+              <w:left w:type="dxa" w:w="120"/>
+              <w:bottom w:type="dxa" w:w="80"/>
+              <w:right w:type="dxa" w:w="120"/>
+            </w:tcMar>
+          </w:tcPr>
+          <w:p>
+            <w:r>
+              <w:rPr>
+                <w:b w:val="false"/>
+                <w:bCs w:val="false"/>
+                <w:color w:val="000000"/>
+                <w:sz w:val="21"/>
+                <w:szCs w:val="21"/>
+              </w:rPr>
+              <w:t xml:space="preserve">Not everyone has one</w:t>
+            </w:r>
+          </w:p>
+        </w:tc>
+      </w:tr>
+      <w:tr>
+        <w:tc>
+          <w:tcPr>
+            <w:tcW w:type="dxa" w:w="3100"/>
+            <w:tcMar>
+              <w:top w:type="dxa" w:w="80"/>
+              <w:left w:type="dxa" w:w="120"/>
+              <w:bottom w:type="dxa" w:w="80"/>
+              <w:right w:type="dxa" w:w="120"/>
+            </w:tcMar>
+          </w:tcPr>
+          <w:p>
+            <w:r>
+              <w:rPr>
+                <w:color w:val="555555"/>
+                <w:sz w:val="19"/>
+                <w:szCs w:val="19"/>
+              </w:rPr>
+              <w:t xml:space="preserve">Paragraph beside the costs</w:t>
+            </w:r>
+          </w:p>
+        </w:tc>
+        <w:tc>
+          <w:tcPr>
+            <w:tcW w:type="dxa" w:w="6260"/>
+            <w:tcMar>
+              <w:top w:type="dxa" w:w="80"/>
+              <w:left w:type="dxa" w:w="120"/>
+              <w:bottom w:type="dxa" w:w="80"/>
+              <w:right w:type="dxa" w:w="120"/>
+            </w:tcMar>
+          </w:tcPr>
+          <w:p>
+            <w:r>
+              <w:rPr>
+                <w:b w:val="false"/>
+                <w:bCs w:val="false"/>
+                <w:color w:val="000000"/>
+                <w:sz w:val="21"/>
+                <w:szCs w:val="21"/>
+              </w:rPr>
+              <w:t xml:space="preserve">Nobody eats badly because they lack willpower any more than Tyler lacked hours. The same gates that decided who got to be great decide who gets to eat well: proximity, time, money, and someone who already knows how. Leadership here does not mean telling people to try harder. It means opening a gate.</w:t>
+            </w:r>
+          </w:p>
+        </w:tc>
+      </w:tr>
+      <w:tr>
+        <w:tc>
+          <w:tcPr>
+            <w:tcW w:type="dxa" w:w="3100"/>
+            <w:tcMar>
+              <w:top w:type="dxa" w:w="80"/>
+              <w:left w:type="dxa" w:w="120"/>
+              <w:bottom w:type="dxa" w:w="80"/>
+              <w:right w:type="dxa" w:w="120"/>
+            </w:tcMar>
+          </w:tcPr>
+          <w:p>
+            <w:r>
+              <w:rPr>
+                <w:color w:val="555555"/>
+                <w:sz w:val="19"/>
+                <w:szCs w:val="19"/>
+              </w:rPr>
+              <w:t xml:space="preserve">Example 1 who</w:t>
+            </w:r>
+          </w:p>
+        </w:tc>
+        <w:tc>
+          <w:tcPr>
+            <w:tcW w:type="dxa" w:w="6260"/>
+            <w:tcMar>
+              <w:top w:type="dxa" w:w="80"/>
+              <w:left w:type="dxa" w:w="120"/>
+              <w:bottom w:type="dxa" w:w="80"/>
+              <w:right w:type="dxa" w:w="120"/>
+            </w:tcMar>
+          </w:tcPr>
+          <w:p>
+            <w:r>
+              <w:rPr>
+                <w:b w:val="false"/>
+                <w:bCs w:val="false"/>
+                <w:color w:val="000000"/>
+                <w:sz w:val="21"/>
+                <w:szCs w:val="21"/>
+              </w:rPr>
+              <w:t xml:space="preserve">A ride</w:t>
+            </w:r>
+          </w:p>
+        </w:tc>
+      </w:tr>
+      <w:tr>
+        <w:tc>
+          <w:tcPr>
+            <w:tcW w:type="dxa" w:w="3100"/>
+            <w:tcMar>
+              <w:top w:type="dxa" w:w="80"/>
+              <w:left w:type="dxa" w:w="120"/>
+              <w:bottom w:type="dxa" w:w="80"/>
+              <w:right w:type="dxa" w:w="120"/>
+            </w:tcMar>
+          </w:tcPr>
+          <w:p>
+            <w:r>
+              <w:rPr>
+                <w:color w:val="555555"/>
+                <w:sz w:val="19"/>
+                <w:szCs w:val="19"/>
+              </w:rPr>
+              <w:t xml:space="preserve">Example 1 what</w:t>
+            </w:r>
+          </w:p>
+        </w:tc>
+        <w:tc>
+          <w:tcPr>
+            <w:tcW w:type="dxa" w:w="6260"/>
+            <w:tcMar>
+              <w:top w:type="dxa" w:w="80"/>
+              <w:left w:type="dxa" w:w="120"/>
+              <w:bottom w:type="dxa" w:w="80"/>
+              <w:right w:type="dxa" w:w="120"/>
+            </w:tcMar>
+          </w:tcPr>
+          <w:p>
+            <w:r>
+              <w:rPr>
+                <w:b w:val="false"/>
+                <w:bCs w:val="false"/>
+                <w:color w:val="000000"/>
+                <w:sz w:val="21"/>
+                <w:szCs w:val="21"/>
+              </w:rPr>
+              <w:t xml:space="preserve">A community shuttle to the grocery store on pantry days</w:t>
+            </w:r>
+          </w:p>
+        </w:tc>
+      </w:tr>
+      <w:tr>
+        <w:tc>
+          <w:tcPr>
+            <w:tcW w:type="dxa" w:w="3100"/>
+            <w:tcMar>
+              <w:top w:type="dxa" w:w="80"/>
+              <w:left w:type="dxa" w:w="120"/>
+              <w:bottom w:type="dxa" w:w="80"/>
+              <w:right w:type="dxa" w:w="120"/>
+            </w:tcMar>
+          </w:tcPr>
+          <w:p>
+            <w:r>
+              <w:rPr>
+                <w:color w:val="555555"/>
+                <w:sz w:val="19"/>
+                <w:szCs w:val="19"/>
+              </w:rPr>
+              <w:t xml:space="preserve">Example 2 who</w:t>
+            </w:r>
+          </w:p>
+        </w:tc>
+        <w:tc>
+          <w:tcPr>
+            <w:tcW w:type="dxa" w:w="6260"/>
+            <w:tcMar>
+              <w:top w:type="dxa" w:w="80"/>
+              <w:left w:type="dxa" w:w="120"/>
+              <w:bottom w:type="dxa" w:w="80"/>
+              <w:right w:type="dxa" w:w="120"/>
+            </w:tcMar>
+          </w:tcPr>
+          <w:p>
+            <w:r>
+              <w:rPr>
+                <w:b w:val="false"/>
+                <w:bCs w:val="false"/>
+                <w:color w:val="000000"/>
+                <w:sz w:val="21"/>
+                <w:szCs w:val="21"/>
+              </w:rPr>
+              <w:t xml:space="preserve">A recipe</w:t>
+            </w:r>
+          </w:p>
+        </w:tc>
+      </w:tr>
+      <w:tr>
+        <w:tc>
+          <w:tcPr>
+            <w:tcW w:type="dxa" w:w="3100"/>
+            <w:tcMar>
+              <w:top w:type="dxa" w:w="80"/>
+              <w:left w:type="dxa" w:w="120"/>
+              <w:bottom w:type="dxa" w:w="80"/>
+              <w:right w:type="dxa" w:w="120"/>
+            </w:tcMar>
+          </w:tcPr>
+          <w:p>
+            <w:r>
+              <w:rPr>
+                <w:color w:val="555555"/>
+                <w:sz w:val="19"/>
+                <w:szCs w:val="19"/>
+              </w:rPr>
+              <w:t xml:space="preserve">Example 2 what</w:t>
+            </w:r>
+          </w:p>
+        </w:tc>
+        <w:tc>
+          <w:tcPr>
+            <w:tcW w:type="dxa" w:w="6260"/>
+            <w:tcMar>
+              <w:top w:type="dxa" w:w="80"/>
+              <w:left w:type="dxa" w:w="120"/>
+              <w:bottom w:type="dxa" w:w="80"/>
+              <w:right w:type="dxa" w:w="120"/>
+            </w:tcMar>
+          </w:tcPr>
+          <w:p>
+            <w:r>
+              <w:rPr>
+                <w:b w:val="false"/>
+                <w:bCs w:val="false"/>
+                <w:color w:val="000000"/>
+                <w:sz w:val="21"/>
+                <w:szCs w:val="21"/>
+              </w:rPr>
+              <w:t xml:space="preserve">A thirty minute recipe card that assumes two jobs and one pan</w:t>
+            </w:r>
+          </w:p>
+        </w:tc>
+      </w:tr>
+      <w:tr>
+        <w:tc>
+          <w:tcPr>
+            <w:tcW w:type="dxa" w:w="3100"/>
+            <w:tcMar>
+              <w:top w:type="dxa" w:w="80"/>
+              <w:left w:type="dxa" w:w="120"/>
+              <w:bottom w:type="dxa" w:w="80"/>
+              <w:right w:type="dxa" w:w="120"/>
+            </w:tcMar>
+          </w:tcPr>
+          <w:p>
+            <w:r>
+              <w:rPr>
+                <w:color w:val="555555"/>
+                <w:sz w:val="19"/>
+                <w:szCs w:val="19"/>
+              </w:rPr>
+              <w:t xml:space="preserve">Closing line</w:t>
+            </w:r>
+          </w:p>
+        </w:tc>
+        <w:tc>
+          <w:tcPr>
+            <w:tcW w:type="dxa" w:w="6260"/>
+            <w:tcMar>
+              <w:top w:type="dxa" w:w="80"/>
+              <w:left w:type="dxa" w:w="120"/>
+              <w:bottom w:type="dxa" w:w="80"/>
+              <w:right w:type="dxa" w:w="120"/>
+            </w:tcMar>
+          </w:tcPr>
+          <w:p>
+            <w:r>
+              <w:rPr>
+                <w:b w:val="false"/>
+                <w:bCs w:val="false"/>
+                <w:color w:val="000000"/>
+                <w:sz w:val="21"/>
+                <w:szCs w:val="21"/>
+              </w:rPr>
+              <w:t xml:space="preserve">Obsession made Cole a musician. Access decides who gets to eat.</w:t>
+            </w:r>
+          </w:p>
+        </w:tc>
+      </w:tr>
+    </w:tbl>
+    <w:p>
+      <w:pPr>
+        <w:pStyle w:val="Heading1"/>
+        <w:spacing w:after="140" w:before="320"/>
+      </w:pPr>
+      <w:r>
+        <w:t xml:space="preserve">Slide 20 — Our brand</w:t>
+      </w:r>
+    </w:p>
+    <w:tbl>
+      <w:tblPr>
+        <w:tblW w:type="dxa" w:w="9360"/>
+        <w:tblBorders>
+          <w:top w:val="single" w:color="D8D4CA" w:sz="2"/>
+          <w:left w:val="single" w:color="D8D4CA" w:sz="2"/>
+          <w:bottom w:val="single" w:color="D8D4CA" w:sz="2"/>
+          <w:right w:val="single" w:color="D8D4CA" w:sz="2"/>
+          <w:insideH w:val="single" w:color="E8E5DD" w:sz="2"/>
+          <w:insideV w:val="single" w:color="E8E5DD" w:sz="2"/>
+        </w:tblBorders>
+      </w:tblPr>
+      <w:tblGrid>
+        <w:gridCol w:w="3100"/>
+        <w:gridCol w:w="6260"/>
+      </w:tblGrid>
+      <w:tr>
+        <w:tc>
+          <w:tcPr>
+            <w:tcW w:type="dxa" w:w="3100"/>
+            <w:tcMar>
+              <w:top w:type="dxa" w:w="80"/>
+              <w:left w:type="dxa" w:w="120"/>
+              <w:bottom w:type="dxa" w:w="80"/>
+              <w:right w:type="dxa" w:w="120"/>
+            </w:tcMar>
+          </w:tcPr>
+          <w:p>
+            <w:r>
+              <w:rPr>
+                <w:color w:val="555555"/>
+                <w:sz w:val="19"/>
+                <w:szCs w:val="19"/>
+              </w:rPr>
+              <w:t xml:space="preserve">Label at the top</w:t>
+            </w:r>
+          </w:p>
+        </w:tc>
+        <w:tc>
+          <w:tcPr>
+            <w:tcW w:type="dxa" w:w="6260"/>
+            <w:tcMar>
+              <w:top w:type="dxa" w:w="80"/>
+              <w:left w:type="dxa" w:w="120"/>
+              <w:bottom w:type="dxa" w:w="80"/>
+              <w:right w:type="dxa" w:w="120"/>
+            </w:tcMar>
+          </w:tcPr>
+          <w:p>
+            <w:r>
+              <w:rPr>
+                <w:b w:val="false"/>
+                <w:bCs w:val="false"/>
+                <w:color w:val="000000"/>
+                <w:sz w:val="21"/>
+                <w:szCs w:val="21"/>
+              </w:rPr>
+              <w:t xml:space="preserve">Section 4 — professional brand</w:t>
+            </w:r>
+          </w:p>
+        </w:tc>
+      </w:tr>
+      <w:tr>
+        <w:tc>
+          <w:tcPr>
+            <w:tcW w:type="dxa" w:w="3100"/>
+            <w:tcMar>
+              <w:top w:type="dxa" w:w="80"/>
+              <w:left w:type="dxa" w:w="120"/>
+              <w:bottom w:type="dxa" w:w="80"/>
+              <w:right w:type="dxa" w:w="120"/>
+            </w:tcMar>
+          </w:tcPr>
+          <w:p>
+            <w:r>
+              <w:rPr>
+                <w:color w:val="555555"/>
+                <w:sz w:val="19"/>
+                <w:szCs w:val="19"/>
+              </w:rPr>
+              <w:t xml:space="preserve">Lead-in</w:t>
+            </w:r>
+          </w:p>
+        </w:tc>
+        <w:tc>
+          <w:tcPr>
+            <w:tcW w:type="dxa" w:w="6260"/>
+            <w:tcMar>
+              <w:top w:type="dxa" w:w="80"/>
+              <w:left w:type="dxa" w:w="120"/>
+              <w:bottom w:type="dxa" w:w="80"/>
+              <w:right w:type="dxa" w:w="120"/>
+            </w:tcMar>
+          </w:tcPr>
+          <w:p>
+            <w:r>
+              <w:rPr>
+                <w:b w:val="false"/>
+                <w:bCs w:val="false"/>
+                <w:color w:val="000000"/>
+                <w:sz w:val="21"/>
+                <w:szCs w:val="21"/>
+              </w:rPr>
+              <w:t xml:space="preserve">So here is the statement we are staking our name to.</w:t>
+            </w:r>
+          </w:p>
+        </w:tc>
+      </w:tr>
+      <w:tr>
+        <w:tc>
+          <w:tcPr>
+            <w:tcW w:type="dxa" w:w="3100"/>
+            <w:tcMar>
+              <w:top w:type="dxa" w:w="80"/>
+              <w:left w:type="dxa" w:w="120"/>
+              <w:bottom w:type="dxa" w:w="80"/>
+              <w:right w:type="dxa" w:w="120"/>
+            </w:tcMar>
+          </w:tcPr>
+          <w:p>
+            <w:r>
+              <w:rPr>
+                <w:color w:val="555555"/>
+                <w:sz w:val="19"/>
+                <w:szCs w:val="19"/>
+              </w:rPr>
+              <w:t xml:space="preserve">Cole’s quote</w:t>
+            </w:r>
+          </w:p>
+        </w:tc>
+        <w:tc>
+          <w:tcPr>
+            <w:tcW w:type="dxa" w:w="6260"/>
+            <w:tcMar>
+              <w:top w:type="dxa" w:w="80"/>
+              <w:left w:type="dxa" w:w="120"/>
+              <w:bottom w:type="dxa" w:w="80"/>
+              <w:right w:type="dxa" w:w="120"/>
+            </w:tcMar>
+          </w:tcPr>
+          <w:p>
+            <w:r>
+              <w:rPr>
+                <w:b w:val="false"/>
+                <w:bCs w:val="false"/>
+                <w:color w:val="000000"/>
+                <w:sz w:val="21"/>
+                <w:szCs w:val="21"/>
+              </w:rPr>
+              <w:t xml:space="preserve">We care about how we spend our hours, not just how many we log. Getting good at *Siege* and getting good at flute turned out to be the same problem: hours alone don't do it. Deliberate practice has to be practiced too, on purpose, with feedback, every time. As student leaders, that's the mindset we're building: spending our time where it actually compounds, and helping the people around us find the same kind of leverage in theirs. The mindset we are most focused on developing ourselves is that same intentional, deliberate practice, turned inward.</w:t>
+            </w:r>
+          </w:p>
+        </w:tc>
+      </w:tr>
+      <w:tr>
+        <w:tc>
+          <w:tcPr>
+            <w:tcW w:type="dxa" w:w="3100"/>
+            <w:tcMar>
+              <w:top w:type="dxa" w:w="80"/>
+              <w:left w:type="dxa" w:w="120"/>
+              <w:bottom w:type="dxa" w:w="80"/>
+              <w:right w:type="dxa" w:w="120"/>
+            </w:tcMar>
+          </w:tcPr>
+          <w:p>
+            <w:r>
+              <w:rPr>
+                <w:color w:val="555555"/>
+                <w:sz w:val="19"/>
+                <w:szCs w:val="19"/>
+              </w:rPr>
+              <w:t xml:space="preserve">Signed</w:t>
+            </w:r>
+          </w:p>
+        </w:tc>
+        <w:tc>
+          <w:tcPr>
+            <w:tcW w:type="dxa" w:w="6260"/>
+            <w:tcMar>
+              <w:top w:type="dxa" w:w="80"/>
+              <w:left w:type="dxa" w:w="120"/>
+              <w:bottom w:type="dxa" w:w="80"/>
+              <w:right w:type="dxa" w:w="120"/>
+            </w:tcMar>
+          </w:tcPr>
+          <w:p>
+            <w:r>
+              <w:rPr>
+                <w:b w:val="false"/>
+                <w:bCs w:val="false"/>
+                <w:color w:val="000000"/>
+                <w:sz w:val="21"/>
+                <w:szCs w:val="21"/>
+              </w:rPr>
+              <w:t xml:space="preserve">Collin, Bryan, Bonga, Eduard, and Cole</w:t>
+            </w:r>
+          </w:p>
+        </w:tc>
+      </w:tr>
+    </w:tbl>
+    <w:p>
+      <w:pPr>
+        <w:pStyle w:val="Heading1"/>
+        <w:spacing w:after="140" w:before="320"/>
+      </w:pPr>
+      <w:r>
+        <w:t xml:space="preserve">Slide 21 — Eduard · LinkedIn</w:t>
+      </w:r>
+    </w:p>
+    <w:tbl>
+      <w:tblPr>
+        <w:tblW w:type="dxa" w:w="9360"/>
+        <w:tblBorders>
+          <w:top w:val="single" w:color="D8D4CA" w:sz="2"/>
+          <w:left w:val="single" w:color="D8D4CA" w:sz="2"/>
+          <w:bottom w:val="single" w:color="D8D4CA" w:sz="2"/>
+          <w:right w:val="single" w:color="D8D4CA" w:sz="2"/>
+          <w:insideH w:val="single" w:color="E8E5DD" w:sz="2"/>
+          <w:insideV w:val="single" w:color="E8E5DD" w:sz="2"/>
+        </w:tblBorders>
+      </w:tblPr>
+      <w:tblGrid>
+        <w:gridCol w:w="3100"/>
+        <w:gridCol w:w="6260"/>
+      </w:tblGrid>
+      <w:tr>
+        <w:tc>
+          <w:tcPr>
+            <w:tcW w:type="dxa" w:w="3100"/>
+            <w:tcMar>
+              <w:top w:type="dxa" w:w="80"/>
+              <w:left w:type="dxa" w:w="120"/>
+              <w:bottom w:type="dxa" w:w="80"/>
+              <w:right w:type="dxa" w:w="120"/>
+            </w:tcMar>
+          </w:tcPr>
+          <w:p>
+            <w:r>
+              <w:rPr>
+                <w:color w:val="555555"/>
+                <w:sz w:val="19"/>
+                <w:szCs w:val="19"/>
+              </w:rPr>
+              <w:t xml:space="preserve">Label above name</w:t>
+            </w:r>
+          </w:p>
+        </w:tc>
+        <w:tc>
+          <w:tcPr>
+            <w:tcW w:type="dxa" w:w="6260"/>
+            <w:tcMar>
+              <w:top w:type="dxa" w:w="80"/>
+              <w:left w:type="dxa" w:w="120"/>
+              <w:bottom w:type="dxa" w:w="80"/>
+              <w:right w:type="dxa" w:w="120"/>
+            </w:tcMar>
+          </w:tcPr>
+          <w:p>
+            <w:r>
+              <w:rPr>
+                <w:b w:val="false"/>
+                <w:bCs w:val="false"/>
+                <w:color w:val="000000"/>
+                <w:sz w:val="21"/>
+                <w:szCs w:val="21"/>
+              </w:rPr>
+              <w:t xml:space="preserve">Section 5 — LinkedIn profile draft</w:t>
+            </w:r>
+          </w:p>
+        </w:tc>
+      </w:tr>
+      <w:tr>
+        <w:tc>
+          <w:tcPr>
+            <w:tcW w:type="dxa" w:w="3100"/>
+            <w:tcMar>
+              <w:top w:type="dxa" w:w="80"/>
+              <w:left w:type="dxa" w:w="120"/>
+              <w:bottom w:type="dxa" w:w="80"/>
+              <w:right w:type="dxa" w:w="120"/>
+            </w:tcMar>
+          </w:tcPr>
+          <w:p>
+            <w:r>
+              <w:rPr>
+                <w:color w:val="555555"/>
+                <w:sz w:val="19"/>
+                <w:szCs w:val="19"/>
+              </w:rPr>
+              <w:t xml:space="preserve">Name</w:t>
+            </w:r>
+          </w:p>
+        </w:tc>
+        <w:tc>
+          <w:tcPr>
+            <w:tcW w:type="dxa" w:w="6260"/>
+            <w:tcMar>
+              <w:top w:type="dxa" w:w="80"/>
+              <w:left w:type="dxa" w:w="120"/>
+              <w:bottom w:type="dxa" w:w="80"/>
+              <w:right w:type="dxa" w:w="120"/>
+            </w:tcMar>
+          </w:tcPr>
+          <w:p>
+            <w:r>
+              <w:rPr>
+                <w:b w:val="false"/>
+                <w:bCs w:val="false"/>
+                <w:color w:val="000000"/>
+                <w:sz w:val="21"/>
+                <w:szCs w:val="21"/>
+              </w:rPr>
+              <w:t xml:space="preserve">Eduard Varga</w:t>
+            </w:r>
+          </w:p>
+        </w:tc>
+      </w:tr>
+      <w:tr>
+        <w:tc>
+          <w:tcPr>
+            <w:tcW w:type="dxa" w:w="3100"/>
+            <w:tcMar>
+              <w:top w:type="dxa" w:w="80"/>
+              <w:left w:type="dxa" w:w="120"/>
+              <w:bottom w:type="dxa" w:w="80"/>
+              <w:right w:type="dxa" w:w="120"/>
+            </w:tcMar>
+          </w:tcPr>
+          <w:p>
+            <w:r>
+              <w:rPr>
+                <w:color w:val="555555"/>
+                <w:sz w:val="19"/>
+                <w:szCs w:val="19"/>
+              </w:rPr>
+              <w:t xml:space="preserve">Line under the name</w:t>
+            </w:r>
+          </w:p>
+        </w:tc>
+        <w:tc>
+          <w:tcPr>
+            <w:tcW w:type="dxa" w:w="6260"/>
+            <w:tcMar>
+              <w:top w:type="dxa" w:w="80"/>
+              <w:left w:type="dxa" w:w="120"/>
+              <w:bottom w:type="dxa" w:w="80"/>
+              <w:right w:type="dxa" w:w="120"/>
+            </w:tcMar>
+          </w:tcPr>
+          <w:p>
+            <w:r>
+              <w:rPr>
+                <w:b w:val="false"/>
+                <w:bCs w:val="false"/>
+                <w:color w:val="000000"/>
+                <w:sz w:val="21"/>
+                <w:szCs w:val="21"/>
+              </w:rPr>
+              <w:t xml:space="preserve">Honors Finance Student, UNF</w:t>
+            </w:r>
+          </w:p>
+        </w:tc>
+      </w:tr>
+      <w:tr>
+        <w:tc>
+          <w:tcPr>
+            <w:tcW w:type="dxa" w:w="3100"/>
+            <w:tcMar>
+              <w:top w:type="dxa" w:w="80"/>
+              <w:left w:type="dxa" w:w="120"/>
+              <w:bottom w:type="dxa" w:w="80"/>
+              <w:right w:type="dxa" w:w="120"/>
+            </w:tcMar>
+          </w:tcPr>
+          <w:p>
+            <w:r>
+              <w:rPr>
+                <w:color w:val="555555"/>
+                <w:sz w:val="19"/>
+                <w:szCs w:val="19"/>
+              </w:rPr>
+              <w:t xml:space="preserve">Photo file (in public/)</w:t>
+            </w:r>
+          </w:p>
+        </w:tc>
+        <w:tc>
+          <w:tcPr>
+            <w:tcW w:type="dxa" w:w="6260"/>
+            <w:tcMar>
+              <w:top w:type="dxa" w:w="80"/>
+              <w:left w:type="dxa" w:w="120"/>
+              <w:bottom w:type="dxa" w:w="80"/>
+              <w:right w:type="dxa" w:w="120"/>
+            </w:tcMar>
+          </w:tcPr>
+          <w:p>
+            <w:r>
+              <w:rPr>
+                <w:b w:val="false"/>
+                <w:bCs w:val="false"/>
+                <w:color w:val="000000"/>
+                <w:sz w:val="21"/>
+                <w:szCs w:val="21"/>
+              </w:rPr>
+              <w:t xml:space="preserve">/eduard.png</w:t>
+            </w:r>
+          </w:p>
+        </w:tc>
+      </w:tr>
+      <w:tr>
+        <w:tc>
+          <w:tcPr>
+            <w:tcW w:type="dxa" w:w="3100"/>
+            <w:tcMar>
+              <w:top w:type="dxa" w:w="80"/>
+              <w:left w:type="dxa" w:w="120"/>
+              <w:bottom w:type="dxa" w:w="80"/>
+              <w:right w:type="dxa" w:w="120"/>
+            </w:tcMar>
+          </w:tcPr>
+          <w:p>
+            <w:r>
+              <w:rPr>
+                <w:color w:val="555555"/>
+                <w:sz w:val="19"/>
+                <w:szCs w:val="19"/>
+              </w:rPr>
+              <w:t xml:space="preserve">Photo caption</w:t>
+            </w:r>
+          </w:p>
+        </w:tc>
+        <w:tc>
+          <w:tcPr>
+            <w:tcW w:type="dxa" w:w="6260"/>
+            <w:tcMar>
+              <w:top w:type="dxa" w:w="80"/>
+              <w:left w:type="dxa" w:w="120"/>
+              <w:bottom w:type="dxa" w:w="80"/>
+              <w:right w:type="dxa" w:w="120"/>
+            </w:tcMar>
+          </w:tcPr>
+          <w:p>
+            <w:r>
+              <w:rPr>
+                <w:b w:val="false"/>
+                <w:bCs w:val="false"/>
+                <w:color w:val="000000"/>
+                <w:sz w:val="21"/>
+                <w:szCs w:val="21"/>
+              </w:rPr>
+              <w:t xml:space="preserve">linkedin.com/in/eduardvarga</w:t>
+            </w:r>
+          </w:p>
+        </w:tc>
+      </w:tr>
+      <w:tr>
+        <w:tc>
+          <w:tcPr>
+            <w:tcW w:type="dxa" w:w="3100"/>
+            <w:tcMar>
+              <w:top w:type="dxa" w:w="80"/>
+              <w:left w:type="dxa" w:w="120"/>
+              <w:bottom w:type="dxa" w:w="80"/>
+              <w:right w:type="dxa" w:w="120"/>
+            </w:tcMar>
+          </w:tcPr>
+          <w:p>
+            <w:r>
+              <w:rPr>
+                <w:color w:val="555555"/>
+                <w:sz w:val="19"/>
+                <w:szCs w:val="19"/>
+              </w:rPr>
+              <w:t xml:space="preserve">Fact 1 label</w:t>
+            </w:r>
+          </w:p>
+        </w:tc>
+        <w:tc>
+          <w:tcPr>
+            <w:tcW w:type="dxa" w:w="6260"/>
+            <w:tcMar>
+              <w:top w:type="dxa" w:w="80"/>
+              <w:left w:type="dxa" w:w="120"/>
+              <w:bottom w:type="dxa" w:w="80"/>
+              <w:right w:type="dxa" w:w="120"/>
+            </w:tcMar>
+          </w:tcPr>
+          <w:p>
+            <w:r>
+              <w:rPr>
+                <w:b w:val="false"/>
+                <w:bCs w:val="false"/>
+                <w:color w:val="000000"/>
+                <w:sz w:val="21"/>
+                <w:szCs w:val="21"/>
+              </w:rPr>
+              <w:t xml:space="preserve">School</w:t>
+            </w:r>
+          </w:p>
+        </w:tc>
+      </w:tr>
+      <w:tr>
+        <w:tc>
+          <w:tcPr>
+            <w:tcW w:type="dxa" w:w="3100"/>
+            <w:tcMar>
+              <w:top w:type="dxa" w:w="80"/>
+              <w:left w:type="dxa" w:w="120"/>
+              <w:bottom w:type="dxa" w:w="80"/>
+              <w:right w:type="dxa" w:w="120"/>
+            </w:tcMar>
+          </w:tcPr>
+          <w:p>
+            <w:r>
+              <w:rPr>
+                <w:color w:val="555555"/>
+                <w:sz w:val="19"/>
+                <w:szCs w:val="19"/>
+              </w:rPr>
+              <w:t xml:space="preserve">Fact 1 value</w:t>
+            </w:r>
+          </w:p>
+        </w:tc>
+        <w:tc>
+          <w:tcPr>
+            <w:tcW w:type="dxa" w:w="6260"/>
+            <w:tcMar>
+              <w:top w:type="dxa" w:w="80"/>
+              <w:left w:type="dxa" w:w="120"/>
+              <w:bottom w:type="dxa" w:w="80"/>
+              <w:right w:type="dxa" w:w="120"/>
+            </w:tcMar>
+          </w:tcPr>
+          <w:p>
+            <w:r>
+              <w:rPr>
+                <w:b w:val="false"/>
+                <w:bCs w:val="false"/>
+                <w:color w:val="000000"/>
+                <w:sz w:val="21"/>
+                <w:szCs w:val="21"/>
+              </w:rPr>
+              <w:t xml:space="preserve">UNF, Coggin Honors</w:t>
+            </w:r>
+          </w:p>
+        </w:tc>
+      </w:tr>
+      <w:tr>
+        <w:tc>
+          <w:tcPr>
+            <w:tcW w:type="dxa" w:w="3100"/>
+            <w:tcMar>
+              <w:top w:type="dxa" w:w="80"/>
+              <w:left w:type="dxa" w:w="120"/>
+              <w:bottom w:type="dxa" w:w="80"/>
+              <w:right w:type="dxa" w:w="120"/>
+            </w:tcMar>
+          </w:tcPr>
+          <w:p>
+            <w:r>
+              <w:rPr>
+                <w:color w:val="555555"/>
+                <w:sz w:val="19"/>
+                <w:szCs w:val="19"/>
+              </w:rPr>
+              <w:t xml:space="preserve">Fact 2 label</w:t>
+            </w:r>
+          </w:p>
+        </w:tc>
+        <w:tc>
+          <w:tcPr>
+            <w:tcW w:type="dxa" w:w="6260"/>
+            <w:tcMar>
+              <w:top w:type="dxa" w:w="80"/>
+              <w:left w:type="dxa" w:w="120"/>
+              <w:bottom w:type="dxa" w:w="80"/>
+              <w:right w:type="dxa" w:w="120"/>
+            </w:tcMar>
+          </w:tcPr>
+          <w:p>
+            <w:r>
+              <w:rPr>
+                <w:b w:val="false"/>
+                <w:bCs w:val="false"/>
+                <w:color w:val="000000"/>
+                <w:sz w:val="21"/>
+                <w:szCs w:val="21"/>
+              </w:rPr>
+              <w:t xml:space="preserve">Major</w:t>
+            </w:r>
+          </w:p>
+        </w:tc>
+      </w:tr>
+      <w:tr>
+        <w:tc>
+          <w:tcPr>
+            <w:tcW w:type="dxa" w:w="3100"/>
+            <w:tcMar>
+              <w:top w:type="dxa" w:w="80"/>
+              <w:left w:type="dxa" w:w="120"/>
+              <w:bottom w:type="dxa" w:w="80"/>
+              <w:right w:type="dxa" w:w="120"/>
+            </w:tcMar>
+          </w:tcPr>
+          <w:p>
+            <w:r>
+              <w:rPr>
+                <w:color w:val="555555"/>
+                <w:sz w:val="19"/>
+                <w:szCs w:val="19"/>
+              </w:rPr>
+              <w:t xml:space="preserve">Fact 2 value</w:t>
+            </w:r>
+          </w:p>
+        </w:tc>
+        <w:tc>
+          <w:tcPr>
+            <w:tcW w:type="dxa" w:w="6260"/>
+            <w:tcMar>
+              <w:top w:type="dxa" w:w="80"/>
+              <w:left w:type="dxa" w:w="120"/>
+              <w:bottom w:type="dxa" w:w="80"/>
+              <w:right w:type="dxa" w:w="120"/>
+            </w:tcMar>
+          </w:tcPr>
+          <w:p>
+            <w:r>
+              <w:rPr>
+                <w:b w:val="false"/>
+                <w:bCs w:val="false"/>
+                <w:color w:val="000000"/>
+                <w:sz w:val="21"/>
+                <w:szCs w:val="21"/>
+              </w:rPr>
+              <w:t xml:space="preserve">Finance</w:t>
+            </w:r>
+          </w:p>
+        </w:tc>
+      </w:tr>
+      <w:tr>
+        <w:tc>
+          <w:tcPr>
+            <w:tcW w:type="dxa" w:w="3100"/>
+            <w:tcMar>
+              <w:top w:type="dxa" w:w="80"/>
+              <w:left w:type="dxa" w:w="120"/>
+              <w:bottom w:type="dxa" w:w="80"/>
+              <w:right w:type="dxa" w:w="120"/>
+            </w:tcMar>
+          </w:tcPr>
+          <w:p>
+            <w:r>
+              <w:rPr>
+                <w:color w:val="555555"/>
+                <w:sz w:val="19"/>
+                <w:szCs w:val="19"/>
+              </w:rPr>
+              <w:t xml:space="preserve">Fact 3 label</w:t>
+            </w:r>
+          </w:p>
+        </w:tc>
+        <w:tc>
+          <w:tcPr>
+            <w:tcW w:type="dxa" w:w="6260"/>
+            <w:tcMar>
+              <w:top w:type="dxa" w:w="80"/>
+              <w:left w:type="dxa" w:w="120"/>
+              <w:bottom w:type="dxa" w:w="80"/>
+              <w:right w:type="dxa" w:w="120"/>
+            </w:tcMar>
+          </w:tcPr>
+          <w:p>
+            <w:r>
+              <w:rPr>
+                <w:b w:val="false"/>
+                <w:bCs w:val="false"/>
+                <w:color w:val="000000"/>
+                <w:sz w:val="21"/>
+                <w:szCs w:val="21"/>
+              </w:rPr>
+              <w:t xml:space="preserve">Matches reffed</w:t>
+            </w:r>
+          </w:p>
+        </w:tc>
+      </w:tr>
+      <w:tr>
+        <w:tc>
+          <w:tcPr>
+            <w:tcW w:type="dxa" w:w="3100"/>
+            <w:tcMar>
+              <w:top w:type="dxa" w:w="80"/>
+              <w:left w:type="dxa" w:w="120"/>
+              <w:bottom w:type="dxa" w:w="80"/>
+              <w:right w:type="dxa" w:w="120"/>
+            </w:tcMar>
+          </w:tcPr>
+          <w:p>
+            <w:r>
+              <w:rPr>
+                <w:color w:val="555555"/>
+                <w:sz w:val="19"/>
+                <w:szCs w:val="19"/>
+              </w:rPr>
+              <w:t xml:space="preserve">Fact 3 value</w:t>
+            </w:r>
+          </w:p>
+        </w:tc>
+        <w:tc>
+          <w:tcPr>
+            <w:tcW w:type="dxa" w:w="6260"/>
+            <w:tcMar>
+              <w:top w:type="dxa" w:w="80"/>
+              <w:left w:type="dxa" w:w="120"/>
+              <w:bottom w:type="dxa" w:w="80"/>
+              <w:right w:type="dxa" w:w="120"/>
+            </w:tcMar>
+          </w:tcPr>
+          <w:p>
+            <w:r>
+              <w:rPr>
+                <w:b w:val="false"/>
+                <w:bCs w:val="false"/>
+                <w:color w:val="000000"/>
+                <w:sz w:val="21"/>
+                <w:szCs w:val="21"/>
+              </w:rPr>
+              <w:t xml:space="preserve">200+</w:t>
+            </w:r>
+          </w:p>
+        </w:tc>
+      </w:tr>
+      <w:tr>
+        <w:tc>
+          <w:tcPr>
+            <w:tcW w:type="dxa" w:w="3100"/>
+            <w:tcMar>
+              <w:top w:type="dxa" w:w="80"/>
+              <w:left w:type="dxa" w:w="120"/>
+              <w:bottom w:type="dxa" w:w="80"/>
+              <w:right w:type="dxa" w:w="120"/>
+            </w:tcMar>
+          </w:tcPr>
+          <w:p>
+            <w:r>
+              <w:rPr>
+                <w:color w:val="555555"/>
+                <w:sz w:val="19"/>
+                <w:szCs w:val="19"/>
+              </w:rPr>
+              <w:t xml:space="preserve">Quote under the facts</w:t>
+            </w:r>
+          </w:p>
+        </w:tc>
+        <w:tc>
+          <w:tcPr>
+            <w:tcW w:type="dxa" w:w="6260"/>
+            <w:tcMar>
+              <w:top w:type="dxa" w:w="80"/>
+              <w:left w:type="dxa" w:w="120"/>
+              <w:bottom w:type="dxa" w:w="80"/>
+              <w:right w:type="dxa" w:w="120"/>
+            </w:tcMar>
+          </w:tcPr>
+          <w:p>
+            <w:r>
+              <w:rPr>
+                <w:b w:val="false"/>
+                <w:bCs w:val="false"/>
+                <w:color w:val="000000"/>
+                <w:sz w:val="21"/>
+                <w:szCs w:val="21"/>
+              </w:rPr>
+              <w:t xml:space="preserve">“Honors Finance Student at UNF: building habits one repetition at a time.” Coggin Honors finance major who referees 200+ soccer matches a year, trains new hires at a pizza shop, and volunteers in animal welfare and senior care.</w:t>
+            </w:r>
+          </w:p>
+        </w:tc>
+      </w:tr>
+    </w:tbl>
+    <w:p>
+      <w:pPr>
+        <w:pStyle w:val="Heading1"/>
+        <w:spacing w:after="140" w:before="320"/>
+      </w:pPr>
+      <w:r>
+        <w:t xml:space="preserve">Slide 22 — End</w:t>
+      </w:r>
+    </w:p>
+    <w:tbl>
+      <w:tblPr>
+        <w:tblW w:type="dxa" w:w="9360"/>
+        <w:tblBorders>
+          <w:top w:val="single" w:color="D8D4CA" w:sz="2"/>
+          <w:left w:val="single" w:color="D8D4CA" w:sz="2"/>
+          <w:bottom w:val="single" w:color="D8D4CA" w:sz="2"/>
+          <w:right w:val="single" w:color="D8D4CA" w:sz="2"/>
+          <w:insideH w:val="single" w:color="E8E5DD" w:sz="2"/>
+          <w:insideV w:val="single" w:color="E8E5DD" w:sz="2"/>
+        </w:tblBorders>
+      </w:tblPr>
+      <w:tblGrid>
+        <w:gridCol w:w="3100"/>
+        <w:gridCol w:w="6260"/>
+      </w:tblGrid>
+      <w:tr>
+        <w:tc>
+          <w:tcPr>
+            <w:tcW w:type="dxa" w:w="3100"/>
+            <w:tcMar>
+              <w:top w:type="dxa" w:w="80"/>
+              <w:left w:type="dxa" w:w="120"/>
+              <w:bottom w:type="dxa" w:w="80"/>
+              <w:right w:type="dxa" w:w="120"/>
+            </w:tcMar>
+          </w:tcPr>
+          <w:p>
+            <w:r>
+              <w:rPr>
+                <w:color w:val="555555"/>
+                <w:sz w:val="19"/>
+                <w:szCs w:val="19"/>
+              </w:rPr>
+              <w:t xml:space="preserve">Line 1</w:t>
+            </w:r>
+          </w:p>
+        </w:tc>
+        <w:tc>
+          <w:tcPr>
+            <w:tcW w:type="dxa" w:w="6260"/>
+            <w:tcMar>
+              <w:top w:type="dxa" w:w="80"/>
+              <w:left w:type="dxa" w:w="120"/>
+              <w:bottom w:type="dxa" w:w="80"/>
+              <w:right w:type="dxa" w:w="120"/>
+            </w:tcMar>
+          </w:tcPr>
+          <w:p>
+            <w:r>
+              <w:rPr>
+                <w:b w:val="false"/>
+                <w:bCs w:val="false"/>
+                <w:color w:val="000000"/>
+                <w:sz w:val="21"/>
+                <w:szCs w:val="21"/>
+              </w:rPr>
+              <w:t xml:space="preserve">Hours are the</w:t>
+            </w:r>
+          </w:p>
+        </w:tc>
+      </w:tr>
+      <w:tr>
+        <w:tc>
+          <w:tcPr>
+            <w:tcW w:type="dxa" w:w="3100"/>
+            <w:tcMar>
+              <w:top w:type="dxa" w:w="80"/>
+              <w:left w:type="dxa" w:w="120"/>
+              <w:bottom w:type="dxa" w:w="80"/>
+              <w:right w:type="dxa" w:w="120"/>
+            </w:tcMar>
+          </w:tcPr>
+          <w:p>
+            <w:r>
+              <w:rPr>
+                <w:color w:val="555555"/>
+                <w:sz w:val="19"/>
+                <w:szCs w:val="19"/>
+              </w:rPr>
+              <w:t xml:space="preserve">Line 2</w:t>
+            </w:r>
+          </w:p>
+        </w:tc>
+        <w:tc>
+          <w:tcPr>
+            <w:tcW w:type="dxa" w:w="6260"/>
+            <w:tcMar>
+              <w:top w:type="dxa" w:w="80"/>
+              <w:left w:type="dxa" w:w="120"/>
+              <w:bottom w:type="dxa" w:w="80"/>
+              <w:right w:type="dxa" w:w="120"/>
+            </w:tcMar>
+          </w:tcPr>
+          <w:p>
+            <w:r>
+              <w:rPr>
+                <w:b w:val="false"/>
+                <w:bCs w:val="false"/>
+                <w:color w:val="000000"/>
+                <w:sz w:val="21"/>
+                <w:szCs w:val="21"/>
+              </w:rPr>
+              <w:t xml:space="preserve">container.</w:t>
+            </w:r>
+          </w:p>
+        </w:tc>
+      </w:tr>
+      <w:tr>
+        <w:tc>
+          <w:tcPr>
+            <w:tcW w:type="dxa" w:w="3100"/>
+            <w:tcMar>
+              <w:top w:type="dxa" w:w="80"/>
+              <w:left w:type="dxa" w:w="120"/>
+              <w:bottom w:type="dxa" w:w="80"/>
+              <w:right w:type="dxa" w:w="120"/>
+            </w:tcMar>
+          </w:tcPr>
+          <w:p>
+            <w:r>
+              <w:rPr>
+                <w:color w:val="555555"/>
+                <w:sz w:val="19"/>
+                <w:szCs w:val="19"/>
+              </w:rPr>
+              <w:t xml:space="preserve">Line 3 (green italic)</w:t>
+            </w:r>
+          </w:p>
+        </w:tc>
+        <w:tc>
+          <w:tcPr>
+            <w:tcW w:type="dxa" w:w="6260"/>
+            <w:tcMar>
+              <w:top w:type="dxa" w:w="80"/>
+              <w:left w:type="dxa" w:w="120"/>
+              <w:bottom w:type="dxa" w:w="80"/>
+              <w:right w:type="dxa" w:w="120"/>
+            </w:tcMar>
+          </w:tcPr>
+          <w:p>
+            <w:r>
+              <w:rPr>
+                <w:b w:val="false"/>
+                <w:bCs w:val="false"/>
+                <w:color w:val="000000"/>
+                <w:sz w:val="21"/>
+                <w:szCs w:val="21"/>
+              </w:rPr>
+              <w:t xml:space="preserve">You choose the content.</w:t>
+            </w:r>
+          </w:p>
+        </w:tc>
+      </w:tr>
+    </w:tbl>
+    <w:p>
+      <w:r>
+        <w:br w:type="page"/>
+      </w:r>
+    </w:p>
+    <w:p>
+      <w:pPr>
+        <w:pStyle w:val="Heading1"/>
+        <w:spacing w:after="140" w:before="320"/>
+      </w:pPr>
+      <w:r>
+        <w:t xml:space="preserve">Section 2 — the slide that does not exist yet</w:t>
+      </w:r>
+    </w:p>
+    <w:p>
+      <w:pPr>
+        <w:spacing w:after="120"/>
+      </w:pPr>
+      <w:r>
+        <w:rPr>
+          <w:sz w:val="21"/>
+          <w:szCs w:val="21"/>
+        </w:rPr>
+        <w:t xml:space="preserve">The assignment asks you to connect the Outliers lesson to the LinkedIn Learning module “Developing Leadership Mindsets”. Nothing in the deck does that yet — it is the only section without slides.</w:t>
+      </w:r>
+    </w:p>
+    <w:p>
+      <w:pPr>
+        <w:spacing w:after="200"/>
+      </w:pPr>
+      <w:r>
+        <w:rPr>
+          <w:sz w:val="21"/>
+          <w:szCs w:val="21"/>
+        </w:rPr>
+        <w:t xml:space="preserve">Rough notes are enough. Send them back and they get built into a chapter that sits between the argument and the food-security section.</w:t>
+      </w:r>
+    </w:p>
+    <w:tbl>
+      <w:tblPr>
+        <w:tblW w:type="dxa" w:w="9360"/>
+        <w:tblBorders>
+          <w:top w:val="single" w:color="D8D4CA" w:sz="2"/>
+          <w:left w:val="single" w:color="D8D4CA" w:sz="2"/>
+          <w:bottom w:val="single" w:color="D8D4CA" w:sz="2"/>
+          <w:right w:val="single" w:color="D8D4CA" w:sz="2"/>
+          <w:insideH w:val="single" w:color="E8E5DD" w:sz="2"/>
+          <w:insideV w:val="single" w:color="E8E5DD" w:sz="2"/>
+        </w:tblBorders>
+      </w:tblPr>
+      <w:tblGrid>
+        <w:gridCol w:w="3100"/>
+        <w:gridCol w:w="6260"/>
+      </w:tblGrid>
+      <w:tr>
+        <w:tc>
+          <w:tcPr>
+            <w:tcW w:type="dxa" w:w="3100"/>
+            <w:tcMar>
+              <w:top w:type="dxa" w:w="80"/>
+              <w:left w:type="dxa" w:w="120"/>
+              <w:bottom w:type="dxa" w:w="80"/>
+              <w:right w:type="dxa" w:w="120"/>
+            </w:tcMar>
+          </w:tcPr>
+          <w:p>
+            <w:r>
+              <w:rPr>
+                <w:color w:val="555555"/>
+                <w:sz w:val="19"/>
+                <w:szCs w:val="19"/>
+              </w:rPr>
+              <w:t xml:space="preserve">Which mindset from the module you are using</w:t>
             </w:r>
           </w:p>
         </w:tc>
@@ -8474,7 +10438,7 @@
                 <w:sz w:val="19"/>
                 <w:szCs w:val="19"/>
               </w:rPr>
-              <w:t xml:space="preserve">Section 2 — anything specific from the module to quote</w:t>
+              <w:t xml:space="preserve">How it connects to hours vs. deliberate practice</w:t>
             </w:r>
           </w:p>
         </w:tc>
@@ -8520,7 +10484,7 @@
                 <w:sz w:val="19"/>
                 <w:szCs w:val="19"/>
               </w:rPr>
-              <w:t xml:space="preserve">Section 3 — how this applies to food insecurity / community service</w:t>
+              <w:t xml:space="preserve">A line from the module worth putting on screen</w:t>
             </w:r>
           </w:p>
         </w:tc>
@@ -8566,53 +10530,7 @@
                 <w:sz w:val="19"/>
                 <w:szCs w:val="19"/>
               </w:rPr>
-              <w:t xml:space="preserve">Section 3 — a concrete example or number worth putting on screen</w:t>
-            </w:r>
-          </w:p>
-        </w:tc>
-        <w:tc>
-          <w:tcPr>
-            <w:tcW w:type="dxa" w:w="6260"/>
-            <w:tcMar>
-              <w:top w:type="dxa" w:w="80"/>
-              <w:left w:type="dxa" w:w="120"/>
-              <w:bottom w:type="dxa" w:w="80"/>
-              <w:right w:type="dxa" w:w="120"/>
-            </w:tcMar>
-          </w:tcPr>
-          <w:p>
-            <w:r>
-              <w:rPr>
-                <w:b w:val="false"/>
-                <w:bCs w:val="false"/>
-                <w:color w:val="000000"/>
-                <w:sz w:val="21"/>
-                <w:szCs w:val="21"/>
-              </w:rPr>
-              <w:t xml:space="preserve">[FILL IN]</w:t>
-            </w:r>
-          </w:p>
-        </w:tc>
-      </w:tr>
-      <w:tr>
-        <w:tc>
-          <w:tcPr>
-            <w:tcW w:type="dxa" w:w="3100"/>
-            <w:tcMar>
-              <w:top w:type="dxa" w:w="80"/>
-              <w:left w:type="dxa" w:w="120"/>
-              <w:bottom w:type="dxa" w:w="80"/>
-              <w:right w:type="dxa" w:w="120"/>
-            </w:tcMar>
-          </w:tcPr>
-          <w:p>
-            <w:r>
-              <w:rPr>
-                <w:color w:val="555555"/>
-                <w:sz w:val="19"/>
-                <w:szCs w:val="19"/>
-              </w:rPr>
-              <w:t xml:space="preserve">Section 4 — professional brand statement for the group</w:t>
+              <w:t xml:space="preserve">Where it shows up in your own group</w:t>
             </w:r>
           </w:p>
         </w:tc>
@@ -8653,7 +10571,7 @@
           <w:sz w:val="18"/>
           <w:szCs w:val="18"/>
         </w:rPr>
-        <w:t xml:space="preserve">These rows are plain text, not slides yet — send back whatever you have and the slides get built around it.</w:t>
+        <w:t xml:space="preserve">Delete any row you do not want and the slide gets built around what is left.</w:t>
       </w:r>
     </w:p>
     <w:sectPr>

--- a/deck-text.docx
+++ b/deck-text.docx
@@ -1543,7 +1543,7 @@
                 <w:sz w:val="21"/>
                 <w:szCs w:val="21"/>
               </w:rPr>
-              <w:t xml:space="preserve">Every argument in this presentation is about the second one.</w:t>
+              <w:t xml:space="preserve">Everything after this slide is about the second one.</w:t>
             </w:r>
           </w:p>
         </w:tc>
@@ -2029,7 +2029,7 @@
                 <w:sz w:val="21"/>
                 <w:szCs w:val="21"/>
               </w:rPr>
-              <w:t xml:space="preserve">Hours</w:t>
+              <w:t xml:space="preserve">Est. hours</w:t>
             </w:r>
           </w:p>
         </w:tc>
@@ -2167,7 +2167,7 @@
                 <w:sz w:val="21"/>
                 <w:szCs w:val="21"/>
               </w:rPr>
-              <w:t xml:space="preserve">Every week, 7 years</w:t>
+              <w:t xml:space="preserve">Every week</w:t>
             </w:r>
           </w:p>
         </w:tc>
@@ -2213,7 +2213,7 @@
                 <w:sz w:val="21"/>
                 <w:szCs w:val="21"/>
               </w:rPr>
-              <w:t xml:space="preserve">She is not obsessed. She did the solo because it was required, and she never had to audition for anything. What she had was somebody in the room telling her what was wrong — every week, for seven years.</w:t>
+              <w:t xml:space="preserve">She owns two flutes and has named them both — Stephanie and Serenity. One is “made from your basic metals used in cheap jewelry.” The other has a sterling silver headjoint, shaped to her own mouth. *Eight hundred dollars, and ten thousand.*</w:t>
             </w:r>
           </w:p>
         </w:tc>
@@ -2225,7 +2225,7 @@
         <w:spacing w:after="140" w:before="320"/>
       </w:pPr>
       <w:r>
-        <w:t xml:space="preserve">Slide 07 — Tyler</w:t>
+        <w:t xml:space="preserve">Slide 07 — The booklet</w:t>
       </w:r>
     </w:p>
     <w:tbl>
@@ -2262,6 +2262,2874 @@
                 <w:sz w:val="19"/>
                 <w:szCs w:val="19"/>
               </w:rPr>
+              <w:t xml:space="preserve">Label above headline</w:t>
+            </w:r>
+          </w:p>
+        </w:tc>
+        <w:tc>
+          <w:tcPr>
+            <w:tcW w:type="dxa" w:w="6260"/>
+            <w:tcMar>
+              <w:top w:type="dxa" w:w="80"/>
+              <w:left w:type="dxa" w:w="120"/>
+              <w:bottom w:type="dxa" w:w="80"/>
+              <w:right w:type="dxa" w:w="120"/>
+            </w:tcMar>
+          </w:tcPr>
+          <w:p>
+            <w:r>
+              <w:rPr>
+                <w:b w:val="false"/>
+                <w:bCs w:val="false"/>
+                <w:color w:val="000000"/>
+                <w:sz w:val="21"/>
+                <w:szCs w:val="21"/>
+              </w:rPr>
+              <w:t xml:space="preserve">Plate II — deliberate practice, as printed</w:t>
+            </w:r>
+          </w:p>
+        </w:tc>
+      </w:tr>
+      <w:tr>
+        <w:tc>
+          <w:tcPr>
+            <w:tcW w:type="dxa" w:w="3100"/>
+            <w:tcMar>
+              <w:top w:type="dxa" w:w="80"/>
+              <w:left w:type="dxa" w:w="120"/>
+              <w:bottom w:type="dxa" w:w="80"/>
+              <w:right w:type="dxa" w:w="120"/>
+            </w:tcMar>
+          </w:tcPr>
+          <w:p>
+            <w:r>
+              <w:rPr>
+                <w:color w:val="555555"/>
+                <w:sz w:val="19"/>
+                <w:szCs w:val="19"/>
+              </w:rPr>
+              <w:t xml:space="preserve">Headline</w:t>
+            </w:r>
+          </w:p>
+        </w:tc>
+        <w:tc>
+          <w:tcPr>
+            <w:tcW w:type="dxa" w:w="6260"/>
+            <w:tcMar>
+              <w:top w:type="dxa" w:w="80"/>
+              <w:left w:type="dxa" w:w="120"/>
+              <w:bottom w:type="dxa" w:w="80"/>
+              <w:right w:type="dxa" w:w="120"/>
+            </w:tcMar>
+          </w:tcPr>
+          <w:p>
+            <w:r>
+              <w:rPr>
+                <w:b w:val="false"/>
+                <w:bCs w:val="false"/>
+                <w:color w:val="000000"/>
+                <w:sz w:val="21"/>
+                <w:szCs w:val="21"/>
+              </w:rPr>
+              <w:t xml:space="preserve">This is what filled the hours</w:t>
+            </w:r>
+          </w:p>
+        </w:tc>
+      </w:tr>
+      <w:tr>
+        <w:tc>
+          <w:tcPr>
+            <w:tcW w:type="dxa" w:w="3100"/>
+            <w:tcMar>
+              <w:top w:type="dxa" w:w="80"/>
+              <w:left w:type="dxa" w:w="120"/>
+              <w:bottom w:type="dxa" w:w="80"/>
+              <w:right w:type="dxa" w:w="120"/>
+            </w:tcMar>
+          </w:tcPr>
+          <w:p>
+            <w:r>
+              <w:rPr>
+                <w:color w:val="555555"/>
+                <w:sz w:val="19"/>
+                <w:szCs w:val="19"/>
+              </w:rPr>
+              <w:t xml:space="preserve">Photo file (in public/)</w:t>
+            </w:r>
+          </w:p>
+        </w:tc>
+        <w:tc>
+          <w:tcPr>
+            <w:tcW w:type="dxa" w:w="6260"/>
+            <w:tcMar>
+              <w:top w:type="dxa" w:w="80"/>
+              <w:left w:type="dxa" w:w="120"/>
+              <w:bottom w:type="dxa" w:w="80"/>
+              <w:right w:type="dxa" w:w="120"/>
+            </w:tcMar>
+          </w:tcPr>
+          <w:p>
+            <w:r>
+              <w:rPr>
+                <w:b w:val="false"/>
+                <w:bCs w:val="false"/>
+                <w:color w:val="000000"/>
+                <w:sz w:val="21"/>
+                <w:szCs w:val="21"/>
+              </w:rPr>
+              <w:t xml:space="preserve">/scales-page.jpg</w:t>
+            </w:r>
+          </w:p>
+        </w:tc>
+      </w:tr>
+      <w:tr>
+        <w:tc>
+          <w:tcPr>
+            <w:tcW w:type="dxa" w:w="3100"/>
+            <w:tcMar>
+              <w:top w:type="dxa" w:w="80"/>
+              <w:left w:type="dxa" w:w="120"/>
+              <w:bottom w:type="dxa" w:w="80"/>
+              <w:right w:type="dxa" w:w="120"/>
+            </w:tcMar>
+          </w:tcPr>
+          <w:p>
+            <w:r>
+              <w:rPr>
+                <w:color w:val="555555"/>
+                <w:sz w:val="19"/>
+                <w:szCs w:val="19"/>
+              </w:rPr>
+              <w:t xml:space="preserve">Photo caption</w:t>
+            </w:r>
+          </w:p>
+        </w:tc>
+        <w:tc>
+          <w:tcPr>
+            <w:tcW w:type="dxa" w:w="6260"/>
+            <w:tcMar>
+              <w:top w:type="dxa" w:w="80"/>
+              <w:left w:type="dxa" w:w="120"/>
+              <w:bottom w:type="dxa" w:w="80"/>
+              <w:right w:type="dxa" w:w="120"/>
+            </w:tcMar>
+          </w:tcPr>
+          <w:p>
+            <w:r>
+              <w:rPr>
+                <w:b w:val="false"/>
+                <w:bCs w:val="false"/>
+                <w:color w:val="000000"/>
+                <w:sz w:val="21"/>
+                <w:szCs w:val="21"/>
+              </w:rPr>
+              <w:t xml:space="preserve">Flute Scale Studies · organized by Mr. Bryan McCall II</w:t>
+            </w:r>
+          </w:p>
+        </w:tc>
+      </w:tr>
+      <w:tr>
+        <w:tc>
+          <w:tcPr>
+            <w:tcW w:type="dxa" w:w="3100"/>
+            <w:tcMar>
+              <w:top w:type="dxa" w:w="80"/>
+              <w:left w:type="dxa" w:w="120"/>
+              <w:bottom w:type="dxa" w:w="80"/>
+              <w:right w:type="dxa" w:w="120"/>
+            </w:tcMar>
+          </w:tcPr>
+          <w:p>
+            <w:r>
+              <w:rPr>
+                <w:color w:val="555555"/>
+                <w:sz w:val="19"/>
+                <w:szCs w:val="19"/>
+              </w:rPr>
+              <w:t xml:space="preserve">Item 1 label</w:t>
+            </w:r>
+          </w:p>
+        </w:tc>
+        <w:tc>
+          <w:tcPr>
+            <w:tcW w:type="dxa" w:w="6260"/>
+            <w:tcMar>
+              <w:top w:type="dxa" w:w="80"/>
+              <w:left w:type="dxa" w:w="120"/>
+              <w:bottom w:type="dxa" w:w="80"/>
+              <w:right w:type="dxa" w:w="120"/>
+            </w:tcMar>
+          </w:tcPr>
+          <w:p>
+            <w:r>
+              <w:rPr>
+                <w:b w:val="false"/>
+                <w:bCs w:val="false"/>
+                <w:color w:val="000000"/>
+                <w:sz w:val="21"/>
+                <w:szCs w:val="21"/>
+              </w:rPr>
+              <w:t xml:space="preserve">Section 1</w:t>
+            </w:r>
+          </w:p>
+        </w:tc>
+      </w:tr>
+      <w:tr>
+        <w:tc>
+          <w:tcPr>
+            <w:tcW w:type="dxa" w:w="3100"/>
+            <w:tcMar>
+              <w:top w:type="dxa" w:w="80"/>
+              <w:left w:type="dxa" w:w="120"/>
+              <w:bottom w:type="dxa" w:w="80"/>
+              <w:right w:type="dxa" w:w="120"/>
+            </w:tcMar>
+          </w:tcPr>
+          <w:p>
+            <w:r>
+              <w:rPr>
+                <w:color w:val="555555"/>
+                <w:sz w:val="19"/>
+                <w:szCs w:val="19"/>
+              </w:rPr>
+              <w:t xml:space="preserve">Item 1 text</w:t>
+            </w:r>
+          </w:p>
+        </w:tc>
+        <w:tc>
+          <w:tcPr>
+            <w:tcW w:type="dxa" w:w="6260"/>
+            <w:tcMar>
+              <w:top w:type="dxa" w:w="80"/>
+              <w:left w:type="dxa" w:w="120"/>
+              <w:bottom w:type="dxa" w:w="80"/>
+              <w:right w:type="dxa" w:w="120"/>
+            </w:tcMar>
+          </w:tcPr>
+          <w:p>
+            <w:r>
+              <w:rPr>
+                <w:b w:val="false"/>
+                <w:bCs w:val="false"/>
+                <w:color w:val="000000"/>
+                <w:sz w:val="21"/>
+                <w:szCs w:val="21"/>
+              </w:rPr>
+              <w:t xml:space="preserve">Long Tones — “hold the note until the director signals you to the next note”</w:t>
+            </w:r>
+          </w:p>
+        </w:tc>
+      </w:tr>
+      <w:tr>
+        <w:tc>
+          <w:tcPr>
+            <w:tcW w:type="dxa" w:w="3100"/>
+            <w:tcMar>
+              <w:top w:type="dxa" w:w="80"/>
+              <w:left w:type="dxa" w:w="120"/>
+              <w:bottom w:type="dxa" w:w="80"/>
+              <w:right w:type="dxa" w:w="120"/>
+            </w:tcMar>
+          </w:tcPr>
+          <w:p>
+            <w:r>
+              <w:rPr>
+                <w:color w:val="555555"/>
+                <w:sz w:val="19"/>
+                <w:szCs w:val="19"/>
+              </w:rPr>
+              <w:t xml:space="preserve">Item 2 label</w:t>
+            </w:r>
+          </w:p>
+        </w:tc>
+        <w:tc>
+          <w:tcPr>
+            <w:tcW w:type="dxa" w:w="6260"/>
+            <w:tcMar>
+              <w:top w:type="dxa" w:w="80"/>
+              <w:left w:type="dxa" w:w="120"/>
+              <w:bottom w:type="dxa" w:w="80"/>
+              <w:right w:type="dxa" w:w="120"/>
+            </w:tcMar>
+          </w:tcPr>
+          <w:p>
+            <w:r>
+              <w:rPr>
+                <w:b w:val="false"/>
+                <w:bCs w:val="false"/>
+                <w:color w:val="000000"/>
+                <w:sz w:val="21"/>
+                <w:szCs w:val="21"/>
+              </w:rPr>
+              <w:t xml:space="preserve">Section 2</w:t>
+            </w:r>
+          </w:p>
+        </w:tc>
+      </w:tr>
+      <w:tr>
+        <w:tc>
+          <w:tcPr>
+            <w:tcW w:type="dxa" w:w="3100"/>
+            <w:tcMar>
+              <w:top w:type="dxa" w:w="80"/>
+              <w:left w:type="dxa" w:w="120"/>
+              <w:bottom w:type="dxa" w:w="80"/>
+              <w:right w:type="dxa" w:w="120"/>
+            </w:tcMar>
+          </w:tcPr>
+          <w:p>
+            <w:r>
+              <w:rPr>
+                <w:color w:val="555555"/>
+                <w:sz w:val="19"/>
+                <w:szCs w:val="19"/>
+              </w:rPr>
+              <w:t xml:space="preserve">Item 2 text</w:t>
+            </w:r>
+          </w:p>
+        </w:tc>
+        <w:tc>
+          <w:tcPr>
+            <w:tcW w:type="dxa" w:w="6260"/>
+            <w:tcMar>
+              <w:top w:type="dxa" w:w="80"/>
+              <w:left w:type="dxa" w:w="120"/>
+              <w:bottom w:type="dxa" w:w="80"/>
+              <w:right w:type="dxa" w:w="120"/>
+            </w:tcMar>
+          </w:tcPr>
+          <w:p>
+            <w:r>
+              <w:rPr>
+                <w:b w:val="false"/>
+                <w:bCs w:val="false"/>
+                <w:color w:val="000000"/>
+                <w:sz w:val="21"/>
+                <w:szCs w:val="21"/>
+              </w:rPr>
+              <w:t xml:space="preserve">FBA Style</w:t>
+            </w:r>
+          </w:p>
+        </w:tc>
+      </w:tr>
+      <w:tr>
+        <w:tc>
+          <w:tcPr>
+            <w:tcW w:type="dxa" w:w="3100"/>
+            <w:tcMar>
+              <w:top w:type="dxa" w:w="80"/>
+              <w:left w:type="dxa" w:w="120"/>
+              <w:bottom w:type="dxa" w:w="80"/>
+              <w:right w:type="dxa" w:w="120"/>
+            </w:tcMar>
+          </w:tcPr>
+          <w:p>
+            <w:r>
+              <w:rPr>
+                <w:color w:val="555555"/>
+                <w:sz w:val="19"/>
+                <w:szCs w:val="19"/>
+              </w:rPr>
+              <w:t xml:space="preserve">Item 3 label</w:t>
+            </w:r>
+          </w:p>
+        </w:tc>
+        <w:tc>
+          <w:tcPr>
+            <w:tcW w:type="dxa" w:w="6260"/>
+            <w:tcMar>
+              <w:top w:type="dxa" w:w="80"/>
+              <w:left w:type="dxa" w:w="120"/>
+              <w:bottom w:type="dxa" w:w="80"/>
+              <w:right w:type="dxa" w:w="120"/>
+            </w:tcMar>
+          </w:tcPr>
+          <w:p>
+            <w:r>
+              <w:rPr>
+                <w:b w:val="false"/>
+                <w:bCs w:val="false"/>
+                <w:color w:val="000000"/>
+                <w:sz w:val="21"/>
+                <w:szCs w:val="21"/>
+              </w:rPr>
+              <w:t xml:space="preserve">Section 3</w:t>
+            </w:r>
+          </w:p>
+        </w:tc>
+      </w:tr>
+      <w:tr>
+        <w:tc>
+          <w:tcPr>
+            <w:tcW w:type="dxa" w:w="3100"/>
+            <w:tcMar>
+              <w:top w:type="dxa" w:w="80"/>
+              <w:left w:type="dxa" w:w="120"/>
+              <w:bottom w:type="dxa" w:w="80"/>
+              <w:right w:type="dxa" w:w="120"/>
+            </w:tcMar>
+          </w:tcPr>
+          <w:p>
+            <w:r>
+              <w:rPr>
+                <w:color w:val="555555"/>
+                <w:sz w:val="19"/>
+                <w:szCs w:val="19"/>
+              </w:rPr>
+              <w:t xml:space="preserve">Item 3 text</w:t>
+            </w:r>
+          </w:p>
+        </w:tc>
+        <w:tc>
+          <w:tcPr>
+            <w:tcW w:type="dxa" w:w="6260"/>
+            <w:tcMar>
+              <w:top w:type="dxa" w:w="80"/>
+              <w:left w:type="dxa" w:w="120"/>
+              <w:bottom w:type="dxa" w:w="80"/>
+              <w:right w:type="dxa" w:w="120"/>
+            </w:tcMar>
+          </w:tcPr>
+          <w:p>
+            <w:r>
+              <w:rPr>
+                <w:b w:val="false"/>
+                <w:bCs w:val="false"/>
+                <w:color w:val="000000"/>
+                <w:sz w:val="21"/>
+                <w:szCs w:val="21"/>
+              </w:rPr>
+              <w:t xml:space="preserve">Thirds</w:t>
+            </w:r>
+          </w:p>
+        </w:tc>
+      </w:tr>
+      <w:tr>
+        <w:tc>
+          <w:tcPr>
+            <w:tcW w:type="dxa" w:w="3100"/>
+            <w:tcMar>
+              <w:top w:type="dxa" w:w="80"/>
+              <w:left w:type="dxa" w:w="120"/>
+              <w:bottom w:type="dxa" w:w="80"/>
+              <w:right w:type="dxa" w:w="120"/>
+            </w:tcMar>
+          </w:tcPr>
+          <w:p>
+            <w:r>
+              <w:rPr>
+                <w:color w:val="555555"/>
+                <w:sz w:val="19"/>
+                <w:szCs w:val="19"/>
+              </w:rPr>
+              <w:t xml:space="preserve">Item 4 label</w:t>
+            </w:r>
+          </w:p>
+        </w:tc>
+        <w:tc>
+          <w:tcPr>
+            <w:tcW w:type="dxa" w:w="6260"/>
+            <w:tcMar>
+              <w:top w:type="dxa" w:w="80"/>
+              <w:left w:type="dxa" w:w="120"/>
+              <w:bottom w:type="dxa" w:w="80"/>
+              <w:right w:type="dxa" w:w="120"/>
+            </w:tcMar>
+          </w:tcPr>
+          <w:p>
+            <w:r>
+              <w:rPr>
+                <w:b w:val="false"/>
+                <w:bCs w:val="false"/>
+                <w:color w:val="000000"/>
+                <w:sz w:val="21"/>
+                <w:szCs w:val="21"/>
+              </w:rPr>
+              <w:t xml:space="preserve">Section 4</w:t>
+            </w:r>
+          </w:p>
+        </w:tc>
+      </w:tr>
+      <w:tr>
+        <w:tc>
+          <w:tcPr>
+            <w:tcW w:type="dxa" w:w="3100"/>
+            <w:tcMar>
+              <w:top w:type="dxa" w:w="80"/>
+              <w:left w:type="dxa" w:w="120"/>
+              <w:bottom w:type="dxa" w:w="80"/>
+              <w:right w:type="dxa" w:w="120"/>
+            </w:tcMar>
+          </w:tcPr>
+          <w:p>
+            <w:r>
+              <w:rPr>
+                <w:color w:val="555555"/>
+                <w:sz w:val="19"/>
+                <w:szCs w:val="19"/>
+              </w:rPr>
+              <w:t xml:space="preserve">Item 4 text</w:t>
+            </w:r>
+          </w:p>
+        </w:tc>
+        <w:tc>
+          <w:tcPr>
+            <w:tcW w:type="dxa" w:w="6260"/>
+            <w:tcMar>
+              <w:top w:type="dxa" w:w="80"/>
+              <w:left w:type="dxa" w:w="120"/>
+              <w:bottom w:type="dxa" w:w="80"/>
+              <w:right w:type="dxa" w:w="120"/>
+            </w:tcMar>
+          </w:tcPr>
+          <w:p>
+            <w:r>
+              <w:rPr>
+                <w:b w:val="false"/>
+                <w:bCs w:val="false"/>
+                <w:color w:val="000000"/>
+                <w:sz w:val="21"/>
+                <w:szCs w:val="21"/>
+              </w:rPr>
+              <w:t xml:space="preserve">Clark Flexibilities</w:t>
+            </w:r>
+          </w:p>
+        </w:tc>
+      </w:tr>
+      <w:tr>
+        <w:tc>
+          <w:tcPr>
+            <w:tcW w:type="dxa" w:w="3100"/>
+            <w:tcMar>
+              <w:top w:type="dxa" w:w="80"/>
+              <w:left w:type="dxa" w:w="120"/>
+              <w:bottom w:type="dxa" w:w="80"/>
+              <w:right w:type="dxa" w:w="120"/>
+            </w:tcMar>
+          </w:tcPr>
+          <w:p>
+            <w:r>
+              <w:rPr>
+                <w:color w:val="555555"/>
+                <w:sz w:val="19"/>
+                <w:szCs w:val="19"/>
+              </w:rPr>
+              <w:t xml:space="preserve">Item 5 label</w:t>
+            </w:r>
+          </w:p>
+        </w:tc>
+        <w:tc>
+          <w:tcPr>
+            <w:tcW w:type="dxa" w:w="6260"/>
+            <w:tcMar>
+              <w:top w:type="dxa" w:w="80"/>
+              <w:left w:type="dxa" w:w="120"/>
+              <w:bottom w:type="dxa" w:w="80"/>
+              <w:right w:type="dxa" w:w="120"/>
+            </w:tcMar>
+          </w:tcPr>
+          <w:p>
+            <w:r>
+              <w:rPr>
+                <w:b w:val="false"/>
+                <w:bCs w:val="false"/>
+                <w:color w:val="000000"/>
+                <w:sz w:val="21"/>
+                <w:szCs w:val="21"/>
+              </w:rPr>
+              <w:t xml:space="preserve">Section 5</w:t>
+            </w:r>
+          </w:p>
+        </w:tc>
+      </w:tr>
+      <w:tr>
+        <w:tc>
+          <w:tcPr>
+            <w:tcW w:type="dxa" w:w="3100"/>
+            <w:tcMar>
+              <w:top w:type="dxa" w:w="80"/>
+              <w:left w:type="dxa" w:w="120"/>
+              <w:bottom w:type="dxa" w:w="80"/>
+              <w:right w:type="dxa" w:w="120"/>
+            </w:tcMar>
+          </w:tcPr>
+          <w:p>
+            <w:r>
+              <w:rPr>
+                <w:color w:val="555555"/>
+                <w:sz w:val="19"/>
+                <w:szCs w:val="19"/>
+              </w:rPr>
+              <w:t xml:space="preserve">Item 5 text</w:t>
+            </w:r>
+          </w:p>
+        </w:tc>
+        <w:tc>
+          <w:tcPr>
+            <w:tcW w:type="dxa" w:w="6260"/>
+            <w:tcMar>
+              <w:top w:type="dxa" w:w="80"/>
+              <w:left w:type="dxa" w:w="120"/>
+              <w:bottom w:type="dxa" w:w="80"/>
+              <w:right w:type="dxa" w:w="120"/>
+            </w:tcMar>
+          </w:tcPr>
+          <w:p>
+            <w:r>
+              <w:rPr>
+                <w:b w:val="false"/>
+                <w:bCs w:val="false"/>
+                <w:color w:val="000000"/>
+                <w:sz w:val="21"/>
+                <w:szCs w:val="21"/>
+              </w:rPr>
+              <w:t xml:space="preserve">Articulation — slur two, tongue two; tongue all; slur up, tongue down</w:t>
+            </w:r>
+          </w:p>
+        </w:tc>
+      </w:tr>
+      <w:tr>
+        <w:tc>
+          <w:tcPr>
+            <w:tcW w:type="dxa" w:w="3100"/>
+            <w:tcMar>
+              <w:top w:type="dxa" w:w="80"/>
+              <w:left w:type="dxa" w:w="120"/>
+              <w:bottom w:type="dxa" w:w="80"/>
+              <w:right w:type="dxa" w:w="120"/>
+            </w:tcMar>
+          </w:tcPr>
+          <w:p>
+            <w:r>
+              <w:rPr>
+                <w:color w:val="555555"/>
+                <w:sz w:val="19"/>
+                <w:szCs w:val="19"/>
+              </w:rPr>
+              <w:t xml:space="preserve">Item 6 label</w:t>
+            </w:r>
+          </w:p>
+        </w:tc>
+        <w:tc>
+          <w:tcPr>
+            <w:tcW w:type="dxa" w:w="6260"/>
+            <w:tcMar>
+              <w:top w:type="dxa" w:w="80"/>
+              <w:left w:type="dxa" w:w="120"/>
+              <w:bottom w:type="dxa" w:w="80"/>
+              <w:right w:type="dxa" w:w="120"/>
+            </w:tcMar>
+          </w:tcPr>
+          <w:p>
+            <w:r>
+              <w:rPr>
+                <w:b w:val="false"/>
+                <w:bCs w:val="false"/>
+                <w:color w:val="000000"/>
+                <w:sz w:val="21"/>
+                <w:szCs w:val="21"/>
+              </w:rPr>
+              <w:t xml:space="preserve">Section 6</w:t>
+            </w:r>
+          </w:p>
+        </w:tc>
+      </w:tr>
+      <w:tr>
+        <w:tc>
+          <w:tcPr>
+            <w:tcW w:type="dxa" w:w="3100"/>
+            <w:tcMar>
+              <w:top w:type="dxa" w:w="80"/>
+              <w:left w:type="dxa" w:w="120"/>
+              <w:bottom w:type="dxa" w:w="80"/>
+              <w:right w:type="dxa" w:w="120"/>
+            </w:tcMar>
+          </w:tcPr>
+          <w:p>
+            <w:r>
+              <w:rPr>
+                <w:color w:val="555555"/>
+                <w:sz w:val="19"/>
+                <w:szCs w:val="19"/>
+              </w:rPr>
+              <w:t xml:space="preserve">Item 6 text</w:t>
+            </w:r>
+          </w:p>
+        </w:tc>
+        <w:tc>
+          <w:tcPr>
+            <w:tcW w:type="dxa" w:w="6260"/>
+            <w:tcMar>
+              <w:top w:type="dxa" w:w="80"/>
+              <w:left w:type="dxa" w:w="120"/>
+              <w:bottom w:type="dxa" w:w="80"/>
+              <w:right w:type="dxa" w:w="120"/>
+            </w:tcMar>
+          </w:tcPr>
+          <w:p>
+            <w:r>
+              <w:rPr>
+                <w:b w:val="false"/>
+                <w:bCs w:val="false"/>
+                <w:color w:val="000000"/>
+                <w:sz w:val="21"/>
+                <w:szCs w:val="21"/>
+              </w:rPr>
+              <w:t xml:space="preserve">Tonguing — four sixteenths and a quarter</w:t>
+            </w:r>
+          </w:p>
+        </w:tc>
+      </w:tr>
+      <w:tr>
+        <w:tc>
+          <w:tcPr>
+            <w:tcW w:type="dxa" w:w="3100"/>
+            <w:tcMar>
+              <w:top w:type="dxa" w:w="80"/>
+              <w:left w:type="dxa" w:w="120"/>
+              <w:bottom w:type="dxa" w:w="80"/>
+              <w:right w:type="dxa" w:w="120"/>
+            </w:tcMar>
+          </w:tcPr>
+          <w:p>
+            <w:r>
+              <w:rPr>
+                <w:color w:val="555555"/>
+                <w:sz w:val="19"/>
+                <w:szCs w:val="19"/>
+              </w:rPr>
+              <w:t xml:space="preserve">Item 7 label</w:t>
+            </w:r>
+          </w:p>
+        </w:tc>
+        <w:tc>
+          <w:tcPr>
+            <w:tcW w:type="dxa" w:w="6260"/>
+            <w:tcMar>
+              <w:top w:type="dxa" w:w="80"/>
+              <w:left w:type="dxa" w:w="120"/>
+              <w:bottom w:type="dxa" w:w="80"/>
+              <w:right w:type="dxa" w:w="120"/>
+            </w:tcMar>
+          </w:tcPr>
+          <w:p>
+            <w:r>
+              <w:rPr>
+                <w:b w:val="false"/>
+                <w:bCs w:val="false"/>
+                <w:color w:val="000000"/>
+                <w:sz w:val="21"/>
+                <w:szCs w:val="21"/>
+              </w:rPr>
+              <w:t xml:space="preserve">Section 7</w:t>
+            </w:r>
+          </w:p>
+        </w:tc>
+      </w:tr>
+      <w:tr>
+        <w:tc>
+          <w:tcPr>
+            <w:tcW w:type="dxa" w:w="3100"/>
+            <w:tcMar>
+              <w:top w:type="dxa" w:w="80"/>
+              <w:left w:type="dxa" w:w="120"/>
+              <w:bottom w:type="dxa" w:w="80"/>
+              <w:right w:type="dxa" w:w="120"/>
+            </w:tcMar>
+          </w:tcPr>
+          <w:p>
+            <w:r>
+              <w:rPr>
+                <w:color w:val="555555"/>
+                <w:sz w:val="19"/>
+                <w:szCs w:val="19"/>
+              </w:rPr>
+              <w:t xml:space="preserve">Item 7 text</w:t>
+            </w:r>
+          </w:p>
+        </w:tc>
+        <w:tc>
+          <w:tcPr>
+            <w:tcW w:type="dxa" w:w="6260"/>
+            <w:tcMar>
+              <w:top w:type="dxa" w:w="80"/>
+              <w:left w:type="dxa" w:w="120"/>
+              <w:bottom w:type="dxa" w:w="80"/>
+              <w:right w:type="dxa" w:w="120"/>
+            </w:tcMar>
+          </w:tcPr>
+          <w:p>
+            <w:r>
+              <w:rPr>
+                <w:b w:val="false"/>
+                <w:bCs w:val="false"/>
+                <w:color w:val="000000"/>
+                <w:sz w:val="21"/>
+                <w:szCs w:val="21"/>
+              </w:rPr>
+              <w:t xml:space="preserve">Remington Interval Slurs</w:t>
+            </w:r>
+          </w:p>
+        </w:tc>
+      </w:tr>
+      <w:tr>
+        <w:tc>
+          <w:tcPr>
+            <w:tcW w:type="dxa" w:w="3100"/>
+            <w:tcMar>
+              <w:top w:type="dxa" w:w="80"/>
+              <w:left w:type="dxa" w:w="120"/>
+              <w:bottom w:type="dxa" w:w="80"/>
+              <w:right w:type="dxa" w:w="120"/>
+            </w:tcMar>
+          </w:tcPr>
+          <w:p>
+            <w:r>
+              <w:rPr>
+                <w:color w:val="555555"/>
+                <w:sz w:val="19"/>
+                <w:szCs w:val="19"/>
+              </w:rPr>
+              <w:t xml:space="preserve">Line underneath</w:t>
+            </w:r>
+          </w:p>
+        </w:tc>
+        <w:tc>
+          <w:tcPr>
+            <w:tcW w:type="dxa" w:w="6260"/>
+            <w:tcMar>
+              <w:top w:type="dxa" w:w="80"/>
+              <w:left w:type="dxa" w:w="120"/>
+              <w:bottom w:type="dxa" w:w="80"/>
+              <w:right w:type="dxa" w:w="120"/>
+            </w:tcMar>
+          </w:tcPr>
+          <w:p>
+            <w:r>
+              <w:rPr>
+                <w:b w:val="false"/>
+                <w:bCs w:val="false"/>
+                <w:color w:val="000000"/>
+                <w:sz w:val="21"/>
+                <w:szCs w:val="21"/>
+              </w:rPr>
+              <w:t xml:space="preserve">Seven sections, twelve scales, one skill isolated at a time. Read Section 1 again: the exercise does not end when you decide it does. *It ends when someone else tells you.*</w:t>
+            </w:r>
+          </w:p>
+        </w:tc>
+      </w:tr>
+    </w:tbl>
+    <w:p>
+      <w:pPr>
+        <w:pStyle w:val="Heading1"/>
+        <w:spacing w:after="140" w:before="320"/>
+      </w:pPr>
+      <w:r>
+        <w:t xml:space="preserve">Slide 08 — The record</w:t>
+      </w:r>
+    </w:p>
+    <w:tbl>
+      <w:tblPr>
+        <w:tblW w:type="dxa" w:w="9360"/>
+        <w:tblBorders>
+          <w:top w:val="single" w:color="D8D4CA" w:sz="2"/>
+          <w:left w:val="single" w:color="D8D4CA" w:sz="2"/>
+          <w:bottom w:val="single" w:color="D8D4CA" w:sz="2"/>
+          <w:right w:val="single" w:color="D8D4CA" w:sz="2"/>
+          <w:insideH w:val="single" w:color="E8E5DD" w:sz="2"/>
+          <w:insideV w:val="single" w:color="E8E5DD" w:sz="2"/>
+        </w:tblBorders>
+      </w:tblPr>
+      <w:tblGrid>
+        <w:gridCol w:w="3100"/>
+        <w:gridCol w:w="6260"/>
+      </w:tblGrid>
+      <w:tr>
+        <w:tc>
+          <w:tcPr>
+            <w:tcW w:type="dxa" w:w="3100"/>
+            <w:tcMar>
+              <w:top w:type="dxa" w:w="80"/>
+              <w:left w:type="dxa" w:w="120"/>
+              <w:bottom w:type="dxa" w:w="80"/>
+              <w:right w:type="dxa" w:w="120"/>
+            </w:tcMar>
+          </w:tcPr>
+          <w:p>
+            <w:r>
+              <w:rPr>
+                <w:color w:val="555555"/>
+                <w:sz w:val="19"/>
+                <w:szCs w:val="19"/>
+              </w:rPr>
+              <w:t xml:space="preserve">Label above headline</w:t>
+            </w:r>
+          </w:p>
+        </w:tc>
+        <w:tc>
+          <w:tcPr>
+            <w:tcW w:type="dxa" w:w="6260"/>
+            <w:tcMar>
+              <w:top w:type="dxa" w:w="80"/>
+              <w:left w:type="dxa" w:w="120"/>
+              <w:bottom w:type="dxa" w:w="80"/>
+              <w:right w:type="dxa" w:w="120"/>
+            </w:tcMar>
+          </w:tcPr>
+          <w:p>
+            <w:r>
+              <w:rPr>
+                <w:b w:val="false"/>
+                <w:bCs w:val="false"/>
+                <w:color w:val="000000"/>
+                <w:sz w:val="21"/>
+                <w:szCs w:val="21"/>
+              </w:rPr>
+              <w:t xml:space="preserve">The record, as kept</w:t>
+            </w:r>
+          </w:p>
+        </w:tc>
+      </w:tr>
+      <w:tr>
+        <w:tc>
+          <w:tcPr>
+            <w:tcW w:type="dxa" w:w="3100"/>
+            <w:tcMar>
+              <w:top w:type="dxa" w:w="80"/>
+              <w:left w:type="dxa" w:w="120"/>
+              <w:bottom w:type="dxa" w:w="80"/>
+              <w:right w:type="dxa" w:w="120"/>
+            </w:tcMar>
+          </w:tcPr>
+          <w:p>
+            <w:r>
+              <w:rPr>
+                <w:color w:val="555555"/>
+                <w:sz w:val="19"/>
+                <w:szCs w:val="19"/>
+              </w:rPr>
+              <w:t xml:space="preserve">Headline</w:t>
+            </w:r>
+          </w:p>
+        </w:tc>
+        <w:tc>
+          <w:tcPr>
+            <w:tcW w:type="dxa" w:w="6260"/>
+            <w:tcMar>
+              <w:top w:type="dxa" w:w="80"/>
+              <w:left w:type="dxa" w:w="120"/>
+              <w:bottom w:type="dxa" w:w="80"/>
+              <w:right w:type="dxa" w:w="120"/>
+            </w:tcMar>
+          </w:tcPr>
+          <w:p>
+            <w:r>
+              <w:rPr>
+                <w:b w:val="false"/>
+                <w:bCs w:val="false"/>
+                <w:color w:val="000000"/>
+                <w:sz w:val="21"/>
+                <w:szCs w:val="21"/>
+              </w:rPr>
+              <w:t xml:space="preserve">The origin story we *do* have</w:t>
+            </w:r>
+          </w:p>
+        </w:tc>
+      </w:tr>
+      <w:tr>
+        <w:tc>
+          <w:tcPr>
+            <w:tcW w:type="dxa" w:w="3100"/>
+            <w:tcMar>
+              <w:top w:type="dxa" w:w="80"/>
+              <w:left w:type="dxa" w:w="120"/>
+              <w:bottom w:type="dxa" w:w="80"/>
+              <w:right w:type="dxa" w:w="120"/>
+            </w:tcMar>
+          </w:tcPr>
+          <w:p>
+            <w:r>
+              <w:rPr>
+                <w:color w:val="555555"/>
+                <w:sz w:val="19"/>
+                <w:szCs w:val="19"/>
+              </w:rPr>
+              <w:t xml:space="preserve">Subtitle</w:t>
+            </w:r>
+          </w:p>
+        </w:tc>
+        <w:tc>
+          <w:tcPr>
+            <w:tcW w:type="dxa" w:w="6260"/>
+            <w:tcMar>
+              <w:top w:type="dxa" w:w="80"/>
+              <w:left w:type="dxa" w:w="120"/>
+              <w:bottom w:type="dxa" w:w="80"/>
+              <w:right w:type="dxa" w:w="120"/>
+            </w:tcMar>
+          </w:tcPr>
+          <w:p>
+            <w:r>
+              <w:rPr>
+                <w:b w:val="false"/>
+                <w:bCs w:val="false"/>
+                <w:color w:val="000000"/>
+                <w:sz w:val="21"/>
+                <w:szCs w:val="21"/>
+              </w:rPr>
+              <w:t xml:space="preserve">Seven years of it. None of these are stock photographs.</w:t>
+            </w:r>
+          </w:p>
+        </w:tc>
+      </w:tr>
+      <w:tr>
+        <w:tc>
+          <w:tcPr>
+            <w:tcW w:type="dxa" w:w="3100"/>
+            <w:tcMar>
+              <w:top w:type="dxa" w:w="80"/>
+              <w:left w:type="dxa" w:w="120"/>
+              <w:bottom w:type="dxa" w:w="80"/>
+              <w:right w:type="dxa" w:w="120"/>
+            </w:tcMar>
+          </w:tcPr>
+          <w:p>
+            <w:r>
+              <w:rPr>
+                <w:color w:val="555555"/>
+                <w:sz w:val="19"/>
+                <w:szCs w:val="19"/>
+              </w:rPr>
+              <w:t xml:space="preserve">Photo 1 caption</w:t>
+            </w:r>
+          </w:p>
+        </w:tc>
+        <w:tc>
+          <w:tcPr>
+            <w:tcW w:type="dxa" w:w="6260"/>
+            <w:tcMar>
+              <w:top w:type="dxa" w:w="80"/>
+              <w:left w:type="dxa" w:w="120"/>
+              <w:bottom w:type="dxa" w:w="80"/>
+              <w:right w:type="dxa" w:w="120"/>
+            </w:tcMar>
+          </w:tcPr>
+          <w:p>
+            <w:r>
+              <w:rPr>
+                <w:b w:val="false"/>
+                <w:bCs w:val="false"/>
+                <w:color w:val="000000"/>
+                <w:sz w:val="21"/>
+                <w:szCs w:val="21"/>
+              </w:rPr>
+              <w:t xml:space="preserve">The instrument</w:t>
+            </w:r>
+          </w:p>
+        </w:tc>
+      </w:tr>
+      <w:tr>
+        <w:tc>
+          <w:tcPr>
+            <w:tcW w:type="dxa" w:w="3100"/>
+            <w:tcMar>
+              <w:top w:type="dxa" w:w="80"/>
+              <w:left w:type="dxa" w:w="120"/>
+              <w:bottom w:type="dxa" w:w="80"/>
+              <w:right w:type="dxa" w:w="120"/>
+            </w:tcMar>
+          </w:tcPr>
+          <w:p>
+            <w:r>
+              <w:rPr>
+                <w:color w:val="555555"/>
+                <w:sz w:val="19"/>
+                <w:szCs w:val="19"/>
+              </w:rPr>
+              <w:t xml:space="preserve">Photo 1 type</w:t>
+            </w:r>
+          </w:p>
+        </w:tc>
+        <w:tc>
+          <w:tcPr>
+            <w:tcW w:type="dxa" w:w="6260"/>
+            <w:tcMar>
+              <w:top w:type="dxa" w:w="80"/>
+              <w:left w:type="dxa" w:w="120"/>
+              <w:bottom w:type="dxa" w:w="80"/>
+              <w:right w:type="dxa" w:w="120"/>
+            </w:tcMar>
+          </w:tcPr>
+          <w:p>
+            <w:r>
+              <w:rPr>
+                <w:b w:val="false"/>
+                <w:bCs w:val="false"/>
+                <w:color w:val="000000"/>
+                <w:sz w:val="21"/>
+                <w:szCs w:val="21"/>
+              </w:rPr>
+              <w:t xml:space="preserve">Photograph</w:t>
+            </w:r>
+          </w:p>
+        </w:tc>
+      </w:tr>
+      <w:tr>
+        <w:tc>
+          <w:tcPr>
+            <w:tcW w:type="dxa" w:w="3100"/>
+            <w:tcMar>
+              <w:top w:type="dxa" w:w="80"/>
+              <w:left w:type="dxa" w:w="120"/>
+              <w:bottom w:type="dxa" w:w="80"/>
+              <w:right w:type="dxa" w:w="120"/>
+            </w:tcMar>
+          </w:tcPr>
+          <w:p>
+            <w:r>
+              <w:rPr>
+                <w:color w:val="555555"/>
+                <w:sz w:val="19"/>
+                <w:szCs w:val="19"/>
+              </w:rPr>
+              <w:t xml:space="preserve">Photo 1 note</w:t>
+            </w:r>
+          </w:p>
+        </w:tc>
+        <w:tc>
+          <w:tcPr>
+            <w:tcW w:type="dxa" w:w="6260"/>
+            <w:tcMar>
+              <w:top w:type="dxa" w:w="80"/>
+              <w:left w:type="dxa" w:w="120"/>
+              <w:bottom w:type="dxa" w:w="80"/>
+              <w:right w:type="dxa" w:w="120"/>
+            </w:tcMar>
+          </w:tcPr>
+          <w:p>
+            <w:r>
+              <w:rPr>
+                <w:b w:val="false"/>
+                <w:bCs w:val="false"/>
+                <w:color w:val="000000"/>
+                <w:sz w:val="21"/>
+                <w:szCs w:val="21"/>
+              </w:rPr>
+              <w:t xml:space="preserve">Band room</w:t>
+            </w:r>
+          </w:p>
+        </w:tc>
+      </w:tr>
+      <w:tr>
+        <w:tc>
+          <w:tcPr>
+            <w:tcW w:type="dxa" w:w="3100"/>
+            <w:tcMar>
+              <w:top w:type="dxa" w:w="80"/>
+              <w:left w:type="dxa" w:w="120"/>
+              <w:bottom w:type="dxa" w:w="80"/>
+              <w:right w:type="dxa" w:w="120"/>
+            </w:tcMar>
+          </w:tcPr>
+          <w:p>
+            <w:r>
+              <w:rPr>
+                <w:color w:val="555555"/>
+                <w:sz w:val="19"/>
+                <w:szCs w:val="19"/>
+              </w:rPr>
+              <w:t xml:space="preserve">Photo 2 caption</w:t>
+            </w:r>
+          </w:p>
+        </w:tc>
+        <w:tc>
+          <w:tcPr>
+            <w:tcW w:type="dxa" w:w="6260"/>
+            <w:tcMar>
+              <w:top w:type="dxa" w:w="80"/>
+              <w:left w:type="dxa" w:w="120"/>
+              <w:bottom w:type="dxa" w:w="80"/>
+              <w:right w:type="dxa" w:w="120"/>
+            </w:tcMar>
+          </w:tcPr>
+          <w:p>
+            <w:r>
+              <w:rPr>
+                <w:b w:val="false"/>
+                <w:bCs w:val="false"/>
+                <w:color w:val="000000"/>
+                <w:sz w:val="21"/>
+                <w:szCs w:val="21"/>
+              </w:rPr>
+              <w:t xml:space="preserve">A flute behind glass</w:t>
+            </w:r>
+          </w:p>
+        </w:tc>
+      </w:tr>
+      <w:tr>
+        <w:tc>
+          <w:tcPr>
+            <w:tcW w:type="dxa" w:w="3100"/>
+            <w:tcMar>
+              <w:top w:type="dxa" w:w="80"/>
+              <w:left w:type="dxa" w:w="120"/>
+              <w:bottom w:type="dxa" w:w="80"/>
+              <w:right w:type="dxa" w:w="120"/>
+            </w:tcMar>
+          </w:tcPr>
+          <w:p>
+            <w:r>
+              <w:rPr>
+                <w:color w:val="555555"/>
+                <w:sz w:val="19"/>
+                <w:szCs w:val="19"/>
+              </w:rPr>
+              <w:t xml:space="preserve">Photo 2 type</w:t>
+            </w:r>
+          </w:p>
+        </w:tc>
+        <w:tc>
+          <w:tcPr>
+            <w:tcW w:type="dxa" w:w="6260"/>
+            <w:tcMar>
+              <w:top w:type="dxa" w:w="80"/>
+              <w:left w:type="dxa" w:w="120"/>
+              <w:bottom w:type="dxa" w:w="80"/>
+              <w:right w:type="dxa" w:w="120"/>
+            </w:tcMar>
+          </w:tcPr>
+          <w:p>
+            <w:r>
+              <w:rPr>
+                <w:b w:val="false"/>
+                <w:bCs w:val="false"/>
+                <w:color w:val="000000"/>
+                <w:sz w:val="21"/>
+                <w:szCs w:val="21"/>
+              </w:rPr>
+              <w:t xml:space="preserve">Photograph</w:t>
+            </w:r>
+          </w:p>
+        </w:tc>
+      </w:tr>
+      <w:tr>
+        <w:tc>
+          <w:tcPr>
+            <w:tcW w:type="dxa" w:w="3100"/>
+            <w:tcMar>
+              <w:top w:type="dxa" w:w="80"/>
+              <w:left w:type="dxa" w:w="120"/>
+              <w:bottom w:type="dxa" w:w="80"/>
+              <w:right w:type="dxa" w:w="120"/>
+            </w:tcMar>
+          </w:tcPr>
+          <w:p>
+            <w:r>
+              <w:rPr>
+                <w:color w:val="555555"/>
+                <w:sz w:val="19"/>
+                <w:szCs w:val="19"/>
+              </w:rPr>
+              <w:t xml:space="preserve">Photo 2 note</w:t>
+            </w:r>
+          </w:p>
+        </w:tc>
+        <w:tc>
+          <w:tcPr>
+            <w:tcW w:type="dxa" w:w="6260"/>
+            <w:tcMar>
+              <w:top w:type="dxa" w:w="80"/>
+              <w:left w:type="dxa" w:w="120"/>
+              <w:bottom w:type="dxa" w:w="80"/>
+              <w:right w:type="dxa" w:w="120"/>
+            </w:tcMar>
+          </w:tcPr>
+          <w:p>
+            <w:r>
+              <w:rPr>
+                <w:b w:val="false"/>
+                <w:bCs w:val="false"/>
+                <w:color w:val="000000"/>
+                <w:sz w:val="21"/>
+                <w:szCs w:val="21"/>
+              </w:rPr>
+              <w:t xml:space="preserve">Washington, DC</w:t>
+            </w:r>
+          </w:p>
+        </w:tc>
+      </w:tr>
+      <w:tr>
+        <w:tc>
+          <w:tcPr>
+            <w:tcW w:type="dxa" w:w="3100"/>
+            <w:tcMar>
+              <w:top w:type="dxa" w:w="80"/>
+              <w:left w:type="dxa" w:w="120"/>
+              <w:bottom w:type="dxa" w:w="80"/>
+              <w:right w:type="dxa" w:w="120"/>
+            </w:tcMar>
+          </w:tcPr>
+          <w:p>
+            <w:r>
+              <w:rPr>
+                <w:color w:val="555555"/>
+                <w:sz w:val="19"/>
+                <w:szCs w:val="19"/>
+              </w:rPr>
+              <w:t xml:space="preserve">Photo 3 caption</w:t>
+            </w:r>
+          </w:p>
+        </w:tc>
+        <w:tc>
+          <w:tcPr>
+            <w:tcW w:type="dxa" w:w="6260"/>
+            <w:tcMar>
+              <w:top w:type="dxa" w:w="80"/>
+              <w:left w:type="dxa" w:w="120"/>
+              <w:bottom w:type="dxa" w:w="80"/>
+              <w:right w:type="dxa" w:w="120"/>
+            </w:tcMar>
+          </w:tcPr>
+          <w:p>
+            <w:r>
+              <w:rPr>
+                <w:b w:val="false"/>
+                <w:bCs w:val="false"/>
+                <w:color w:val="000000"/>
+                <w:sz w:val="21"/>
+                <w:szCs w:val="21"/>
+              </w:rPr>
+              <w:t xml:space="preserve">Piccolo, Friday night</w:t>
+            </w:r>
+          </w:p>
+        </w:tc>
+      </w:tr>
+      <w:tr>
+        <w:tc>
+          <w:tcPr>
+            <w:tcW w:type="dxa" w:w="3100"/>
+            <w:tcMar>
+              <w:top w:type="dxa" w:w="80"/>
+              <w:left w:type="dxa" w:w="120"/>
+              <w:bottom w:type="dxa" w:w="80"/>
+              <w:right w:type="dxa" w:w="120"/>
+            </w:tcMar>
+          </w:tcPr>
+          <w:p>
+            <w:r>
+              <w:rPr>
+                <w:color w:val="555555"/>
+                <w:sz w:val="19"/>
+                <w:szCs w:val="19"/>
+              </w:rPr>
+              <w:t xml:space="preserve">Photo 3 type</w:t>
+            </w:r>
+          </w:p>
+        </w:tc>
+        <w:tc>
+          <w:tcPr>
+            <w:tcW w:type="dxa" w:w="6260"/>
+            <w:tcMar>
+              <w:top w:type="dxa" w:w="80"/>
+              <w:left w:type="dxa" w:w="120"/>
+              <w:bottom w:type="dxa" w:w="80"/>
+              <w:right w:type="dxa" w:w="120"/>
+            </w:tcMar>
+          </w:tcPr>
+          <w:p>
+            <w:r>
+              <w:rPr>
+                <w:b w:val="false"/>
+                <w:bCs w:val="false"/>
+                <w:color w:val="000000"/>
+                <w:sz w:val="21"/>
+                <w:szCs w:val="21"/>
+              </w:rPr>
+              <w:t xml:space="preserve">Photograph</w:t>
+            </w:r>
+          </w:p>
+        </w:tc>
+      </w:tr>
+      <w:tr>
+        <w:tc>
+          <w:tcPr>
+            <w:tcW w:type="dxa" w:w="3100"/>
+            <w:tcMar>
+              <w:top w:type="dxa" w:w="80"/>
+              <w:left w:type="dxa" w:w="120"/>
+              <w:bottom w:type="dxa" w:w="80"/>
+              <w:right w:type="dxa" w:w="120"/>
+            </w:tcMar>
+          </w:tcPr>
+          <w:p>
+            <w:r>
+              <w:rPr>
+                <w:color w:val="555555"/>
+                <w:sz w:val="19"/>
+                <w:szCs w:val="19"/>
+              </w:rPr>
+              <w:t xml:space="preserve">Photo 3 note</w:t>
+            </w:r>
+          </w:p>
+        </w:tc>
+        <w:tc>
+          <w:tcPr>
+            <w:tcW w:type="dxa" w:w="6260"/>
+            <w:tcMar>
+              <w:top w:type="dxa" w:w="80"/>
+              <w:left w:type="dxa" w:w="120"/>
+              <w:bottom w:type="dxa" w:w="80"/>
+              <w:right w:type="dxa" w:w="120"/>
+            </w:tcMar>
+          </w:tcPr>
+          <w:p>
+            <w:r>
+              <w:rPr>
+                <w:b w:val="false"/>
+                <w:bCs w:val="false"/>
+                <w:color w:val="000000"/>
+                <w:sz w:val="21"/>
+                <w:szCs w:val="21"/>
+              </w:rPr>
+              <w:t xml:space="preserve">Royal Regiment</w:t>
+            </w:r>
+          </w:p>
+        </w:tc>
+      </w:tr>
+      <w:tr>
+        <w:tc>
+          <w:tcPr>
+            <w:tcW w:type="dxa" w:w="3100"/>
+            <w:tcMar>
+              <w:top w:type="dxa" w:w="80"/>
+              <w:left w:type="dxa" w:w="120"/>
+              <w:bottom w:type="dxa" w:w="80"/>
+              <w:right w:type="dxa" w:w="120"/>
+            </w:tcMar>
+          </w:tcPr>
+          <w:p>
+            <w:r>
+              <w:rPr>
+                <w:color w:val="555555"/>
+                <w:sz w:val="19"/>
+                <w:szCs w:val="19"/>
+              </w:rPr>
+              <w:t xml:space="preserve">Photo 4 caption</w:t>
+            </w:r>
+          </w:p>
+        </w:tc>
+        <w:tc>
+          <w:tcPr>
+            <w:tcW w:type="dxa" w:w="6260"/>
+            <w:tcMar>
+              <w:top w:type="dxa" w:w="80"/>
+              <w:left w:type="dxa" w:w="120"/>
+              <w:bottom w:type="dxa" w:w="80"/>
+              <w:right w:type="dxa" w:w="120"/>
+            </w:tcMar>
+          </w:tcPr>
+          <w:p>
+            <w:r>
+              <w:rPr>
+                <w:b w:val="false"/>
+                <w:bCs w:val="false"/>
+                <w:color w:val="000000"/>
+                <w:sz w:val="21"/>
+                <w:szCs w:val="21"/>
+              </w:rPr>
+              <w:t xml:space="preserve">Fourth of July parade</w:t>
+            </w:r>
+          </w:p>
+        </w:tc>
+      </w:tr>
+      <w:tr>
+        <w:tc>
+          <w:tcPr>
+            <w:tcW w:type="dxa" w:w="3100"/>
+            <w:tcMar>
+              <w:top w:type="dxa" w:w="80"/>
+              <w:left w:type="dxa" w:w="120"/>
+              <w:bottom w:type="dxa" w:w="80"/>
+              <w:right w:type="dxa" w:w="120"/>
+            </w:tcMar>
+          </w:tcPr>
+          <w:p>
+            <w:r>
+              <w:rPr>
+                <w:color w:val="555555"/>
+                <w:sz w:val="19"/>
+                <w:szCs w:val="19"/>
+              </w:rPr>
+              <w:t xml:space="preserve">Photo 4 type</w:t>
+            </w:r>
+          </w:p>
+        </w:tc>
+        <w:tc>
+          <w:tcPr>
+            <w:tcW w:type="dxa" w:w="6260"/>
+            <w:tcMar>
+              <w:top w:type="dxa" w:w="80"/>
+              <w:left w:type="dxa" w:w="120"/>
+              <w:bottom w:type="dxa" w:w="80"/>
+              <w:right w:type="dxa" w:w="120"/>
+            </w:tcMar>
+          </w:tcPr>
+          <w:p>
+            <w:r>
+              <w:rPr>
+                <w:b w:val="false"/>
+                <w:bCs w:val="false"/>
+                <w:color w:val="000000"/>
+                <w:sz w:val="21"/>
+                <w:szCs w:val="21"/>
+              </w:rPr>
+              <w:t xml:space="preserve">Photograph</w:t>
+            </w:r>
+          </w:p>
+        </w:tc>
+      </w:tr>
+      <w:tr>
+        <w:tc>
+          <w:tcPr>
+            <w:tcW w:type="dxa" w:w="3100"/>
+            <w:tcMar>
+              <w:top w:type="dxa" w:w="80"/>
+              <w:left w:type="dxa" w:w="120"/>
+              <w:bottom w:type="dxa" w:w="80"/>
+              <w:right w:type="dxa" w:w="120"/>
+            </w:tcMar>
+          </w:tcPr>
+          <w:p>
+            <w:r>
+              <w:rPr>
+                <w:color w:val="555555"/>
+                <w:sz w:val="19"/>
+                <w:szCs w:val="19"/>
+              </w:rPr>
+              <w:t xml:space="preserve">Photo 4 note</w:t>
+            </w:r>
+          </w:p>
+        </w:tc>
+        <w:tc>
+          <w:tcPr>
+            <w:tcW w:type="dxa" w:w="6260"/>
+            <w:tcMar>
+              <w:top w:type="dxa" w:w="80"/>
+              <w:left w:type="dxa" w:w="120"/>
+              <w:bottom w:type="dxa" w:w="80"/>
+              <w:right w:type="dxa" w:w="120"/>
+            </w:tcMar>
+          </w:tcPr>
+          <w:p>
+            <w:r>
+              <w:rPr>
+                <w:b w:val="false"/>
+                <w:bCs w:val="false"/>
+                <w:color w:val="000000"/>
+                <w:sz w:val="21"/>
+                <w:szCs w:val="21"/>
+              </w:rPr>
+              <w:t xml:space="preserve">The Capitol, this year</w:t>
+            </w:r>
+          </w:p>
+        </w:tc>
+      </w:tr>
+      <w:tr>
+        <w:tc>
+          <w:tcPr>
+            <w:tcW w:type="dxa" w:w="3100"/>
+            <w:tcMar>
+              <w:top w:type="dxa" w:w="80"/>
+              <w:left w:type="dxa" w:w="120"/>
+              <w:bottom w:type="dxa" w:w="80"/>
+              <w:right w:type="dxa" w:w="120"/>
+            </w:tcMar>
+          </w:tcPr>
+          <w:p>
+            <w:r>
+              <w:rPr>
+                <w:color w:val="555555"/>
+                <w:sz w:val="19"/>
+                <w:szCs w:val="19"/>
+              </w:rPr>
+              <w:t xml:space="preserve">Photo 5 caption</w:t>
+            </w:r>
+          </w:p>
+        </w:tc>
+        <w:tc>
+          <w:tcPr>
+            <w:tcW w:type="dxa" w:w="6260"/>
+            <w:tcMar>
+              <w:top w:type="dxa" w:w="80"/>
+              <w:left w:type="dxa" w:w="120"/>
+              <w:bottom w:type="dxa" w:w="80"/>
+              <w:right w:type="dxa" w:w="120"/>
+            </w:tcMar>
+          </w:tcPr>
+          <w:p>
+            <w:r>
+              <w:rPr>
+                <w:b w:val="false"/>
+                <w:bCs w:val="false"/>
+                <w:color w:val="000000"/>
+                <w:sz w:val="21"/>
+                <w:szCs w:val="21"/>
+              </w:rPr>
+              <w:t xml:space="preserve">The stands</w:t>
+            </w:r>
+          </w:p>
+        </w:tc>
+      </w:tr>
+      <w:tr>
+        <w:tc>
+          <w:tcPr>
+            <w:tcW w:type="dxa" w:w="3100"/>
+            <w:tcMar>
+              <w:top w:type="dxa" w:w="80"/>
+              <w:left w:type="dxa" w:w="120"/>
+              <w:bottom w:type="dxa" w:w="80"/>
+              <w:right w:type="dxa" w:w="120"/>
+            </w:tcMar>
+          </w:tcPr>
+          <w:p>
+            <w:r>
+              <w:rPr>
+                <w:color w:val="555555"/>
+                <w:sz w:val="19"/>
+                <w:szCs w:val="19"/>
+              </w:rPr>
+              <w:t xml:space="preserve">Photo 5 type</w:t>
+            </w:r>
+          </w:p>
+        </w:tc>
+        <w:tc>
+          <w:tcPr>
+            <w:tcW w:type="dxa" w:w="6260"/>
+            <w:tcMar>
+              <w:top w:type="dxa" w:w="80"/>
+              <w:left w:type="dxa" w:w="120"/>
+              <w:bottom w:type="dxa" w:w="80"/>
+              <w:right w:type="dxa" w:w="120"/>
+            </w:tcMar>
+          </w:tcPr>
+          <w:p>
+            <w:r>
+              <w:rPr>
+                <w:b w:val="false"/>
+                <w:bCs w:val="false"/>
+                <w:color w:val="000000"/>
+                <w:sz w:val="21"/>
+                <w:szCs w:val="21"/>
+              </w:rPr>
+              <w:t xml:space="preserve">Photograph</w:t>
+            </w:r>
+          </w:p>
+        </w:tc>
+      </w:tr>
+      <w:tr>
+        <w:tc>
+          <w:tcPr>
+            <w:tcW w:type="dxa" w:w="3100"/>
+            <w:tcMar>
+              <w:top w:type="dxa" w:w="80"/>
+              <w:left w:type="dxa" w:w="120"/>
+              <w:bottom w:type="dxa" w:w="80"/>
+              <w:right w:type="dxa" w:w="120"/>
+            </w:tcMar>
+          </w:tcPr>
+          <w:p>
+            <w:r>
+              <w:rPr>
+                <w:color w:val="555555"/>
+                <w:sz w:val="19"/>
+                <w:szCs w:val="19"/>
+              </w:rPr>
+              <w:t xml:space="preserve">Photo 5 note</w:t>
+            </w:r>
+          </w:p>
+        </w:tc>
+        <w:tc>
+          <w:tcPr>
+            <w:tcW w:type="dxa" w:w="6260"/>
+            <w:tcMar>
+              <w:top w:type="dxa" w:w="80"/>
+              <w:left w:type="dxa" w:w="120"/>
+              <w:bottom w:type="dxa" w:w="80"/>
+              <w:right w:type="dxa" w:w="120"/>
+            </w:tcMar>
+          </w:tcPr>
+          <w:p>
+            <w:r>
+              <w:rPr>
+                <w:b w:val="false"/>
+                <w:bCs w:val="false"/>
+                <w:color w:val="000000"/>
+                <w:sz w:val="21"/>
+                <w:szCs w:val="21"/>
+              </w:rPr>
+              <w:t xml:space="preserve">An ordinary Friday</w:t>
+            </w:r>
+          </w:p>
+        </w:tc>
+      </w:tr>
+      <w:tr>
+        <w:tc>
+          <w:tcPr>
+            <w:tcW w:type="dxa" w:w="3100"/>
+            <w:tcMar>
+              <w:top w:type="dxa" w:w="80"/>
+              <w:left w:type="dxa" w:w="120"/>
+              <w:bottom w:type="dxa" w:w="80"/>
+              <w:right w:type="dxa" w:w="120"/>
+            </w:tcMar>
+          </w:tcPr>
+          <w:p>
+            <w:r>
+              <w:rPr>
+                <w:color w:val="555555"/>
+                <w:sz w:val="19"/>
+                <w:szCs w:val="19"/>
+              </w:rPr>
+              <w:t xml:space="preserve">Photo 6 caption</w:t>
+            </w:r>
+          </w:p>
+        </w:tc>
+        <w:tc>
+          <w:tcPr>
+            <w:tcW w:type="dxa" w:w="6260"/>
+            <w:tcMar>
+              <w:top w:type="dxa" w:w="80"/>
+              <w:left w:type="dxa" w:w="120"/>
+              <w:bottom w:type="dxa" w:w="80"/>
+              <w:right w:type="dxa" w:w="120"/>
+            </w:tcMar>
+          </w:tcPr>
+          <w:p>
+            <w:r>
+              <w:rPr>
+                <w:b w:val="false"/>
+                <w:bCs w:val="false"/>
+                <w:color w:val="000000"/>
+                <w:sz w:val="21"/>
+                <w:szCs w:val="21"/>
+              </w:rPr>
+              <w:t xml:space="preserve">Nobody does it alone</w:t>
+            </w:r>
+          </w:p>
+        </w:tc>
+      </w:tr>
+      <w:tr>
+        <w:tc>
+          <w:tcPr>
+            <w:tcW w:type="dxa" w:w="3100"/>
+            <w:tcMar>
+              <w:top w:type="dxa" w:w="80"/>
+              <w:left w:type="dxa" w:w="120"/>
+              <w:bottom w:type="dxa" w:w="80"/>
+              <w:right w:type="dxa" w:w="120"/>
+            </w:tcMar>
+          </w:tcPr>
+          <w:p>
+            <w:r>
+              <w:rPr>
+                <w:color w:val="555555"/>
+                <w:sz w:val="19"/>
+                <w:szCs w:val="19"/>
+              </w:rPr>
+              <w:t xml:space="preserve">Photo 6 type</w:t>
+            </w:r>
+          </w:p>
+        </w:tc>
+        <w:tc>
+          <w:tcPr>
+            <w:tcW w:type="dxa" w:w="6260"/>
+            <w:tcMar>
+              <w:top w:type="dxa" w:w="80"/>
+              <w:left w:type="dxa" w:w="120"/>
+              <w:bottom w:type="dxa" w:w="80"/>
+              <w:right w:type="dxa" w:w="120"/>
+            </w:tcMar>
+          </w:tcPr>
+          <w:p>
+            <w:r>
+              <w:rPr>
+                <w:b w:val="false"/>
+                <w:bCs w:val="false"/>
+                <w:color w:val="000000"/>
+                <w:sz w:val="21"/>
+                <w:szCs w:val="21"/>
+              </w:rPr>
+              <w:t xml:space="preserve">Photograph</w:t>
+            </w:r>
+          </w:p>
+        </w:tc>
+      </w:tr>
+      <w:tr>
+        <w:tc>
+          <w:tcPr>
+            <w:tcW w:type="dxa" w:w="3100"/>
+            <w:tcMar>
+              <w:top w:type="dxa" w:w="80"/>
+              <w:left w:type="dxa" w:w="120"/>
+              <w:bottom w:type="dxa" w:w="80"/>
+              <w:right w:type="dxa" w:w="120"/>
+            </w:tcMar>
+          </w:tcPr>
+          <w:p>
+            <w:r>
+              <w:rPr>
+                <w:color w:val="555555"/>
+                <w:sz w:val="19"/>
+                <w:szCs w:val="19"/>
+              </w:rPr>
+              <w:t xml:space="preserve">Photo 6 note</w:t>
+            </w:r>
+          </w:p>
+        </w:tc>
+        <w:tc>
+          <w:tcPr>
+            <w:tcW w:type="dxa" w:w="6260"/>
+            <w:tcMar>
+              <w:top w:type="dxa" w:w="80"/>
+              <w:left w:type="dxa" w:w="120"/>
+              <w:bottom w:type="dxa" w:w="80"/>
+              <w:right w:type="dxa" w:w="120"/>
+            </w:tcMar>
+          </w:tcPr>
+          <w:p>
+            <w:r>
+              <w:rPr>
+                <w:b w:val="false"/>
+                <w:bCs w:val="false"/>
+                <w:color w:val="000000"/>
+                <w:sz w:val="21"/>
+                <w:szCs w:val="21"/>
+              </w:rPr>
+              <w:t xml:space="preserve">Verified accurate</w:t>
+            </w:r>
+          </w:p>
+        </w:tc>
+      </w:tr>
+      <w:tr>
+        <w:tc>
+          <w:tcPr>
+            <w:tcW w:type="dxa" w:w="3100"/>
+            <w:tcMar>
+              <w:top w:type="dxa" w:w="80"/>
+              <w:left w:type="dxa" w:w="120"/>
+              <w:bottom w:type="dxa" w:w="80"/>
+              <w:right w:type="dxa" w:w="120"/>
+            </w:tcMar>
+          </w:tcPr>
+          <w:p>
+            <w:r>
+              <w:rPr>
+                <w:color w:val="555555"/>
+                <w:sz w:val="19"/>
+                <w:szCs w:val="19"/>
+              </w:rPr>
+              <w:t xml:space="preserve">Disclaimer under the wall</w:t>
+            </w:r>
+          </w:p>
+        </w:tc>
+        <w:tc>
+          <w:tcPr>
+            <w:tcW w:type="dxa" w:w="6260"/>
+            <w:tcMar>
+              <w:top w:type="dxa" w:w="80"/>
+              <w:left w:type="dxa" w:w="120"/>
+              <w:bottom w:type="dxa" w:w="80"/>
+              <w:right w:type="dxa" w:w="120"/>
+            </w:tcMar>
+          </w:tcPr>
+          <w:p>
+            <w:r>
+              <w:rPr>
+                <w:b w:val="false"/>
+                <w:bCs w:val="false"/>
+                <w:color w:val="000000"/>
+                <w:sz w:val="21"/>
+                <w:szCs w:val="21"/>
+              </w:rPr>
+              <w:t xml:space="preserve">Cole plays the flute and the piccolo for the South Plantation Royal Regiment. Every photograph here is hers.</w:t>
+            </w:r>
+          </w:p>
+        </w:tc>
+      </w:tr>
+    </w:tbl>
+    <w:p>
+      <w:pPr>
+        <w:spacing w:after="120"/>
+      </w:pPr>
+      <w:r>
+        <w:rPr>
+          <w:i/>
+          <w:iCs/>
+          <w:color w:val="777777"/>
+          <w:sz w:val="18"/>
+          <w:szCs w:val="18"/>
+        </w:rPr>
+        <w:t xml:space="preserve">“Plate I, II…” numbers are added automatically; the last photo is the flute punchline.</w:t>
+      </w:r>
+    </w:p>
+    <w:p>
+      <w:pPr>
+        <w:pStyle w:val="Heading1"/>
+        <w:spacing w:after="140" w:before="320"/>
+      </w:pPr>
+      <w:r>
+        <w:t xml:space="preserve">Slide 09 — Timeline</w:t>
+      </w:r>
+    </w:p>
+    <w:tbl>
+      <w:tblPr>
+        <w:tblW w:type="dxa" w:w="9360"/>
+        <w:tblBorders>
+          <w:top w:val="single" w:color="D8D4CA" w:sz="2"/>
+          <w:left w:val="single" w:color="D8D4CA" w:sz="2"/>
+          <w:bottom w:val="single" w:color="D8D4CA" w:sz="2"/>
+          <w:right w:val="single" w:color="D8D4CA" w:sz="2"/>
+          <w:insideH w:val="single" w:color="E8E5DD" w:sz="2"/>
+          <w:insideV w:val="single" w:color="E8E5DD" w:sz="2"/>
+        </w:tblBorders>
+      </w:tblPr>
+      <w:tblGrid>
+        <w:gridCol w:w="3100"/>
+        <w:gridCol w:w="6260"/>
+      </w:tblGrid>
+      <w:tr>
+        <w:tc>
+          <w:tcPr>
+            <w:tcW w:type="dxa" w:w="3100"/>
+            <w:tcMar>
+              <w:top w:type="dxa" w:w="80"/>
+              <w:left w:type="dxa" w:w="120"/>
+              <w:bottom w:type="dxa" w:w="80"/>
+              <w:right w:type="dxa" w:w="120"/>
+            </w:tcMar>
+          </w:tcPr>
+          <w:p>
+            <w:r>
+              <w:rPr>
+                <w:color w:val="555555"/>
+                <w:sz w:val="19"/>
+                <w:szCs w:val="19"/>
+              </w:rPr>
+              <w:t xml:space="preserve">Label above headline</w:t>
+            </w:r>
+          </w:p>
+        </w:tc>
+        <w:tc>
+          <w:tcPr>
+            <w:tcW w:type="dxa" w:w="6260"/>
+            <w:tcMar>
+              <w:top w:type="dxa" w:w="80"/>
+              <w:left w:type="dxa" w:w="120"/>
+              <w:bottom w:type="dxa" w:w="80"/>
+              <w:right w:type="dxa" w:w="120"/>
+            </w:tcMar>
+          </w:tcPr>
+          <w:p>
+            <w:r>
+              <w:rPr>
+                <w:b w:val="false"/>
+                <w:bCs w:val="false"/>
+                <w:color w:val="000000"/>
+                <w:sz w:val="21"/>
+                <w:szCs w:val="21"/>
+              </w:rPr>
+              <w:t xml:space="preserve">The record, as kept</w:t>
+            </w:r>
+          </w:p>
+        </w:tc>
+      </w:tr>
+      <w:tr>
+        <w:tc>
+          <w:tcPr>
+            <w:tcW w:type="dxa" w:w="3100"/>
+            <w:tcMar>
+              <w:top w:type="dxa" w:w="80"/>
+              <w:left w:type="dxa" w:w="120"/>
+              <w:bottom w:type="dxa" w:w="80"/>
+              <w:right w:type="dxa" w:w="120"/>
+            </w:tcMar>
+          </w:tcPr>
+          <w:p>
+            <w:r>
+              <w:rPr>
+                <w:color w:val="555555"/>
+                <w:sz w:val="19"/>
+                <w:szCs w:val="19"/>
+              </w:rPr>
+              <w:t xml:space="preserve">Headline</w:t>
+            </w:r>
+          </w:p>
+        </w:tc>
+        <w:tc>
+          <w:tcPr>
+            <w:tcW w:type="dxa" w:w="6260"/>
+            <w:tcMar>
+              <w:top w:type="dxa" w:w="80"/>
+              <w:left w:type="dxa" w:w="120"/>
+              <w:bottom w:type="dxa" w:w="80"/>
+              <w:right w:type="dxa" w:w="120"/>
+            </w:tcMar>
+          </w:tcPr>
+          <w:p>
+            <w:r>
+              <w:rPr>
+                <w:b w:val="false"/>
+                <w:bCs w:val="false"/>
+                <w:color w:val="000000"/>
+                <w:sz w:val="21"/>
+                <w:szCs w:val="21"/>
+              </w:rPr>
+              <w:t xml:space="preserve">Not hours stacking up. *Techniques unlocking.*</w:t>
+            </w:r>
+          </w:p>
+        </w:tc>
+      </w:tr>
+      <w:tr>
+        <w:tc>
+          <w:tcPr>
+            <w:tcW w:type="dxa" w:w="3100"/>
+            <w:tcMar>
+              <w:top w:type="dxa" w:w="80"/>
+              <w:left w:type="dxa" w:w="120"/>
+              <w:bottom w:type="dxa" w:w="80"/>
+              <w:right w:type="dxa" w:w="120"/>
+            </w:tcMar>
+          </w:tcPr>
+          <w:p>
+            <w:r>
+              <w:rPr>
+                <w:color w:val="555555"/>
+                <w:sz w:val="19"/>
+                <w:szCs w:val="19"/>
+              </w:rPr>
+              <w:t xml:space="preserve">Counter label</w:t>
+            </w:r>
+          </w:p>
+        </w:tc>
+        <w:tc>
+          <w:tcPr>
+            <w:tcW w:type="dxa" w:w="6260"/>
+            <w:tcMar>
+              <w:top w:type="dxa" w:w="80"/>
+              <w:left w:type="dxa" w:w="120"/>
+              <w:bottom w:type="dxa" w:w="80"/>
+              <w:right w:type="dxa" w:w="120"/>
+            </w:tcMar>
+          </w:tcPr>
+          <w:p>
+            <w:r>
+              <w:rPr>
+                <w:b w:val="false"/>
+                <w:bCs w:val="false"/>
+                <w:color w:val="000000"/>
+                <w:sz w:val="21"/>
+                <w:szCs w:val="21"/>
+              </w:rPr>
+              <w:t xml:space="preserve">Hours accumulated</w:t>
+            </w:r>
+          </w:p>
+        </w:tc>
+      </w:tr>
+      <w:tr>
+        <w:tc>
+          <w:tcPr>
+            <w:tcW w:type="dxa" w:w="3100"/>
+            <w:tcMar>
+              <w:top w:type="dxa" w:w="80"/>
+              <w:left w:type="dxa" w:w="120"/>
+              <w:bottom w:type="dxa" w:w="80"/>
+              <w:right w:type="dxa" w:w="120"/>
+            </w:tcMar>
+          </w:tcPr>
+          <w:p>
+            <w:r>
+              <w:rPr>
+                <w:color w:val="555555"/>
+                <w:sz w:val="19"/>
+                <w:szCs w:val="19"/>
+              </w:rPr>
+              <w:t xml:space="preserve">Stop 1 year</w:t>
+            </w:r>
+          </w:p>
+        </w:tc>
+        <w:tc>
+          <w:tcPr>
+            <w:tcW w:type="dxa" w:w="6260"/>
+            <w:tcMar>
+              <w:top w:type="dxa" w:w="80"/>
+              <w:left w:type="dxa" w:w="120"/>
+              <w:bottom w:type="dxa" w:w="80"/>
+              <w:right w:type="dxa" w:w="120"/>
+            </w:tcMar>
+          </w:tcPr>
+          <w:p>
+            <w:r>
+              <w:rPr>
+                <w:b w:val="false"/>
+                <w:bCs w:val="false"/>
+                <w:color w:val="000000"/>
+                <w:sz w:val="21"/>
+                <w:szCs w:val="21"/>
+              </w:rPr>
+              <w:t xml:space="preserve">2019</w:t>
+            </w:r>
+          </w:p>
+        </w:tc>
+      </w:tr>
+      <w:tr>
+        <w:tc>
+          <w:tcPr>
+            <w:tcW w:type="dxa" w:w="3100"/>
+            <w:tcMar>
+              <w:top w:type="dxa" w:w="80"/>
+              <w:left w:type="dxa" w:w="120"/>
+              <w:bottom w:type="dxa" w:w="80"/>
+              <w:right w:type="dxa" w:w="120"/>
+            </w:tcMar>
+          </w:tcPr>
+          <w:p>
+            <w:r>
+              <w:rPr>
+                <w:color w:val="555555"/>
+                <w:sz w:val="19"/>
+                <w:szCs w:val="19"/>
+              </w:rPr>
+              <w:t xml:space="preserve">Stop 1 hours (number)</w:t>
+            </w:r>
+          </w:p>
+        </w:tc>
+        <w:tc>
+          <w:tcPr>
+            <w:tcW w:type="dxa" w:w="6260"/>
+            <w:tcMar>
+              <w:top w:type="dxa" w:w="80"/>
+              <w:left w:type="dxa" w:w="120"/>
+              <w:bottom w:type="dxa" w:w="80"/>
+              <w:right w:type="dxa" w:w="120"/>
+            </w:tcMar>
+          </w:tcPr>
+          <w:p>
+            <w:r>
+              <w:rPr>
+                <w:b w:val="false"/>
+                <w:bCs w:val="false"/>
+                <w:color w:val="000000"/>
+                <w:sz w:val="21"/>
+                <w:szCs w:val="21"/>
+              </w:rPr>
+              <w:t xml:space="preserve">120</w:t>
+            </w:r>
+          </w:p>
+        </w:tc>
+      </w:tr>
+      <w:tr>
+        <w:tc>
+          <w:tcPr>
+            <w:tcW w:type="dxa" w:w="3100"/>
+            <w:tcMar>
+              <w:top w:type="dxa" w:w="80"/>
+              <w:left w:type="dxa" w:w="120"/>
+              <w:bottom w:type="dxa" w:w="80"/>
+              <w:right w:type="dxa" w:w="120"/>
+            </w:tcMar>
+          </w:tcPr>
+          <w:p>
+            <w:r>
+              <w:rPr>
+                <w:color w:val="555555"/>
+                <w:sz w:val="19"/>
+                <w:szCs w:val="19"/>
+              </w:rPr>
+              <w:t xml:space="preserve">Stop 1 title</w:t>
+            </w:r>
+          </w:p>
+        </w:tc>
+        <w:tc>
+          <w:tcPr>
+            <w:tcW w:type="dxa" w:w="6260"/>
+            <w:tcMar>
+              <w:top w:type="dxa" w:w="80"/>
+              <w:left w:type="dxa" w:w="120"/>
+              <w:bottom w:type="dxa" w:w="80"/>
+              <w:right w:type="dxa" w:w="120"/>
+            </w:tcMar>
+          </w:tcPr>
+          <w:p>
+            <w:r>
+              <w:rPr>
+                <w:b w:val="false"/>
+                <w:bCs w:val="false"/>
+                <w:color w:val="000000"/>
+                <w:sz w:val="21"/>
+                <w:szCs w:val="21"/>
+              </w:rPr>
+              <w:t xml:space="preserve">Sixth grade, age eleven</w:t>
+            </w:r>
+          </w:p>
+        </w:tc>
+      </w:tr>
+      <w:tr>
+        <w:tc>
+          <w:tcPr>
+            <w:tcW w:type="dxa" w:w="3100"/>
+            <w:tcMar>
+              <w:top w:type="dxa" w:w="80"/>
+              <w:left w:type="dxa" w:w="120"/>
+              <w:bottom w:type="dxa" w:w="80"/>
+              <w:right w:type="dxa" w:w="120"/>
+            </w:tcMar>
+          </w:tcPr>
+          <w:p>
+            <w:r>
+              <w:rPr>
+                <w:color w:val="555555"/>
+                <w:sz w:val="19"/>
+                <w:szCs w:val="19"/>
+              </w:rPr>
+              <w:t xml:space="preserve">Stop 1 one line</w:t>
+            </w:r>
+          </w:p>
+        </w:tc>
+        <w:tc>
+          <w:tcPr>
+            <w:tcW w:type="dxa" w:w="6260"/>
+            <w:tcMar>
+              <w:top w:type="dxa" w:w="80"/>
+              <w:left w:type="dxa" w:w="120"/>
+              <w:bottom w:type="dxa" w:w="80"/>
+              <w:right w:type="dxa" w:w="120"/>
+            </w:tcMar>
+          </w:tcPr>
+          <w:p>
+            <w:r>
+              <w:rPr>
+                <w:b w:val="false"/>
+                <w:bCs w:val="false"/>
+                <w:color w:val="000000"/>
+                <w:sz w:val="21"/>
+                <w:szCs w:val="21"/>
+              </w:rPr>
+              <w:t xml:space="preserve">Long tones. Hold the note until the director signals. Her school was broke, so it was band.</w:t>
+            </w:r>
+          </w:p>
+        </w:tc>
+      </w:tr>
+      <w:tr>
+        <w:tc>
+          <w:tcPr>
+            <w:tcW w:type="dxa" w:w="3100"/>
+            <w:tcMar>
+              <w:top w:type="dxa" w:w="80"/>
+              <w:left w:type="dxa" w:w="120"/>
+              <w:bottom w:type="dxa" w:w="80"/>
+              <w:right w:type="dxa" w:w="120"/>
+            </w:tcMar>
+          </w:tcPr>
+          <w:p>
+            <w:r>
+              <w:rPr>
+                <w:color w:val="555555"/>
+                <w:sz w:val="19"/>
+                <w:szCs w:val="19"/>
+              </w:rPr>
+              <w:t xml:space="preserve">Stop 2 year</w:t>
+            </w:r>
+          </w:p>
+        </w:tc>
+        <w:tc>
+          <w:tcPr>
+            <w:tcW w:type="dxa" w:w="6260"/>
+            <w:tcMar>
+              <w:top w:type="dxa" w:w="80"/>
+              <w:left w:type="dxa" w:w="120"/>
+              <w:bottom w:type="dxa" w:w="80"/>
+              <w:right w:type="dxa" w:w="120"/>
+            </w:tcMar>
+          </w:tcPr>
+          <w:p>
+            <w:r>
+              <w:rPr>
+                <w:b w:val="false"/>
+                <w:bCs w:val="false"/>
+                <w:color w:val="000000"/>
+                <w:sz w:val="21"/>
+                <w:szCs w:val="21"/>
+              </w:rPr>
+              <w:t xml:space="preserve">2022</w:t>
+            </w:r>
+          </w:p>
+        </w:tc>
+      </w:tr>
+      <w:tr>
+        <w:tc>
+          <w:tcPr>
+            <w:tcW w:type="dxa" w:w="3100"/>
+            <w:tcMar>
+              <w:top w:type="dxa" w:w="80"/>
+              <w:left w:type="dxa" w:w="120"/>
+              <w:bottom w:type="dxa" w:w="80"/>
+              <w:right w:type="dxa" w:w="120"/>
+            </w:tcMar>
+          </w:tcPr>
+          <w:p>
+            <w:r>
+              <w:rPr>
+                <w:color w:val="555555"/>
+                <w:sz w:val="19"/>
+                <w:szCs w:val="19"/>
+              </w:rPr>
+              <w:t xml:space="preserve">Stop 2 hours (number)</w:t>
+            </w:r>
+          </w:p>
+        </w:tc>
+        <w:tc>
+          <w:tcPr>
+            <w:tcW w:type="dxa" w:w="6260"/>
+            <w:tcMar>
+              <w:top w:type="dxa" w:w="80"/>
+              <w:left w:type="dxa" w:w="120"/>
+              <w:bottom w:type="dxa" w:w="80"/>
+              <w:right w:type="dxa" w:w="120"/>
+            </w:tcMar>
+          </w:tcPr>
+          <w:p>
+            <w:r>
+              <w:rPr>
+                <w:b w:val="false"/>
+                <w:bCs w:val="false"/>
+                <w:color w:val="000000"/>
+                <w:sz w:val="21"/>
+                <w:szCs w:val="21"/>
+              </w:rPr>
+              <w:t xml:space="preserve">1400</w:t>
+            </w:r>
+          </w:p>
+        </w:tc>
+      </w:tr>
+      <w:tr>
+        <w:tc>
+          <w:tcPr>
+            <w:tcW w:type="dxa" w:w="3100"/>
+            <w:tcMar>
+              <w:top w:type="dxa" w:w="80"/>
+              <w:left w:type="dxa" w:w="120"/>
+              <w:bottom w:type="dxa" w:w="80"/>
+              <w:right w:type="dxa" w:w="120"/>
+            </w:tcMar>
+          </w:tcPr>
+          <w:p>
+            <w:r>
+              <w:rPr>
+                <w:color w:val="555555"/>
+                <w:sz w:val="19"/>
+                <w:szCs w:val="19"/>
+              </w:rPr>
+              <w:t xml:space="preserve">Stop 2 title</w:t>
+            </w:r>
+          </w:p>
+        </w:tc>
+        <w:tc>
+          <w:tcPr>
+            <w:tcW w:type="dxa" w:w="6260"/>
+            <w:tcMar>
+              <w:top w:type="dxa" w:w="80"/>
+              <w:left w:type="dxa" w:w="120"/>
+              <w:bottom w:type="dxa" w:w="80"/>
+              <w:right w:type="dxa" w:w="120"/>
+            </w:tcMar>
+          </w:tcPr>
+          <w:p>
+            <w:r>
+              <w:rPr>
+                <w:b w:val="false"/>
+                <w:bCs w:val="false"/>
+                <w:color w:val="000000"/>
+                <w:sz w:val="21"/>
+                <w:szCs w:val="21"/>
+              </w:rPr>
+              <w:t xml:space="preserve">Age thirteen, a grade 7</w:t>
+            </w:r>
+          </w:p>
+        </w:tc>
+      </w:tr>
+      <w:tr>
+        <w:tc>
+          <w:tcPr>
+            <w:tcW w:type="dxa" w:w="3100"/>
+            <w:tcMar>
+              <w:top w:type="dxa" w:w="80"/>
+              <w:left w:type="dxa" w:w="120"/>
+              <w:bottom w:type="dxa" w:w="80"/>
+              <w:right w:type="dxa" w:w="120"/>
+            </w:tcMar>
+          </w:tcPr>
+          <w:p>
+            <w:r>
+              <w:rPr>
+                <w:color w:val="555555"/>
+                <w:sz w:val="19"/>
+                <w:szCs w:val="19"/>
+              </w:rPr>
+              <w:t xml:space="preserve">Stop 2 one line</w:t>
+            </w:r>
+          </w:p>
+        </w:tc>
+        <w:tc>
+          <w:tcPr>
+            <w:tcW w:type="dxa" w:w="6260"/>
+            <w:tcMar>
+              <w:top w:type="dxa" w:w="80"/>
+              <w:left w:type="dxa" w:w="120"/>
+              <w:bottom w:type="dxa" w:w="80"/>
+              <w:right w:type="dxa" w:w="120"/>
+            </w:tcMar>
+          </w:tcPr>
+          <w:p>
+            <w:r>
+              <w:rPr>
+                <w:b w:val="false"/>
+                <w:bCs w:val="false"/>
+                <w:color w:val="000000"/>
+                <w:sz w:val="21"/>
+                <w:szCs w:val="21"/>
+              </w:rPr>
+              <w:t xml:space="preserve">“which only SOME high school seniors may touch if they’re committed to the craft.” That year she also played The Entertainer in concert band.</w:t>
+            </w:r>
+          </w:p>
+        </w:tc>
+      </w:tr>
+      <w:tr>
+        <w:tc>
+          <w:tcPr>
+            <w:tcW w:type="dxa" w:w="3100"/>
+            <w:tcMar>
+              <w:top w:type="dxa" w:w="80"/>
+              <w:left w:type="dxa" w:w="120"/>
+              <w:bottom w:type="dxa" w:w="80"/>
+              <w:right w:type="dxa" w:w="120"/>
+            </w:tcMar>
+          </w:tcPr>
+          <w:p>
+            <w:r>
+              <w:rPr>
+                <w:color w:val="555555"/>
+                <w:sz w:val="19"/>
+                <w:szCs w:val="19"/>
+              </w:rPr>
+              <w:t xml:space="preserve">Stop 3 year</w:t>
+            </w:r>
+          </w:p>
+        </w:tc>
+        <w:tc>
+          <w:tcPr>
+            <w:tcW w:type="dxa" w:w="6260"/>
+            <w:tcMar>
+              <w:top w:type="dxa" w:w="80"/>
+              <w:left w:type="dxa" w:w="120"/>
+              <w:bottom w:type="dxa" w:w="80"/>
+              <w:right w:type="dxa" w:w="120"/>
+            </w:tcMar>
+          </w:tcPr>
+          <w:p>
+            <w:r>
+              <w:rPr>
+                <w:b w:val="false"/>
+                <w:bCs w:val="false"/>
+                <w:color w:val="000000"/>
+                <w:sz w:val="21"/>
+                <w:szCs w:val="21"/>
+              </w:rPr>
+              <w:t xml:space="preserve">2024</w:t>
+            </w:r>
+          </w:p>
+        </w:tc>
+      </w:tr>
+      <w:tr>
+        <w:tc>
+          <w:tcPr>
+            <w:tcW w:type="dxa" w:w="3100"/>
+            <w:tcMar>
+              <w:top w:type="dxa" w:w="80"/>
+              <w:left w:type="dxa" w:w="120"/>
+              <w:bottom w:type="dxa" w:w="80"/>
+              <w:right w:type="dxa" w:w="120"/>
+            </w:tcMar>
+          </w:tcPr>
+          <w:p>
+            <w:r>
+              <w:rPr>
+                <w:color w:val="555555"/>
+                <w:sz w:val="19"/>
+                <w:szCs w:val="19"/>
+              </w:rPr>
+              <w:t xml:space="preserve">Stop 3 hours (number)</w:t>
+            </w:r>
+          </w:p>
+        </w:tc>
+        <w:tc>
+          <w:tcPr>
+            <w:tcW w:type="dxa" w:w="6260"/>
+            <w:tcMar>
+              <w:top w:type="dxa" w:w="80"/>
+              <w:left w:type="dxa" w:w="120"/>
+              <w:bottom w:type="dxa" w:w="80"/>
+              <w:right w:type="dxa" w:w="120"/>
+            </w:tcMar>
+          </w:tcPr>
+          <w:p>
+            <w:r>
+              <w:rPr>
+                <w:b w:val="false"/>
+                <w:bCs w:val="false"/>
+                <w:color w:val="000000"/>
+                <w:sz w:val="21"/>
+                <w:szCs w:val="21"/>
+              </w:rPr>
+              <w:t xml:space="preserve">2900</w:t>
+            </w:r>
+          </w:p>
+        </w:tc>
+      </w:tr>
+      <w:tr>
+        <w:tc>
+          <w:tcPr>
+            <w:tcW w:type="dxa" w:w="3100"/>
+            <w:tcMar>
+              <w:top w:type="dxa" w:w="80"/>
+              <w:left w:type="dxa" w:w="120"/>
+              <w:bottom w:type="dxa" w:w="80"/>
+              <w:right w:type="dxa" w:w="120"/>
+            </w:tcMar>
+          </w:tcPr>
+          <w:p>
+            <w:r>
+              <w:rPr>
+                <w:color w:val="555555"/>
+                <w:sz w:val="19"/>
+                <w:szCs w:val="19"/>
+              </w:rPr>
+              <w:t xml:space="preserve">Stop 3 title</w:t>
+            </w:r>
+          </w:p>
+        </w:tc>
+        <w:tc>
+          <w:tcPr>
+            <w:tcW w:type="dxa" w:w="6260"/>
+            <w:tcMar>
+              <w:top w:type="dxa" w:w="80"/>
+              <w:left w:type="dxa" w:w="120"/>
+              <w:bottom w:type="dxa" w:w="80"/>
+              <w:right w:type="dxa" w:w="120"/>
+            </w:tcMar>
+          </w:tcPr>
+          <w:p>
+            <w:r>
+              <w:rPr>
+                <w:b w:val="false"/>
+                <w:bCs w:val="false"/>
+                <w:color w:val="000000"/>
+                <w:sz w:val="21"/>
+                <w:szCs w:val="21"/>
+              </w:rPr>
+              <w:t xml:space="preserve">First solo — sophomore year</w:t>
+            </w:r>
+          </w:p>
+        </w:tc>
+      </w:tr>
+      <w:tr>
+        <w:tc>
+          <w:tcPr>
+            <w:tcW w:type="dxa" w:w="3100"/>
+            <w:tcMar>
+              <w:top w:type="dxa" w:w="80"/>
+              <w:left w:type="dxa" w:w="120"/>
+              <w:bottom w:type="dxa" w:w="80"/>
+              <w:right w:type="dxa" w:w="120"/>
+            </w:tcMar>
+          </w:tcPr>
+          <w:p>
+            <w:r>
+              <w:rPr>
+                <w:color w:val="555555"/>
+                <w:sz w:val="19"/>
+                <w:szCs w:val="19"/>
+              </w:rPr>
+              <w:t xml:space="preserve">Stop 3 one line</w:t>
+            </w:r>
+          </w:p>
+        </w:tc>
+        <w:tc>
+          <w:tcPr>
+            <w:tcW w:type="dxa" w:w="6260"/>
+            <w:tcMar>
+              <w:top w:type="dxa" w:w="80"/>
+              <w:left w:type="dxa" w:w="120"/>
+              <w:bottom w:type="dxa" w:w="80"/>
+              <w:right w:type="dxa" w:w="120"/>
+            </w:tcMar>
+          </w:tcPr>
+          <w:p>
+            <w:r>
+              <w:rPr>
+                <w:b w:val="false"/>
+                <w:bCs w:val="false"/>
+                <w:color w:val="000000"/>
+                <w:sz w:val="21"/>
+                <w:szCs w:val="21"/>
+              </w:rPr>
+              <w:t xml:space="preserve">Only because it was required. She was too shy to want it, and never had to audition for anything.</w:t>
+            </w:r>
+          </w:p>
+        </w:tc>
+      </w:tr>
+      <w:tr>
+        <w:tc>
+          <w:tcPr>
+            <w:tcW w:type="dxa" w:w="3100"/>
+            <w:tcMar>
+              <w:top w:type="dxa" w:w="80"/>
+              <w:left w:type="dxa" w:w="120"/>
+              <w:bottom w:type="dxa" w:w="80"/>
+              <w:right w:type="dxa" w:w="120"/>
+            </w:tcMar>
+          </w:tcPr>
+          <w:p>
+            <w:r>
+              <w:rPr>
+                <w:color w:val="555555"/>
+                <w:sz w:val="19"/>
+                <w:szCs w:val="19"/>
+              </w:rPr>
+              <w:t xml:space="preserve">Stop 4 year</w:t>
+            </w:r>
+          </w:p>
+        </w:tc>
+        <w:tc>
+          <w:tcPr>
+            <w:tcW w:type="dxa" w:w="6260"/>
+            <w:tcMar>
+              <w:top w:type="dxa" w:w="80"/>
+              <w:left w:type="dxa" w:w="120"/>
+              <w:bottom w:type="dxa" w:w="80"/>
+              <w:right w:type="dxa" w:w="120"/>
+            </w:tcMar>
+          </w:tcPr>
+          <w:p>
+            <w:r>
+              <w:rPr>
+                <w:b w:val="false"/>
+                <w:bCs w:val="false"/>
+                <w:color w:val="000000"/>
+                <w:sz w:val="21"/>
+                <w:szCs w:val="21"/>
+              </w:rPr>
+              <w:t xml:space="preserve">2026</w:t>
+            </w:r>
+          </w:p>
+        </w:tc>
+      </w:tr>
+      <w:tr>
+        <w:tc>
+          <w:tcPr>
+            <w:tcW w:type="dxa" w:w="3100"/>
+            <w:tcMar>
+              <w:top w:type="dxa" w:w="80"/>
+              <w:left w:type="dxa" w:w="120"/>
+              <w:bottom w:type="dxa" w:w="80"/>
+              <w:right w:type="dxa" w:w="120"/>
+            </w:tcMar>
+          </w:tcPr>
+          <w:p>
+            <w:r>
+              <w:rPr>
+                <w:color w:val="555555"/>
+                <w:sz w:val="19"/>
+                <w:szCs w:val="19"/>
+              </w:rPr>
+              <w:t xml:space="preserve">Stop 4 hours (number)</w:t>
+            </w:r>
+          </w:p>
+        </w:tc>
+        <w:tc>
+          <w:tcPr>
+            <w:tcW w:type="dxa" w:w="6260"/>
+            <w:tcMar>
+              <w:top w:type="dxa" w:w="80"/>
+              <w:left w:type="dxa" w:w="120"/>
+              <w:bottom w:type="dxa" w:w="80"/>
+              <w:right w:type="dxa" w:w="120"/>
+            </w:tcMar>
+          </w:tcPr>
+          <w:p>
+            <w:r>
+              <w:rPr>
+                <w:b w:val="false"/>
+                <w:bCs w:val="false"/>
+                <w:color w:val="000000"/>
+                <w:sz w:val="21"/>
+                <w:szCs w:val="21"/>
+              </w:rPr>
+              <w:t xml:space="preserve">4200</w:t>
+            </w:r>
+          </w:p>
+        </w:tc>
+      </w:tr>
+      <w:tr>
+        <w:tc>
+          <w:tcPr>
+            <w:tcW w:type="dxa" w:w="3100"/>
+            <w:tcMar>
+              <w:top w:type="dxa" w:w="80"/>
+              <w:left w:type="dxa" w:w="120"/>
+              <w:bottom w:type="dxa" w:w="80"/>
+              <w:right w:type="dxa" w:w="120"/>
+            </w:tcMar>
+          </w:tcPr>
+          <w:p>
+            <w:r>
+              <w:rPr>
+                <w:color w:val="555555"/>
+                <w:sz w:val="19"/>
+                <w:szCs w:val="19"/>
+              </w:rPr>
+              <w:t xml:space="preserve">Stop 4 title</w:t>
+            </w:r>
+          </w:p>
+        </w:tc>
+        <w:tc>
+          <w:tcPr>
+            <w:tcW w:type="dxa" w:w="6260"/>
+            <w:tcMar>
+              <w:top w:type="dxa" w:w="80"/>
+              <w:left w:type="dxa" w:w="120"/>
+              <w:bottom w:type="dxa" w:w="80"/>
+              <w:right w:type="dxa" w:w="120"/>
+            </w:tcMar>
+          </w:tcPr>
+          <w:p>
+            <w:r>
+              <w:rPr>
+                <w:b w:val="false"/>
+                <w:bCs w:val="false"/>
+                <w:color w:val="000000"/>
+                <w:sz w:val="21"/>
+                <w:szCs w:val="21"/>
+              </w:rPr>
+              <w:t xml:space="preserve">The Capitol, Fourth of July</w:t>
+            </w:r>
+          </w:p>
+        </w:tc>
+      </w:tr>
+      <w:tr>
+        <w:tc>
+          <w:tcPr>
+            <w:tcW w:type="dxa" w:w="3100"/>
+            <w:tcMar>
+              <w:top w:type="dxa" w:w="80"/>
+              <w:left w:type="dxa" w:w="120"/>
+              <w:bottom w:type="dxa" w:w="80"/>
+              <w:right w:type="dxa" w:w="120"/>
+            </w:tcMar>
+          </w:tcPr>
+          <w:p>
+            <w:r>
+              <w:rPr>
+                <w:color w:val="555555"/>
+                <w:sz w:val="19"/>
+                <w:szCs w:val="19"/>
+              </w:rPr>
+              <w:t xml:space="preserve">Stop 4 one line</w:t>
+            </w:r>
+          </w:p>
+        </w:tc>
+        <w:tc>
+          <w:tcPr>
+            <w:tcW w:type="dxa" w:w="6260"/>
+            <w:tcMar>
+              <w:top w:type="dxa" w:w="80"/>
+              <w:left w:type="dxa" w:w="120"/>
+              <w:bottom w:type="dxa" w:w="80"/>
+              <w:right w:type="dxa" w:w="120"/>
+            </w:tcMar>
+          </w:tcPr>
+          <w:p>
+            <w:r>
+              <w:rPr>
+                <w:b w:val="false"/>
+                <w:bCs w:val="false"/>
+                <w:color w:val="000000"/>
+                <w:sz w:val="21"/>
+                <w:szCs w:val="21"/>
+              </w:rPr>
+              <w:t xml:space="preserve">Four years on piccolo, first chair. There is television footage.</w:t>
+            </w:r>
+          </w:p>
+        </w:tc>
+      </w:tr>
+    </w:tbl>
+    <w:p>
+      <w:pPr>
+        <w:spacing w:after="120"/>
+      </w:pPr>
+      <w:r>
+        <w:rPr>
+          <w:i/>
+          <w:iCs/>
+          <w:color w:val="777777"/>
+          <w:sz w:val="18"/>
+          <w:szCs w:val="18"/>
+        </w:rPr>
+        <w:t xml:space="preserve">The counter climbs as you scroll and ends on the last stop’s hours — that should be Cole’s total.</w:t>
+      </w:r>
+    </w:p>
+    <w:p>
+      <w:pPr>
+        <w:pStyle w:val="Heading1"/>
+        <w:spacing w:after="140" w:before="320"/>
+      </w:pPr>
+      <w:r>
+        <w:t xml:space="preserve">Slide 10 — Tyler</w:t>
+      </w:r>
+    </w:p>
+    <w:tbl>
+      <w:tblPr>
+        <w:tblW w:type="dxa" w:w="9360"/>
+        <w:tblBorders>
+          <w:top w:val="single" w:color="D8D4CA" w:sz="2"/>
+          <w:left w:val="single" w:color="D8D4CA" w:sz="2"/>
+          <w:bottom w:val="single" w:color="D8D4CA" w:sz="2"/>
+          <w:right w:val="single" w:color="D8D4CA" w:sz="2"/>
+          <w:insideH w:val="single" w:color="E8E5DD" w:sz="2"/>
+          <w:insideV w:val="single" w:color="E8E5DD" w:sz="2"/>
+        </w:tblBorders>
+      </w:tblPr>
+      <w:tblGrid>
+        <w:gridCol w:w="3100"/>
+        <w:gridCol w:w="6260"/>
+      </w:tblGrid>
+      <w:tr>
+        <w:tc>
+          <w:tcPr>
+            <w:tcW w:type="dxa" w:w="3100"/>
+            <w:tcMar>
+              <w:top w:type="dxa" w:w="80"/>
+              <w:left w:type="dxa" w:w="120"/>
+              <w:bottom w:type="dxa" w:w="80"/>
+              <w:right w:type="dxa" w:w="120"/>
+            </w:tcMar>
+          </w:tcPr>
+          <w:p>
+            <w:r>
+              <w:rPr>
+                <w:color w:val="555555"/>
+                <w:sz w:val="19"/>
+                <w:szCs w:val="19"/>
+              </w:rPr>
               <w:t xml:space="preserve">Label above name</w:t>
             </w:r>
           </w:p>
@@ -2515,7 +5383,7 @@
                 <w:sz w:val="21"/>
                 <w:szCs w:val="21"/>
               </w:rPr>
-              <w:t xml:space="preserve">No coach. No VOD review. Nobody has ever watched him play and told him what he did wrong. Two and a half thousand hours of finding out for himself.</w:t>
+              <w:t xml:space="preserve">No booklet. No sections. No director to signal the next note. Two and a half thousand hours of finding out for himself.</w:t>
             </w:r>
           </w:p>
         </w:tc>
@@ -2682,7 +5550,7 @@
         <w:spacing w:after="140" w:before="320"/>
       </w:pPr>
       <w:r>
-        <w:t xml:space="preserve">Slide 08 — The graph</w:t>
+        <w:t xml:space="preserve">Slide 11 — The graph</w:t>
       </w:r>
     </w:p>
     <w:tbl>
@@ -3271,52 +6139,6 @@
                 <w:sz w:val="19"/>
                 <w:szCs w:val="19"/>
               </w:rPr>
-              <w:t xml:space="preserve">Label on the gap between the lines</w:t>
-            </w:r>
-          </w:p>
-        </w:tc>
-        <w:tc>
-          <w:tcPr>
-            <w:tcW w:type="dxa" w:w="6260"/>
-            <w:tcMar>
-              <w:top w:type="dxa" w:w="80"/>
-              <w:left w:type="dxa" w:w="120"/>
-              <w:bottom w:type="dxa" w:w="80"/>
-              <w:right w:type="dxa" w:w="120"/>
-            </w:tcMar>
-          </w:tcPr>
-          <w:p>
-            <w:r>
-              <w:rPr>
-                <w:b w:val="false"/>
-                <w:bCs w:val="false"/>
-                <w:color w:val="000000"/>
-                <w:sz w:val="21"/>
-                <w:szCs w:val="21"/>
-              </w:rPr>
-              <w:t xml:space="preserve">This gap is the presentation</w:t>
-            </w:r>
-          </w:p>
-        </w:tc>
-      </w:tr>
-      <w:tr>
-        <w:tc>
-          <w:tcPr>
-            <w:tcW w:type="dxa" w:w="3100"/>
-            <w:tcMar>
-              <w:top w:type="dxa" w:w="80"/>
-              <w:left w:type="dxa" w:w="120"/>
-              <w:bottom w:type="dxa" w:w="80"/>
-              <w:right w:type="dxa" w:w="120"/>
-            </w:tcMar>
-          </w:tcPr>
-          <w:p>
-            <w:r>
-              <w:rPr>
-                <w:color w:val="555555"/>
-                <w:sz w:val="19"/>
-                <w:szCs w:val="19"/>
-              </w:rPr>
               <w:t xml:space="preserve">Bottom axis label</w:t>
             </w:r>
           </w:p>
@@ -3444,7 +6266,7 @@
         <w:spacing w:after="140" w:before="320"/>
       </w:pPr>
       <w:r>
-        <w:t xml:space="preserve">Slide 09 — His own coach</w:t>
+        <w:t xml:space="preserve">Slide 12 — His own coach</w:t>
       </w:r>
     </w:p>
     <w:tbl>
@@ -4194,7 +7016,7 @@
                 <w:sz w:val="21"/>
                 <w:szCs w:val="21"/>
               </w:rPr>
-              <w:t xml:space="preserve">A coach answers that in one sentence. Alone, it takes a year and you still get it wrong.</w:t>
+              <w:t xml:space="preserve">A director answers that with one nod. Alone, it takes a year and you still get it wrong.</w:t>
             </w:r>
           </w:p>
         </w:tc>
@@ -4221,7 +7043,7 @@
         <w:spacing w:after="140" w:before="320"/>
       </w:pPr>
       <w:r>
-        <w:t xml:space="preserve">Slide 10 — The price</w:t>
+        <w:t xml:space="preserve">Slide 13 — The price</w:t>
       </w:r>
     </w:p>
     <w:tbl>
@@ -4327,7 +7149,7 @@
                 <w:sz w:val="21"/>
                 <w:szCs w:val="21"/>
               </w:rPr>
-              <w:t xml:space="preserve">Every one of those questions has an answer. The answers are for sale.</w:t>
+              <w:t xml:space="preserve">Every one of those answers has a price. Here is Cole’s.</w:t>
             </w:r>
           </w:p>
         </w:tc>
@@ -4373,7 +7195,7 @@
                 <w:sz w:val="21"/>
                 <w:szCs w:val="21"/>
               </w:rPr>
-              <w:t xml:space="preserve">A coach who reviews your VOD?</w:t>
+              <w:t xml:space="preserve">A beginner flute?</w:t>
             </w:r>
           </w:p>
         </w:tc>
@@ -4419,7 +7241,7 @@
                 <w:sz w:val="21"/>
                 <w:szCs w:val="21"/>
               </w:rPr>
-              <w:t xml:space="preserve">$40 / hour</w:t>
+              <w:t xml:space="preserve">$800</w:t>
             </w:r>
           </w:p>
         </w:tc>
@@ -4465,7 +7287,7 @@
                 <w:sz w:val="21"/>
                 <w:szCs w:val="21"/>
               </w:rPr>
-              <w:t xml:space="preserve">A teacher, once a week, for eleven years?</w:t>
+              <w:t xml:space="preserve">One whose headjoint is shaped to your mouth?</w:t>
             </w:r>
           </w:p>
         </w:tc>
@@ -4511,7 +7333,7 @@
                 <w:sz w:val="21"/>
                 <w:szCs w:val="21"/>
               </w:rPr>
-              <w:t xml:space="preserve">$26,400</w:t>
+              <w:t xml:space="preserve">$10,000</w:t>
             </w:r>
           </w:p>
         </w:tc>
@@ -4557,7 +7379,7 @@
                 <w:sz w:val="21"/>
                 <w:szCs w:val="21"/>
               </w:rPr>
-              <w:t xml:space="preserve">A flute that stays in tune enough to hear the mistake?</w:t>
+              <w:t xml:space="preserve">A piccolo, if you want the harder instrument?</w:t>
             </w:r>
           </w:p>
         </w:tc>
@@ -4603,7 +7425,7 @@
                 <w:sz w:val="21"/>
                 <w:szCs w:val="21"/>
               </w:rPr>
-              <w:t xml:space="preserve">$900</w:t>
+              <w:t xml:space="preserve">$13,000</w:t>
             </w:r>
           </w:p>
         </w:tc>
@@ -4649,7 +7471,7 @@
                 <w:sz w:val="21"/>
                 <w:szCs w:val="21"/>
               </w:rPr>
-              <w:t xml:space="preserve">A monitor that shows you what happened?</w:t>
+              <w:t xml:space="preserve">A teacher, once a week, for seven years?</w:t>
             </w:r>
           </w:p>
         </w:tc>
@@ -4695,7 +7517,7 @@
                 <w:sz w:val="21"/>
                 <w:szCs w:val="21"/>
               </w:rPr>
-              <w:t xml:space="preserve">$250–400</w:t>
+              <w:t xml:space="preserve">≈$16,800</w:t>
             </w:r>
           </w:p>
         </w:tc>
@@ -4741,7 +7563,7 @@
                 <w:sz w:val="21"/>
                 <w:szCs w:val="21"/>
               </w:rPr>
-              <w:t xml:space="preserve">Move closer to a server so the game tells you the truth?</w:t>
+              <w:t xml:space="preserve">A school with a music program at all?</w:t>
             </w:r>
           </w:p>
         </w:tc>
@@ -4787,7 +7609,7 @@
                 <w:sz w:val="21"/>
                 <w:szCs w:val="21"/>
               </w:rPr>
-              <w:t xml:space="preserve">$5,000+</w:t>
+              <w:t xml:space="preserve">Depends on the district</w:t>
             </w:r>
           </w:p>
         </w:tc>
@@ -4833,7 +7655,7 @@
                 <w:sz w:val="21"/>
                 <w:szCs w:val="21"/>
               </w:rPr>
-              <w:t xml:space="preserve">Someone free to drive you there every week?</w:t>
+              <w:t xml:space="preserve">A band director who replaces what broke?</w:t>
             </w:r>
           </w:p>
         </w:tc>
@@ -4879,7 +7701,7 @@
                 <w:sz w:val="21"/>
                 <w:szCs w:val="21"/>
               </w:rPr>
-              <w:t xml:space="preserve">Priceless / unbuyable</w:t>
+              <w:t xml:space="preserve">Unbuyable</w:t>
             </w:r>
           </w:p>
         </w:tc>
@@ -4925,7 +7747,7 @@
                 <w:sz w:val="21"/>
                 <w:szCs w:val="21"/>
               </w:rPr>
-              <w:t xml:space="preserve">This is Gladwell’s actual argument, and it is not about effort. Every name in the book was standing somewhere that answered them faster than everyone else. Feedback is not free, and it is not evenly handed out.</w:t>
+              <w:t xml:space="preserve">This is Gladwell’s actual argument, and it is not about effort. Everyone in that book was standing somewhere that answered them faster than everyone else. Feedback is not free, and it is not handed out evenly.</w:t>
             </w:r>
           </w:p>
         </w:tc>
@@ -5155,7 +7977,7 @@
                 <w:sz w:val="21"/>
                 <w:szCs w:val="21"/>
               </w:rPr>
-              <w:t xml:space="preserve">Canadian hockey</w:t>
+              <w:t xml:space="preserve">Cole</w:t>
             </w:r>
           </w:p>
         </w:tc>
@@ -5201,7 +8023,7 @@
                 <w:sz w:val="21"/>
                 <w:szCs w:val="21"/>
               </w:rPr>
-              <w:t xml:space="preserve">Born in January, picked for the select team at nine — and from then on coached by better coaches than everyone born in December</w:t>
+              <w:t xml:space="preserve">“my school was broke so we had band” — orchestra has strings; band does not</w:t>
             </w:r>
           </w:p>
         </w:tc>
@@ -5259,7 +8081,217 @@
         <w:spacing w:after="140" w:before="320"/>
       </w:pPr>
       <w:r>
-        <w:t xml:space="preserve">Slide 11 — Chapter II</w:t>
+        <w:t xml:space="preserve">Slide 14 — The piccolo</w:t>
+      </w:r>
+    </w:p>
+    <w:tbl>
+      <w:tblPr>
+        <w:tblW w:type="dxa" w:w="9360"/>
+        <w:tblBorders>
+          <w:top w:val="single" w:color="D8D4CA" w:sz="2"/>
+          <w:left w:val="single" w:color="D8D4CA" w:sz="2"/>
+          <w:bottom w:val="single" w:color="D8D4CA" w:sz="2"/>
+          <w:right w:val="single" w:color="D8D4CA" w:sz="2"/>
+          <w:insideH w:val="single" w:color="E8E5DD" w:sz="2"/>
+          <w:insideV w:val="single" w:color="E8E5DD" w:sz="2"/>
+        </w:tblBorders>
+      </w:tblPr>
+      <w:tblGrid>
+        <w:gridCol w:w="3100"/>
+        <w:gridCol w:w="6260"/>
+      </w:tblGrid>
+      <w:tr>
+        <w:tc>
+          <w:tcPr>
+            <w:tcW w:type="dxa" w:w="3100"/>
+            <w:tcMar>
+              <w:top w:type="dxa" w:w="80"/>
+              <w:left w:type="dxa" w:w="120"/>
+              <w:bottom w:type="dxa" w:w="80"/>
+              <w:right w:type="dxa" w:w="120"/>
+            </w:tcMar>
+          </w:tcPr>
+          <w:p>
+            <w:r>
+              <w:rPr>
+                <w:color w:val="555555"/>
+                <w:sz w:val="19"/>
+                <w:szCs w:val="19"/>
+              </w:rPr>
+              <w:t xml:space="preserve">Label at the top</w:t>
+            </w:r>
+          </w:p>
+        </w:tc>
+        <w:tc>
+          <w:tcPr>
+            <w:tcW w:type="dxa" w:w="6260"/>
+            <w:tcMar>
+              <w:top w:type="dxa" w:w="80"/>
+              <w:left w:type="dxa" w:w="120"/>
+              <w:bottom w:type="dxa" w:w="80"/>
+              <w:right w:type="dxa" w:w="120"/>
+            </w:tcMar>
+          </w:tcPr>
+          <w:p>
+            <w:r>
+              <w:rPr>
+                <w:b w:val="false"/>
+                <w:bCs w:val="false"/>
+                <w:color w:val="000000"/>
+                <w:sz w:val="21"/>
+                <w:szCs w:val="21"/>
+              </w:rPr>
+              <w:t xml:space="preserve">What the list cannot price</w:t>
+            </w:r>
+          </w:p>
+        </w:tc>
+      </w:tr>
+      <w:tr>
+        <w:tc>
+          <w:tcPr>
+            <w:tcW w:type="dxa" w:w="3100"/>
+            <w:tcMar>
+              <w:top w:type="dxa" w:w="80"/>
+              <w:left w:type="dxa" w:w="120"/>
+              <w:bottom w:type="dxa" w:w="80"/>
+              <w:right w:type="dxa" w:w="120"/>
+            </w:tcMar>
+          </w:tcPr>
+          <w:p>
+            <w:r>
+              <w:rPr>
+                <w:color w:val="555555"/>
+                <w:sz w:val="19"/>
+                <w:szCs w:val="19"/>
+              </w:rPr>
+              <w:t xml:space="preserve">Lead-in</w:t>
+            </w:r>
+          </w:p>
+        </w:tc>
+        <w:tc>
+          <w:tcPr>
+            <w:tcW w:type="dxa" w:w="6260"/>
+            <w:tcMar>
+              <w:top w:type="dxa" w:w="80"/>
+              <w:left w:type="dxa" w:w="120"/>
+              <w:bottom w:type="dxa" w:w="80"/>
+              <w:right w:type="dxa" w:w="120"/>
+            </w:tcMar>
+          </w:tcPr>
+          <w:p>
+            <w:r>
+              <w:rPr>
+                <w:b w:val="false"/>
+                <w:bCs w:val="false"/>
+                <w:color w:val="000000"/>
+                <w:sz w:val="21"/>
+                <w:szCs w:val="21"/>
+              </w:rPr>
+              <w:t xml:space="preserve">Her piccolo broke at a football game. It was the school’s, and it was thirteen thousand dollars.</w:t>
+            </w:r>
+          </w:p>
+        </w:tc>
+      </w:tr>
+      <w:tr>
+        <w:tc>
+          <w:tcPr>
+            <w:tcW w:type="dxa" w:w="3100"/>
+            <w:tcMar>
+              <w:top w:type="dxa" w:w="80"/>
+              <w:left w:type="dxa" w:w="120"/>
+              <w:bottom w:type="dxa" w:w="80"/>
+              <w:right w:type="dxa" w:w="120"/>
+            </w:tcMar>
+          </w:tcPr>
+          <w:p>
+            <w:r>
+              <w:rPr>
+                <w:color w:val="555555"/>
+                <w:sz w:val="19"/>
+                <w:szCs w:val="19"/>
+              </w:rPr>
+              <w:t xml:space="preserve">Cole’s quote</w:t>
+            </w:r>
+          </w:p>
+        </w:tc>
+        <w:tc>
+          <w:tcPr>
+            <w:tcW w:type="dxa" w:w="6260"/>
+            <w:tcMar>
+              <w:top w:type="dxa" w:w="80"/>
+              <w:left w:type="dxa" w:w="120"/>
+              <w:bottom w:type="dxa" w:w="80"/>
+              <w:right w:type="dxa" w:w="120"/>
+            </w:tcMar>
+          </w:tcPr>
+          <w:p>
+            <w:r>
+              <w:rPr>
+                <w:b w:val="false"/>
+                <w:bCs w:val="false"/>
+                <w:color w:val="000000"/>
+                <w:sz w:val="21"/>
+                <w:szCs w:val="21"/>
+              </w:rPr>
+              <w:t xml:space="preserve">it just SNAPPED on me bc the wood was old and probably rotted… i was sobbing so bad LMFAOO… so my band director secretly bought a new one so i wouldn’t freak out</w:t>
+            </w:r>
+          </w:p>
+        </w:tc>
+      </w:tr>
+      <w:tr>
+        <w:tc>
+          <w:tcPr>
+            <w:tcW w:type="dxa" w:w="3100"/>
+            <w:tcMar>
+              <w:top w:type="dxa" w:w="80"/>
+              <w:left w:type="dxa" w:w="120"/>
+              <w:bottom w:type="dxa" w:w="80"/>
+              <w:right w:type="dxa" w:w="120"/>
+            </w:tcMar>
+          </w:tcPr>
+          <w:p>
+            <w:r>
+              <w:rPr>
+                <w:color w:val="555555"/>
+                <w:sz w:val="19"/>
+                <w:szCs w:val="19"/>
+              </w:rPr>
+              <w:t xml:space="preserve">Signed</w:t>
+            </w:r>
+          </w:p>
+        </w:tc>
+        <w:tc>
+          <w:tcPr>
+            <w:tcW w:type="dxa" w:w="6260"/>
+            <w:tcMar>
+              <w:top w:type="dxa" w:w="80"/>
+              <w:left w:type="dxa" w:w="120"/>
+              <w:bottom w:type="dxa" w:w="80"/>
+              <w:right w:type="dxa" w:w="120"/>
+            </w:tcMar>
+          </w:tcPr>
+          <w:p>
+            <w:r>
+              <w:rPr>
+                <w:b w:val="false"/>
+                <w:bCs w:val="false"/>
+                <w:color w:val="000000"/>
+                <w:sz w:val="21"/>
+                <w:szCs w:val="21"/>
+              </w:rPr>
+              <w:t xml:space="preserve">Cole</w:t>
+            </w:r>
+          </w:p>
+        </w:tc>
+      </w:tr>
+    </w:tbl>
+    <w:p>
+      <w:pPr>
+        <w:pStyle w:val="Heading1"/>
+        <w:spacing w:after="140" w:before="320"/>
+      </w:pPr>
+      <w:r>
+        <w:t xml:space="preserve">Slide 15 — Chapter II</w:t>
       </w:r>
     </w:p>
     <w:tbl>
@@ -5438,7 +8470,7 @@
         <w:spacing w:after="140" w:before="320"/>
       </w:pPr>
       <w:r>
-        <w:t xml:space="preserve">Slide 12 — The shift</w:t>
+        <w:t xml:space="preserve">Slide 16 — The shift</w:t>
       </w:r>
     </w:p>
     <w:tbl>
@@ -5636,7 +8668,7 @@
                 <w:sz w:val="21"/>
                 <w:szCs w:val="21"/>
               </w:rPr>
-              <w:t xml:space="preserve">If the hours only count when someone is correcting you, then the single most valuable habit a leader can build is asking to be corrected — early, often, and before it is comfortable. The mindset is not toughness. It is treating every correction as the thing that moves the slope.</w:t>
+              <w:t xml:space="preserve">If the hours only count when someone is correcting you, then the most valuable habit a leader can build is asking to be corrected — early, often, and before it is comfortable. Asking changes your own slope. Giving it changes everybody else’s, which is most of the job.</w:t>
             </w:r>
           </w:p>
         </w:tc>
@@ -5683,7 +8715,7 @@
                 <w:sz w:val="21"/>
                 <w:szCs w:val="21"/>
               </w:rPr>
-              <w:t xml:space="preserve">[FILL IN: The specific mindset from the module you are building on — name it and quote a line]</w:t>
+              <w:t xml:space="preserve">[FILL IN: The specific mindset from the module — name it and quote a line]</w:t>
             </w:r>
           </w:p>
         </w:tc>
@@ -5695,263 +8727,7 @@
         <w:spacing w:after="140" w:before="320"/>
       </w:pPr>
       <w:r>
-        <w:t xml:space="preserve">Slide 13 — Both directions</w:t>
-      </w:r>
-    </w:p>
-    <w:tbl>
-      <w:tblPr>
-        <w:tblW w:type="dxa" w:w="9360"/>
-        <w:tblBorders>
-          <w:top w:val="single" w:color="D8D4CA" w:sz="2"/>
-          <w:left w:val="single" w:color="D8D4CA" w:sz="2"/>
-          <w:bottom w:val="single" w:color="D8D4CA" w:sz="2"/>
-          <w:right w:val="single" w:color="D8D4CA" w:sz="2"/>
-          <w:insideH w:val="single" w:color="E8E5DD" w:sz="2"/>
-          <w:insideV w:val="single" w:color="E8E5DD" w:sz="2"/>
-        </w:tblBorders>
-      </w:tblPr>
-      <w:tblGrid>
-        <w:gridCol w:w="3100"/>
-        <w:gridCol w:w="6260"/>
-      </w:tblGrid>
-      <w:tr>
-        <w:tc>
-          <w:tcPr>
-            <w:tcW w:type="dxa" w:w="3100"/>
-            <w:tcMar>
-              <w:top w:type="dxa" w:w="80"/>
-              <w:left w:type="dxa" w:w="120"/>
-              <w:bottom w:type="dxa" w:w="80"/>
-              <w:right w:type="dxa" w:w="120"/>
-            </w:tcMar>
-          </w:tcPr>
-          <w:p>
-            <w:r>
-              <w:rPr>
-                <w:color w:val="555555"/>
-                <w:sz w:val="19"/>
-                <w:szCs w:val="19"/>
-              </w:rPr>
-              <w:t xml:space="preserve">Line 1</w:t>
-            </w:r>
-          </w:p>
-        </w:tc>
-        <w:tc>
-          <w:tcPr>
-            <w:tcW w:type="dxa" w:w="6260"/>
-            <w:tcMar>
-              <w:top w:type="dxa" w:w="80"/>
-              <w:left w:type="dxa" w:w="120"/>
-              <w:bottom w:type="dxa" w:w="80"/>
-              <w:right w:type="dxa" w:w="120"/>
-            </w:tcMar>
-          </w:tcPr>
-          <w:p>
-            <w:r>
-              <w:rPr>
-                <w:b w:val="false"/>
-                <w:bCs w:val="false"/>
-                <w:color w:val="000000"/>
-                <w:sz w:val="21"/>
-                <w:szCs w:val="21"/>
-              </w:rPr>
-              <w:t xml:space="preserve">Asking for feedback</w:t>
-            </w:r>
-          </w:p>
-        </w:tc>
-      </w:tr>
-      <w:tr>
-        <w:tc>
-          <w:tcPr>
-            <w:tcW w:type="dxa" w:w="3100"/>
-            <w:tcMar>
-              <w:top w:type="dxa" w:w="80"/>
-              <w:left w:type="dxa" w:w="120"/>
-              <w:bottom w:type="dxa" w:w="80"/>
-              <w:right w:type="dxa" w:w="120"/>
-            </w:tcMar>
-          </w:tcPr>
-          <w:p>
-            <w:r>
-              <w:rPr>
-                <w:color w:val="555555"/>
-                <w:sz w:val="19"/>
-                <w:szCs w:val="19"/>
-              </w:rPr>
-              <w:t xml:space="preserve">Line 2</w:t>
-            </w:r>
-          </w:p>
-        </w:tc>
-        <w:tc>
-          <w:tcPr>
-            <w:tcW w:type="dxa" w:w="6260"/>
-            <w:tcMar>
-              <w:top w:type="dxa" w:w="80"/>
-              <w:left w:type="dxa" w:w="120"/>
-              <w:bottom w:type="dxa" w:w="80"/>
-              <w:right w:type="dxa" w:w="120"/>
-            </w:tcMar>
-          </w:tcPr>
-          <w:p>
-            <w:r>
-              <w:rPr>
-                <w:b w:val="false"/>
-                <w:bCs w:val="false"/>
-                <w:color w:val="000000"/>
-                <w:sz w:val="21"/>
-                <w:szCs w:val="21"/>
-              </w:rPr>
-              <w:t xml:space="preserve">changes your own slope.</w:t>
-            </w:r>
-          </w:p>
-        </w:tc>
-      </w:tr>
-      <w:tr>
-        <w:tc>
-          <w:tcPr>
-            <w:tcW w:type="dxa" w:w="3100"/>
-            <w:tcMar>
-              <w:top w:type="dxa" w:w="80"/>
-              <w:left w:type="dxa" w:w="120"/>
-              <w:bottom w:type="dxa" w:w="80"/>
-              <w:right w:type="dxa" w:w="120"/>
-            </w:tcMar>
-          </w:tcPr>
-          <w:p>
-            <w:r>
-              <w:rPr>
-                <w:color w:val="555555"/>
-                <w:sz w:val="19"/>
-                <w:szCs w:val="19"/>
-              </w:rPr>
-              <w:t xml:space="preserve">Line 3 (green italic)</w:t>
-            </w:r>
-          </w:p>
-        </w:tc>
-        <w:tc>
-          <w:tcPr>
-            <w:tcW w:type="dxa" w:w="6260"/>
-            <w:tcMar>
-              <w:top w:type="dxa" w:w="80"/>
-              <w:left w:type="dxa" w:w="120"/>
-              <w:bottom w:type="dxa" w:w="80"/>
-              <w:right w:type="dxa" w:w="120"/>
-            </w:tcMar>
-          </w:tcPr>
-          <w:p>
-            <w:r>
-              <w:rPr>
-                <w:b w:val="false"/>
-                <w:bCs w:val="false"/>
-                <w:color w:val="000000"/>
-                <w:sz w:val="21"/>
-                <w:szCs w:val="21"/>
-              </w:rPr>
-              <w:t xml:space="preserve">Giving it</w:t>
-            </w:r>
-          </w:p>
-        </w:tc>
-      </w:tr>
-      <w:tr>
-        <w:tc>
-          <w:tcPr>
-            <w:tcW w:type="dxa" w:w="3100"/>
-            <w:tcMar>
-              <w:top w:type="dxa" w:w="80"/>
-              <w:left w:type="dxa" w:w="120"/>
-              <w:bottom w:type="dxa" w:w="80"/>
-              <w:right w:type="dxa" w:w="120"/>
-            </w:tcMar>
-          </w:tcPr>
-          <w:p>
-            <w:r>
-              <w:rPr>
-                <w:color w:val="555555"/>
-                <w:sz w:val="19"/>
-                <w:szCs w:val="19"/>
-              </w:rPr>
-              <w:t xml:space="preserve">Line 4 (green italic)</w:t>
-            </w:r>
-          </w:p>
-        </w:tc>
-        <w:tc>
-          <w:tcPr>
-            <w:tcW w:type="dxa" w:w="6260"/>
-            <w:tcMar>
-              <w:top w:type="dxa" w:w="80"/>
-              <w:left w:type="dxa" w:w="120"/>
-              <w:bottom w:type="dxa" w:w="80"/>
-              <w:right w:type="dxa" w:w="120"/>
-            </w:tcMar>
-          </w:tcPr>
-          <w:p>
-            <w:r>
-              <w:rPr>
-                <w:b w:val="false"/>
-                <w:bCs w:val="false"/>
-                <w:color w:val="000000"/>
-                <w:sz w:val="21"/>
-                <w:szCs w:val="21"/>
-              </w:rPr>
-              <w:t xml:space="preserve">changes everybody else’s.</w:t>
-            </w:r>
-          </w:p>
-        </w:tc>
-      </w:tr>
-      <w:tr>
-        <w:tc>
-          <w:tcPr>
-            <w:tcW w:type="dxa" w:w="3100"/>
-            <w:tcMar>
-              <w:top w:type="dxa" w:w="80"/>
-              <w:left w:type="dxa" w:w="120"/>
-              <w:bottom w:type="dxa" w:w="80"/>
-              <w:right w:type="dxa" w:w="120"/>
-            </w:tcMar>
-          </w:tcPr>
-          <w:p>
-            <w:r>
-              <w:rPr>
-                <w:color w:val="555555"/>
-                <w:sz w:val="19"/>
-                <w:szCs w:val="19"/>
-              </w:rPr>
-              <w:t xml:space="preserve">Small print underneath</w:t>
-            </w:r>
-          </w:p>
-        </w:tc>
-        <w:tc>
-          <w:tcPr>
-            <w:tcW w:type="dxa" w:w="6260"/>
-            <w:tcMar>
-              <w:top w:type="dxa" w:w="80"/>
-              <w:left w:type="dxa" w:w="120"/>
-              <w:bottom w:type="dxa" w:w="80"/>
-              <w:right w:type="dxa" w:w="120"/>
-            </w:tcMar>
-          </w:tcPr>
-          <w:p>
-            <w:r>
-              <w:rPr>
-                <w:b w:val="false"/>
-                <w:bCs w:val="false"/>
-                <w:color w:val="000000"/>
-                <w:sz w:val="21"/>
-                <w:szCs w:val="21"/>
-              </w:rPr>
-              <w:t xml:space="preserve">That second one is the entire job description of a leader.</w:t>
-            </w:r>
-          </w:p>
-        </w:tc>
-      </w:tr>
-    </w:tbl>
-    <w:p>
-      <w:pPr>
-        <w:pStyle w:val="Heading1"/>
-        <w:spacing w:after="140" w:before="320"/>
-      </w:pPr>
-      <w:r>
-        <w:t xml:space="preserve">Slide 14 — Chapter III</w:t>
+        <w:t xml:space="preserve">Slide 17 — Chapter III</w:t>
       </w:r>
     </w:p>
     <w:tbl>
@@ -6130,7 +8906,7 @@
         <w:spacing w:after="140" w:before="320"/>
       </w:pPr>
       <w:r>
-        <w:t xml:space="preserve">Slide 15 — Food security</w:t>
+        <w:t xml:space="preserve">Slide 18 — Food security</w:t>
       </w:r>
     </w:p>
     <w:tbl>
@@ -6926,7 +9702,7 @@
                 <w:sz w:val="21"/>
                 <w:szCs w:val="21"/>
               </w:rPr>
-              <w:t xml:space="preserve">A community shuttle on pantry days — the gate that costs the least to open</w:t>
+              <w:t xml:space="preserve">A community shuttle on pantry days — the gate that costs least to open</w:t>
             </w:r>
           </w:p>
         </w:tc>
@@ -7110,7 +9886,7 @@
                 <w:sz w:val="21"/>
                 <w:szCs w:val="21"/>
               </w:rPr>
-              <w:t xml:space="preserve">Somebody who stands there and shows you once. That is the teacher Cole had.</w:t>
+              <w:t xml:space="preserve">Somebody who stands there and shows you once. That is the band director.</w:t>
             </w:r>
           </w:p>
         </w:tc>
@@ -7168,7 +9944,7 @@
         <w:spacing w:after="140" w:before="320"/>
       </w:pPr>
       <w:r>
-        <w:t xml:space="preserve">Slide 16 — Chapter IV</w:t>
+        <w:t xml:space="preserve">Slide 19 — Chapter IV</w:t>
       </w:r>
     </w:p>
     <w:tbl>
@@ -7347,7 +10123,7 @@
         <w:spacing w:after="140" w:before="320"/>
       </w:pPr>
       <w:r>
-        <w:t xml:space="preserve">Slide 17 — Our brand</w:t>
+        <w:t xml:space="preserve">Slide 20 — Our brand</w:t>
       </w:r>
     </w:p>
     <w:tbl>
@@ -7557,7 +10333,7 @@
         <w:spacing w:after="140" w:before="320"/>
       </w:pPr>
       <w:r>
-        <w:t xml:space="preserve">Slide 18 — In practice</w:t>
+        <w:t xml:space="preserve">Slide 21 — In practice</w:t>
       </w:r>
     </w:p>
     <w:tbl>
@@ -8227,7 +11003,217 @@
         <w:spacing w:after="140" w:before="320"/>
       </w:pPr>
       <w:r>
-        <w:t xml:space="preserve">Slide 19 — End</w:t>
+        <w:t xml:space="preserve">Slide 22 — Back to Cole</w:t>
+      </w:r>
+    </w:p>
+    <w:tbl>
+      <w:tblPr>
+        <w:tblW w:type="dxa" w:w="9360"/>
+        <w:tblBorders>
+          <w:top w:val="single" w:color="D8D4CA" w:sz="2"/>
+          <w:left w:val="single" w:color="D8D4CA" w:sz="2"/>
+          <w:bottom w:val="single" w:color="D8D4CA" w:sz="2"/>
+          <w:right w:val="single" w:color="D8D4CA" w:sz="2"/>
+          <w:insideH w:val="single" w:color="E8E5DD" w:sz="2"/>
+          <w:insideV w:val="single" w:color="E8E5DD" w:sz="2"/>
+        </w:tblBorders>
+      </w:tblPr>
+      <w:tblGrid>
+        <w:gridCol w:w="3100"/>
+        <w:gridCol w:w="6260"/>
+      </w:tblGrid>
+      <w:tr>
+        <w:tc>
+          <w:tcPr>
+            <w:tcW w:type="dxa" w:w="3100"/>
+            <w:tcMar>
+              <w:top w:type="dxa" w:w="80"/>
+              <w:left w:type="dxa" w:w="120"/>
+              <w:bottom w:type="dxa" w:w="80"/>
+              <w:right w:type="dxa" w:w="120"/>
+            </w:tcMar>
+          </w:tcPr>
+          <w:p>
+            <w:r>
+              <w:rPr>
+                <w:color w:val="555555"/>
+                <w:sz w:val="19"/>
+                <w:szCs w:val="19"/>
+              </w:rPr>
+              <w:t xml:space="preserve">Label at the top</w:t>
+            </w:r>
+          </w:p>
+        </w:tc>
+        <w:tc>
+          <w:tcPr>
+            <w:tcW w:type="dxa" w:w="6260"/>
+            <w:tcMar>
+              <w:top w:type="dxa" w:w="80"/>
+              <w:left w:type="dxa" w:w="120"/>
+              <w:bottom w:type="dxa" w:w="80"/>
+              <w:right w:type="dxa" w:w="120"/>
+            </w:tcMar>
+          </w:tcPr>
+          <w:p>
+            <w:r>
+              <w:rPr>
+                <w:b w:val="false"/>
+                <w:bCs w:val="false"/>
+                <w:color w:val="000000"/>
+                <w:sz w:val="21"/>
+                <w:szCs w:val="21"/>
+              </w:rPr>
+              <w:t xml:space="preserve">Back to Cole</w:t>
+            </w:r>
+          </w:p>
+        </w:tc>
+      </w:tr>
+      <w:tr>
+        <w:tc>
+          <w:tcPr>
+            <w:tcW w:type="dxa" w:w="3100"/>
+            <w:tcMar>
+              <w:top w:type="dxa" w:w="80"/>
+              <w:left w:type="dxa" w:w="120"/>
+              <w:bottom w:type="dxa" w:w="80"/>
+              <w:right w:type="dxa" w:w="120"/>
+            </w:tcMar>
+          </w:tcPr>
+          <w:p>
+            <w:r>
+              <w:rPr>
+                <w:color w:val="555555"/>
+                <w:sz w:val="19"/>
+                <w:szCs w:val="19"/>
+              </w:rPr>
+              <w:t xml:space="preserve">Lead-in</w:t>
+            </w:r>
+          </w:p>
+        </w:tc>
+        <w:tc>
+          <w:tcPr>
+            <w:tcW w:type="dxa" w:w="6260"/>
+            <w:tcMar>
+              <w:top w:type="dxa" w:w="80"/>
+              <w:left w:type="dxa" w:w="120"/>
+              <w:bottom w:type="dxa" w:w="80"/>
+              <w:right w:type="dxa" w:w="120"/>
+            </w:tcMar>
+          </w:tcPr>
+          <w:p>
+            <w:r>
+              <w:rPr>
+                <w:b w:val="false"/>
+                <w:bCs w:val="false"/>
+                <w:color w:val="000000"/>
+                <w:sz w:val="21"/>
+                <w:szCs w:val="21"/>
+              </w:rPr>
+              <w:t xml:space="preserve">We asked her what seven years actually looked like.</w:t>
+            </w:r>
+          </w:p>
+        </w:tc>
+      </w:tr>
+      <w:tr>
+        <w:tc>
+          <w:tcPr>
+            <w:tcW w:type="dxa" w:w="3100"/>
+            <w:tcMar>
+              <w:top w:type="dxa" w:w="80"/>
+              <w:left w:type="dxa" w:w="120"/>
+              <w:bottom w:type="dxa" w:w="80"/>
+              <w:right w:type="dxa" w:w="120"/>
+            </w:tcMar>
+          </w:tcPr>
+          <w:p>
+            <w:r>
+              <w:rPr>
+                <w:color w:val="555555"/>
+                <w:sz w:val="19"/>
+                <w:szCs w:val="19"/>
+              </w:rPr>
+              <w:t xml:space="preserve">Cole’s quote</w:t>
+            </w:r>
+          </w:p>
+        </w:tc>
+        <w:tc>
+          <w:tcPr>
+            <w:tcW w:type="dxa" w:w="6260"/>
+            <w:tcMar>
+              <w:top w:type="dxa" w:w="80"/>
+              <w:left w:type="dxa" w:w="120"/>
+              <w:bottom w:type="dxa" w:w="80"/>
+              <w:right w:type="dxa" w:w="120"/>
+            </w:tcMar>
+          </w:tcPr>
+          <w:p>
+            <w:r>
+              <w:rPr>
+                <w:b w:val="false"/>
+                <w:bCs w:val="false"/>
+                <w:color w:val="000000"/>
+                <w:sz w:val="21"/>
+                <w:szCs w:val="21"/>
+              </w:rPr>
+              <w:t xml:space="preserve">after school (3pm), i’d do some hw, practice and warm up until practice starts (5:30pm) and it usually goes to like (8:30)… then i’d practice for like another 2 hours LMFAO… and for fridays for football/marching band, i was at school until 11 pm</w:t>
+            </w:r>
+          </w:p>
+        </w:tc>
+      </w:tr>
+      <w:tr>
+        <w:tc>
+          <w:tcPr>
+            <w:tcW w:type="dxa" w:w="3100"/>
+            <w:tcMar>
+              <w:top w:type="dxa" w:w="80"/>
+              <w:left w:type="dxa" w:w="120"/>
+              <w:bottom w:type="dxa" w:w="80"/>
+              <w:right w:type="dxa" w:w="120"/>
+            </w:tcMar>
+          </w:tcPr>
+          <w:p>
+            <w:r>
+              <w:rPr>
+                <w:color w:val="555555"/>
+                <w:sz w:val="19"/>
+                <w:szCs w:val="19"/>
+              </w:rPr>
+              <w:t xml:space="preserve">Signed</w:t>
+            </w:r>
+          </w:p>
+        </w:tc>
+        <w:tc>
+          <w:tcPr>
+            <w:tcW w:type="dxa" w:w="6260"/>
+            <w:tcMar>
+              <w:top w:type="dxa" w:w="80"/>
+              <w:left w:type="dxa" w:w="120"/>
+              <w:bottom w:type="dxa" w:w="80"/>
+              <w:right w:type="dxa" w:w="120"/>
+            </w:tcMar>
+          </w:tcPr>
+          <w:p>
+            <w:r>
+              <w:rPr>
+                <w:b w:val="false"/>
+                <w:bCs w:val="false"/>
+                <w:color w:val="000000"/>
+                <w:sz w:val="21"/>
+                <w:szCs w:val="21"/>
+              </w:rPr>
+              <w:t xml:space="preserve">Cole</w:t>
+            </w:r>
+          </w:p>
+        </w:tc>
+      </w:tr>
+    </w:tbl>
+    <w:p>
+      <w:pPr>
+        <w:pStyle w:val="Heading1"/>
+        <w:spacing w:after="140" w:before="320"/>
+      </w:pPr>
+      <w:r>
+        <w:t xml:space="preserve">Slide 23 — End</w:t>
       </w:r>
     </w:p>
     <w:tbl>

--- a/deck-text.docx
+++ b/deck-text.docx
@@ -34,7 +34,7 @@
           <w:sz w:val="22"/>
           <w:szCs w:val="22"/>
         </w:rPr>
-        <w:t xml:space="preserve">3 highlighted blanks still need real information.</w:t>
+        <w:t xml:space="preserve">0 highlighted blanks still need real information.</w:t>
       </w:r>
     </w:p>
     <w:p>
@@ -294,7 +294,7 @@
                 <w:sz w:val="21"/>
                 <w:szCs w:val="21"/>
               </w:rPr>
-              <w:t xml:space="preserve">MMXXVI</w:t>
+              <w:t xml:space="preserve">2026</w:t>
             </w:r>
           </w:p>
         </w:tc>
@@ -642,7 +642,7 @@
                 <w:sz w:val="21"/>
                 <w:szCs w:val="21"/>
               </w:rPr>
-              <w:t xml:space="preserve">It is the most quoted number in self-improvement. It is also the wrong unit.</w:t>
+              <w:t xml:space="preserve">Behold the most misleading quoted number in self-improvement.</w:t>
             </w:r>
           </w:p>
         </w:tc>
@@ -806,7 +806,7 @@
                 <w:sz w:val="21"/>
                 <w:szCs w:val="21"/>
               </w:rPr>
-              <w:t xml:space="preserve">Section 1 — one lesson from Outliers</w:t>
+              <w:t xml:space="preserve">Section 1: one lesson from Outliers</w:t>
             </w:r>
           </w:p>
         </w:tc>
@@ -985,7 +985,7 @@
                 <w:sz w:val="21"/>
                 <w:szCs w:val="21"/>
               </w:rPr>
-              <w:t xml:space="preserve">The magic number of greatness</w:t>
+              <w:t xml:space="preserve">The magic number of expertise</w:t>
             </w:r>
           </w:p>
         </w:tc>
@@ -1031,7 +1031,7 @@
                 <w:sz w:val="21"/>
                 <w:szCs w:val="21"/>
               </w:rPr>
-              <w:t xml:space="preserve">Study the Beatles, Bill Gates, elite violinists — and you find the same figure. Roughly ten thousand hours of practice separates the great from everyone else.</w:t>
+              <w:t xml:space="preserve">Roughly ten thousand hours of practice separates the experts from everyone else. Study the Beatles, Bill Gates, and exceptional violinists and you find the same figure.</w:t>
             </w:r>
           </w:p>
         </w:tc>
@@ -1077,7 +1077,7 @@
                 <w:sz w:val="21"/>
                 <w:szCs w:val="21"/>
               </w:rPr>
-              <w:t xml:space="preserve">This is the version everybody remembers.</w:t>
+              <w:t xml:space="preserve">This is the memorable part.</w:t>
             </w:r>
           </w:p>
         </w:tc>
@@ -1149,7 +1149,7 @@
                 <w:sz w:val="21"/>
                 <w:szCs w:val="21"/>
               </w:rPr>
-              <w:t xml:space="preserve">Anders Ericsson — the researcher Gladwell cited</w:t>
+              <w:t xml:space="preserve">Anders Ericsson: researcher Gladwell cited</w:t>
             </w:r>
           </w:p>
         </w:tc>
@@ -1287,7 +1287,7 @@
                 <w:sz w:val="21"/>
                 <w:szCs w:val="21"/>
               </w:rPr>
-              <w:t xml:space="preserve">Ericsson spent years objecting to the popular version. The hours were never the mechanism. What mattered was practice at the edge of your ability with someone telling you, immediately, what you just got wrong. Take the feedback out and the hours do nothing.</w:t>
+              <w:t xml:space="preserve">Anders Ericsson spent years of his life going against the grain. He knew the hours were just evidence of something more intricate. He found that it was about the feedback loop, not the hours.</w:t>
             </w:r>
           </w:p>
         </w:tc>
@@ -1333,7 +1333,7 @@
                 <w:sz w:val="21"/>
                 <w:szCs w:val="21"/>
               </w:rPr>
-              <w:t xml:space="preserve">The hours are a container. Feedback is what has to be inside them.</w:t>
+              <w:t xml:space="preserve">The hours are just the container.</w:t>
             </w:r>
           </w:p>
         </w:tc>
@@ -1615,7 +1615,7 @@
                 <w:sz w:val="21"/>
                 <w:szCs w:val="21"/>
               </w:rPr>
-              <w:t xml:space="preserve">Exhibit the First — a rising slope</w:t>
+              <w:t xml:space="preserve">Exhibit the First: a rising slope</w:t>
             </w:r>
           </w:p>
         </w:tc>
@@ -2213,7 +2213,7 @@
                 <w:sz w:val="21"/>
                 <w:szCs w:val="21"/>
               </w:rPr>
-              <w:t xml:space="preserve">She owns two flutes and has named them both — Stephanie and Serenity. One is “made from your basic metals used in cheap jewelry.” The other has a sterling silver headjoint, shaped to her own mouth. *Eight hundred dollars, and ten thousand.*</w:t>
+              <w:t xml:space="preserve">She has two children Stephanie and Serenity. One is “made from your basic metals used in cheap jewelry.” The other has a sterling silver headjoint, shaped to her own mouth. *Eight hundred dollars, and ten thousand.*</w:t>
             </w:r>
           </w:p>
         </w:tc>
@@ -2285,7 +2285,7 @@
                 <w:sz w:val="21"/>
                 <w:szCs w:val="21"/>
               </w:rPr>
-              <w:t xml:space="preserve">Plate II — deliberate practice, as printed</w:t>
+              <w:t xml:space="preserve">Plate II: deliberate practice</w:t>
             </w:r>
           </w:p>
         </w:tc>
@@ -2331,7 +2331,7 @@
                 <w:sz w:val="21"/>
                 <w:szCs w:val="21"/>
               </w:rPr>
-              <w:t xml:space="preserve">This is what filled the hours</w:t>
+              <w:t xml:space="preserve">What the hours actually represented</w:t>
             </w:r>
           </w:p>
         </w:tc>
@@ -2515,7 +2515,7 @@
                 <w:sz w:val="21"/>
                 <w:szCs w:val="21"/>
               </w:rPr>
-              <w:t xml:space="preserve">Long Tones — “hold the note until the director signals you to the next note”</w:t>
+              <w:t xml:space="preserve">Long Tones: “hold the note until the director signals you to the next note”</w:t>
             </w:r>
           </w:p>
         </w:tc>
@@ -2883,7 +2883,7 @@
                 <w:sz w:val="21"/>
                 <w:szCs w:val="21"/>
               </w:rPr>
-              <w:t xml:space="preserve">Articulation — slur two, tongue two; tongue all; slur up, tongue down</w:t>
+              <w:t xml:space="preserve">Articulation: slur two, tongue two; tongue all; slur up, tongue down</w:t>
             </w:r>
           </w:p>
         </w:tc>
@@ -2975,7 +2975,7 @@
                 <w:sz w:val="21"/>
                 <w:szCs w:val="21"/>
               </w:rPr>
-              <w:t xml:space="preserve">Tonguing — four sixteenths and a quarter</w:t>
+              <w:t xml:space="preserve">Tonguing: four sixteenths and a quarter</w:t>
             </w:r>
           </w:p>
         </w:tc>
@@ -3113,7 +3113,7 @@
                 <w:sz w:val="21"/>
                 <w:szCs w:val="21"/>
               </w:rPr>
-              <w:t xml:space="preserve">Seven sections, twelve scales, one skill isolated at a time. Read Section 1 again: the exercise does not end when you decide it does. *It ends when someone else tells you.*</w:t>
+              <w:t xml:space="preserve">A structured approach to learning filled the practice time. Cole learned from quality instruction *optimized for efficient progression.*</w:t>
             </w:r>
           </w:p>
         </w:tc>
@@ -3185,7 +3185,7 @@
                 <w:sz w:val="21"/>
                 <w:szCs w:val="21"/>
               </w:rPr>
-              <w:t xml:space="preserve">The record, as kept</w:t>
+              <w:t xml:space="preserve">The record,</w:t>
             </w:r>
           </w:p>
         </w:tc>
@@ -3231,7 +3231,7 @@
                 <w:sz w:val="21"/>
                 <w:szCs w:val="21"/>
               </w:rPr>
-              <w:t xml:space="preserve">The origin story we *do* have</w:t>
+              <w:t xml:space="preserve">The origin story</w:t>
             </w:r>
           </w:p>
         </w:tc>
@@ -3277,7 +3277,7 @@
                 <w:sz w:val="21"/>
                 <w:szCs w:val="21"/>
               </w:rPr>
-              <w:t xml:space="preserve">Seven years of it. None of these are stock photographs.</w:t>
+              <w:t xml:space="preserve">Seven years, no baby pictures because she had no baby pictures. 💔</w:t>
             </w:r>
           </w:p>
         </w:tc>
@@ -3323,7 +3323,7 @@
                 <w:sz w:val="21"/>
                 <w:szCs w:val="21"/>
               </w:rPr>
-              <w:t xml:space="preserve">The instrument</w:t>
+              <w:t xml:space="preserve">Él instrument</w:t>
             </w:r>
           </w:p>
         </w:tc>
@@ -4151,7 +4151,7 @@
                 <w:sz w:val="21"/>
                 <w:szCs w:val="21"/>
               </w:rPr>
-              <w:t xml:space="preserve">Cole plays the flute and the piccolo for the South Plantation Royal Regiment. Every photograph here is hers.</w:t>
+              <w:t xml:space="preserve">Cole flute origin</w:t>
             </w:r>
           </w:p>
         </w:tc>
@@ -4238,7 +4238,7 @@
                 <w:sz w:val="21"/>
                 <w:szCs w:val="21"/>
               </w:rPr>
-              <w:t xml:space="preserve">The record, as kept</w:t>
+              <w:t xml:space="preserve">The record II</w:t>
             </w:r>
           </w:p>
         </w:tc>
@@ -4836,7 +4836,7 @@
                 <w:sz w:val="21"/>
                 <w:szCs w:val="21"/>
               </w:rPr>
-              <w:t xml:space="preserve">First solo — sophomore year</w:t>
+              <w:t xml:space="preserve">First solo: sophomore year</w:t>
             </w:r>
           </w:p>
         </w:tc>
@@ -5066,7 +5066,7 @@
                 <w:sz w:val="21"/>
                 <w:szCs w:val="21"/>
               </w:rPr>
-              <w:t xml:space="preserve">Four years on piccolo, first chair. There is television footage.</w:t>
+              <w:t xml:space="preserve">Four years on piccolo, first chair. There’s actual TV footage.</w:t>
             </w:r>
           </w:p>
         </w:tc>
@@ -5153,7 +5153,7 @@
                 <w:sz w:val="21"/>
                 <w:szCs w:val="21"/>
               </w:rPr>
-              <w:t xml:space="preserve">Exhibit the Second — a flat slope</w:t>
+              <w:t xml:space="preserve">Exhibit the Second: a flat slope</w:t>
             </w:r>
           </w:p>
         </w:tc>
@@ -5383,7 +5383,7 @@
                 <w:sz w:val="21"/>
                 <w:szCs w:val="21"/>
               </w:rPr>
-              <w:t xml:space="preserve">No booklet. No sections. No director to signal the next note. Two and a half thousand hours of finding out for himself.</w:t>
+              <w:t xml:space="preserve">No booklet. No sections. No director to signal the next note. Two and a half thousand hours of playing with his eyes closed.</w:t>
             </w:r>
           </w:p>
         </w:tc>
@@ -5459,24 +5459,23 @@
         <w:tc>
           <w:tcPr>
             <w:tcW w:type="dxa" w:w="6260"/>
-            <w:shd w:fill="FFF3C4" w:val="clear"/>
-            <w:tcMar>
-              <w:top w:type="dxa" w:w="80"/>
-              <w:left w:type="dxa" w:w="120"/>
-              <w:bottom w:type="dxa" w:w="80"/>
-              <w:right w:type="dxa" w:w="120"/>
-            </w:tcMar>
-          </w:tcPr>
-          <w:p>
-            <w:r>
-              <w:rPr>
-                <w:b/>
-                <w:bCs/>
-                <w:color w:val="8A6100"/>
-                <w:sz w:val="21"/>
-                <w:szCs w:val="21"/>
-              </w:rPr>
-              <w:t xml:space="preserve">[FILL IN: actual rank]</w:t>
+            <w:tcMar>
+              <w:top w:type="dxa" w:w="80"/>
+              <w:left w:type="dxa" w:w="120"/>
+              <w:bottom w:type="dxa" w:w="80"/>
+              <w:right w:type="dxa" w:w="120"/>
+            </w:tcMar>
+          </w:tcPr>
+          <w:p>
+            <w:r>
+              <w:rPr>
+                <w:b w:val="false"/>
+                <w:bCs w:val="false"/>
+                <w:color w:val="000000"/>
+                <w:sz w:val="21"/>
+                <w:szCs w:val="21"/>
+              </w:rPr>
+              <w:t xml:space="preserve">Silver 1</w:t>
             </w:r>
           </w:p>
         </w:tc>
@@ -5506,24 +5505,23 @@
         <w:tc>
           <w:tcPr>
             <w:tcW w:type="dxa" w:w="6260"/>
-            <w:shd w:fill="FFF3C4" w:val="clear"/>
-            <w:tcMar>
-              <w:top w:type="dxa" w:w="80"/>
-              <w:left w:type="dxa" w:w="120"/>
-              <w:bottom w:type="dxa" w:w="80"/>
-              <w:right w:type="dxa" w:w="120"/>
-            </w:tcMar>
-          </w:tcPr>
-          <w:p>
-            <w:r>
-              <w:rPr>
-                <w:b/>
-                <w:bCs/>
-                <w:color w:val="8A6100"/>
-                <w:sz w:val="21"/>
-                <w:szCs w:val="21"/>
-              </w:rPr>
-              <w:t xml:space="preserve">[FILL IN: Tyler's exact quote — the “still trash” line, verbatim]</w:t>
+            <w:tcMar>
+              <w:top w:type="dxa" w:w="80"/>
+              <w:left w:type="dxa" w:w="120"/>
+              <w:bottom w:type="dxa" w:w="80"/>
+              <w:right w:type="dxa" w:w="120"/>
+            </w:tcMar>
+          </w:tcPr>
+          <w:p>
+            <w:r>
+              <w:rPr>
+                <w:b w:val="false"/>
+                <w:bCs w:val="false"/>
+                <w:color w:val="000000"/>
+                <w:sz w:val="21"/>
+                <w:szCs w:val="21"/>
+              </w:rPr>
+              <w:t xml:space="preserve">i need a life</w:t>
             </w:r>
           </w:p>
         </w:tc>
@@ -5610,7 +5608,7 @@
                 <w:sz w:val="21"/>
                 <w:szCs w:val="21"/>
               </w:rPr>
-              <w:t xml:space="preserve">Plate III — the whole argument</w:t>
+              <w:t xml:space="preserve">Plate III: the whole argument</w:t>
             </w:r>
           </w:p>
         </w:tc>
@@ -6254,7 +6252,7 @@
                 <w:sz w:val="21"/>
                 <w:szCs w:val="21"/>
               </w:rPr>
-              <w:t xml:space="preserve">He is not short of hours. He is short of the thing that makes hours count. Ten thousand of these ends up in the same spot — the line is already flat.</w:t>
+              <w:t xml:space="preserve">The issue isn't the amount of hours, it's the quality of those hours.</w:t>
             </w:r>
           </w:p>
         </w:tc>
@@ -6326,7 +6324,7 @@
                 <w:sz w:val="21"/>
                 <w:szCs w:val="21"/>
               </w:rPr>
-              <w:t xml:space="preserve">Marginalia — what it sounds like with nobody to ask</w:t>
+              <w:t xml:space="preserve">What it sounds like with nobody to ask</w:t>
             </w:r>
           </w:p>
         </w:tc>
@@ -6372,7 +6370,7 @@
                 <w:sz w:val="21"/>
                 <w:szCs w:val="21"/>
               </w:rPr>
-              <w:t xml:space="preserve">With no coach, you have to become one</w:t>
+              <w:t xml:space="preserve">With no coach, you have to become one </w:t>
             </w:r>
           </w:p>
         </w:tc>
@@ -6418,7 +6416,7 @@
                 <w:sz w:val="21"/>
                 <w:szCs w:val="21"/>
               </w:rPr>
-              <w:t xml:space="preserve">So he interrogates everything himself. It starts reasonable.</w:t>
+              <w:t xml:space="preserve">This is the mindset you *need* to have to constantly improve.</w:t>
             </w:r>
           </w:p>
         </w:tc>
@@ -7016,7 +7014,7 @@
                 <w:sz w:val="21"/>
                 <w:szCs w:val="21"/>
               </w:rPr>
-              <w:t xml:space="preserve">A director answers that with one nod. Alone, it takes a year and you still get it wrong.</w:t>
+              <w:t xml:space="preserve">The peak of mastery isn't surmounted by *"normal methods."*</w:t>
             </w:r>
           </w:p>
         </w:tc>
@@ -7103,7 +7101,7 @@
                 <w:sz w:val="21"/>
                 <w:szCs w:val="21"/>
               </w:rPr>
-              <w:t xml:space="preserve">Outliers — the part nobody quotes</w:t>
+              <w:t xml:space="preserve">Outliers: the part nobody quotes</w:t>
             </w:r>
           </w:p>
         </w:tc>
@@ -7747,7 +7745,7 @@
                 <w:sz w:val="21"/>
                 <w:szCs w:val="21"/>
               </w:rPr>
-              <w:t xml:space="preserve">This is Gladwell’s actual argument, and it is not about effort. Everyone in that book was standing somewhere that answered them faster than everyone else. Feedback is not free, and it is not handed out evenly.</w:t>
+              <w:t xml:space="preserve">Gladwell's true message was never about effort. Every outlier in his book was positioned somewhere that allowed them the privilege of a efficient feedback loop. They knew what direction was the best use of their time. Feedback is not free, nor handed evenly.</w:t>
             </w:r>
           </w:p>
         </w:tc>
@@ -7931,7 +7929,7 @@
                 <w:sz w:val="21"/>
                 <w:szCs w:val="21"/>
               </w:rPr>
-              <w:t xml:space="preserve">Hamburg, 1960–62: 270 nights, five or more hours a night, a live audience reacting to every song</w:t>
+              <w:t xml:space="preserve">Hamburg, 1960 to 1962: 270 nights, five or more hours a night, a live audience reacting to every song</w:t>
             </w:r>
           </w:p>
         </w:tc>
@@ -8023,7 +8021,7 @@
                 <w:sz w:val="21"/>
                 <w:szCs w:val="21"/>
               </w:rPr>
-              <w:t xml:space="preserve">“my school was broke so we had band” — orchestra has strings; band does not</w:t>
+              <w:t xml:space="preserve">“my school was broke so we had band.” Orchestra has strings, band does not</w:t>
             </w:r>
           </w:p>
         </w:tc>
@@ -8069,7 +8067,7 @@
                 <w:sz w:val="21"/>
                 <w:szCs w:val="21"/>
               </w:rPr>
-              <w:t xml:space="preserve">Nobody in that book out-willed anyone. *They were all standing closer to the answer.*</w:t>
+              <w:t xml:space="preserve">Maybe its not that he outliers out-willed everyone. *Maybe they were all standing closer to the answer.*</w:t>
             </w:r>
           </w:p>
         </w:tc>
@@ -8187,7 +8185,7 @@
                 <w:sz w:val="21"/>
                 <w:szCs w:val="21"/>
               </w:rPr>
-              <w:t xml:space="preserve">Her piccolo broke at a football game. It was the school’s, and it was thirteen thousand dollars.</w:t>
+              <w:t xml:space="preserve">Her piccolo broke at a football game. It was the school’s, and it was $13,000.</w:t>
             </w:r>
           </w:p>
         </w:tc>
@@ -8443,7 +8441,7 @@
                 <w:sz w:val="21"/>
                 <w:szCs w:val="21"/>
               </w:rPr>
-              <w:t xml:space="preserve">Section 2 — Developing Leadership Mindsets</w:t>
+              <w:t xml:space="preserve">Section 2: Developing Leadership Mindsets</w:t>
             </w:r>
           </w:p>
         </w:tc>
@@ -8530,7 +8528,7 @@
                 <w:sz w:val="21"/>
                 <w:szCs w:val="21"/>
               </w:rPr>
-              <w:t xml:space="preserve">Section 2 — LinkedIn Learning, “Developing Leadership Mindsets”</w:t>
+              <w:t xml:space="preserve">Section 2: LinkedIn Learning, “Developing Leadership Mindsets”</w:t>
             </w:r>
           </w:p>
         </w:tc>
@@ -8668,7 +8666,7 @@
                 <w:sz w:val="21"/>
                 <w:szCs w:val="21"/>
               </w:rPr>
-              <w:t xml:space="preserve">If the hours only count when someone is correcting you, then the most valuable habit a leader can build is asking to be corrected — early, often, and before it is comfortable. Asking changes your own slope. Giving it changes everybody else’s, which is most of the job.</w:t>
+              <w:t xml:space="preserve">If hours only count when someone’s correcting you, then the best habit a leader can build is asking to be corrected: early and often, before it’s comfortable. Asking changes your own slope. Giving it changes everyone else’s, which is most of the job.</w:t>
             </w:r>
           </w:p>
         </w:tc>
@@ -8698,24 +8696,23 @@
         <w:tc>
           <w:tcPr>
             <w:tcW w:type="dxa" w:w="6260"/>
-            <w:shd w:fill="FFF3C4" w:val="clear"/>
-            <w:tcMar>
-              <w:top w:type="dxa" w:w="80"/>
-              <w:left w:type="dxa" w:w="120"/>
-              <w:bottom w:type="dxa" w:w="80"/>
-              <w:right w:type="dxa" w:w="120"/>
-            </w:tcMar>
-          </w:tcPr>
-          <w:p>
-            <w:r>
-              <w:rPr>
-                <w:b/>
-                <w:bCs/>
-                <w:color w:val="8A6100"/>
-                <w:sz w:val="21"/>
-                <w:szCs w:val="21"/>
-              </w:rPr>
-              <w:t xml:space="preserve">[FILL IN: The specific mindset from the module — name it and quote a line]</w:t>
+            <w:tcMar>
+              <w:top w:type="dxa" w:w="80"/>
+              <w:left w:type="dxa" w:w="120"/>
+              <w:bottom w:type="dxa" w:w="80"/>
+              <w:right w:type="dxa" w:w="120"/>
+            </w:tcMar>
+          </w:tcPr>
+          <w:p>
+            <w:r>
+              <w:rPr>
+                <w:b w:val="false"/>
+                <w:bCs w:val="false"/>
+                <w:color w:val="000000"/>
+                <w:sz w:val="21"/>
+                <w:szCs w:val="21"/>
+              </w:rPr>
+              <w:t xml:space="preserve">We can always pretend to have answers. The question, however, would be, how would we then find constructive criticism that can support our growth?</w:t>
             </w:r>
           </w:p>
         </w:tc>
@@ -8879,7 +8876,7 @@
                 <w:sz w:val="21"/>
                 <w:szCs w:val="21"/>
               </w:rPr>
-              <w:t xml:space="preserve">Section 3 — food insecurity</w:t>
+              <w:t xml:space="preserve">Section 3: food insecurity</w:t>
             </w:r>
           </w:p>
         </w:tc>
@@ -8966,7 +8963,7 @@
                 <w:sz w:val="21"/>
                 <w:szCs w:val="21"/>
               </w:rPr>
-              <w:t xml:space="preserve">Section 3 — Power of Food, the same argument</w:t>
+              <w:t xml:space="preserve">Section 3: Power of Food. Same argument</w:t>
             </w:r>
           </w:p>
         </w:tc>
@@ -9610,7 +9607,7 @@
                 <w:sz w:val="21"/>
                 <w:szCs w:val="21"/>
               </w:rPr>
-              <w:t xml:space="preserve">Nobody eats badly because they lack willpower, any more than Tyler lacked hours. Eating well is a skill, and skills need somebody who already knows how. Take that person away and you get the same flat line — not because people are not trying, but because nothing is telling them what would work.</w:t>
+              <w:t xml:space="preserve">Nobody eats badly because they lack willpower, any more than Tyler lacked hours. Eating well is a skill, and skills need somebody who already knows how. Take that person away and you get the same flat line. People are trying. Nothing is telling them what would work.</w:t>
             </w:r>
           </w:p>
         </w:tc>
@@ -9702,7 +9699,7 @@
                 <w:sz w:val="21"/>
                 <w:szCs w:val="21"/>
               </w:rPr>
-              <w:t xml:space="preserve">A community shuttle on pantry days — the gate that costs least to open</w:t>
+              <w:t xml:space="preserve">A community shuttle on pantry days: the gate that costs least to open</w:t>
             </w:r>
           </w:p>
         </w:tc>
@@ -9886,7 +9883,7 @@
                 <w:sz w:val="21"/>
                 <w:szCs w:val="21"/>
               </w:rPr>
-              <w:t xml:space="preserve">Somebody who stands there and shows you once. That is the band director.</w:t>
+              <w:t xml:space="preserve">Somebody who stands there and shows you once. That’s the band director.</w:t>
             </w:r>
           </w:p>
         </w:tc>
@@ -9932,7 +9929,7 @@
                 <w:sz w:val="21"/>
                 <w:szCs w:val="21"/>
               </w:rPr>
-              <w:t xml:space="preserve">Leadership here is not telling people to try harder. *It is being the feedback they were never given.*</w:t>
+              <w:t xml:space="preserve">Leadership here isn’t telling people to try harder. *It’s being the feedback they never got.*</w:t>
             </w:r>
           </w:p>
         </w:tc>
@@ -10096,7 +10093,7 @@
                 <w:sz w:val="21"/>
                 <w:szCs w:val="21"/>
               </w:rPr>
-              <w:t xml:space="preserve">Section 4 — who we are becoming</w:t>
+              <w:t xml:space="preserve">Section 4: who we are becoming</w:t>
             </w:r>
           </w:p>
         </w:tc>
@@ -10183,7 +10180,7 @@
                 <w:sz w:val="21"/>
                 <w:szCs w:val="21"/>
               </w:rPr>
-              <w:t xml:space="preserve">Section 4 — professional brand statement</w:t>
+              <w:t xml:space="preserve">Section 4: professional brand statement</w:t>
             </w:r>
           </w:p>
         </w:tc>
@@ -10229,7 +10226,7 @@
                 <w:sz w:val="21"/>
                 <w:szCs w:val="21"/>
               </w:rPr>
-              <w:t xml:space="preserve">So here is the statement we are staking our name to.</w:t>
+              <w:t xml:space="preserve">So here’s the statement we’re staking our name to.</w:t>
             </w:r>
           </w:p>
         </w:tc>
@@ -10275,7 +10272,7 @@
                 <w:sz w:val="21"/>
                 <w:szCs w:val="21"/>
               </w:rPr>
-              <w:t xml:space="preserve">We do not count hours. We build the loops that make hours count — asking to be corrected before it is comfortable, and being that correction for the people around us. Nobody gets good alone, and we would rather fewer people had to try.</w:t>
+              <w:t xml:space="preserve">We don’t count hours. We build the loops that make hours count: asking to be corrected before it’s comfortable, and being that correction for the people around us. Nobody gets good alone, and we’d rather fewer people had to try.</w:t>
             </w:r>
           </w:p>
         </w:tc>
@@ -10991,7 +10988,7 @@
                 <w:sz w:val="21"/>
                 <w:szCs w:val="21"/>
               </w:rPr>
-              <w:t xml:space="preserve">Two hundred matches a year is two hundred rooms full of people telling you instantly when you were wrong. Then he turns around and trains the new hires — which is the same loop, pointed at somebody else.</w:t>
+              <w:t xml:space="preserve">Two hundred matches a year is two hundred rooms full of people telling you instantly when you were wrong. Then he turns around and trains the new hires, which is the same loop pointed at somebody else.</w:t>
             </w:r>
           </w:p>
         </w:tc>

--- a/deck-text.docx
+++ b/deck-text.docx
@@ -6264,7 +6264,1224 @@
         <w:spacing w:after="140" w:before="320"/>
       </w:pPr>
       <w:r>
-        <w:t xml:space="preserve">Slide 12 — His own coach</w:t>
+        <w:t xml:space="preserve">Slide 12 — The price</w:t>
+      </w:r>
+    </w:p>
+    <w:tbl>
+      <w:tblPr>
+        <w:tblW w:type="dxa" w:w="9360"/>
+        <w:tblBorders>
+          <w:top w:val="single" w:color="D8D4CA" w:sz="2"/>
+          <w:left w:val="single" w:color="D8D4CA" w:sz="2"/>
+          <w:bottom w:val="single" w:color="D8D4CA" w:sz="2"/>
+          <w:right w:val="single" w:color="D8D4CA" w:sz="2"/>
+          <w:insideH w:val="single" w:color="E8E5DD" w:sz="2"/>
+          <w:insideV w:val="single" w:color="E8E5DD" w:sz="2"/>
+        </w:tblBorders>
+      </w:tblPr>
+      <w:tblGrid>
+        <w:gridCol w:w="3100"/>
+        <w:gridCol w:w="6260"/>
+      </w:tblGrid>
+      <w:tr>
+        <w:tc>
+          <w:tcPr>
+            <w:tcW w:type="dxa" w:w="3100"/>
+            <w:tcMar>
+              <w:top w:type="dxa" w:w="80"/>
+              <w:left w:type="dxa" w:w="120"/>
+              <w:bottom w:type="dxa" w:w="80"/>
+              <w:right w:type="dxa" w:w="120"/>
+            </w:tcMar>
+          </w:tcPr>
+          <w:p>
+            <w:r>
+              <w:rPr>
+                <w:color w:val="555555"/>
+                <w:sz w:val="19"/>
+                <w:szCs w:val="19"/>
+              </w:rPr>
+              <w:t xml:space="preserve">Label above headline</w:t>
+            </w:r>
+          </w:p>
+        </w:tc>
+        <w:tc>
+          <w:tcPr>
+            <w:tcW w:type="dxa" w:w="6260"/>
+            <w:tcMar>
+              <w:top w:type="dxa" w:w="80"/>
+              <w:left w:type="dxa" w:w="120"/>
+              <w:bottom w:type="dxa" w:w="80"/>
+              <w:right w:type="dxa" w:w="120"/>
+            </w:tcMar>
+          </w:tcPr>
+          <w:p>
+            <w:r>
+              <w:rPr>
+                <w:b w:val="false"/>
+                <w:bCs w:val="false"/>
+                <w:color w:val="000000"/>
+                <w:sz w:val="21"/>
+                <w:szCs w:val="21"/>
+              </w:rPr>
+              <w:t xml:space="preserve">Outliers: the part nobody quotes</w:t>
+            </w:r>
+          </w:p>
+        </w:tc>
+      </w:tr>
+      <w:tr>
+        <w:tc>
+          <w:tcPr>
+            <w:tcW w:type="dxa" w:w="3100"/>
+            <w:tcMar>
+              <w:top w:type="dxa" w:w="80"/>
+              <w:left w:type="dxa" w:w="120"/>
+              <w:bottom w:type="dxa" w:w="80"/>
+              <w:right w:type="dxa" w:w="120"/>
+            </w:tcMar>
+          </w:tcPr>
+          <w:p>
+            <w:r>
+              <w:rPr>
+                <w:color w:val="555555"/>
+                <w:sz w:val="19"/>
+                <w:szCs w:val="19"/>
+              </w:rPr>
+              <w:t xml:space="preserve">Headline</w:t>
+            </w:r>
+          </w:p>
+        </w:tc>
+        <w:tc>
+          <w:tcPr>
+            <w:tcW w:type="dxa" w:w="6260"/>
+            <w:tcMar>
+              <w:top w:type="dxa" w:w="80"/>
+              <w:left w:type="dxa" w:w="120"/>
+              <w:bottom w:type="dxa" w:w="80"/>
+              <w:right w:type="dxa" w:w="120"/>
+            </w:tcMar>
+          </w:tcPr>
+          <w:p>
+            <w:r>
+              <w:rPr>
+                <w:b w:val="false"/>
+                <w:bCs w:val="false"/>
+                <w:color w:val="000000"/>
+                <w:sz w:val="21"/>
+                <w:szCs w:val="21"/>
+              </w:rPr>
+              <w:t xml:space="preserve">Every one of those answers has a price. Here is Cole’s.</w:t>
+            </w:r>
+          </w:p>
+        </w:tc>
+      </w:tr>
+      <w:tr>
+        <w:tc>
+          <w:tcPr>
+            <w:tcW w:type="dxa" w:w="3100"/>
+            <w:tcMar>
+              <w:top w:type="dxa" w:w="80"/>
+              <w:left w:type="dxa" w:w="120"/>
+              <w:bottom w:type="dxa" w:w="80"/>
+              <w:right w:type="dxa" w:w="120"/>
+            </w:tcMar>
+          </w:tcPr>
+          <w:p>
+            <w:r>
+              <w:rPr>
+                <w:color w:val="555555"/>
+                <w:sz w:val="19"/>
+                <w:szCs w:val="19"/>
+              </w:rPr>
+              <w:t xml:space="preserve">Cost 1 question</w:t>
+            </w:r>
+          </w:p>
+        </w:tc>
+        <w:tc>
+          <w:tcPr>
+            <w:tcW w:type="dxa" w:w="6260"/>
+            <w:tcMar>
+              <w:top w:type="dxa" w:w="80"/>
+              <w:left w:type="dxa" w:w="120"/>
+              <w:bottom w:type="dxa" w:w="80"/>
+              <w:right w:type="dxa" w:w="120"/>
+            </w:tcMar>
+          </w:tcPr>
+          <w:p>
+            <w:r>
+              <w:rPr>
+                <w:b w:val="false"/>
+                <w:bCs w:val="false"/>
+                <w:color w:val="000000"/>
+                <w:sz w:val="21"/>
+                <w:szCs w:val="21"/>
+              </w:rPr>
+              <w:t xml:space="preserve">A beginner flute?</w:t>
+            </w:r>
+          </w:p>
+        </w:tc>
+      </w:tr>
+      <w:tr>
+        <w:tc>
+          <w:tcPr>
+            <w:tcW w:type="dxa" w:w="3100"/>
+            <w:tcMar>
+              <w:top w:type="dxa" w:w="80"/>
+              <w:left w:type="dxa" w:w="120"/>
+              <w:bottom w:type="dxa" w:w="80"/>
+              <w:right w:type="dxa" w:w="120"/>
+            </w:tcMar>
+          </w:tcPr>
+          <w:p>
+            <w:r>
+              <w:rPr>
+                <w:color w:val="555555"/>
+                <w:sz w:val="19"/>
+                <w:szCs w:val="19"/>
+              </w:rPr>
+              <w:t xml:space="preserve">Cost 1 price</w:t>
+            </w:r>
+          </w:p>
+        </w:tc>
+        <w:tc>
+          <w:tcPr>
+            <w:tcW w:type="dxa" w:w="6260"/>
+            <w:tcMar>
+              <w:top w:type="dxa" w:w="80"/>
+              <w:left w:type="dxa" w:w="120"/>
+              <w:bottom w:type="dxa" w:w="80"/>
+              <w:right w:type="dxa" w:w="120"/>
+            </w:tcMar>
+          </w:tcPr>
+          <w:p>
+            <w:r>
+              <w:rPr>
+                <w:b w:val="false"/>
+                <w:bCs w:val="false"/>
+                <w:color w:val="000000"/>
+                <w:sz w:val="21"/>
+                <w:szCs w:val="21"/>
+              </w:rPr>
+              <w:t xml:space="preserve">$800</w:t>
+            </w:r>
+          </w:p>
+        </w:tc>
+      </w:tr>
+      <w:tr>
+        <w:tc>
+          <w:tcPr>
+            <w:tcW w:type="dxa" w:w="3100"/>
+            <w:tcMar>
+              <w:top w:type="dxa" w:w="80"/>
+              <w:left w:type="dxa" w:w="120"/>
+              <w:bottom w:type="dxa" w:w="80"/>
+              <w:right w:type="dxa" w:w="120"/>
+            </w:tcMar>
+          </w:tcPr>
+          <w:p>
+            <w:r>
+              <w:rPr>
+                <w:color w:val="555555"/>
+                <w:sz w:val="19"/>
+                <w:szCs w:val="19"/>
+              </w:rPr>
+              <w:t xml:space="preserve">Cost 2 question</w:t>
+            </w:r>
+          </w:p>
+        </w:tc>
+        <w:tc>
+          <w:tcPr>
+            <w:tcW w:type="dxa" w:w="6260"/>
+            <w:tcMar>
+              <w:top w:type="dxa" w:w="80"/>
+              <w:left w:type="dxa" w:w="120"/>
+              <w:bottom w:type="dxa" w:w="80"/>
+              <w:right w:type="dxa" w:w="120"/>
+            </w:tcMar>
+          </w:tcPr>
+          <w:p>
+            <w:r>
+              <w:rPr>
+                <w:b w:val="false"/>
+                <w:bCs w:val="false"/>
+                <w:color w:val="000000"/>
+                <w:sz w:val="21"/>
+                <w:szCs w:val="21"/>
+              </w:rPr>
+              <w:t xml:space="preserve">One whose headjoint is shaped to your mouth?</w:t>
+            </w:r>
+          </w:p>
+        </w:tc>
+      </w:tr>
+      <w:tr>
+        <w:tc>
+          <w:tcPr>
+            <w:tcW w:type="dxa" w:w="3100"/>
+            <w:tcMar>
+              <w:top w:type="dxa" w:w="80"/>
+              <w:left w:type="dxa" w:w="120"/>
+              <w:bottom w:type="dxa" w:w="80"/>
+              <w:right w:type="dxa" w:w="120"/>
+            </w:tcMar>
+          </w:tcPr>
+          <w:p>
+            <w:r>
+              <w:rPr>
+                <w:color w:val="555555"/>
+                <w:sz w:val="19"/>
+                <w:szCs w:val="19"/>
+              </w:rPr>
+              <w:t xml:space="preserve">Cost 2 price</w:t>
+            </w:r>
+          </w:p>
+        </w:tc>
+        <w:tc>
+          <w:tcPr>
+            <w:tcW w:type="dxa" w:w="6260"/>
+            <w:tcMar>
+              <w:top w:type="dxa" w:w="80"/>
+              <w:left w:type="dxa" w:w="120"/>
+              <w:bottom w:type="dxa" w:w="80"/>
+              <w:right w:type="dxa" w:w="120"/>
+            </w:tcMar>
+          </w:tcPr>
+          <w:p>
+            <w:r>
+              <w:rPr>
+                <w:b w:val="false"/>
+                <w:bCs w:val="false"/>
+                <w:color w:val="000000"/>
+                <w:sz w:val="21"/>
+                <w:szCs w:val="21"/>
+              </w:rPr>
+              <w:t xml:space="preserve">$10,000</w:t>
+            </w:r>
+          </w:p>
+        </w:tc>
+      </w:tr>
+      <w:tr>
+        <w:tc>
+          <w:tcPr>
+            <w:tcW w:type="dxa" w:w="3100"/>
+            <w:tcMar>
+              <w:top w:type="dxa" w:w="80"/>
+              <w:left w:type="dxa" w:w="120"/>
+              <w:bottom w:type="dxa" w:w="80"/>
+              <w:right w:type="dxa" w:w="120"/>
+            </w:tcMar>
+          </w:tcPr>
+          <w:p>
+            <w:r>
+              <w:rPr>
+                <w:color w:val="555555"/>
+                <w:sz w:val="19"/>
+                <w:szCs w:val="19"/>
+              </w:rPr>
+              <w:t xml:space="preserve">Cost 3 question</w:t>
+            </w:r>
+          </w:p>
+        </w:tc>
+        <w:tc>
+          <w:tcPr>
+            <w:tcW w:type="dxa" w:w="6260"/>
+            <w:tcMar>
+              <w:top w:type="dxa" w:w="80"/>
+              <w:left w:type="dxa" w:w="120"/>
+              <w:bottom w:type="dxa" w:w="80"/>
+              <w:right w:type="dxa" w:w="120"/>
+            </w:tcMar>
+          </w:tcPr>
+          <w:p>
+            <w:r>
+              <w:rPr>
+                <w:b w:val="false"/>
+                <w:bCs w:val="false"/>
+                <w:color w:val="000000"/>
+                <w:sz w:val="21"/>
+                <w:szCs w:val="21"/>
+              </w:rPr>
+              <w:t xml:space="preserve">A piccolo, if you want the harder instrument?</w:t>
+            </w:r>
+          </w:p>
+        </w:tc>
+      </w:tr>
+      <w:tr>
+        <w:tc>
+          <w:tcPr>
+            <w:tcW w:type="dxa" w:w="3100"/>
+            <w:tcMar>
+              <w:top w:type="dxa" w:w="80"/>
+              <w:left w:type="dxa" w:w="120"/>
+              <w:bottom w:type="dxa" w:w="80"/>
+              <w:right w:type="dxa" w:w="120"/>
+            </w:tcMar>
+          </w:tcPr>
+          <w:p>
+            <w:r>
+              <w:rPr>
+                <w:color w:val="555555"/>
+                <w:sz w:val="19"/>
+                <w:szCs w:val="19"/>
+              </w:rPr>
+              <w:t xml:space="preserve">Cost 3 price</w:t>
+            </w:r>
+          </w:p>
+        </w:tc>
+        <w:tc>
+          <w:tcPr>
+            <w:tcW w:type="dxa" w:w="6260"/>
+            <w:tcMar>
+              <w:top w:type="dxa" w:w="80"/>
+              <w:left w:type="dxa" w:w="120"/>
+              <w:bottom w:type="dxa" w:w="80"/>
+              <w:right w:type="dxa" w:w="120"/>
+            </w:tcMar>
+          </w:tcPr>
+          <w:p>
+            <w:r>
+              <w:rPr>
+                <w:b w:val="false"/>
+                <w:bCs w:val="false"/>
+                <w:color w:val="000000"/>
+                <w:sz w:val="21"/>
+                <w:szCs w:val="21"/>
+              </w:rPr>
+              <w:t xml:space="preserve">$13,000</w:t>
+            </w:r>
+          </w:p>
+        </w:tc>
+      </w:tr>
+      <w:tr>
+        <w:tc>
+          <w:tcPr>
+            <w:tcW w:type="dxa" w:w="3100"/>
+            <w:tcMar>
+              <w:top w:type="dxa" w:w="80"/>
+              <w:left w:type="dxa" w:w="120"/>
+              <w:bottom w:type="dxa" w:w="80"/>
+              <w:right w:type="dxa" w:w="120"/>
+            </w:tcMar>
+          </w:tcPr>
+          <w:p>
+            <w:r>
+              <w:rPr>
+                <w:color w:val="555555"/>
+                <w:sz w:val="19"/>
+                <w:szCs w:val="19"/>
+              </w:rPr>
+              <w:t xml:space="preserve">Cost 4 question</w:t>
+            </w:r>
+          </w:p>
+        </w:tc>
+        <w:tc>
+          <w:tcPr>
+            <w:tcW w:type="dxa" w:w="6260"/>
+            <w:tcMar>
+              <w:top w:type="dxa" w:w="80"/>
+              <w:left w:type="dxa" w:w="120"/>
+              <w:bottom w:type="dxa" w:w="80"/>
+              <w:right w:type="dxa" w:w="120"/>
+            </w:tcMar>
+          </w:tcPr>
+          <w:p>
+            <w:r>
+              <w:rPr>
+                <w:b w:val="false"/>
+                <w:bCs w:val="false"/>
+                <w:color w:val="000000"/>
+                <w:sz w:val="21"/>
+                <w:szCs w:val="21"/>
+              </w:rPr>
+              <w:t xml:space="preserve">A teacher, once a week, for seven years?</w:t>
+            </w:r>
+          </w:p>
+        </w:tc>
+      </w:tr>
+      <w:tr>
+        <w:tc>
+          <w:tcPr>
+            <w:tcW w:type="dxa" w:w="3100"/>
+            <w:tcMar>
+              <w:top w:type="dxa" w:w="80"/>
+              <w:left w:type="dxa" w:w="120"/>
+              <w:bottom w:type="dxa" w:w="80"/>
+              <w:right w:type="dxa" w:w="120"/>
+            </w:tcMar>
+          </w:tcPr>
+          <w:p>
+            <w:r>
+              <w:rPr>
+                <w:color w:val="555555"/>
+                <w:sz w:val="19"/>
+                <w:szCs w:val="19"/>
+              </w:rPr>
+              <w:t xml:space="preserve">Cost 4 price</w:t>
+            </w:r>
+          </w:p>
+        </w:tc>
+        <w:tc>
+          <w:tcPr>
+            <w:tcW w:type="dxa" w:w="6260"/>
+            <w:tcMar>
+              <w:top w:type="dxa" w:w="80"/>
+              <w:left w:type="dxa" w:w="120"/>
+              <w:bottom w:type="dxa" w:w="80"/>
+              <w:right w:type="dxa" w:w="120"/>
+            </w:tcMar>
+          </w:tcPr>
+          <w:p>
+            <w:r>
+              <w:rPr>
+                <w:b w:val="false"/>
+                <w:bCs w:val="false"/>
+                <w:color w:val="000000"/>
+                <w:sz w:val="21"/>
+                <w:szCs w:val="21"/>
+              </w:rPr>
+              <w:t xml:space="preserve">≈$16,800</w:t>
+            </w:r>
+          </w:p>
+        </w:tc>
+      </w:tr>
+      <w:tr>
+        <w:tc>
+          <w:tcPr>
+            <w:tcW w:type="dxa" w:w="3100"/>
+            <w:tcMar>
+              <w:top w:type="dxa" w:w="80"/>
+              <w:left w:type="dxa" w:w="120"/>
+              <w:bottom w:type="dxa" w:w="80"/>
+              <w:right w:type="dxa" w:w="120"/>
+            </w:tcMar>
+          </w:tcPr>
+          <w:p>
+            <w:r>
+              <w:rPr>
+                <w:color w:val="555555"/>
+                <w:sz w:val="19"/>
+                <w:szCs w:val="19"/>
+              </w:rPr>
+              <w:t xml:space="preserve">Cost 5 question</w:t>
+            </w:r>
+          </w:p>
+        </w:tc>
+        <w:tc>
+          <w:tcPr>
+            <w:tcW w:type="dxa" w:w="6260"/>
+            <w:tcMar>
+              <w:top w:type="dxa" w:w="80"/>
+              <w:left w:type="dxa" w:w="120"/>
+              <w:bottom w:type="dxa" w:w="80"/>
+              <w:right w:type="dxa" w:w="120"/>
+            </w:tcMar>
+          </w:tcPr>
+          <w:p>
+            <w:r>
+              <w:rPr>
+                <w:b w:val="false"/>
+                <w:bCs w:val="false"/>
+                <w:color w:val="000000"/>
+                <w:sz w:val="21"/>
+                <w:szCs w:val="21"/>
+              </w:rPr>
+              <w:t xml:space="preserve">A school with a music program at all?</w:t>
+            </w:r>
+          </w:p>
+        </w:tc>
+      </w:tr>
+      <w:tr>
+        <w:tc>
+          <w:tcPr>
+            <w:tcW w:type="dxa" w:w="3100"/>
+            <w:tcMar>
+              <w:top w:type="dxa" w:w="80"/>
+              <w:left w:type="dxa" w:w="120"/>
+              <w:bottom w:type="dxa" w:w="80"/>
+              <w:right w:type="dxa" w:w="120"/>
+            </w:tcMar>
+          </w:tcPr>
+          <w:p>
+            <w:r>
+              <w:rPr>
+                <w:color w:val="555555"/>
+                <w:sz w:val="19"/>
+                <w:szCs w:val="19"/>
+              </w:rPr>
+              <w:t xml:space="preserve">Cost 5 price</w:t>
+            </w:r>
+          </w:p>
+        </w:tc>
+        <w:tc>
+          <w:tcPr>
+            <w:tcW w:type="dxa" w:w="6260"/>
+            <w:tcMar>
+              <w:top w:type="dxa" w:w="80"/>
+              <w:left w:type="dxa" w:w="120"/>
+              <w:bottom w:type="dxa" w:w="80"/>
+              <w:right w:type="dxa" w:w="120"/>
+            </w:tcMar>
+          </w:tcPr>
+          <w:p>
+            <w:r>
+              <w:rPr>
+                <w:b w:val="false"/>
+                <w:bCs w:val="false"/>
+                <w:color w:val="000000"/>
+                <w:sz w:val="21"/>
+                <w:szCs w:val="21"/>
+              </w:rPr>
+              <w:t xml:space="preserve">Depends on the district</w:t>
+            </w:r>
+          </w:p>
+        </w:tc>
+      </w:tr>
+      <w:tr>
+        <w:tc>
+          <w:tcPr>
+            <w:tcW w:type="dxa" w:w="3100"/>
+            <w:tcMar>
+              <w:top w:type="dxa" w:w="80"/>
+              <w:left w:type="dxa" w:w="120"/>
+              <w:bottom w:type="dxa" w:w="80"/>
+              <w:right w:type="dxa" w:w="120"/>
+            </w:tcMar>
+          </w:tcPr>
+          <w:p>
+            <w:r>
+              <w:rPr>
+                <w:color w:val="555555"/>
+                <w:sz w:val="19"/>
+                <w:szCs w:val="19"/>
+              </w:rPr>
+              <w:t xml:space="preserve">Cost 6 question</w:t>
+            </w:r>
+          </w:p>
+        </w:tc>
+        <w:tc>
+          <w:tcPr>
+            <w:tcW w:type="dxa" w:w="6260"/>
+            <w:tcMar>
+              <w:top w:type="dxa" w:w="80"/>
+              <w:left w:type="dxa" w:w="120"/>
+              <w:bottom w:type="dxa" w:w="80"/>
+              <w:right w:type="dxa" w:w="120"/>
+            </w:tcMar>
+          </w:tcPr>
+          <w:p>
+            <w:r>
+              <w:rPr>
+                <w:b w:val="false"/>
+                <w:bCs w:val="false"/>
+                <w:color w:val="000000"/>
+                <w:sz w:val="21"/>
+                <w:szCs w:val="21"/>
+              </w:rPr>
+              <w:t xml:space="preserve">A band director who replaces what broke?</w:t>
+            </w:r>
+          </w:p>
+        </w:tc>
+      </w:tr>
+      <w:tr>
+        <w:tc>
+          <w:tcPr>
+            <w:tcW w:type="dxa" w:w="3100"/>
+            <w:tcMar>
+              <w:top w:type="dxa" w:w="80"/>
+              <w:left w:type="dxa" w:w="120"/>
+              <w:bottom w:type="dxa" w:w="80"/>
+              <w:right w:type="dxa" w:w="120"/>
+            </w:tcMar>
+          </w:tcPr>
+          <w:p>
+            <w:r>
+              <w:rPr>
+                <w:color w:val="555555"/>
+                <w:sz w:val="19"/>
+                <w:szCs w:val="19"/>
+              </w:rPr>
+              <w:t xml:space="preserve">Cost 6 price</w:t>
+            </w:r>
+          </w:p>
+        </w:tc>
+        <w:tc>
+          <w:tcPr>
+            <w:tcW w:type="dxa" w:w="6260"/>
+            <w:tcMar>
+              <w:top w:type="dxa" w:w="80"/>
+              <w:left w:type="dxa" w:w="120"/>
+              <w:bottom w:type="dxa" w:w="80"/>
+              <w:right w:type="dxa" w:w="120"/>
+            </w:tcMar>
+          </w:tcPr>
+          <w:p>
+            <w:r>
+              <w:rPr>
+                <w:b w:val="false"/>
+                <w:bCs w:val="false"/>
+                <w:color w:val="000000"/>
+                <w:sz w:val="21"/>
+                <w:szCs w:val="21"/>
+              </w:rPr>
+              <w:t xml:space="preserve">Unbuyable</w:t>
+            </w:r>
+          </w:p>
+        </w:tc>
+      </w:tr>
+      <w:tr>
+        <w:tc>
+          <w:tcPr>
+            <w:tcW w:type="dxa" w:w="3100"/>
+            <w:tcMar>
+              <w:top w:type="dxa" w:w="80"/>
+              <w:left w:type="dxa" w:w="120"/>
+              <w:bottom w:type="dxa" w:w="80"/>
+              <w:right w:type="dxa" w:w="120"/>
+            </w:tcMar>
+          </w:tcPr>
+          <w:p>
+            <w:r>
+              <w:rPr>
+                <w:color w:val="555555"/>
+                <w:sz w:val="19"/>
+                <w:szCs w:val="19"/>
+              </w:rPr>
+              <w:t xml:space="preserve">Paragraph beside the costs</w:t>
+            </w:r>
+          </w:p>
+        </w:tc>
+        <w:tc>
+          <w:tcPr>
+            <w:tcW w:type="dxa" w:w="6260"/>
+            <w:tcMar>
+              <w:top w:type="dxa" w:w="80"/>
+              <w:left w:type="dxa" w:w="120"/>
+              <w:bottom w:type="dxa" w:w="80"/>
+              <w:right w:type="dxa" w:w="120"/>
+            </w:tcMar>
+          </w:tcPr>
+          <w:p>
+            <w:r>
+              <w:rPr>
+                <w:b w:val="false"/>
+                <w:bCs w:val="false"/>
+                <w:color w:val="000000"/>
+                <w:sz w:val="21"/>
+                <w:szCs w:val="21"/>
+              </w:rPr>
+              <w:t xml:space="preserve">Gladwell's true message was never about effort. Every outlier in his book was positioned somewhere that allowed them the privilege of a efficient feedback loop. They knew what direction was the best use of their time. Feedback is not free, nor handed evenly.</w:t>
+            </w:r>
+          </w:p>
+        </w:tc>
+      </w:tr>
+      <w:tr>
+        <w:tc>
+          <w:tcPr>
+            <w:tcW w:type="dxa" w:w="3100"/>
+            <w:tcMar>
+              <w:top w:type="dxa" w:w="80"/>
+              <w:left w:type="dxa" w:w="120"/>
+              <w:bottom w:type="dxa" w:w="80"/>
+              <w:right w:type="dxa" w:w="120"/>
+            </w:tcMar>
+          </w:tcPr>
+          <w:p>
+            <w:r>
+              <w:rPr>
+                <w:color w:val="555555"/>
+                <w:sz w:val="19"/>
+                <w:szCs w:val="19"/>
+              </w:rPr>
+              <w:t xml:space="preserve">Example 1 who</w:t>
+            </w:r>
+          </w:p>
+        </w:tc>
+        <w:tc>
+          <w:tcPr>
+            <w:tcW w:type="dxa" w:w="6260"/>
+            <w:tcMar>
+              <w:top w:type="dxa" w:w="80"/>
+              <w:left w:type="dxa" w:w="120"/>
+              <w:bottom w:type="dxa" w:w="80"/>
+              <w:right w:type="dxa" w:w="120"/>
+            </w:tcMar>
+          </w:tcPr>
+          <w:p>
+            <w:r>
+              <w:rPr>
+                <w:b w:val="false"/>
+                <w:bCs w:val="false"/>
+                <w:color w:val="000000"/>
+                <w:sz w:val="21"/>
+                <w:szCs w:val="21"/>
+              </w:rPr>
+              <w:t xml:space="preserve">Bill Gates</w:t>
+            </w:r>
+          </w:p>
+        </w:tc>
+      </w:tr>
+      <w:tr>
+        <w:tc>
+          <w:tcPr>
+            <w:tcW w:type="dxa" w:w="3100"/>
+            <w:tcMar>
+              <w:top w:type="dxa" w:w="80"/>
+              <w:left w:type="dxa" w:w="120"/>
+              <w:bottom w:type="dxa" w:w="80"/>
+              <w:right w:type="dxa" w:w="120"/>
+            </w:tcMar>
+          </w:tcPr>
+          <w:p>
+            <w:r>
+              <w:rPr>
+                <w:color w:val="555555"/>
+                <w:sz w:val="19"/>
+                <w:szCs w:val="19"/>
+              </w:rPr>
+              <w:t xml:space="preserve">Example 1 what</w:t>
+            </w:r>
+          </w:p>
+        </w:tc>
+        <w:tc>
+          <w:tcPr>
+            <w:tcW w:type="dxa" w:w="6260"/>
+            <w:tcMar>
+              <w:top w:type="dxa" w:w="80"/>
+              <w:left w:type="dxa" w:w="120"/>
+              <w:bottom w:type="dxa" w:w="80"/>
+              <w:right w:type="dxa" w:w="120"/>
+            </w:tcMar>
+          </w:tcPr>
+          <w:p>
+            <w:r>
+              <w:rPr>
+                <w:b w:val="false"/>
+                <w:bCs w:val="false"/>
+                <w:color w:val="000000"/>
+                <w:sz w:val="21"/>
+                <w:szCs w:val="21"/>
+              </w:rPr>
+              <w:t xml:space="preserve">Lakeside, 1968: a terminal that answered instantly, while everyone else waited days for punch cards to come back</w:t>
+            </w:r>
+          </w:p>
+        </w:tc>
+      </w:tr>
+      <w:tr>
+        <w:tc>
+          <w:tcPr>
+            <w:tcW w:type="dxa" w:w="3100"/>
+            <w:tcMar>
+              <w:top w:type="dxa" w:w="80"/>
+              <w:left w:type="dxa" w:w="120"/>
+              <w:bottom w:type="dxa" w:w="80"/>
+              <w:right w:type="dxa" w:w="120"/>
+            </w:tcMar>
+          </w:tcPr>
+          <w:p>
+            <w:r>
+              <w:rPr>
+                <w:color w:val="555555"/>
+                <w:sz w:val="19"/>
+                <w:szCs w:val="19"/>
+              </w:rPr>
+              <w:t xml:space="preserve">Example 2 who</w:t>
+            </w:r>
+          </w:p>
+        </w:tc>
+        <w:tc>
+          <w:tcPr>
+            <w:tcW w:type="dxa" w:w="6260"/>
+            <w:tcMar>
+              <w:top w:type="dxa" w:w="80"/>
+              <w:left w:type="dxa" w:w="120"/>
+              <w:bottom w:type="dxa" w:w="80"/>
+              <w:right w:type="dxa" w:w="120"/>
+            </w:tcMar>
+          </w:tcPr>
+          <w:p>
+            <w:r>
+              <w:rPr>
+                <w:b w:val="false"/>
+                <w:bCs w:val="false"/>
+                <w:color w:val="000000"/>
+                <w:sz w:val="21"/>
+                <w:szCs w:val="21"/>
+              </w:rPr>
+              <w:t xml:space="preserve">The Beatles</w:t>
+            </w:r>
+          </w:p>
+        </w:tc>
+      </w:tr>
+      <w:tr>
+        <w:tc>
+          <w:tcPr>
+            <w:tcW w:type="dxa" w:w="3100"/>
+            <w:tcMar>
+              <w:top w:type="dxa" w:w="80"/>
+              <w:left w:type="dxa" w:w="120"/>
+              <w:bottom w:type="dxa" w:w="80"/>
+              <w:right w:type="dxa" w:w="120"/>
+            </w:tcMar>
+          </w:tcPr>
+          <w:p>
+            <w:r>
+              <w:rPr>
+                <w:color w:val="555555"/>
+                <w:sz w:val="19"/>
+                <w:szCs w:val="19"/>
+              </w:rPr>
+              <w:t xml:space="preserve">Example 2 what</w:t>
+            </w:r>
+          </w:p>
+        </w:tc>
+        <w:tc>
+          <w:tcPr>
+            <w:tcW w:type="dxa" w:w="6260"/>
+            <w:tcMar>
+              <w:top w:type="dxa" w:w="80"/>
+              <w:left w:type="dxa" w:w="120"/>
+              <w:bottom w:type="dxa" w:w="80"/>
+              <w:right w:type="dxa" w:w="120"/>
+            </w:tcMar>
+          </w:tcPr>
+          <w:p>
+            <w:r>
+              <w:rPr>
+                <w:b w:val="false"/>
+                <w:bCs w:val="false"/>
+                <w:color w:val="000000"/>
+                <w:sz w:val="21"/>
+                <w:szCs w:val="21"/>
+              </w:rPr>
+              <w:t xml:space="preserve">Hamburg, 1960 to 1962: 270 nights, five or more hours a night, a live audience reacting to every song</w:t>
+            </w:r>
+          </w:p>
+        </w:tc>
+      </w:tr>
+      <w:tr>
+        <w:tc>
+          <w:tcPr>
+            <w:tcW w:type="dxa" w:w="3100"/>
+            <w:tcMar>
+              <w:top w:type="dxa" w:w="80"/>
+              <w:left w:type="dxa" w:w="120"/>
+              <w:bottom w:type="dxa" w:w="80"/>
+              <w:right w:type="dxa" w:w="120"/>
+            </w:tcMar>
+          </w:tcPr>
+          <w:p>
+            <w:r>
+              <w:rPr>
+                <w:color w:val="555555"/>
+                <w:sz w:val="19"/>
+                <w:szCs w:val="19"/>
+              </w:rPr>
+              <w:t xml:space="preserve">Example 3 who</w:t>
+            </w:r>
+          </w:p>
+        </w:tc>
+        <w:tc>
+          <w:tcPr>
+            <w:tcW w:type="dxa" w:w="6260"/>
+            <w:tcMar>
+              <w:top w:type="dxa" w:w="80"/>
+              <w:left w:type="dxa" w:w="120"/>
+              <w:bottom w:type="dxa" w:w="80"/>
+              <w:right w:type="dxa" w:w="120"/>
+            </w:tcMar>
+          </w:tcPr>
+          <w:p>
+            <w:r>
+              <w:rPr>
+                <w:b w:val="false"/>
+                <w:bCs w:val="false"/>
+                <w:color w:val="000000"/>
+                <w:sz w:val="21"/>
+                <w:szCs w:val="21"/>
+              </w:rPr>
+              <w:t xml:space="preserve">Cole</w:t>
+            </w:r>
+          </w:p>
+        </w:tc>
+      </w:tr>
+      <w:tr>
+        <w:tc>
+          <w:tcPr>
+            <w:tcW w:type="dxa" w:w="3100"/>
+            <w:tcMar>
+              <w:top w:type="dxa" w:w="80"/>
+              <w:left w:type="dxa" w:w="120"/>
+              <w:bottom w:type="dxa" w:w="80"/>
+              <w:right w:type="dxa" w:w="120"/>
+            </w:tcMar>
+          </w:tcPr>
+          <w:p>
+            <w:r>
+              <w:rPr>
+                <w:color w:val="555555"/>
+                <w:sz w:val="19"/>
+                <w:szCs w:val="19"/>
+              </w:rPr>
+              <w:t xml:space="preserve">Example 3 what</w:t>
+            </w:r>
+          </w:p>
+        </w:tc>
+        <w:tc>
+          <w:tcPr>
+            <w:tcW w:type="dxa" w:w="6260"/>
+            <w:tcMar>
+              <w:top w:type="dxa" w:w="80"/>
+              <w:left w:type="dxa" w:w="120"/>
+              <w:bottom w:type="dxa" w:w="80"/>
+              <w:right w:type="dxa" w:w="120"/>
+            </w:tcMar>
+          </w:tcPr>
+          <w:p>
+            <w:r>
+              <w:rPr>
+                <w:b w:val="false"/>
+                <w:bCs w:val="false"/>
+                <w:color w:val="000000"/>
+                <w:sz w:val="21"/>
+                <w:szCs w:val="21"/>
+              </w:rPr>
+              <w:t xml:space="preserve">“my school was broke so we had band.” Orchestra has strings, band does not</w:t>
+            </w:r>
+          </w:p>
+        </w:tc>
+      </w:tr>
+      <w:tr>
+        <w:tc>
+          <w:tcPr>
+            <w:tcW w:type="dxa" w:w="3100"/>
+            <w:tcMar>
+              <w:top w:type="dxa" w:w="80"/>
+              <w:left w:type="dxa" w:w="120"/>
+              <w:bottom w:type="dxa" w:w="80"/>
+              <w:right w:type="dxa" w:w="120"/>
+            </w:tcMar>
+          </w:tcPr>
+          <w:p>
+            <w:r>
+              <w:rPr>
+                <w:color w:val="555555"/>
+                <w:sz w:val="19"/>
+                <w:szCs w:val="19"/>
+              </w:rPr>
+              <w:t xml:space="preserve">Closing line</w:t>
+            </w:r>
+          </w:p>
+        </w:tc>
+        <w:tc>
+          <w:tcPr>
+            <w:tcW w:type="dxa" w:w="6260"/>
+            <w:tcMar>
+              <w:top w:type="dxa" w:w="80"/>
+              <w:left w:type="dxa" w:w="120"/>
+              <w:bottom w:type="dxa" w:w="80"/>
+              <w:right w:type="dxa" w:w="120"/>
+            </w:tcMar>
+          </w:tcPr>
+          <w:p>
+            <w:r>
+              <w:rPr>
+                <w:b w:val="false"/>
+                <w:bCs w:val="false"/>
+                <w:color w:val="000000"/>
+                <w:sz w:val="21"/>
+                <w:szCs w:val="21"/>
+              </w:rPr>
+              <w:t xml:space="preserve">Maybe its not that he outliers out-willed everyone. *Maybe they were all standing closer to the answer.*</w:t>
+            </w:r>
+          </w:p>
+        </w:tc>
+      </w:tr>
+    </w:tbl>
+    <w:p>
+      <w:pPr>
+        <w:pStyle w:val="Heading1"/>
+        <w:spacing w:after="140" w:before="320"/>
+      </w:pPr>
+      <w:r>
+        <w:t xml:space="preserve">Slide 13 — Chapter II</w:t>
+      </w:r>
+    </w:p>
+    <w:tbl>
+      <w:tblPr>
+        <w:tblW w:type="dxa" w:w="9360"/>
+        <w:tblBorders>
+          <w:top w:val="single" w:color="D8D4CA" w:sz="2"/>
+          <w:left w:val="single" w:color="D8D4CA" w:sz="2"/>
+          <w:bottom w:val="single" w:color="D8D4CA" w:sz="2"/>
+          <w:right w:val="single" w:color="D8D4CA" w:sz="2"/>
+          <w:insideH w:val="single" w:color="E8E5DD" w:sz="2"/>
+          <w:insideV w:val="single" w:color="E8E5DD" w:sz="2"/>
+        </w:tblBorders>
+      </w:tblPr>
+      <w:tblGrid>
+        <w:gridCol w:w="3100"/>
+        <w:gridCol w:w="6260"/>
+      </w:tblGrid>
+      <w:tr>
+        <w:tc>
+          <w:tcPr>
+            <w:tcW w:type="dxa" w:w="3100"/>
+            <w:tcMar>
+              <w:top w:type="dxa" w:w="80"/>
+              <w:left w:type="dxa" w:w="120"/>
+              <w:bottom w:type="dxa" w:w="80"/>
+              <w:right w:type="dxa" w:w="120"/>
+            </w:tcMar>
+          </w:tcPr>
+          <w:p>
+            <w:r>
+              <w:rPr>
+                <w:color w:val="555555"/>
+                <w:sz w:val="19"/>
+                <w:szCs w:val="19"/>
+              </w:rPr>
+              <w:t xml:space="preserve">Chapter number</w:t>
+            </w:r>
+          </w:p>
+        </w:tc>
+        <w:tc>
+          <w:tcPr>
+            <w:tcW w:type="dxa" w:w="6260"/>
+            <w:tcMar>
+              <w:top w:type="dxa" w:w="80"/>
+              <w:left w:type="dxa" w:w="120"/>
+              <w:bottom w:type="dxa" w:w="80"/>
+              <w:right w:type="dxa" w:w="120"/>
+            </w:tcMar>
+          </w:tcPr>
+          <w:p>
+            <w:r>
+              <w:rPr>
+                <w:b w:val="false"/>
+                <w:bCs w:val="false"/>
+                <w:color w:val="000000"/>
+                <w:sz w:val="21"/>
+                <w:szCs w:val="21"/>
+              </w:rPr>
+              <w:t xml:space="preserve">II</w:t>
+            </w:r>
+          </w:p>
+        </w:tc>
+      </w:tr>
+      <w:tr>
+        <w:tc>
+          <w:tcPr>
+            <w:tcW w:type="dxa" w:w="3100"/>
+            <w:tcMar>
+              <w:top w:type="dxa" w:w="80"/>
+              <w:left w:type="dxa" w:w="120"/>
+              <w:bottom w:type="dxa" w:w="80"/>
+              <w:right w:type="dxa" w:w="120"/>
+            </w:tcMar>
+          </w:tcPr>
+          <w:p>
+            <w:r>
+              <w:rPr>
+                <w:color w:val="555555"/>
+                <w:sz w:val="19"/>
+                <w:szCs w:val="19"/>
+              </w:rPr>
+              <w:t xml:space="preserve">Chapter title</w:t>
+            </w:r>
+          </w:p>
+        </w:tc>
+        <w:tc>
+          <w:tcPr>
+            <w:tcW w:type="dxa" w:w="6260"/>
+            <w:tcMar>
+              <w:top w:type="dxa" w:w="80"/>
+              <w:left w:type="dxa" w:w="120"/>
+              <w:bottom w:type="dxa" w:w="80"/>
+              <w:right w:type="dxa" w:w="120"/>
+            </w:tcMar>
+          </w:tcPr>
+          <w:p>
+            <w:r>
+              <w:rPr>
+                <w:b w:val="false"/>
+                <w:bCs w:val="false"/>
+                <w:color w:val="000000"/>
+                <w:sz w:val="21"/>
+                <w:szCs w:val="21"/>
+              </w:rPr>
+              <w:t xml:space="preserve">The Mindset</w:t>
+            </w:r>
+          </w:p>
+        </w:tc>
+      </w:tr>
+      <w:tr>
+        <w:tc>
+          <w:tcPr>
+            <w:tcW w:type="dxa" w:w="3100"/>
+            <w:tcMar>
+              <w:top w:type="dxa" w:w="80"/>
+              <w:left w:type="dxa" w:w="120"/>
+              <w:bottom w:type="dxa" w:w="80"/>
+              <w:right w:type="dxa" w:w="120"/>
+            </w:tcMar>
+          </w:tcPr>
+          <w:p>
+            <w:r>
+              <w:rPr>
+                <w:color w:val="555555"/>
+                <w:sz w:val="19"/>
+                <w:szCs w:val="19"/>
+              </w:rPr>
+              <w:t xml:space="preserve">Chapter subtitle</w:t>
+            </w:r>
+          </w:p>
+        </w:tc>
+        <w:tc>
+          <w:tcPr>
+            <w:tcW w:type="dxa" w:w="6260"/>
+            <w:tcMar>
+              <w:top w:type="dxa" w:w="80"/>
+              <w:left w:type="dxa" w:w="120"/>
+              <w:bottom w:type="dxa" w:w="80"/>
+              <w:right w:type="dxa" w:w="120"/>
+            </w:tcMar>
+          </w:tcPr>
+          <w:p>
+            <w:r>
+              <w:rPr>
+                <w:b w:val="false"/>
+                <w:bCs w:val="false"/>
+                <w:color w:val="000000"/>
+                <w:sz w:val="21"/>
+                <w:szCs w:val="21"/>
+              </w:rPr>
+              <w:t xml:space="preserve">Section 2: Developing Leadership Mindsets</w:t>
+            </w:r>
+          </w:p>
+        </w:tc>
+      </w:tr>
+    </w:tbl>
+    <w:p>
+      <w:pPr>
+        <w:spacing w:after="120"/>
+      </w:pPr>
+      <w:r>
+        <w:rPr>
+          <w:i/>
+          <w:iCs/>
+          <w:color w:val="777777"/>
+          <w:sz w:val="18"/>
+          <w:szCs w:val="18"/>
+        </w:rPr>
+        <w:t xml:space="preserve">The list beside it shows all 4 chapter titles automatically.</w:t>
+      </w:r>
+    </w:p>
+    <w:p>
+      <w:pPr>
+        <w:pStyle w:val="Heading1"/>
+        <w:spacing w:after="140" w:before="320"/>
+      </w:pPr>
+      <w:r>
+        <w:t xml:space="preserve">Slide 14 — His own coach</w:t>
       </w:r>
     </w:p>
     <w:tbl>
@@ -7041,7 +8258,7 @@
         <w:spacing w:after="140" w:before="320"/>
       </w:pPr>
       <w:r>
-        <w:t xml:space="preserve">Slide 13 — The price</w:t>
+        <w:t xml:space="preserve">Slide 15 — The shift</w:t>
       </w:r>
     </w:p>
     <w:tbl>
@@ -7078,996 +8295,214 @@
                 <w:sz w:val="19"/>
                 <w:szCs w:val="19"/>
               </w:rPr>
-              <w:t xml:space="preserve">Label above headline</w:t>
-            </w:r>
-          </w:p>
-        </w:tc>
-        <w:tc>
-          <w:tcPr>
-            <w:tcW w:type="dxa" w:w="6260"/>
-            <w:tcMar>
-              <w:top w:type="dxa" w:w="80"/>
-              <w:left w:type="dxa" w:w="120"/>
-              <w:bottom w:type="dxa" w:w="80"/>
-              <w:right w:type="dxa" w:w="120"/>
-            </w:tcMar>
-          </w:tcPr>
-          <w:p>
-            <w:r>
-              <w:rPr>
-                <w:b w:val="false"/>
-                <w:bCs w:val="false"/>
-                <w:color w:val="000000"/>
-                <w:sz w:val="21"/>
-                <w:szCs w:val="21"/>
-              </w:rPr>
-              <w:t xml:space="preserve">Outliers: the part nobody quotes</w:t>
-            </w:r>
-          </w:p>
-        </w:tc>
-      </w:tr>
-      <w:tr>
-        <w:tc>
-          <w:tcPr>
-            <w:tcW w:type="dxa" w:w="3100"/>
-            <w:tcMar>
-              <w:top w:type="dxa" w:w="80"/>
-              <w:left w:type="dxa" w:w="120"/>
-              <w:bottom w:type="dxa" w:w="80"/>
-              <w:right w:type="dxa" w:w="120"/>
-            </w:tcMar>
-          </w:tcPr>
-          <w:p>
-            <w:r>
-              <w:rPr>
-                <w:color w:val="555555"/>
-                <w:sz w:val="19"/>
-                <w:szCs w:val="19"/>
-              </w:rPr>
-              <w:t xml:space="preserve">Headline</w:t>
-            </w:r>
-          </w:p>
-        </w:tc>
-        <w:tc>
-          <w:tcPr>
-            <w:tcW w:type="dxa" w:w="6260"/>
-            <w:tcMar>
-              <w:top w:type="dxa" w:w="80"/>
-              <w:left w:type="dxa" w:w="120"/>
-              <w:bottom w:type="dxa" w:w="80"/>
-              <w:right w:type="dxa" w:w="120"/>
-            </w:tcMar>
-          </w:tcPr>
-          <w:p>
-            <w:r>
-              <w:rPr>
-                <w:b w:val="false"/>
-                <w:bCs w:val="false"/>
-                <w:color w:val="000000"/>
-                <w:sz w:val="21"/>
-                <w:szCs w:val="21"/>
-              </w:rPr>
-              <w:t xml:space="preserve">Every one of those answers has a price. Here is Cole’s.</w:t>
-            </w:r>
-          </w:p>
-        </w:tc>
-      </w:tr>
-      <w:tr>
-        <w:tc>
-          <w:tcPr>
-            <w:tcW w:type="dxa" w:w="3100"/>
-            <w:tcMar>
-              <w:top w:type="dxa" w:w="80"/>
-              <w:left w:type="dxa" w:w="120"/>
-              <w:bottom w:type="dxa" w:w="80"/>
-              <w:right w:type="dxa" w:w="120"/>
-            </w:tcMar>
-          </w:tcPr>
-          <w:p>
-            <w:r>
-              <w:rPr>
-                <w:color w:val="555555"/>
-                <w:sz w:val="19"/>
-                <w:szCs w:val="19"/>
-              </w:rPr>
-              <w:t xml:space="preserve">Cost 1 question</w:t>
-            </w:r>
-          </w:p>
-        </w:tc>
-        <w:tc>
-          <w:tcPr>
-            <w:tcW w:type="dxa" w:w="6260"/>
-            <w:tcMar>
-              <w:top w:type="dxa" w:w="80"/>
-              <w:left w:type="dxa" w:w="120"/>
-              <w:bottom w:type="dxa" w:w="80"/>
-              <w:right w:type="dxa" w:w="120"/>
-            </w:tcMar>
-          </w:tcPr>
-          <w:p>
-            <w:r>
-              <w:rPr>
-                <w:b w:val="false"/>
-                <w:bCs w:val="false"/>
-                <w:color w:val="000000"/>
-                <w:sz w:val="21"/>
-                <w:szCs w:val="21"/>
-              </w:rPr>
-              <w:t xml:space="preserve">A beginner flute?</w:t>
-            </w:r>
-          </w:p>
-        </w:tc>
-      </w:tr>
-      <w:tr>
-        <w:tc>
-          <w:tcPr>
-            <w:tcW w:type="dxa" w:w="3100"/>
-            <w:tcMar>
-              <w:top w:type="dxa" w:w="80"/>
-              <w:left w:type="dxa" w:w="120"/>
-              <w:bottom w:type="dxa" w:w="80"/>
-              <w:right w:type="dxa" w:w="120"/>
-            </w:tcMar>
-          </w:tcPr>
-          <w:p>
-            <w:r>
-              <w:rPr>
-                <w:color w:val="555555"/>
-                <w:sz w:val="19"/>
-                <w:szCs w:val="19"/>
-              </w:rPr>
-              <w:t xml:space="preserve">Cost 1 price</w:t>
-            </w:r>
-          </w:p>
-        </w:tc>
-        <w:tc>
-          <w:tcPr>
-            <w:tcW w:type="dxa" w:w="6260"/>
-            <w:tcMar>
-              <w:top w:type="dxa" w:w="80"/>
-              <w:left w:type="dxa" w:w="120"/>
-              <w:bottom w:type="dxa" w:w="80"/>
-              <w:right w:type="dxa" w:w="120"/>
-            </w:tcMar>
-          </w:tcPr>
-          <w:p>
-            <w:r>
-              <w:rPr>
-                <w:b w:val="false"/>
-                <w:bCs w:val="false"/>
-                <w:color w:val="000000"/>
-                <w:sz w:val="21"/>
-                <w:szCs w:val="21"/>
-              </w:rPr>
-              <w:t xml:space="preserve">$800</w:t>
-            </w:r>
-          </w:p>
-        </w:tc>
-      </w:tr>
-      <w:tr>
-        <w:tc>
-          <w:tcPr>
-            <w:tcW w:type="dxa" w:w="3100"/>
-            <w:tcMar>
-              <w:top w:type="dxa" w:w="80"/>
-              <w:left w:type="dxa" w:w="120"/>
-              <w:bottom w:type="dxa" w:w="80"/>
-              <w:right w:type="dxa" w:w="120"/>
-            </w:tcMar>
-          </w:tcPr>
-          <w:p>
-            <w:r>
-              <w:rPr>
-                <w:color w:val="555555"/>
-                <w:sz w:val="19"/>
-                <w:szCs w:val="19"/>
-              </w:rPr>
-              <w:t xml:space="preserve">Cost 2 question</w:t>
-            </w:r>
-          </w:p>
-        </w:tc>
-        <w:tc>
-          <w:tcPr>
-            <w:tcW w:type="dxa" w:w="6260"/>
-            <w:tcMar>
-              <w:top w:type="dxa" w:w="80"/>
-              <w:left w:type="dxa" w:w="120"/>
-              <w:bottom w:type="dxa" w:w="80"/>
-              <w:right w:type="dxa" w:w="120"/>
-            </w:tcMar>
-          </w:tcPr>
-          <w:p>
-            <w:r>
-              <w:rPr>
-                <w:b w:val="false"/>
-                <w:bCs w:val="false"/>
-                <w:color w:val="000000"/>
-                <w:sz w:val="21"/>
-                <w:szCs w:val="21"/>
-              </w:rPr>
-              <w:t xml:space="preserve">One whose headjoint is shaped to your mouth?</w:t>
-            </w:r>
-          </w:p>
-        </w:tc>
-      </w:tr>
-      <w:tr>
-        <w:tc>
-          <w:tcPr>
-            <w:tcW w:type="dxa" w:w="3100"/>
-            <w:tcMar>
-              <w:top w:type="dxa" w:w="80"/>
-              <w:left w:type="dxa" w:w="120"/>
-              <w:bottom w:type="dxa" w:w="80"/>
-              <w:right w:type="dxa" w:w="120"/>
-            </w:tcMar>
-          </w:tcPr>
-          <w:p>
-            <w:r>
-              <w:rPr>
-                <w:color w:val="555555"/>
-                <w:sz w:val="19"/>
-                <w:szCs w:val="19"/>
-              </w:rPr>
-              <w:t xml:space="preserve">Cost 2 price</w:t>
-            </w:r>
-          </w:p>
-        </w:tc>
-        <w:tc>
-          <w:tcPr>
-            <w:tcW w:type="dxa" w:w="6260"/>
-            <w:tcMar>
-              <w:top w:type="dxa" w:w="80"/>
-              <w:left w:type="dxa" w:w="120"/>
-              <w:bottom w:type="dxa" w:w="80"/>
-              <w:right w:type="dxa" w:w="120"/>
-            </w:tcMar>
-          </w:tcPr>
-          <w:p>
-            <w:r>
-              <w:rPr>
-                <w:b w:val="false"/>
-                <w:bCs w:val="false"/>
-                <w:color w:val="000000"/>
-                <w:sz w:val="21"/>
-                <w:szCs w:val="21"/>
-              </w:rPr>
-              <w:t xml:space="preserve">$10,000</w:t>
-            </w:r>
-          </w:p>
-        </w:tc>
-      </w:tr>
-      <w:tr>
-        <w:tc>
-          <w:tcPr>
-            <w:tcW w:type="dxa" w:w="3100"/>
-            <w:tcMar>
-              <w:top w:type="dxa" w:w="80"/>
-              <w:left w:type="dxa" w:w="120"/>
-              <w:bottom w:type="dxa" w:w="80"/>
-              <w:right w:type="dxa" w:w="120"/>
-            </w:tcMar>
-          </w:tcPr>
-          <w:p>
-            <w:r>
-              <w:rPr>
-                <w:color w:val="555555"/>
-                <w:sz w:val="19"/>
-                <w:szCs w:val="19"/>
-              </w:rPr>
-              <w:t xml:space="preserve">Cost 3 question</w:t>
-            </w:r>
-          </w:p>
-        </w:tc>
-        <w:tc>
-          <w:tcPr>
-            <w:tcW w:type="dxa" w:w="6260"/>
-            <w:tcMar>
-              <w:top w:type="dxa" w:w="80"/>
-              <w:left w:type="dxa" w:w="120"/>
-              <w:bottom w:type="dxa" w:w="80"/>
-              <w:right w:type="dxa" w:w="120"/>
-            </w:tcMar>
-          </w:tcPr>
-          <w:p>
-            <w:r>
-              <w:rPr>
-                <w:b w:val="false"/>
-                <w:bCs w:val="false"/>
-                <w:color w:val="000000"/>
-                <w:sz w:val="21"/>
-                <w:szCs w:val="21"/>
-              </w:rPr>
-              <w:t xml:space="preserve">A piccolo, if you want the harder instrument?</w:t>
-            </w:r>
-          </w:p>
-        </w:tc>
-      </w:tr>
-      <w:tr>
-        <w:tc>
-          <w:tcPr>
-            <w:tcW w:type="dxa" w:w="3100"/>
-            <w:tcMar>
-              <w:top w:type="dxa" w:w="80"/>
-              <w:left w:type="dxa" w:w="120"/>
-              <w:bottom w:type="dxa" w:w="80"/>
-              <w:right w:type="dxa" w:w="120"/>
-            </w:tcMar>
-          </w:tcPr>
-          <w:p>
-            <w:r>
-              <w:rPr>
-                <w:color w:val="555555"/>
-                <w:sz w:val="19"/>
-                <w:szCs w:val="19"/>
-              </w:rPr>
-              <w:t xml:space="preserve">Cost 3 price</w:t>
-            </w:r>
-          </w:p>
-        </w:tc>
-        <w:tc>
-          <w:tcPr>
-            <w:tcW w:type="dxa" w:w="6260"/>
-            <w:tcMar>
-              <w:top w:type="dxa" w:w="80"/>
-              <w:left w:type="dxa" w:w="120"/>
-              <w:bottom w:type="dxa" w:w="80"/>
-              <w:right w:type="dxa" w:w="120"/>
-            </w:tcMar>
-          </w:tcPr>
-          <w:p>
-            <w:r>
-              <w:rPr>
-                <w:b w:val="false"/>
-                <w:bCs w:val="false"/>
-                <w:color w:val="000000"/>
-                <w:sz w:val="21"/>
-                <w:szCs w:val="21"/>
-              </w:rPr>
-              <w:t xml:space="preserve">$13,000</w:t>
-            </w:r>
-          </w:p>
-        </w:tc>
-      </w:tr>
-      <w:tr>
-        <w:tc>
-          <w:tcPr>
-            <w:tcW w:type="dxa" w:w="3100"/>
-            <w:tcMar>
-              <w:top w:type="dxa" w:w="80"/>
-              <w:left w:type="dxa" w:w="120"/>
-              <w:bottom w:type="dxa" w:w="80"/>
-              <w:right w:type="dxa" w:w="120"/>
-            </w:tcMar>
-          </w:tcPr>
-          <w:p>
-            <w:r>
-              <w:rPr>
-                <w:color w:val="555555"/>
-                <w:sz w:val="19"/>
-                <w:szCs w:val="19"/>
-              </w:rPr>
-              <w:t xml:space="preserve">Cost 4 question</w:t>
-            </w:r>
-          </w:p>
-        </w:tc>
-        <w:tc>
-          <w:tcPr>
-            <w:tcW w:type="dxa" w:w="6260"/>
-            <w:tcMar>
-              <w:top w:type="dxa" w:w="80"/>
-              <w:left w:type="dxa" w:w="120"/>
-              <w:bottom w:type="dxa" w:w="80"/>
-              <w:right w:type="dxa" w:w="120"/>
-            </w:tcMar>
-          </w:tcPr>
-          <w:p>
-            <w:r>
-              <w:rPr>
-                <w:b w:val="false"/>
-                <w:bCs w:val="false"/>
-                <w:color w:val="000000"/>
-                <w:sz w:val="21"/>
-                <w:szCs w:val="21"/>
-              </w:rPr>
-              <w:t xml:space="preserve">A teacher, once a week, for seven years?</w:t>
-            </w:r>
-          </w:p>
-        </w:tc>
-      </w:tr>
-      <w:tr>
-        <w:tc>
-          <w:tcPr>
-            <w:tcW w:type="dxa" w:w="3100"/>
-            <w:tcMar>
-              <w:top w:type="dxa" w:w="80"/>
-              <w:left w:type="dxa" w:w="120"/>
-              <w:bottom w:type="dxa" w:w="80"/>
-              <w:right w:type="dxa" w:w="120"/>
-            </w:tcMar>
-          </w:tcPr>
-          <w:p>
-            <w:r>
-              <w:rPr>
-                <w:color w:val="555555"/>
-                <w:sz w:val="19"/>
-                <w:szCs w:val="19"/>
-              </w:rPr>
-              <w:t xml:space="preserve">Cost 4 price</w:t>
-            </w:r>
-          </w:p>
-        </w:tc>
-        <w:tc>
-          <w:tcPr>
-            <w:tcW w:type="dxa" w:w="6260"/>
-            <w:tcMar>
-              <w:top w:type="dxa" w:w="80"/>
-              <w:left w:type="dxa" w:w="120"/>
-              <w:bottom w:type="dxa" w:w="80"/>
-              <w:right w:type="dxa" w:w="120"/>
-            </w:tcMar>
-          </w:tcPr>
-          <w:p>
-            <w:r>
-              <w:rPr>
-                <w:b w:val="false"/>
-                <w:bCs w:val="false"/>
-                <w:color w:val="000000"/>
-                <w:sz w:val="21"/>
-                <w:szCs w:val="21"/>
-              </w:rPr>
-              <w:t xml:space="preserve">≈$16,800</w:t>
-            </w:r>
-          </w:p>
-        </w:tc>
-      </w:tr>
-      <w:tr>
-        <w:tc>
-          <w:tcPr>
-            <w:tcW w:type="dxa" w:w="3100"/>
-            <w:tcMar>
-              <w:top w:type="dxa" w:w="80"/>
-              <w:left w:type="dxa" w:w="120"/>
-              <w:bottom w:type="dxa" w:w="80"/>
-              <w:right w:type="dxa" w:w="120"/>
-            </w:tcMar>
-          </w:tcPr>
-          <w:p>
-            <w:r>
-              <w:rPr>
-                <w:color w:val="555555"/>
-                <w:sz w:val="19"/>
-                <w:szCs w:val="19"/>
-              </w:rPr>
-              <w:t xml:space="preserve">Cost 5 question</w:t>
-            </w:r>
-          </w:p>
-        </w:tc>
-        <w:tc>
-          <w:tcPr>
-            <w:tcW w:type="dxa" w:w="6260"/>
-            <w:tcMar>
-              <w:top w:type="dxa" w:w="80"/>
-              <w:left w:type="dxa" w:w="120"/>
-              <w:bottom w:type="dxa" w:w="80"/>
-              <w:right w:type="dxa" w:w="120"/>
-            </w:tcMar>
-          </w:tcPr>
-          <w:p>
-            <w:r>
-              <w:rPr>
-                <w:b w:val="false"/>
-                <w:bCs w:val="false"/>
-                <w:color w:val="000000"/>
-                <w:sz w:val="21"/>
-                <w:szCs w:val="21"/>
-              </w:rPr>
-              <w:t xml:space="preserve">A school with a music program at all?</w:t>
-            </w:r>
-          </w:p>
-        </w:tc>
-      </w:tr>
-      <w:tr>
-        <w:tc>
-          <w:tcPr>
-            <w:tcW w:type="dxa" w:w="3100"/>
-            <w:tcMar>
-              <w:top w:type="dxa" w:w="80"/>
-              <w:left w:type="dxa" w:w="120"/>
-              <w:bottom w:type="dxa" w:w="80"/>
-              <w:right w:type="dxa" w:w="120"/>
-            </w:tcMar>
-          </w:tcPr>
-          <w:p>
-            <w:r>
-              <w:rPr>
-                <w:color w:val="555555"/>
-                <w:sz w:val="19"/>
-                <w:szCs w:val="19"/>
-              </w:rPr>
-              <w:t xml:space="preserve">Cost 5 price</w:t>
-            </w:r>
-          </w:p>
-        </w:tc>
-        <w:tc>
-          <w:tcPr>
-            <w:tcW w:type="dxa" w:w="6260"/>
-            <w:tcMar>
-              <w:top w:type="dxa" w:w="80"/>
-              <w:left w:type="dxa" w:w="120"/>
-              <w:bottom w:type="dxa" w:w="80"/>
-              <w:right w:type="dxa" w:w="120"/>
-            </w:tcMar>
-          </w:tcPr>
-          <w:p>
-            <w:r>
-              <w:rPr>
-                <w:b w:val="false"/>
-                <w:bCs w:val="false"/>
-                <w:color w:val="000000"/>
-                <w:sz w:val="21"/>
-                <w:szCs w:val="21"/>
-              </w:rPr>
-              <w:t xml:space="preserve">Depends on the district</w:t>
-            </w:r>
-          </w:p>
-        </w:tc>
-      </w:tr>
-      <w:tr>
-        <w:tc>
-          <w:tcPr>
-            <w:tcW w:type="dxa" w:w="3100"/>
-            <w:tcMar>
-              <w:top w:type="dxa" w:w="80"/>
-              <w:left w:type="dxa" w:w="120"/>
-              <w:bottom w:type="dxa" w:w="80"/>
-              <w:right w:type="dxa" w:w="120"/>
-            </w:tcMar>
-          </w:tcPr>
-          <w:p>
-            <w:r>
-              <w:rPr>
-                <w:color w:val="555555"/>
-                <w:sz w:val="19"/>
-                <w:szCs w:val="19"/>
-              </w:rPr>
-              <w:t xml:space="preserve">Cost 6 question</w:t>
-            </w:r>
-          </w:p>
-        </w:tc>
-        <w:tc>
-          <w:tcPr>
-            <w:tcW w:type="dxa" w:w="6260"/>
-            <w:tcMar>
-              <w:top w:type="dxa" w:w="80"/>
-              <w:left w:type="dxa" w:w="120"/>
-              <w:bottom w:type="dxa" w:w="80"/>
-              <w:right w:type="dxa" w:w="120"/>
-            </w:tcMar>
-          </w:tcPr>
-          <w:p>
-            <w:r>
-              <w:rPr>
-                <w:b w:val="false"/>
-                <w:bCs w:val="false"/>
-                <w:color w:val="000000"/>
-                <w:sz w:val="21"/>
-                <w:szCs w:val="21"/>
-              </w:rPr>
-              <w:t xml:space="preserve">A band director who replaces what broke?</w:t>
-            </w:r>
-          </w:p>
-        </w:tc>
-      </w:tr>
-      <w:tr>
-        <w:tc>
-          <w:tcPr>
-            <w:tcW w:type="dxa" w:w="3100"/>
-            <w:tcMar>
-              <w:top w:type="dxa" w:w="80"/>
-              <w:left w:type="dxa" w:w="120"/>
-              <w:bottom w:type="dxa" w:w="80"/>
-              <w:right w:type="dxa" w:w="120"/>
-            </w:tcMar>
-          </w:tcPr>
-          <w:p>
-            <w:r>
-              <w:rPr>
-                <w:color w:val="555555"/>
-                <w:sz w:val="19"/>
-                <w:szCs w:val="19"/>
-              </w:rPr>
-              <w:t xml:space="preserve">Cost 6 price</w:t>
-            </w:r>
-          </w:p>
-        </w:tc>
-        <w:tc>
-          <w:tcPr>
-            <w:tcW w:type="dxa" w:w="6260"/>
-            <w:tcMar>
-              <w:top w:type="dxa" w:w="80"/>
-              <w:left w:type="dxa" w:w="120"/>
-              <w:bottom w:type="dxa" w:w="80"/>
-              <w:right w:type="dxa" w:w="120"/>
-            </w:tcMar>
-          </w:tcPr>
-          <w:p>
-            <w:r>
-              <w:rPr>
-                <w:b w:val="false"/>
-                <w:bCs w:val="false"/>
-                <w:color w:val="000000"/>
-                <w:sz w:val="21"/>
-                <w:szCs w:val="21"/>
-              </w:rPr>
-              <w:t xml:space="preserve">Unbuyable</w:t>
-            </w:r>
-          </w:p>
-        </w:tc>
-      </w:tr>
-      <w:tr>
-        <w:tc>
-          <w:tcPr>
-            <w:tcW w:type="dxa" w:w="3100"/>
-            <w:tcMar>
-              <w:top w:type="dxa" w:w="80"/>
-              <w:left w:type="dxa" w:w="120"/>
-              <w:bottom w:type="dxa" w:w="80"/>
-              <w:right w:type="dxa" w:w="120"/>
-            </w:tcMar>
-          </w:tcPr>
-          <w:p>
-            <w:r>
-              <w:rPr>
-                <w:color w:val="555555"/>
-                <w:sz w:val="19"/>
-                <w:szCs w:val="19"/>
-              </w:rPr>
-              <w:t xml:space="preserve">Paragraph beside the costs</w:t>
-            </w:r>
-          </w:p>
-        </w:tc>
-        <w:tc>
-          <w:tcPr>
-            <w:tcW w:type="dxa" w:w="6260"/>
-            <w:tcMar>
-              <w:top w:type="dxa" w:w="80"/>
-              <w:left w:type="dxa" w:w="120"/>
-              <w:bottom w:type="dxa" w:w="80"/>
-              <w:right w:type="dxa" w:w="120"/>
-            </w:tcMar>
-          </w:tcPr>
-          <w:p>
-            <w:r>
-              <w:rPr>
-                <w:b w:val="false"/>
-                <w:bCs w:val="false"/>
-                <w:color w:val="000000"/>
-                <w:sz w:val="21"/>
-                <w:szCs w:val="21"/>
-              </w:rPr>
-              <w:t xml:space="preserve">Gladwell's true message was never about effort. Every outlier in his book was positioned somewhere that allowed them the privilege of a efficient feedback loop. They knew what direction was the best use of their time. Feedback is not free, nor handed evenly.</w:t>
-            </w:r>
-          </w:p>
-        </w:tc>
-      </w:tr>
-      <w:tr>
-        <w:tc>
-          <w:tcPr>
-            <w:tcW w:type="dxa" w:w="3100"/>
-            <w:tcMar>
-              <w:top w:type="dxa" w:w="80"/>
-              <w:left w:type="dxa" w:w="120"/>
-              <w:bottom w:type="dxa" w:w="80"/>
-              <w:right w:type="dxa" w:w="120"/>
-            </w:tcMar>
-          </w:tcPr>
-          <w:p>
-            <w:r>
-              <w:rPr>
-                <w:color w:val="555555"/>
-                <w:sz w:val="19"/>
-                <w:szCs w:val="19"/>
-              </w:rPr>
-              <w:t xml:space="preserve">Example 1 who</w:t>
-            </w:r>
-          </w:p>
-        </w:tc>
-        <w:tc>
-          <w:tcPr>
-            <w:tcW w:type="dxa" w:w="6260"/>
-            <w:tcMar>
-              <w:top w:type="dxa" w:w="80"/>
-              <w:left w:type="dxa" w:w="120"/>
-              <w:bottom w:type="dxa" w:w="80"/>
-              <w:right w:type="dxa" w:w="120"/>
-            </w:tcMar>
-          </w:tcPr>
-          <w:p>
-            <w:r>
-              <w:rPr>
-                <w:b w:val="false"/>
-                <w:bCs w:val="false"/>
-                <w:color w:val="000000"/>
-                <w:sz w:val="21"/>
-                <w:szCs w:val="21"/>
-              </w:rPr>
-              <w:t xml:space="preserve">Bill Gates</w:t>
-            </w:r>
-          </w:p>
-        </w:tc>
-      </w:tr>
-      <w:tr>
-        <w:tc>
-          <w:tcPr>
-            <w:tcW w:type="dxa" w:w="3100"/>
-            <w:tcMar>
-              <w:top w:type="dxa" w:w="80"/>
-              <w:left w:type="dxa" w:w="120"/>
-              <w:bottom w:type="dxa" w:w="80"/>
-              <w:right w:type="dxa" w:w="120"/>
-            </w:tcMar>
-          </w:tcPr>
-          <w:p>
-            <w:r>
-              <w:rPr>
-                <w:color w:val="555555"/>
-                <w:sz w:val="19"/>
-                <w:szCs w:val="19"/>
-              </w:rPr>
-              <w:t xml:space="preserve">Example 1 what</w:t>
-            </w:r>
-          </w:p>
-        </w:tc>
-        <w:tc>
-          <w:tcPr>
-            <w:tcW w:type="dxa" w:w="6260"/>
-            <w:tcMar>
-              <w:top w:type="dxa" w:w="80"/>
-              <w:left w:type="dxa" w:w="120"/>
-              <w:bottom w:type="dxa" w:w="80"/>
-              <w:right w:type="dxa" w:w="120"/>
-            </w:tcMar>
-          </w:tcPr>
-          <w:p>
-            <w:r>
-              <w:rPr>
-                <w:b w:val="false"/>
-                <w:bCs w:val="false"/>
-                <w:color w:val="000000"/>
-                <w:sz w:val="21"/>
-                <w:szCs w:val="21"/>
-              </w:rPr>
-              <w:t xml:space="preserve">Lakeside, 1968: a terminal that answered instantly, while everyone else waited days for punch cards to come back</w:t>
-            </w:r>
-          </w:p>
-        </w:tc>
-      </w:tr>
-      <w:tr>
-        <w:tc>
-          <w:tcPr>
-            <w:tcW w:type="dxa" w:w="3100"/>
-            <w:tcMar>
-              <w:top w:type="dxa" w:w="80"/>
-              <w:left w:type="dxa" w:w="120"/>
-              <w:bottom w:type="dxa" w:w="80"/>
-              <w:right w:type="dxa" w:w="120"/>
-            </w:tcMar>
-          </w:tcPr>
-          <w:p>
-            <w:r>
-              <w:rPr>
-                <w:color w:val="555555"/>
-                <w:sz w:val="19"/>
-                <w:szCs w:val="19"/>
-              </w:rPr>
-              <w:t xml:space="preserve">Example 2 who</w:t>
-            </w:r>
-          </w:p>
-        </w:tc>
-        <w:tc>
-          <w:tcPr>
-            <w:tcW w:type="dxa" w:w="6260"/>
-            <w:tcMar>
-              <w:top w:type="dxa" w:w="80"/>
-              <w:left w:type="dxa" w:w="120"/>
-              <w:bottom w:type="dxa" w:w="80"/>
-              <w:right w:type="dxa" w:w="120"/>
-            </w:tcMar>
-          </w:tcPr>
-          <w:p>
-            <w:r>
-              <w:rPr>
-                <w:b w:val="false"/>
-                <w:bCs w:val="false"/>
-                <w:color w:val="000000"/>
-                <w:sz w:val="21"/>
-                <w:szCs w:val="21"/>
-              </w:rPr>
-              <w:t xml:space="preserve">The Beatles</w:t>
-            </w:r>
-          </w:p>
-        </w:tc>
-      </w:tr>
-      <w:tr>
-        <w:tc>
-          <w:tcPr>
-            <w:tcW w:type="dxa" w:w="3100"/>
-            <w:tcMar>
-              <w:top w:type="dxa" w:w="80"/>
-              <w:left w:type="dxa" w:w="120"/>
-              <w:bottom w:type="dxa" w:w="80"/>
-              <w:right w:type="dxa" w:w="120"/>
-            </w:tcMar>
-          </w:tcPr>
-          <w:p>
-            <w:r>
-              <w:rPr>
-                <w:color w:val="555555"/>
-                <w:sz w:val="19"/>
-                <w:szCs w:val="19"/>
-              </w:rPr>
-              <w:t xml:space="preserve">Example 2 what</w:t>
-            </w:r>
-          </w:p>
-        </w:tc>
-        <w:tc>
-          <w:tcPr>
-            <w:tcW w:type="dxa" w:w="6260"/>
-            <w:tcMar>
-              <w:top w:type="dxa" w:w="80"/>
-              <w:left w:type="dxa" w:w="120"/>
-              <w:bottom w:type="dxa" w:w="80"/>
-              <w:right w:type="dxa" w:w="120"/>
-            </w:tcMar>
-          </w:tcPr>
-          <w:p>
-            <w:r>
-              <w:rPr>
-                <w:b w:val="false"/>
-                <w:bCs w:val="false"/>
-                <w:color w:val="000000"/>
-                <w:sz w:val="21"/>
-                <w:szCs w:val="21"/>
-              </w:rPr>
-              <w:t xml:space="preserve">Hamburg, 1960 to 1962: 270 nights, five or more hours a night, a live audience reacting to every song</w:t>
-            </w:r>
-          </w:p>
-        </w:tc>
-      </w:tr>
-      <w:tr>
-        <w:tc>
-          <w:tcPr>
-            <w:tcW w:type="dxa" w:w="3100"/>
-            <w:tcMar>
-              <w:top w:type="dxa" w:w="80"/>
-              <w:left w:type="dxa" w:w="120"/>
-              <w:bottom w:type="dxa" w:w="80"/>
-              <w:right w:type="dxa" w:w="120"/>
-            </w:tcMar>
-          </w:tcPr>
-          <w:p>
-            <w:r>
-              <w:rPr>
-                <w:color w:val="555555"/>
-                <w:sz w:val="19"/>
-                <w:szCs w:val="19"/>
-              </w:rPr>
-              <w:t xml:space="preserve">Example 3 who</w:t>
-            </w:r>
-          </w:p>
-        </w:tc>
-        <w:tc>
-          <w:tcPr>
-            <w:tcW w:type="dxa" w:w="6260"/>
-            <w:tcMar>
-              <w:top w:type="dxa" w:w="80"/>
-              <w:left w:type="dxa" w:w="120"/>
-              <w:bottom w:type="dxa" w:w="80"/>
-              <w:right w:type="dxa" w:w="120"/>
-            </w:tcMar>
-          </w:tcPr>
-          <w:p>
-            <w:r>
-              <w:rPr>
-                <w:b w:val="false"/>
-                <w:bCs w:val="false"/>
-                <w:color w:val="000000"/>
-                <w:sz w:val="21"/>
-                <w:szCs w:val="21"/>
-              </w:rPr>
-              <w:t xml:space="preserve">Cole</w:t>
-            </w:r>
-          </w:p>
-        </w:tc>
-      </w:tr>
-      <w:tr>
-        <w:tc>
-          <w:tcPr>
-            <w:tcW w:type="dxa" w:w="3100"/>
-            <w:tcMar>
-              <w:top w:type="dxa" w:w="80"/>
-              <w:left w:type="dxa" w:w="120"/>
-              <w:bottom w:type="dxa" w:w="80"/>
-              <w:right w:type="dxa" w:w="120"/>
-            </w:tcMar>
-          </w:tcPr>
-          <w:p>
-            <w:r>
-              <w:rPr>
-                <w:color w:val="555555"/>
-                <w:sz w:val="19"/>
-                <w:szCs w:val="19"/>
-              </w:rPr>
-              <w:t xml:space="preserve">Example 3 what</w:t>
-            </w:r>
-          </w:p>
-        </w:tc>
-        <w:tc>
-          <w:tcPr>
-            <w:tcW w:type="dxa" w:w="6260"/>
-            <w:tcMar>
-              <w:top w:type="dxa" w:w="80"/>
-              <w:left w:type="dxa" w:w="120"/>
-              <w:bottom w:type="dxa" w:w="80"/>
-              <w:right w:type="dxa" w:w="120"/>
-            </w:tcMar>
-          </w:tcPr>
-          <w:p>
-            <w:r>
-              <w:rPr>
-                <w:b w:val="false"/>
-                <w:bCs w:val="false"/>
-                <w:color w:val="000000"/>
-                <w:sz w:val="21"/>
-                <w:szCs w:val="21"/>
-              </w:rPr>
-              <w:t xml:space="preserve">“my school was broke so we had band.” Orchestra has strings, band does not</w:t>
-            </w:r>
-          </w:p>
-        </w:tc>
-      </w:tr>
-      <w:tr>
-        <w:tc>
-          <w:tcPr>
-            <w:tcW w:type="dxa" w:w="3100"/>
-            <w:tcMar>
-              <w:top w:type="dxa" w:w="80"/>
-              <w:left w:type="dxa" w:w="120"/>
-              <w:bottom w:type="dxa" w:w="80"/>
-              <w:right w:type="dxa" w:w="120"/>
-            </w:tcMar>
-          </w:tcPr>
-          <w:p>
-            <w:r>
-              <w:rPr>
-                <w:color w:val="555555"/>
-                <w:sz w:val="19"/>
-                <w:szCs w:val="19"/>
-              </w:rPr>
-              <w:t xml:space="preserve">Closing line</w:t>
-            </w:r>
-          </w:p>
-        </w:tc>
-        <w:tc>
-          <w:tcPr>
-            <w:tcW w:type="dxa" w:w="6260"/>
-            <w:tcMar>
-              <w:top w:type="dxa" w:w="80"/>
-              <w:left w:type="dxa" w:w="120"/>
-              <w:bottom w:type="dxa" w:w="80"/>
-              <w:right w:type="dxa" w:w="120"/>
-            </w:tcMar>
-          </w:tcPr>
-          <w:p>
-            <w:r>
-              <w:rPr>
-                <w:b w:val="false"/>
-                <w:bCs w:val="false"/>
-                <w:color w:val="000000"/>
-                <w:sz w:val="21"/>
-                <w:szCs w:val="21"/>
-              </w:rPr>
-              <w:t xml:space="preserve">Maybe its not that he outliers out-willed everyone. *Maybe they were all standing closer to the answer.*</w:t>
+              <w:t xml:space="preserve">Source line</w:t>
+            </w:r>
+          </w:p>
+        </w:tc>
+        <w:tc>
+          <w:tcPr>
+            <w:tcW w:type="dxa" w:w="6260"/>
+            <w:tcMar>
+              <w:top w:type="dxa" w:w="80"/>
+              <w:left w:type="dxa" w:w="120"/>
+              <w:bottom w:type="dxa" w:w="80"/>
+              <w:right w:type="dxa" w:w="120"/>
+            </w:tcMar>
+          </w:tcPr>
+          <w:p>
+            <w:r>
+              <w:rPr>
+                <w:b w:val="false"/>
+                <w:bCs w:val="false"/>
+                <w:color w:val="000000"/>
+                <w:sz w:val="21"/>
+                <w:szCs w:val="21"/>
+              </w:rPr>
+              <w:t xml:space="preserve">Section 2: LinkedIn Learning, “Developing Leadership Mindsets”</w:t>
+            </w:r>
+          </w:p>
+        </w:tc>
+      </w:tr>
+      <w:tr>
+        <w:tc>
+          <w:tcPr>
+            <w:tcW w:type="dxa" w:w="3100"/>
+            <w:tcMar>
+              <w:top w:type="dxa" w:w="80"/>
+              <w:left w:type="dxa" w:w="120"/>
+              <w:bottom w:type="dxa" w:w="80"/>
+              <w:right w:type="dxa" w:w="120"/>
+            </w:tcMar>
+          </w:tcPr>
+          <w:p>
+            <w:r>
+              <w:rPr>
+                <w:color w:val="555555"/>
+                <w:sz w:val="19"/>
+                <w:szCs w:val="19"/>
+              </w:rPr>
+              <w:t xml:space="preserve">Crossed-out line</w:t>
+            </w:r>
+          </w:p>
+        </w:tc>
+        <w:tc>
+          <w:tcPr>
+            <w:tcW w:type="dxa" w:w="6260"/>
+            <w:tcMar>
+              <w:top w:type="dxa" w:w="80"/>
+              <w:left w:type="dxa" w:w="120"/>
+              <w:bottom w:type="dxa" w:w="80"/>
+              <w:right w:type="dxa" w:w="120"/>
+            </w:tcMar>
+          </w:tcPr>
+          <w:p>
+            <w:r>
+              <w:rPr>
+                <w:b w:val="false"/>
+                <w:bCs w:val="false"/>
+                <w:color w:val="000000"/>
+                <w:sz w:val="21"/>
+                <w:szCs w:val="21"/>
+              </w:rPr>
+              <w:t xml:space="preserve">Feedback is something you survive.</w:t>
+            </w:r>
+          </w:p>
+        </w:tc>
+      </w:tr>
+      <w:tr>
+        <w:tc>
+          <w:tcPr>
+            <w:tcW w:type="dxa" w:w="3100"/>
+            <w:tcMar>
+              <w:top w:type="dxa" w:w="80"/>
+              <w:left w:type="dxa" w:w="120"/>
+              <w:bottom w:type="dxa" w:w="80"/>
+              <w:right w:type="dxa" w:w="120"/>
+            </w:tcMar>
+          </w:tcPr>
+          <w:p>
+            <w:r>
+              <w:rPr>
+                <w:color w:val="555555"/>
+                <w:sz w:val="19"/>
+                <w:szCs w:val="19"/>
+              </w:rPr>
+              <w:t xml:space="preserve">Replacement line</w:t>
+            </w:r>
+          </w:p>
+        </w:tc>
+        <w:tc>
+          <w:tcPr>
+            <w:tcW w:type="dxa" w:w="6260"/>
+            <w:tcMar>
+              <w:top w:type="dxa" w:w="80"/>
+              <w:left w:type="dxa" w:w="120"/>
+              <w:bottom w:type="dxa" w:w="80"/>
+              <w:right w:type="dxa" w:w="120"/>
+            </w:tcMar>
+          </w:tcPr>
+          <w:p>
+            <w:r>
+              <w:rPr>
+                <w:b w:val="false"/>
+                <w:bCs w:val="false"/>
+                <w:color w:val="000000"/>
+                <w:sz w:val="21"/>
+                <w:szCs w:val="21"/>
+              </w:rPr>
+              <w:t xml:space="preserve">Feedback is the *input*.</w:t>
+            </w:r>
+          </w:p>
+        </w:tc>
+      </w:tr>
+      <w:tr>
+        <w:tc>
+          <w:tcPr>
+            <w:tcW w:type="dxa" w:w="3100"/>
+            <w:tcMar>
+              <w:top w:type="dxa" w:w="80"/>
+              <w:left w:type="dxa" w:w="120"/>
+              <w:bottom w:type="dxa" w:w="80"/>
+              <w:right w:type="dxa" w:w="120"/>
+            </w:tcMar>
+          </w:tcPr>
+          <w:p>
+            <w:r>
+              <w:rPr>
+                <w:color w:val="555555"/>
+                <w:sz w:val="19"/>
+                <w:szCs w:val="19"/>
+              </w:rPr>
+              <w:t xml:space="preserve">Body</w:t>
+            </w:r>
+          </w:p>
+        </w:tc>
+        <w:tc>
+          <w:tcPr>
+            <w:tcW w:type="dxa" w:w="6260"/>
+            <w:tcMar>
+              <w:top w:type="dxa" w:w="80"/>
+              <w:left w:type="dxa" w:w="120"/>
+              <w:bottom w:type="dxa" w:w="80"/>
+              <w:right w:type="dxa" w:w="120"/>
+            </w:tcMar>
+          </w:tcPr>
+          <w:p>
+            <w:r>
+              <w:rPr>
+                <w:b w:val="false"/>
+                <w:bCs w:val="false"/>
+                <w:color w:val="000000"/>
+                <w:sz w:val="21"/>
+                <w:szCs w:val="21"/>
+              </w:rPr>
+              <w:t xml:space="preserve">If hours only count when someone’s correcting you, then the best habit a leader can build is asking to be corrected: early and often, before it’s comfortable.</w:t>
+            </w:r>
+          </w:p>
+        </w:tc>
+      </w:tr>
+      <w:tr>
+        <w:tc>
+          <w:tcPr>
+            <w:tcW w:type="dxa" w:w="3100"/>
+            <w:tcMar>
+              <w:top w:type="dxa" w:w="80"/>
+              <w:left w:type="dxa" w:w="120"/>
+              <w:bottom w:type="dxa" w:w="80"/>
+              <w:right w:type="dxa" w:w="120"/>
+            </w:tcMar>
+          </w:tcPr>
+          <w:p>
+            <w:r>
+              <w:rPr>
+                <w:color w:val="555555"/>
+                <w:sz w:val="19"/>
+                <w:szCs w:val="19"/>
+              </w:rPr>
+              <w:t xml:space="preserve">Pull quote</w:t>
+            </w:r>
+          </w:p>
+        </w:tc>
+        <w:tc>
+          <w:tcPr>
+            <w:tcW w:type="dxa" w:w="6260"/>
+            <w:tcMar>
+              <w:top w:type="dxa" w:w="80"/>
+              <w:left w:type="dxa" w:w="120"/>
+              <w:bottom w:type="dxa" w:w="80"/>
+              <w:right w:type="dxa" w:w="120"/>
+            </w:tcMar>
+          </w:tcPr>
+          <w:p>
+            <w:r>
+              <w:rPr>
+                <w:b w:val="false"/>
+                <w:bCs w:val="false"/>
+                <w:color w:val="000000"/>
+                <w:sz w:val="21"/>
+                <w:szCs w:val="21"/>
+              </w:rPr>
+              <w:t xml:space="preserve">We can always pretend to have answers. The question, however, would be, how would we then find constructive criticism that can support our growth?</w:t>
             </w:r>
           </w:p>
         </w:tc>
@@ -8079,7 +8514,7 @@
         <w:spacing w:after="140" w:before="320"/>
       </w:pPr>
       <w:r>
-        <w:t xml:space="preserve">Slide 14 — The piccolo</w:t>
+        <w:t xml:space="preserve">Slide 16 — Both directions</w:t>
       </w:r>
     </w:p>
     <w:tbl>
@@ -8116,603 +8551,214 @@
                 <w:sz w:val="19"/>
                 <w:szCs w:val="19"/>
               </w:rPr>
-              <w:t xml:space="preserve">Label at the top</w:t>
-            </w:r>
-          </w:p>
-        </w:tc>
-        <w:tc>
-          <w:tcPr>
-            <w:tcW w:type="dxa" w:w="6260"/>
-            <w:tcMar>
-              <w:top w:type="dxa" w:w="80"/>
-              <w:left w:type="dxa" w:w="120"/>
-              <w:bottom w:type="dxa" w:w="80"/>
-              <w:right w:type="dxa" w:w="120"/>
-            </w:tcMar>
-          </w:tcPr>
-          <w:p>
-            <w:r>
-              <w:rPr>
-                <w:b w:val="false"/>
-                <w:bCs w:val="false"/>
-                <w:color w:val="000000"/>
-                <w:sz w:val="21"/>
-                <w:szCs w:val="21"/>
-              </w:rPr>
-              <w:t xml:space="preserve">What the list cannot price</w:t>
-            </w:r>
-          </w:p>
-        </w:tc>
-      </w:tr>
-      <w:tr>
-        <w:tc>
-          <w:tcPr>
-            <w:tcW w:type="dxa" w:w="3100"/>
-            <w:tcMar>
-              <w:top w:type="dxa" w:w="80"/>
-              <w:left w:type="dxa" w:w="120"/>
-              <w:bottom w:type="dxa" w:w="80"/>
-              <w:right w:type="dxa" w:w="120"/>
-            </w:tcMar>
-          </w:tcPr>
-          <w:p>
-            <w:r>
-              <w:rPr>
-                <w:color w:val="555555"/>
-                <w:sz w:val="19"/>
-                <w:szCs w:val="19"/>
-              </w:rPr>
-              <w:t xml:space="preserve">Lead-in</w:t>
-            </w:r>
-          </w:p>
-        </w:tc>
-        <w:tc>
-          <w:tcPr>
-            <w:tcW w:type="dxa" w:w="6260"/>
-            <w:tcMar>
-              <w:top w:type="dxa" w:w="80"/>
-              <w:left w:type="dxa" w:w="120"/>
-              <w:bottom w:type="dxa" w:w="80"/>
-              <w:right w:type="dxa" w:w="120"/>
-            </w:tcMar>
-          </w:tcPr>
-          <w:p>
-            <w:r>
-              <w:rPr>
-                <w:b w:val="false"/>
-                <w:bCs w:val="false"/>
-                <w:color w:val="000000"/>
-                <w:sz w:val="21"/>
-                <w:szCs w:val="21"/>
-              </w:rPr>
-              <w:t xml:space="preserve">Her piccolo broke at a football game. It was the school’s, and it was $13,000.</w:t>
-            </w:r>
-          </w:p>
-        </w:tc>
-      </w:tr>
-      <w:tr>
-        <w:tc>
-          <w:tcPr>
-            <w:tcW w:type="dxa" w:w="3100"/>
-            <w:tcMar>
-              <w:top w:type="dxa" w:w="80"/>
-              <w:left w:type="dxa" w:w="120"/>
-              <w:bottom w:type="dxa" w:w="80"/>
-              <w:right w:type="dxa" w:w="120"/>
-            </w:tcMar>
-          </w:tcPr>
-          <w:p>
-            <w:r>
-              <w:rPr>
-                <w:color w:val="555555"/>
-                <w:sz w:val="19"/>
-                <w:szCs w:val="19"/>
-              </w:rPr>
-              <w:t xml:space="preserve">Cole’s quote</w:t>
-            </w:r>
-          </w:p>
-        </w:tc>
-        <w:tc>
-          <w:tcPr>
-            <w:tcW w:type="dxa" w:w="6260"/>
-            <w:tcMar>
-              <w:top w:type="dxa" w:w="80"/>
-              <w:left w:type="dxa" w:w="120"/>
-              <w:bottom w:type="dxa" w:w="80"/>
-              <w:right w:type="dxa" w:w="120"/>
-            </w:tcMar>
-          </w:tcPr>
-          <w:p>
-            <w:r>
-              <w:rPr>
-                <w:b w:val="false"/>
-                <w:bCs w:val="false"/>
-                <w:color w:val="000000"/>
-                <w:sz w:val="21"/>
-                <w:szCs w:val="21"/>
-              </w:rPr>
-              <w:t xml:space="preserve">it just SNAPPED on me bc the wood was old and probably rotted… i was sobbing so bad LMFAOO… so my band director secretly bought a new one so i wouldn’t freak out</w:t>
-            </w:r>
-          </w:p>
-        </w:tc>
-      </w:tr>
-      <w:tr>
-        <w:tc>
-          <w:tcPr>
-            <w:tcW w:type="dxa" w:w="3100"/>
-            <w:tcMar>
-              <w:top w:type="dxa" w:w="80"/>
-              <w:left w:type="dxa" w:w="120"/>
-              <w:bottom w:type="dxa" w:w="80"/>
-              <w:right w:type="dxa" w:w="120"/>
-            </w:tcMar>
-          </w:tcPr>
-          <w:p>
-            <w:r>
-              <w:rPr>
-                <w:color w:val="555555"/>
-                <w:sz w:val="19"/>
-                <w:szCs w:val="19"/>
-              </w:rPr>
-              <w:t xml:space="preserve">Signed</w:t>
-            </w:r>
-          </w:p>
-        </w:tc>
-        <w:tc>
-          <w:tcPr>
-            <w:tcW w:type="dxa" w:w="6260"/>
-            <w:tcMar>
-              <w:top w:type="dxa" w:w="80"/>
-              <w:left w:type="dxa" w:w="120"/>
-              <w:bottom w:type="dxa" w:w="80"/>
-              <w:right w:type="dxa" w:w="120"/>
-            </w:tcMar>
-          </w:tcPr>
-          <w:p>
-            <w:r>
-              <w:rPr>
-                <w:b w:val="false"/>
-                <w:bCs w:val="false"/>
-                <w:color w:val="000000"/>
-                <w:sz w:val="21"/>
-                <w:szCs w:val="21"/>
-              </w:rPr>
-              <w:t xml:space="preserve">Cole</w:t>
-            </w:r>
-          </w:p>
-        </w:tc>
-      </w:tr>
-    </w:tbl>
-    <w:p>
-      <w:pPr>
-        <w:pStyle w:val="Heading1"/>
-        <w:spacing w:after="140" w:before="320"/>
-      </w:pPr>
-      <w:r>
-        <w:t xml:space="preserve">Slide 15 — Chapter II</w:t>
-      </w:r>
-    </w:p>
-    <w:tbl>
-      <w:tblPr>
-        <w:tblW w:type="dxa" w:w="9360"/>
-        <w:tblBorders>
-          <w:top w:val="single" w:color="D8D4CA" w:sz="2"/>
-          <w:left w:val="single" w:color="D8D4CA" w:sz="2"/>
-          <w:bottom w:val="single" w:color="D8D4CA" w:sz="2"/>
-          <w:right w:val="single" w:color="D8D4CA" w:sz="2"/>
-          <w:insideH w:val="single" w:color="E8E5DD" w:sz="2"/>
-          <w:insideV w:val="single" w:color="E8E5DD" w:sz="2"/>
-        </w:tblBorders>
-      </w:tblPr>
-      <w:tblGrid>
-        <w:gridCol w:w="3100"/>
-        <w:gridCol w:w="6260"/>
-      </w:tblGrid>
-      <w:tr>
-        <w:tc>
-          <w:tcPr>
-            <w:tcW w:type="dxa" w:w="3100"/>
-            <w:tcMar>
-              <w:top w:type="dxa" w:w="80"/>
-              <w:left w:type="dxa" w:w="120"/>
-              <w:bottom w:type="dxa" w:w="80"/>
-              <w:right w:type="dxa" w:w="120"/>
-            </w:tcMar>
-          </w:tcPr>
-          <w:p>
-            <w:r>
-              <w:rPr>
-                <w:color w:val="555555"/>
-                <w:sz w:val="19"/>
-                <w:szCs w:val="19"/>
-              </w:rPr>
-              <w:t xml:space="preserve">Chapter number</w:t>
-            </w:r>
-          </w:p>
-        </w:tc>
-        <w:tc>
-          <w:tcPr>
-            <w:tcW w:type="dxa" w:w="6260"/>
-            <w:tcMar>
-              <w:top w:type="dxa" w:w="80"/>
-              <w:left w:type="dxa" w:w="120"/>
-              <w:bottom w:type="dxa" w:w="80"/>
-              <w:right w:type="dxa" w:w="120"/>
-            </w:tcMar>
-          </w:tcPr>
-          <w:p>
-            <w:r>
-              <w:rPr>
-                <w:b w:val="false"/>
-                <w:bCs w:val="false"/>
-                <w:color w:val="000000"/>
-                <w:sz w:val="21"/>
-                <w:szCs w:val="21"/>
-              </w:rPr>
-              <w:t xml:space="preserve">II</w:t>
-            </w:r>
-          </w:p>
-        </w:tc>
-      </w:tr>
-      <w:tr>
-        <w:tc>
-          <w:tcPr>
-            <w:tcW w:type="dxa" w:w="3100"/>
-            <w:tcMar>
-              <w:top w:type="dxa" w:w="80"/>
-              <w:left w:type="dxa" w:w="120"/>
-              <w:bottom w:type="dxa" w:w="80"/>
-              <w:right w:type="dxa" w:w="120"/>
-            </w:tcMar>
-          </w:tcPr>
-          <w:p>
-            <w:r>
-              <w:rPr>
-                <w:color w:val="555555"/>
-                <w:sz w:val="19"/>
-                <w:szCs w:val="19"/>
-              </w:rPr>
-              <w:t xml:space="preserve">Chapter title</w:t>
-            </w:r>
-          </w:p>
-        </w:tc>
-        <w:tc>
-          <w:tcPr>
-            <w:tcW w:type="dxa" w:w="6260"/>
-            <w:tcMar>
-              <w:top w:type="dxa" w:w="80"/>
-              <w:left w:type="dxa" w:w="120"/>
-              <w:bottom w:type="dxa" w:w="80"/>
-              <w:right w:type="dxa" w:w="120"/>
-            </w:tcMar>
-          </w:tcPr>
-          <w:p>
-            <w:r>
-              <w:rPr>
-                <w:b w:val="false"/>
-                <w:bCs w:val="false"/>
-                <w:color w:val="000000"/>
-                <w:sz w:val="21"/>
-                <w:szCs w:val="21"/>
-              </w:rPr>
-              <w:t xml:space="preserve">The Mindset</w:t>
-            </w:r>
-          </w:p>
-        </w:tc>
-      </w:tr>
-      <w:tr>
-        <w:tc>
-          <w:tcPr>
-            <w:tcW w:type="dxa" w:w="3100"/>
-            <w:tcMar>
-              <w:top w:type="dxa" w:w="80"/>
-              <w:left w:type="dxa" w:w="120"/>
-              <w:bottom w:type="dxa" w:w="80"/>
-              <w:right w:type="dxa" w:w="120"/>
-            </w:tcMar>
-          </w:tcPr>
-          <w:p>
-            <w:r>
-              <w:rPr>
-                <w:color w:val="555555"/>
-                <w:sz w:val="19"/>
-                <w:szCs w:val="19"/>
-              </w:rPr>
-              <w:t xml:space="preserve">Chapter subtitle</w:t>
-            </w:r>
-          </w:p>
-        </w:tc>
-        <w:tc>
-          <w:tcPr>
-            <w:tcW w:type="dxa" w:w="6260"/>
-            <w:tcMar>
-              <w:top w:type="dxa" w:w="80"/>
-              <w:left w:type="dxa" w:w="120"/>
-              <w:bottom w:type="dxa" w:w="80"/>
-              <w:right w:type="dxa" w:w="120"/>
-            </w:tcMar>
-          </w:tcPr>
-          <w:p>
-            <w:r>
-              <w:rPr>
-                <w:b w:val="false"/>
-                <w:bCs w:val="false"/>
-                <w:color w:val="000000"/>
-                <w:sz w:val="21"/>
-                <w:szCs w:val="21"/>
-              </w:rPr>
-              <w:t xml:space="preserve">Section 2: Developing Leadership Mindsets</w:t>
-            </w:r>
-          </w:p>
-        </w:tc>
-      </w:tr>
-    </w:tbl>
-    <w:p>
-      <w:pPr>
-        <w:spacing w:after="120"/>
-      </w:pPr>
-      <w:r>
-        <w:rPr>
-          <w:i/>
-          <w:iCs/>
-          <w:color w:val="777777"/>
-          <w:sz w:val="18"/>
-          <w:szCs w:val="18"/>
-        </w:rPr>
-        <w:t xml:space="preserve">The list beside it shows all 4 chapter titles automatically.</w:t>
-      </w:r>
-    </w:p>
-    <w:p>
-      <w:pPr>
-        <w:pStyle w:val="Heading1"/>
-        <w:spacing w:after="140" w:before="320"/>
-      </w:pPr>
-      <w:r>
-        <w:t xml:space="preserve">Slide 16 — The shift</w:t>
-      </w:r>
-    </w:p>
-    <w:tbl>
-      <w:tblPr>
-        <w:tblW w:type="dxa" w:w="9360"/>
-        <w:tblBorders>
-          <w:top w:val="single" w:color="D8D4CA" w:sz="2"/>
-          <w:left w:val="single" w:color="D8D4CA" w:sz="2"/>
-          <w:bottom w:val="single" w:color="D8D4CA" w:sz="2"/>
-          <w:right w:val="single" w:color="D8D4CA" w:sz="2"/>
-          <w:insideH w:val="single" w:color="E8E5DD" w:sz="2"/>
-          <w:insideV w:val="single" w:color="E8E5DD" w:sz="2"/>
-        </w:tblBorders>
-      </w:tblPr>
-      <w:tblGrid>
-        <w:gridCol w:w="3100"/>
-        <w:gridCol w:w="6260"/>
-      </w:tblGrid>
-      <w:tr>
-        <w:tc>
-          <w:tcPr>
-            <w:tcW w:type="dxa" w:w="3100"/>
-            <w:tcMar>
-              <w:top w:type="dxa" w:w="80"/>
-              <w:left w:type="dxa" w:w="120"/>
-              <w:bottom w:type="dxa" w:w="80"/>
-              <w:right w:type="dxa" w:w="120"/>
-            </w:tcMar>
-          </w:tcPr>
-          <w:p>
-            <w:r>
-              <w:rPr>
-                <w:color w:val="555555"/>
-                <w:sz w:val="19"/>
-                <w:szCs w:val="19"/>
-              </w:rPr>
-              <w:t xml:space="preserve">Source line</w:t>
-            </w:r>
-          </w:p>
-        </w:tc>
-        <w:tc>
-          <w:tcPr>
-            <w:tcW w:type="dxa" w:w="6260"/>
-            <w:tcMar>
-              <w:top w:type="dxa" w:w="80"/>
-              <w:left w:type="dxa" w:w="120"/>
-              <w:bottom w:type="dxa" w:w="80"/>
-              <w:right w:type="dxa" w:w="120"/>
-            </w:tcMar>
-          </w:tcPr>
-          <w:p>
-            <w:r>
-              <w:rPr>
-                <w:b w:val="false"/>
-                <w:bCs w:val="false"/>
-                <w:color w:val="000000"/>
-                <w:sz w:val="21"/>
-                <w:szCs w:val="21"/>
-              </w:rPr>
-              <w:t xml:space="preserve">Section 2: LinkedIn Learning, “Developing Leadership Mindsets”</w:t>
-            </w:r>
-          </w:p>
-        </w:tc>
-      </w:tr>
-      <w:tr>
-        <w:tc>
-          <w:tcPr>
-            <w:tcW w:type="dxa" w:w="3100"/>
-            <w:tcMar>
-              <w:top w:type="dxa" w:w="80"/>
-              <w:left w:type="dxa" w:w="120"/>
-              <w:bottom w:type="dxa" w:w="80"/>
-              <w:right w:type="dxa" w:w="120"/>
-            </w:tcMar>
-          </w:tcPr>
-          <w:p>
-            <w:r>
-              <w:rPr>
-                <w:color w:val="555555"/>
-                <w:sz w:val="19"/>
-                <w:szCs w:val="19"/>
-              </w:rPr>
-              <w:t xml:space="preserve">Crossed-out line</w:t>
-            </w:r>
-          </w:p>
-        </w:tc>
-        <w:tc>
-          <w:tcPr>
-            <w:tcW w:type="dxa" w:w="6260"/>
-            <w:tcMar>
-              <w:top w:type="dxa" w:w="80"/>
-              <w:left w:type="dxa" w:w="120"/>
-              <w:bottom w:type="dxa" w:w="80"/>
-              <w:right w:type="dxa" w:w="120"/>
-            </w:tcMar>
-          </w:tcPr>
-          <w:p>
-            <w:r>
-              <w:rPr>
-                <w:b w:val="false"/>
-                <w:bCs w:val="false"/>
-                <w:color w:val="000000"/>
-                <w:sz w:val="21"/>
-                <w:szCs w:val="21"/>
-              </w:rPr>
-              <w:t xml:space="preserve">Feedback is something you survive.</w:t>
-            </w:r>
-          </w:p>
-        </w:tc>
-      </w:tr>
-      <w:tr>
-        <w:tc>
-          <w:tcPr>
-            <w:tcW w:type="dxa" w:w="3100"/>
-            <w:tcMar>
-              <w:top w:type="dxa" w:w="80"/>
-              <w:left w:type="dxa" w:w="120"/>
-              <w:bottom w:type="dxa" w:w="80"/>
-              <w:right w:type="dxa" w:w="120"/>
-            </w:tcMar>
-          </w:tcPr>
-          <w:p>
-            <w:r>
-              <w:rPr>
-                <w:color w:val="555555"/>
-                <w:sz w:val="19"/>
-                <w:szCs w:val="19"/>
-              </w:rPr>
-              <w:t xml:space="preserve">Replacement line</w:t>
-            </w:r>
-          </w:p>
-        </w:tc>
-        <w:tc>
-          <w:tcPr>
-            <w:tcW w:type="dxa" w:w="6260"/>
-            <w:tcMar>
-              <w:top w:type="dxa" w:w="80"/>
-              <w:left w:type="dxa" w:w="120"/>
-              <w:bottom w:type="dxa" w:w="80"/>
-              <w:right w:type="dxa" w:w="120"/>
-            </w:tcMar>
-          </w:tcPr>
-          <w:p>
-            <w:r>
-              <w:rPr>
-                <w:b w:val="false"/>
-                <w:bCs w:val="false"/>
-                <w:color w:val="000000"/>
-                <w:sz w:val="21"/>
-                <w:szCs w:val="21"/>
-              </w:rPr>
-              <w:t xml:space="preserve">Feedback is the *input*.</w:t>
-            </w:r>
-          </w:p>
-        </w:tc>
-      </w:tr>
-      <w:tr>
-        <w:tc>
-          <w:tcPr>
-            <w:tcW w:type="dxa" w:w="3100"/>
-            <w:tcMar>
-              <w:top w:type="dxa" w:w="80"/>
-              <w:left w:type="dxa" w:w="120"/>
-              <w:bottom w:type="dxa" w:w="80"/>
-              <w:right w:type="dxa" w:w="120"/>
-            </w:tcMar>
-          </w:tcPr>
-          <w:p>
-            <w:r>
-              <w:rPr>
-                <w:color w:val="555555"/>
-                <w:sz w:val="19"/>
-                <w:szCs w:val="19"/>
-              </w:rPr>
-              <w:t xml:space="preserve">Body</w:t>
-            </w:r>
-          </w:p>
-        </w:tc>
-        <w:tc>
-          <w:tcPr>
-            <w:tcW w:type="dxa" w:w="6260"/>
-            <w:tcMar>
-              <w:top w:type="dxa" w:w="80"/>
-              <w:left w:type="dxa" w:w="120"/>
-              <w:bottom w:type="dxa" w:w="80"/>
-              <w:right w:type="dxa" w:w="120"/>
-            </w:tcMar>
-          </w:tcPr>
-          <w:p>
-            <w:r>
-              <w:rPr>
-                <w:b w:val="false"/>
-                <w:bCs w:val="false"/>
-                <w:color w:val="000000"/>
-                <w:sz w:val="21"/>
-                <w:szCs w:val="21"/>
-              </w:rPr>
-              <w:t xml:space="preserve">If hours only count when someone’s correcting you, then the best habit a leader can build is asking to be corrected: early and often, before it’s comfortable. Asking changes your own slope. Giving it changes everyone else’s, which is most of the job.</w:t>
-            </w:r>
-          </w:p>
-        </w:tc>
-      </w:tr>
-      <w:tr>
-        <w:tc>
-          <w:tcPr>
-            <w:tcW w:type="dxa" w:w="3100"/>
-            <w:tcMar>
-              <w:top w:type="dxa" w:w="80"/>
-              <w:left w:type="dxa" w:w="120"/>
-              <w:bottom w:type="dxa" w:w="80"/>
-              <w:right w:type="dxa" w:w="120"/>
-            </w:tcMar>
-          </w:tcPr>
-          <w:p>
-            <w:r>
-              <w:rPr>
-                <w:color w:val="555555"/>
-                <w:sz w:val="19"/>
-                <w:szCs w:val="19"/>
-              </w:rPr>
-              <w:t xml:space="preserve">Pull quote</w:t>
-            </w:r>
-          </w:p>
-        </w:tc>
-        <w:tc>
-          <w:tcPr>
-            <w:tcW w:type="dxa" w:w="6260"/>
-            <w:tcMar>
-              <w:top w:type="dxa" w:w="80"/>
-              <w:left w:type="dxa" w:w="120"/>
-              <w:bottom w:type="dxa" w:w="80"/>
-              <w:right w:type="dxa" w:w="120"/>
-            </w:tcMar>
-          </w:tcPr>
-          <w:p>
-            <w:r>
-              <w:rPr>
-                <w:b w:val="false"/>
-                <w:bCs w:val="false"/>
-                <w:color w:val="000000"/>
-                <w:sz w:val="21"/>
-                <w:szCs w:val="21"/>
-              </w:rPr>
-              <w:t xml:space="preserve">We can always pretend to have answers. The question, however, would be, how would we then find constructive criticism that can support our growth?</w:t>
+              <w:t xml:space="preserve">Line 1</w:t>
+            </w:r>
+          </w:p>
+        </w:tc>
+        <w:tc>
+          <w:tcPr>
+            <w:tcW w:type="dxa" w:w="6260"/>
+            <w:tcMar>
+              <w:top w:type="dxa" w:w="80"/>
+              <w:left w:type="dxa" w:w="120"/>
+              <w:bottom w:type="dxa" w:w="80"/>
+              <w:right w:type="dxa" w:w="120"/>
+            </w:tcMar>
+          </w:tcPr>
+          <w:p>
+            <w:r>
+              <w:rPr>
+                <w:b w:val="false"/>
+                <w:bCs w:val="false"/>
+                <w:color w:val="000000"/>
+                <w:sz w:val="21"/>
+                <w:szCs w:val="21"/>
+              </w:rPr>
+              <w:t xml:space="preserve">Asking to be corrected</w:t>
+            </w:r>
+          </w:p>
+        </w:tc>
+      </w:tr>
+      <w:tr>
+        <w:tc>
+          <w:tcPr>
+            <w:tcW w:type="dxa" w:w="3100"/>
+            <w:tcMar>
+              <w:top w:type="dxa" w:w="80"/>
+              <w:left w:type="dxa" w:w="120"/>
+              <w:bottom w:type="dxa" w:w="80"/>
+              <w:right w:type="dxa" w:w="120"/>
+            </w:tcMar>
+          </w:tcPr>
+          <w:p>
+            <w:r>
+              <w:rPr>
+                <w:color w:val="555555"/>
+                <w:sz w:val="19"/>
+                <w:szCs w:val="19"/>
+              </w:rPr>
+              <w:t xml:space="preserve">Line 2</w:t>
+            </w:r>
+          </w:p>
+        </w:tc>
+        <w:tc>
+          <w:tcPr>
+            <w:tcW w:type="dxa" w:w="6260"/>
+            <w:tcMar>
+              <w:top w:type="dxa" w:w="80"/>
+              <w:left w:type="dxa" w:w="120"/>
+              <w:bottom w:type="dxa" w:w="80"/>
+              <w:right w:type="dxa" w:w="120"/>
+            </w:tcMar>
+          </w:tcPr>
+          <w:p>
+            <w:r>
+              <w:rPr>
+                <w:b w:val="false"/>
+                <w:bCs w:val="false"/>
+                <w:color w:val="000000"/>
+                <w:sz w:val="21"/>
+                <w:szCs w:val="21"/>
+              </w:rPr>
+              <w:t xml:space="preserve">changes your own slope.</w:t>
+            </w:r>
+          </w:p>
+        </w:tc>
+      </w:tr>
+      <w:tr>
+        <w:tc>
+          <w:tcPr>
+            <w:tcW w:type="dxa" w:w="3100"/>
+            <w:tcMar>
+              <w:top w:type="dxa" w:w="80"/>
+              <w:left w:type="dxa" w:w="120"/>
+              <w:bottom w:type="dxa" w:w="80"/>
+              <w:right w:type="dxa" w:w="120"/>
+            </w:tcMar>
+          </w:tcPr>
+          <w:p>
+            <w:r>
+              <w:rPr>
+                <w:color w:val="555555"/>
+                <w:sz w:val="19"/>
+                <w:szCs w:val="19"/>
+              </w:rPr>
+              <w:t xml:space="preserve">Line 3 (green italic)</w:t>
+            </w:r>
+          </w:p>
+        </w:tc>
+        <w:tc>
+          <w:tcPr>
+            <w:tcW w:type="dxa" w:w="6260"/>
+            <w:tcMar>
+              <w:top w:type="dxa" w:w="80"/>
+              <w:left w:type="dxa" w:w="120"/>
+              <w:bottom w:type="dxa" w:w="80"/>
+              <w:right w:type="dxa" w:w="120"/>
+            </w:tcMar>
+          </w:tcPr>
+          <w:p>
+            <w:r>
+              <w:rPr>
+                <w:b w:val="false"/>
+                <w:bCs w:val="false"/>
+                <w:color w:val="000000"/>
+                <w:sz w:val="21"/>
+                <w:szCs w:val="21"/>
+              </w:rPr>
+              <w:t xml:space="preserve">Giving it</w:t>
+            </w:r>
+          </w:p>
+        </w:tc>
+      </w:tr>
+      <w:tr>
+        <w:tc>
+          <w:tcPr>
+            <w:tcW w:type="dxa" w:w="3100"/>
+            <w:tcMar>
+              <w:top w:type="dxa" w:w="80"/>
+              <w:left w:type="dxa" w:w="120"/>
+              <w:bottom w:type="dxa" w:w="80"/>
+              <w:right w:type="dxa" w:w="120"/>
+            </w:tcMar>
+          </w:tcPr>
+          <w:p>
+            <w:r>
+              <w:rPr>
+                <w:color w:val="555555"/>
+                <w:sz w:val="19"/>
+                <w:szCs w:val="19"/>
+              </w:rPr>
+              <w:t xml:space="preserve">Line 4 (green italic)</w:t>
+            </w:r>
+          </w:p>
+        </w:tc>
+        <w:tc>
+          <w:tcPr>
+            <w:tcW w:type="dxa" w:w="6260"/>
+            <w:tcMar>
+              <w:top w:type="dxa" w:w="80"/>
+              <w:left w:type="dxa" w:w="120"/>
+              <w:bottom w:type="dxa" w:w="80"/>
+              <w:right w:type="dxa" w:w="120"/>
+            </w:tcMar>
+          </w:tcPr>
+          <w:p>
+            <w:r>
+              <w:rPr>
+                <w:b w:val="false"/>
+                <w:bCs w:val="false"/>
+                <w:color w:val="000000"/>
+                <w:sz w:val="21"/>
+                <w:szCs w:val="21"/>
+              </w:rPr>
+              <w:t xml:space="preserve">changes everybody else’s.</w:t>
+            </w:r>
+          </w:p>
+        </w:tc>
+      </w:tr>
+      <w:tr>
+        <w:tc>
+          <w:tcPr>
+            <w:tcW w:type="dxa" w:w="3100"/>
+            <w:tcMar>
+              <w:top w:type="dxa" w:w="80"/>
+              <w:left w:type="dxa" w:w="120"/>
+              <w:bottom w:type="dxa" w:w="80"/>
+              <w:right w:type="dxa" w:w="120"/>
+            </w:tcMar>
+          </w:tcPr>
+          <w:p>
+            <w:r>
+              <w:rPr>
+                <w:color w:val="555555"/>
+                <w:sz w:val="19"/>
+                <w:szCs w:val="19"/>
+              </w:rPr>
+              <w:t xml:space="preserve">Small print underneath</w:t>
+            </w:r>
+          </w:p>
+        </w:tc>
+        <w:tc>
+          <w:tcPr>
+            <w:tcW w:type="dxa" w:w="6260"/>
+            <w:tcMar>
+              <w:top w:type="dxa" w:w="80"/>
+              <w:left w:type="dxa" w:w="120"/>
+              <w:bottom w:type="dxa" w:w="80"/>
+              <w:right w:type="dxa" w:w="120"/>
+            </w:tcMar>
+          </w:tcPr>
+          <w:p>
+            <w:r>
+              <w:rPr>
+                <w:b w:val="false"/>
+                <w:bCs w:val="false"/>
+                <w:color w:val="000000"/>
+                <w:sz w:val="21"/>
+                <w:szCs w:val="21"/>
+              </w:rPr>
+              <w:t xml:space="preserve">That second one is most of what a leader is actually for.</w:t>
             </w:r>
           </w:p>
         </w:tc>
@@ -9941,7 +9987,979 @@
         <w:spacing w:after="140" w:before="320"/>
       </w:pPr>
       <w:r>
-        <w:t xml:space="preserve">Slide 19 — Chapter IV</w:t>
+        <w:t xml:space="preserve">Slide 19 — What we can open</w:t>
+      </w:r>
+    </w:p>
+    <w:tbl>
+      <w:tblPr>
+        <w:tblW w:type="dxa" w:w="9360"/>
+        <w:tblBorders>
+          <w:top w:val="single" w:color="D8D4CA" w:sz="2"/>
+          <w:left w:val="single" w:color="D8D4CA" w:sz="2"/>
+          <w:bottom w:val="single" w:color="D8D4CA" w:sz="2"/>
+          <w:right w:val="single" w:color="D8D4CA" w:sz="2"/>
+          <w:insideH w:val="single" w:color="E8E5DD" w:sz="2"/>
+          <w:insideV w:val="single" w:color="E8E5DD" w:sz="2"/>
+        </w:tblBorders>
+      </w:tblPr>
+      <w:tblGrid>
+        <w:gridCol w:w="3100"/>
+        <w:gridCol w:w="6260"/>
+      </w:tblGrid>
+      <w:tr>
+        <w:tc>
+          <w:tcPr>
+            <w:tcW w:type="dxa" w:w="3100"/>
+            <w:tcMar>
+              <w:top w:type="dxa" w:w="80"/>
+              <w:left w:type="dxa" w:w="120"/>
+              <w:bottom w:type="dxa" w:w="80"/>
+              <w:right w:type="dxa" w:w="120"/>
+            </w:tcMar>
+          </w:tcPr>
+          <w:p>
+            <w:r>
+              <w:rPr>
+                <w:color w:val="555555"/>
+                <w:sz w:val="19"/>
+                <w:szCs w:val="19"/>
+              </w:rPr>
+              <w:t xml:space="preserve">Label above headline</w:t>
+            </w:r>
+          </w:p>
+        </w:tc>
+        <w:tc>
+          <w:tcPr>
+            <w:tcW w:type="dxa" w:w="6260"/>
+            <w:tcMar>
+              <w:top w:type="dxa" w:w="80"/>
+              <w:left w:type="dxa" w:w="120"/>
+              <w:bottom w:type="dxa" w:w="80"/>
+              <w:right w:type="dxa" w:w="120"/>
+            </w:tcMar>
+          </w:tcPr>
+          <w:p>
+            <w:r>
+              <w:rPr>
+                <w:b w:val="false"/>
+                <w:bCs w:val="false"/>
+                <w:color w:val="000000"/>
+                <w:sz w:val="21"/>
+                <w:szCs w:val="21"/>
+              </w:rPr>
+              <w:t xml:space="preserve">Section 3 — the doing half</w:t>
+            </w:r>
+          </w:p>
+        </w:tc>
+      </w:tr>
+      <w:tr>
+        <w:tc>
+          <w:tcPr>
+            <w:tcW w:type="dxa" w:w="3100"/>
+            <w:tcMar>
+              <w:top w:type="dxa" w:w="80"/>
+              <w:left w:type="dxa" w:w="120"/>
+              <w:bottom w:type="dxa" w:w="80"/>
+              <w:right w:type="dxa" w:w="120"/>
+            </w:tcMar>
+          </w:tcPr>
+          <w:p>
+            <w:r>
+              <w:rPr>
+                <w:color w:val="555555"/>
+                <w:sz w:val="19"/>
+                <w:szCs w:val="19"/>
+              </w:rPr>
+              <w:t xml:space="preserve">Headline</w:t>
+            </w:r>
+          </w:p>
+        </w:tc>
+        <w:tc>
+          <w:tcPr>
+            <w:tcW w:type="dxa" w:w="6260"/>
+            <w:tcMar>
+              <w:top w:type="dxa" w:w="80"/>
+              <w:left w:type="dxa" w:w="120"/>
+              <w:bottom w:type="dxa" w:w="80"/>
+              <w:right w:type="dxa" w:w="120"/>
+            </w:tcMar>
+          </w:tcPr>
+          <w:p>
+            <w:r>
+              <w:rPr>
+                <w:b w:val="false"/>
+                <w:bCs w:val="false"/>
+                <w:color w:val="000000"/>
+                <w:sz w:val="21"/>
+                <w:szCs w:val="21"/>
+              </w:rPr>
+              <w:t xml:space="preserve">Three gates we could actually open this semester.</w:t>
+            </w:r>
+          </w:p>
+        </w:tc>
+      </w:tr>
+      <w:tr>
+        <w:tc>
+          <w:tcPr>
+            <w:tcW w:type="dxa" w:w="3100"/>
+            <w:tcMar>
+              <w:top w:type="dxa" w:w="80"/>
+              <w:left w:type="dxa" w:w="120"/>
+              <w:bottom w:type="dxa" w:w="80"/>
+              <w:right w:type="dxa" w:w="120"/>
+            </w:tcMar>
+          </w:tcPr>
+          <w:p>
+            <w:r>
+              <w:rPr>
+                <w:color w:val="555555"/>
+                <w:sz w:val="19"/>
+                <w:szCs w:val="19"/>
+              </w:rPr>
+              <w:t xml:space="preserve">Cost 1 question</w:t>
+            </w:r>
+          </w:p>
+        </w:tc>
+        <w:tc>
+          <w:tcPr>
+            <w:tcW w:type="dxa" w:w="6260"/>
+            <w:tcMar>
+              <w:top w:type="dxa" w:w="80"/>
+              <w:left w:type="dxa" w:w="120"/>
+              <w:bottom w:type="dxa" w:w="80"/>
+              <w:right w:type="dxa" w:w="120"/>
+            </w:tcMar>
+          </w:tcPr>
+          <w:p>
+            <w:r>
+              <w:rPr>
+                <w:b w:val="false"/>
+                <w:bCs w:val="false"/>
+                <w:color w:val="000000"/>
+                <w:sz w:val="21"/>
+                <w:szCs w:val="21"/>
+              </w:rPr>
+              <w:t xml:space="preserve">A ride on pantry days</w:t>
+            </w:r>
+          </w:p>
+        </w:tc>
+      </w:tr>
+      <w:tr>
+        <w:tc>
+          <w:tcPr>
+            <w:tcW w:type="dxa" w:w="3100"/>
+            <w:tcMar>
+              <w:top w:type="dxa" w:w="80"/>
+              <w:left w:type="dxa" w:w="120"/>
+              <w:bottom w:type="dxa" w:w="80"/>
+              <w:right w:type="dxa" w:w="120"/>
+            </w:tcMar>
+          </w:tcPr>
+          <w:p>
+            <w:r>
+              <w:rPr>
+                <w:color w:val="555555"/>
+                <w:sz w:val="19"/>
+                <w:szCs w:val="19"/>
+              </w:rPr>
+              <w:t xml:space="preserve">Cost 1 price</w:t>
+            </w:r>
+          </w:p>
+        </w:tc>
+        <w:tc>
+          <w:tcPr>
+            <w:tcW w:type="dxa" w:w="6260"/>
+            <w:tcMar>
+              <w:top w:type="dxa" w:w="80"/>
+              <w:left w:type="dxa" w:w="120"/>
+              <w:bottom w:type="dxa" w:w="80"/>
+              <w:right w:type="dxa" w:w="120"/>
+            </w:tcMar>
+          </w:tcPr>
+          <w:p>
+            <w:r>
+              <w:rPr>
+                <w:b w:val="false"/>
+                <w:bCs w:val="false"/>
+                <w:color w:val="000000"/>
+                <w:sz w:val="21"/>
+                <w:szCs w:val="21"/>
+              </w:rPr>
+              <w:t xml:space="preserve">A driver, two hours</w:t>
+            </w:r>
+          </w:p>
+        </w:tc>
+      </w:tr>
+      <w:tr>
+        <w:tc>
+          <w:tcPr>
+            <w:tcW w:type="dxa" w:w="3100"/>
+            <w:tcMar>
+              <w:top w:type="dxa" w:w="80"/>
+              <w:left w:type="dxa" w:w="120"/>
+              <w:bottom w:type="dxa" w:w="80"/>
+              <w:right w:type="dxa" w:w="120"/>
+            </w:tcMar>
+          </w:tcPr>
+          <w:p>
+            <w:r>
+              <w:rPr>
+                <w:color w:val="555555"/>
+                <w:sz w:val="19"/>
+                <w:szCs w:val="19"/>
+              </w:rPr>
+              <w:t xml:space="preserve">Cost 2 question</w:t>
+            </w:r>
+          </w:p>
+        </w:tc>
+        <w:tc>
+          <w:tcPr>
+            <w:tcW w:type="dxa" w:w="6260"/>
+            <w:tcMar>
+              <w:top w:type="dxa" w:w="80"/>
+              <w:left w:type="dxa" w:w="120"/>
+              <w:bottom w:type="dxa" w:w="80"/>
+              <w:right w:type="dxa" w:w="120"/>
+            </w:tcMar>
+          </w:tcPr>
+          <w:p>
+            <w:r>
+              <w:rPr>
+                <w:b w:val="false"/>
+                <w:bCs w:val="false"/>
+                <w:color w:val="000000"/>
+                <w:sz w:val="21"/>
+                <w:szCs w:val="21"/>
+              </w:rPr>
+              <w:t xml:space="preserve">A card that assumes two jobs and one pan</w:t>
+            </w:r>
+          </w:p>
+        </w:tc>
+      </w:tr>
+      <w:tr>
+        <w:tc>
+          <w:tcPr>
+            <w:tcW w:type="dxa" w:w="3100"/>
+            <w:tcMar>
+              <w:top w:type="dxa" w:w="80"/>
+              <w:left w:type="dxa" w:w="120"/>
+              <w:bottom w:type="dxa" w:w="80"/>
+              <w:right w:type="dxa" w:w="120"/>
+            </w:tcMar>
+          </w:tcPr>
+          <w:p>
+            <w:r>
+              <w:rPr>
+                <w:color w:val="555555"/>
+                <w:sz w:val="19"/>
+                <w:szCs w:val="19"/>
+              </w:rPr>
+              <w:t xml:space="preserve">Cost 2 price</w:t>
+            </w:r>
+          </w:p>
+        </w:tc>
+        <w:tc>
+          <w:tcPr>
+            <w:tcW w:type="dxa" w:w="6260"/>
+            <w:tcMar>
+              <w:top w:type="dxa" w:w="80"/>
+              <w:left w:type="dxa" w:w="120"/>
+              <w:bottom w:type="dxa" w:w="80"/>
+              <w:right w:type="dxa" w:w="120"/>
+            </w:tcMar>
+          </w:tcPr>
+          <w:p>
+            <w:r>
+              <w:rPr>
+                <w:b w:val="false"/>
+                <w:bCs w:val="false"/>
+                <w:color w:val="000000"/>
+                <w:sz w:val="21"/>
+                <w:szCs w:val="21"/>
+              </w:rPr>
+              <w:t xml:space="preserve">One afternoon</w:t>
+            </w:r>
+          </w:p>
+        </w:tc>
+      </w:tr>
+      <w:tr>
+        <w:tc>
+          <w:tcPr>
+            <w:tcW w:type="dxa" w:w="3100"/>
+            <w:tcMar>
+              <w:top w:type="dxa" w:w="80"/>
+              <w:left w:type="dxa" w:w="120"/>
+              <w:bottom w:type="dxa" w:w="80"/>
+              <w:right w:type="dxa" w:w="120"/>
+            </w:tcMar>
+          </w:tcPr>
+          <w:p>
+            <w:r>
+              <w:rPr>
+                <w:color w:val="555555"/>
+                <w:sz w:val="19"/>
+                <w:szCs w:val="19"/>
+              </w:rPr>
+              <w:t xml:space="preserve">Cost 3 question</w:t>
+            </w:r>
+          </w:p>
+        </w:tc>
+        <w:tc>
+          <w:tcPr>
+            <w:tcW w:type="dxa" w:w="6260"/>
+            <w:tcMar>
+              <w:top w:type="dxa" w:w="80"/>
+              <w:left w:type="dxa" w:w="120"/>
+              <w:bottom w:type="dxa" w:w="80"/>
+              <w:right w:type="dxa" w:w="120"/>
+            </w:tcMar>
+          </w:tcPr>
+          <w:p>
+            <w:r>
+              <w:rPr>
+                <w:b w:val="false"/>
+                <w:bCs w:val="false"/>
+                <w:color w:val="000000"/>
+                <w:sz w:val="21"/>
+                <w:szCs w:val="21"/>
+              </w:rPr>
+              <w:t xml:space="preserve">Somebody who stands there and shows you once</w:t>
+            </w:r>
+          </w:p>
+        </w:tc>
+      </w:tr>
+      <w:tr>
+        <w:tc>
+          <w:tcPr>
+            <w:tcW w:type="dxa" w:w="3100"/>
+            <w:tcMar>
+              <w:top w:type="dxa" w:w="80"/>
+              <w:left w:type="dxa" w:w="120"/>
+              <w:bottom w:type="dxa" w:w="80"/>
+              <w:right w:type="dxa" w:w="120"/>
+            </w:tcMar>
+          </w:tcPr>
+          <w:p>
+            <w:r>
+              <w:rPr>
+                <w:color w:val="555555"/>
+                <w:sz w:val="19"/>
+                <w:szCs w:val="19"/>
+              </w:rPr>
+              <w:t xml:space="preserve">Cost 3 price</w:t>
+            </w:r>
+          </w:p>
+        </w:tc>
+        <w:tc>
+          <w:tcPr>
+            <w:tcW w:type="dxa" w:w="6260"/>
+            <w:tcMar>
+              <w:top w:type="dxa" w:w="80"/>
+              <w:left w:type="dxa" w:w="120"/>
+              <w:bottom w:type="dxa" w:w="80"/>
+              <w:right w:type="dxa" w:w="120"/>
+            </w:tcMar>
+          </w:tcPr>
+          <w:p>
+            <w:r>
+              <w:rPr>
+                <w:b w:val="false"/>
+                <w:bCs w:val="false"/>
+                <w:color w:val="000000"/>
+                <w:sz w:val="21"/>
+                <w:szCs w:val="21"/>
+              </w:rPr>
+              <w:t xml:space="preserve">An hour, and knowing how</w:t>
+            </w:r>
+          </w:p>
+        </w:tc>
+      </w:tr>
+      <w:tr>
+        <w:tc>
+          <w:tcPr>
+            <w:tcW w:type="dxa" w:w="3100"/>
+            <w:tcMar>
+              <w:top w:type="dxa" w:w="80"/>
+              <w:left w:type="dxa" w:w="120"/>
+              <w:bottom w:type="dxa" w:w="80"/>
+              <w:right w:type="dxa" w:w="120"/>
+            </w:tcMar>
+          </w:tcPr>
+          <w:p>
+            <w:r>
+              <w:rPr>
+                <w:color w:val="555555"/>
+                <w:sz w:val="19"/>
+                <w:szCs w:val="19"/>
+              </w:rPr>
+              <w:t xml:space="preserve">Cost 4 question</w:t>
+            </w:r>
+          </w:p>
+        </w:tc>
+        <w:tc>
+          <w:tcPr>
+            <w:tcW w:type="dxa" w:w="6260"/>
+            <w:tcMar>
+              <w:top w:type="dxa" w:w="80"/>
+              <w:left w:type="dxa" w:w="120"/>
+              <w:bottom w:type="dxa" w:w="80"/>
+              <w:right w:type="dxa" w:w="120"/>
+            </w:tcMar>
+          </w:tcPr>
+          <w:p>
+            <w:r>
+              <w:rPr>
+                <w:b w:val="false"/>
+                <w:bCs w:val="false"/>
+                <w:color w:val="000000"/>
+                <w:sz w:val="21"/>
+                <w:szCs w:val="21"/>
+              </w:rPr>
+              <w:t xml:space="preserve">Doing it again next month</w:t>
+            </w:r>
+          </w:p>
+        </w:tc>
+      </w:tr>
+      <w:tr>
+        <w:tc>
+          <w:tcPr>
+            <w:tcW w:type="dxa" w:w="3100"/>
+            <w:tcMar>
+              <w:top w:type="dxa" w:w="80"/>
+              <w:left w:type="dxa" w:w="120"/>
+              <w:bottom w:type="dxa" w:w="80"/>
+              <w:right w:type="dxa" w:w="120"/>
+            </w:tcMar>
+          </w:tcPr>
+          <w:p>
+            <w:r>
+              <w:rPr>
+                <w:color w:val="555555"/>
+                <w:sz w:val="19"/>
+                <w:szCs w:val="19"/>
+              </w:rPr>
+              <w:t xml:space="preserve">Cost 4 price</w:t>
+            </w:r>
+          </w:p>
+        </w:tc>
+        <w:tc>
+          <w:tcPr>
+            <w:tcW w:type="dxa" w:w="6260"/>
+            <w:tcMar>
+              <w:top w:type="dxa" w:w="80"/>
+              <w:left w:type="dxa" w:w="120"/>
+              <w:bottom w:type="dxa" w:w="80"/>
+              <w:right w:type="dxa" w:w="120"/>
+            </w:tcMar>
+          </w:tcPr>
+          <w:p>
+            <w:r>
+              <w:rPr>
+                <w:b w:val="false"/>
+                <w:bCs w:val="false"/>
+                <w:color w:val="000000"/>
+                <w:sz w:val="21"/>
+                <w:szCs w:val="21"/>
+              </w:rPr>
+              <w:t xml:space="preserve">The hard part</w:t>
+            </w:r>
+          </w:p>
+        </w:tc>
+      </w:tr>
+      <w:tr>
+        <w:tc>
+          <w:tcPr>
+            <w:tcW w:type="dxa" w:w="3100"/>
+            <w:tcMar>
+              <w:top w:type="dxa" w:w="80"/>
+              <w:left w:type="dxa" w:w="120"/>
+              <w:bottom w:type="dxa" w:w="80"/>
+              <w:right w:type="dxa" w:w="120"/>
+            </w:tcMar>
+          </w:tcPr>
+          <w:p>
+            <w:r>
+              <w:rPr>
+                <w:color w:val="555555"/>
+                <w:sz w:val="19"/>
+                <w:szCs w:val="19"/>
+              </w:rPr>
+              <w:t xml:space="preserve">Paragraph beside the costs</w:t>
+            </w:r>
+          </w:p>
+        </w:tc>
+        <w:tc>
+          <w:tcPr>
+            <w:tcW w:type="dxa" w:w="6260"/>
+            <w:tcMar>
+              <w:top w:type="dxa" w:w="80"/>
+              <w:left w:type="dxa" w:w="120"/>
+              <w:bottom w:type="dxa" w:w="80"/>
+              <w:right w:type="dxa" w:w="120"/>
+            </w:tcMar>
+          </w:tcPr>
+          <w:p>
+            <w:r>
+              <w:rPr>
+                <w:b w:val="false"/>
+                <w:bCs w:val="false"/>
+                <w:color w:val="000000"/>
+                <w:sz w:val="21"/>
+                <w:szCs w:val="21"/>
+              </w:rPr>
+              <w:t xml:space="preserve">None of these teach anybody to cook. They put somebody next to the person who is already trying, which is the only thing that ever moved either of our two curves.</w:t>
+            </w:r>
+          </w:p>
+        </w:tc>
+      </w:tr>
+      <w:tr>
+        <w:tc>
+          <w:tcPr>
+            <w:tcW w:type="dxa" w:w="3100"/>
+            <w:tcMar>
+              <w:top w:type="dxa" w:w="80"/>
+              <w:left w:type="dxa" w:w="120"/>
+              <w:bottom w:type="dxa" w:w="80"/>
+              <w:right w:type="dxa" w:w="120"/>
+            </w:tcMar>
+          </w:tcPr>
+          <w:p>
+            <w:r>
+              <w:rPr>
+                <w:color w:val="555555"/>
+                <w:sz w:val="19"/>
+                <w:szCs w:val="19"/>
+              </w:rPr>
+              <w:t xml:space="preserve">Example 1 who</w:t>
+            </w:r>
+          </w:p>
+        </w:tc>
+        <w:tc>
+          <w:tcPr>
+            <w:tcW w:type="dxa" w:w="6260"/>
+            <w:tcMar>
+              <w:top w:type="dxa" w:w="80"/>
+              <w:left w:type="dxa" w:w="120"/>
+              <w:bottom w:type="dxa" w:w="80"/>
+              <w:right w:type="dxa" w:w="120"/>
+            </w:tcMar>
+          </w:tcPr>
+          <w:p>
+            <w:r>
+              <w:rPr>
+                <w:b w:val="false"/>
+                <w:bCs w:val="false"/>
+                <w:color w:val="000000"/>
+                <w:sz w:val="21"/>
+                <w:szCs w:val="21"/>
+              </w:rPr>
+              <w:t xml:space="preserve">Cole</w:t>
+            </w:r>
+          </w:p>
+        </w:tc>
+      </w:tr>
+      <w:tr>
+        <w:tc>
+          <w:tcPr>
+            <w:tcW w:type="dxa" w:w="3100"/>
+            <w:tcMar>
+              <w:top w:type="dxa" w:w="80"/>
+              <w:left w:type="dxa" w:w="120"/>
+              <w:bottom w:type="dxa" w:w="80"/>
+              <w:right w:type="dxa" w:w="120"/>
+            </w:tcMar>
+          </w:tcPr>
+          <w:p>
+            <w:r>
+              <w:rPr>
+                <w:color w:val="555555"/>
+                <w:sz w:val="19"/>
+                <w:szCs w:val="19"/>
+              </w:rPr>
+              <w:t xml:space="preserve">Example 1 what</w:t>
+            </w:r>
+          </w:p>
+        </w:tc>
+        <w:tc>
+          <w:tcPr>
+            <w:tcW w:type="dxa" w:w="6260"/>
+            <w:tcMar>
+              <w:top w:type="dxa" w:w="80"/>
+              <w:left w:type="dxa" w:w="120"/>
+              <w:bottom w:type="dxa" w:w="80"/>
+              <w:right w:type="dxa" w:w="120"/>
+            </w:tcMar>
+          </w:tcPr>
+          <w:p>
+            <w:r>
+              <w:rPr>
+                <w:b w:val="false"/>
+                <w:bCs w:val="false"/>
+                <w:color w:val="000000"/>
+                <w:sz w:val="21"/>
+                <w:szCs w:val="21"/>
+              </w:rPr>
+              <w:t xml:space="preserve">had somebody in the room correcting her every week for seven years</w:t>
+            </w:r>
+          </w:p>
+        </w:tc>
+      </w:tr>
+      <w:tr>
+        <w:tc>
+          <w:tcPr>
+            <w:tcW w:type="dxa" w:w="3100"/>
+            <w:tcMar>
+              <w:top w:type="dxa" w:w="80"/>
+              <w:left w:type="dxa" w:w="120"/>
+              <w:bottom w:type="dxa" w:w="80"/>
+              <w:right w:type="dxa" w:w="120"/>
+            </w:tcMar>
+          </w:tcPr>
+          <w:p>
+            <w:r>
+              <w:rPr>
+                <w:color w:val="555555"/>
+                <w:sz w:val="19"/>
+                <w:szCs w:val="19"/>
+              </w:rPr>
+              <w:t xml:space="preserve">Example 2 who</w:t>
+            </w:r>
+          </w:p>
+        </w:tc>
+        <w:tc>
+          <w:tcPr>
+            <w:tcW w:type="dxa" w:w="6260"/>
+            <w:tcMar>
+              <w:top w:type="dxa" w:w="80"/>
+              <w:left w:type="dxa" w:w="120"/>
+              <w:bottom w:type="dxa" w:w="80"/>
+              <w:right w:type="dxa" w:w="120"/>
+            </w:tcMar>
+          </w:tcPr>
+          <w:p>
+            <w:r>
+              <w:rPr>
+                <w:b w:val="false"/>
+                <w:bCs w:val="false"/>
+                <w:color w:val="000000"/>
+                <w:sz w:val="21"/>
+                <w:szCs w:val="21"/>
+              </w:rPr>
+              <w:t xml:space="preserve">Tyler</w:t>
+            </w:r>
+          </w:p>
+        </w:tc>
+      </w:tr>
+      <w:tr>
+        <w:tc>
+          <w:tcPr>
+            <w:tcW w:type="dxa" w:w="3100"/>
+            <w:tcMar>
+              <w:top w:type="dxa" w:w="80"/>
+              <w:left w:type="dxa" w:w="120"/>
+              <w:bottom w:type="dxa" w:w="80"/>
+              <w:right w:type="dxa" w:w="120"/>
+            </w:tcMar>
+          </w:tcPr>
+          <w:p>
+            <w:r>
+              <w:rPr>
+                <w:color w:val="555555"/>
+                <w:sz w:val="19"/>
+                <w:szCs w:val="19"/>
+              </w:rPr>
+              <w:t xml:space="preserve">Example 2 what</w:t>
+            </w:r>
+          </w:p>
+        </w:tc>
+        <w:tc>
+          <w:tcPr>
+            <w:tcW w:type="dxa" w:w="6260"/>
+            <w:tcMar>
+              <w:top w:type="dxa" w:w="80"/>
+              <w:left w:type="dxa" w:w="120"/>
+              <w:bottom w:type="dxa" w:w="80"/>
+              <w:right w:type="dxa" w:w="120"/>
+            </w:tcMar>
+          </w:tcPr>
+          <w:p>
+            <w:r>
+              <w:rPr>
+                <w:b w:val="false"/>
+                <w:bCs w:val="false"/>
+                <w:color w:val="000000"/>
+                <w:sz w:val="21"/>
+                <w:szCs w:val="21"/>
+              </w:rPr>
+              <w:t xml:space="preserve">has two and a half thousand hours and nobody</w:t>
+            </w:r>
+          </w:p>
+        </w:tc>
+      </w:tr>
+      <w:tr>
+        <w:tc>
+          <w:tcPr>
+            <w:tcW w:type="dxa" w:w="3100"/>
+            <w:tcMar>
+              <w:top w:type="dxa" w:w="80"/>
+              <w:left w:type="dxa" w:w="120"/>
+              <w:bottom w:type="dxa" w:w="80"/>
+              <w:right w:type="dxa" w:w="120"/>
+            </w:tcMar>
+          </w:tcPr>
+          <w:p>
+            <w:r>
+              <w:rPr>
+                <w:color w:val="555555"/>
+                <w:sz w:val="19"/>
+                <w:szCs w:val="19"/>
+              </w:rPr>
+              <w:t xml:space="preserve">Closing line</w:t>
+            </w:r>
+          </w:p>
+        </w:tc>
+        <w:tc>
+          <w:tcPr>
+            <w:tcW w:type="dxa" w:w="6260"/>
+            <w:tcMar>
+              <w:top w:type="dxa" w:w="80"/>
+              <w:left w:type="dxa" w:w="120"/>
+              <w:bottom w:type="dxa" w:w="80"/>
+              <w:right w:type="dxa" w:w="120"/>
+            </w:tcMar>
+          </w:tcPr>
+          <w:p>
+            <w:r>
+              <w:rPr>
+                <w:b w:val="false"/>
+                <w:bCs w:val="false"/>
+                <w:color w:val="000000"/>
+                <w:sz w:val="21"/>
+                <w:szCs w:val="21"/>
+              </w:rPr>
+              <w:t xml:space="preserve">We cannot buy anyone ten thousand hours. *We can be the person in the room.*</w:t>
+            </w:r>
+          </w:p>
+        </w:tc>
+      </w:tr>
+    </w:tbl>
+    <w:p>
+      <w:pPr>
+        <w:pStyle w:val="Heading1"/>
+        <w:spacing w:after="140" w:before="320"/>
+      </w:pPr>
+      <w:r>
+        <w:t xml:space="preserve">Slide 20 — The piccolo</w:t>
+      </w:r>
+    </w:p>
+    <w:tbl>
+      <w:tblPr>
+        <w:tblW w:type="dxa" w:w="9360"/>
+        <w:tblBorders>
+          <w:top w:val="single" w:color="D8D4CA" w:sz="2"/>
+          <w:left w:val="single" w:color="D8D4CA" w:sz="2"/>
+          <w:bottom w:val="single" w:color="D8D4CA" w:sz="2"/>
+          <w:right w:val="single" w:color="D8D4CA" w:sz="2"/>
+          <w:insideH w:val="single" w:color="E8E5DD" w:sz="2"/>
+          <w:insideV w:val="single" w:color="E8E5DD" w:sz="2"/>
+        </w:tblBorders>
+      </w:tblPr>
+      <w:tblGrid>
+        <w:gridCol w:w="3100"/>
+        <w:gridCol w:w="6260"/>
+      </w:tblGrid>
+      <w:tr>
+        <w:tc>
+          <w:tcPr>
+            <w:tcW w:type="dxa" w:w="3100"/>
+            <w:tcMar>
+              <w:top w:type="dxa" w:w="80"/>
+              <w:left w:type="dxa" w:w="120"/>
+              <w:bottom w:type="dxa" w:w="80"/>
+              <w:right w:type="dxa" w:w="120"/>
+            </w:tcMar>
+          </w:tcPr>
+          <w:p>
+            <w:r>
+              <w:rPr>
+                <w:color w:val="555555"/>
+                <w:sz w:val="19"/>
+                <w:szCs w:val="19"/>
+              </w:rPr>
+              <w:t xml:space="preserve">Label at the top</w:t>
+            </w:r>
+          </w:p>
+        </w:tc>
+        <w:tc>
+          <w:tcPr>
+            <w:tcW w:type="dxa" w:w="6260"/>
+            <w:tcMar>
+              <w:top w:type="dxa" w:w="80"/>
+              <w:left w:type="dxa" w:w="120"/>
+              <w:bottom w:type="dxa" w:w="80"/>
+              <w:right w:type="dxa" w:w="120"/>
+            </w:tcMar>
+          </w:tcPr>
+          <w:p>
+            <w:r>
+              <w:rPr>
+                <w:b w:val="false"/>
+                <w:bCs w:val="false"/>
+                <w:color w:val="000000"/>
+                <w:sz w:val="21"/>
+                <w:szCs w:val="21"/>
+              </w:rPr>
+              <w:t xml:space="preserve">What the list cannot price</w:t>
+            </w:r>
+          </w:p>
+        </w:tc>
+      </w:tr>
+      <w:tr>
+        <w:tc>
+          <w:tcPr>
+            <w:tcW w:type="dxa" w:w="3100"/>
+            <w:tcMar>
+              <w:top w:type="dxa" w:w="80"/>
+              <w:left w:type="dxa" w:w="120"/>
+              <w:bottom w:type="dxa" w:w="80"/>
+              <w:right w:type="dxa" w:w="120"/>
+            </w:tcMar>
+          </w:tcPr>
+          <w:p>
+            <w:r>
+              <w:rPr>
+                <w:color w:val="555555"/>
+                <w:sz w:val="19"/>
+                <w:szCs w:val="19"/>
+              </w:rPr>
+              <w:t xml:space="preserve">Lead-in</w:t>
+            </w:r>
+          </w:p>
+        </w:tc>
+        <w:tc>
+          <w:tcPr>
+            <w:tcW w:type="dxa" w:w="6260"/>
+            <w:tcMar>
+              <w:top w:type="dxa" w:w="80"/>
+              <w:left w:type="dxa" w:w="120"/>
+              <w:bottom w:type="dxa" w:w="80"/>
+              <w:right w:type="dxa" w:w="120"/>
+            </w:tcMar>
+          </w:tcPr>
+          <w:p>
+            <w:r>
+              <w:rPr>
+                <w:b w:val="false"/>
+                <w:bCs w:val="false"/>
+                <w:color w:val="000000"/>
+                <w:sz w:val="21"/>
+                <w:szCs w:val="21"/>
+              </w:rPr>
+              <w:t xml:space="preserve">Her piccolo broke at a football game. It was the school’s, and it was $13,000.</w:t>
+            </w:r>
+          </w:p>
+        </w:tc>
+      </w:tr>
+      <w:tr>
+        <w:tc>
+          <w:tcPr>
+            <w:tcW w:type="dxa" w:w="3100"/>
+            <w:tcMar>
+              <w:top w:type="dxa" w:w="80"/>
+              <w:left w:type="dxa" w:w="120"/>
+              <w:bottom w:type="dxa" w:w="80"/>
+              <w:right w:type="dxa" w:w="120"/>
+            </w:tcMar>
+          </w:tcPr>
+          <w:p>
+            <w:r>
+              <w:rPr>
+                <w:color w:val="555555"/>
+                <w:sz w:val="19"/>
+                <w:szCs w:val="19"/>
+              </w:rPr>
+              <w:t xml:space="preserve">Cole’s quote</w:t>
+            </w:r>
+          </w:p>
+        </w:tc>
+        <w:tc>
+          <w:tcPr>
+            <w:tcW w:type="dxa" w:w="6260"/>
+            <w:tcMar>
+              <w:top w:type="dxa" w:w="80"/>
+              <w:left w:type="dxa" w:w="120"/>
+              <w:bottom w:type="dxa" w:w="80"/>
+              <w:right w:type="dxa" w:w="120"/>
+            </w:tcMar>
+          </w:tcPr>
+          <w:p>
+            <w:r>
+              <w:rPr>
+                <w:b w:val="false"/>
+                <w:bCs w:val="false"/>
+                <w:color w:val="000000"/>
+                <w:sz w:val="21"/>
+                <w:szCs w:val="21"/>
+              </w:rPr>
+              <w:t xml:space="preserve">it just SNAPPED on me bc the wood was old and probably rotted… i was sobbing so bad LMFAOO… so my band director secretly bought a new one so i wouldn’t freak out</w:t>
+            </w:r>
+          </w:p>
+        </w:tc>
+      </w:tr>
+      <w:tr>
+        <w:tc>
+          <w:tcPr>
+            <w:tcW w:type="dxa" w:w="3100"/>
+            <w:tcMar>
+              <w:top w:type="dxa" w:w="80"/>
+              <w:left w:type="dxa" w:w="120"/>
+              <w:bottom w:type="dxa" w:w="80"/>
+              <w:right w:type="dxa" w:w="120"/>
+            </w:tcMar>
+          </w:tcPr>
+          <w:p>
+            <w:r>
+              <w:rPr>
+                <w:color w:val="555555"/>
+                <w:sz w:val="19"/>
+                <w:szCs w:val="19"/>
+              </w:rPr>
+              <w:t xml:space="preserve">Signed</w:t>
+            </w:r>
+          </w:p>
+        </w:tc>
+        <w:tc>
+          <w:tcPr>
+            <w:tcW w:type="dxa" w:w="6260"/>
+            <w:tcMar>
+              <w:top w:type="dxa" w:w="80"/>
+              <w:left w:type="dxa" w:w="120"/>
+              <w:bottom w:type="dxa" w:w="80"/>
+              <w:right w:type="dxa" w:w="120"/>
+            </w:tcMar>
+          </w:tcPr>
+          <w:p>
+            <w:r>
+              <w:rPr>
+                <w:b w:val="false"/>
+                <w:bCs w:val="false"/>
+                <w:color w:val="000000"/>
+                <w:sz w:val="21"/>
+                <w:szCs w:val="21"/>
+              </w:rPr>
+              <w:t xml:space="preserve">Cole</w:t>
+            </w:r>
+          </w:p>
+        </w:tc>
+      </w:tr>
+    </w:tbl>
+    <w:p>
+      <w:pPr>
+        <w:pStyle w:val="Heading1"/>
+        <w:spacing w:after="140" w:before="320"/>
+      </w:pPr>
+      <w:r>
+        <w:t xml:space="preserve">Slide 21 — Chapter IV</w:t>
       </w:r>
     </w:p>
     <w:tbl>
@@ -10120,7 +11138,7 @@
         <w:spacing w:after="140" w:before="320"/>
       </w:pPr>
       <w:r>
-        <w:t xml:space="preserve">Slide 20 — Our brand</w:t>
+        <w:t xml:space="preserve">Slide 22 — Our brand</w:t>
       </w:r>
     </w:p>
     <w:tbl>
@@ -10330,7 +11348,7 @@
         <w:spacing w:after="140" w:before="320"/>
       </w:pPr>
       <w:r>
-        <w:t xml:space="preserve">Slide 21 — In practice</w:t>
+        <w:t xml:space="preserve">Slide 23 — In practice</w:t>
       </w:r>
     </w:p>
     <w:tbl>
@@ -10993,6 +12011,52 @@
           </w:p>
         </w:tc>
       </w:tr>
+      <w:tr>
+        <w:tc>
+          <w:tcPr>
+            <w:tcW w:type="dxa" w:w="3100"/>
+            <w:tcMar>
+              <w:top w:type="dxa" w:w="80"/>
+              <w:left w:type="dxa" w:w="120"/>
+              <w:bottom w:type="dxa" w:w="80"/>
+              <w:right w:type="dxa" w:w="120"/>
+            </w:tcMar>
+          </w:tcPr>
+          <w:p>
+            <w:r>
+              <w:rPr>
+                <w:color w:val="555555"/>
+                <w:sz w:val="19"/>
+                <w:szCs w:val="19"/>
+              </w:rPr>
+              <w:t xml:space="preserve">quote</w:t>
+            </w:r>
+          </w:p>
+        </w:tc>
+        <w:tc>
+          <w:tcPr>
+            <w:tcW w:type="dxa" w:w="6260"/>
+            <w:tcMar>
+              <w:top w:type="dxa" w:w="80"/>
+              <w:left w:type="dxa" w:w="120"/>
+              <w:bottom w:type="dxa" w:w="80"/>
+              <w:right w:type="dxa" w:w="120"/>
+            </w:tcMar>
+          </w:tcPr>
+          <w:p>
+            <w:r>
+              <w:rPr>
+                <w:b w:val="false"/>
+                <w:bCs w:val="false"/>
+                <w:color w:val="000000"/>
+                <w:sz w:val="21"/>
+                <w:szCs w:val="21"/>
+              </w:rPr>
+              <w:t xml:space="preserve">Start thy purse to fattening… Control thy expenditures… Make thy gold multiply.</w:t>
+            </w:r>
+          </w:p>
+        </w:tc>
+      </w:tr>
     </w:tbl>
     <w:p>
       <w:pPr>
@@ -11000,7 +12064,7 @@
         <w:spacing w:after="140" w:before="320"/>
       </w:pPr>
       <w:r>
-        <w:t xml:space="preserve">Slide 22 — Back to Cole</w:t>
+        <w:t xml:space="preserve">Slide 24 — Back to Cole</w:t>
       </w:r>
     </w:p>
     <w:tbl>
@@ -11210,7 +12274,7 @@
         <w:spacing w:after="140" w:before="320"/>
       </w:pPr>
       <w:r>
-        <w:t xml:space="preserve">Slide 23 — End</w:t>
+        <w:t xml:space="preserve">Slide 25 — End</w:t>
       </w:r>
     </w:p>
     <w:tbl>

--- a/deck-text.docx
+++ b/deck-text.docx
@@ -11822,7 +11822,7 @@
                 <w:sz w:val="21"/>
                 <w:szCs w:val="21"/>
               </w:rPr>
-              <w:t xml:space="preserve">Matches reffed</w:t>
+              <w:t xml:space="preserve">New hires trained</w:t>
             </w:r>
           </w:p>
         </w:tc>
@@ -11868,98 +11868,6 @@
                 <w:sz w:val="21"/>
                 <w:szCs w:val="21"/>
               </w:rPr>
-              <w:t xml:space="preserve">200+</w:t>
-            </w:r>
-          </w:p>
-        </w:tc>
-      </w:tr>
-      <w:tr>
-        <w:tc>
-          <w:tcPr>
-            <w:tcW w:type="dxa" w:w="3100"/>
-            <w:tcMar>
-              <w:top w:type="dxa" w:w="80"/>
-              <w:left w:type="dxa" w:w="120"/>
-              <w:bottom w:type="dxa" w:w="80"/>
-              <w:right w:type="dxa" w:w="120"/>
-            </w:tcMar>
-          </w:tcPr>
-          <w:p>
-            <w:r>
-              <w:rPr>
-                <w:color w:val="555555"/>
-                <w:sz w:val="19"/>
-                <w:szCs w:val="19"/>
-              </w:rPr>
-              <w:t xml:space="preserve">Fact 4 label</w:t>
-            </w:r>
-          </w:p>
-        </w:tc>
-        <w:tc>
-          <w:tcPr>
-            <w:tcW w:type="dxa" w:w="6260"/>
-            <w:tcMar>
-              <w:top w:type="dxa" w:w="80"/>
-              <w:left w:type="dxa" w:w="120"/>
-              <w:bottom w:type="dxa" w:w="80"/>
-              <w:right w:type="dxa" w:w="120"/>
-            </w:tcMar>
-          </w:tcPr>
-          <w:p>
-            <w:r>
-              <w:rPr>
-                <w:b w:val="false"/>
-                <w:bCs w:val="false"/>
-                <w:color w:val="000000"/>
-                <w:sz w:val="21"/>
-                <w:szCs w:val="21"/>
-              </w:rPr>
-              <w:t xml:space="preserve">New hires trained</w:t>
-            </w:r>
-          </w:p>
-        </w:tc>
-      </w:tr>
-      <w:tr>
-        <w:tc>
-          <w:tcPr>
-            <w:tcW w:type="dxa" w:w="3100"/>
-            <w:tcMar>
-              <w:top w:type="dxa" w:w="80"/>
-              <w:left w:type="dxa" w:w="120"/>
-              <w:bottom w:type="dxa" w:w="80"/>
-              <w:right w:type="dxa" w:w="120"/>
-            </w:tcMar>
-          </w:tcPr>
-          <w:p>
-            <w:r>
-              <w:rPr>
-                <w:color w:val="555555"/>
-                <w:sz w:val="19"/>
-                <w:szCs w:val="19"/>
-              </w:rPr>
-              <w:t xml:space="preserve">Fact 4 value</w:t>
-            </w:r>
-          </w:p>
-        </w:tc>
-        <w:tc>
-          <w:tcPr>
-            <w:tcW w:type="dxa" w:w="6260"/>
-            <w:tcMar>
-              <w:top w:type="dxa" w:w="80"/>
-              <w:left w:type="dxa" w:w="120"/>
-              <w:bottom w:type="dxa" w:w="80"/>
-              <w:right w:type="dxa" w:w="120"/>
-            </w:tcMar>
-          </w:tcPr>
-          <w:p>
-            <w:r>
-              <w:rPr>
-                <w:b w:val="false"/>
-                <w:bCs w:val="false"/>
-                <w:color w:val="000000"/>
-                <w:sz w:val="21"/>
-                <w:szCs w:val="21"/>
-              </w:rPr>
               <w:t xml:space="preserve">Every one at the shop</w:t>
             </w:r>
           </w:p>
@@ -12006,7 +11914,53 @@
                 <w:sz w:val="21"/>
                 <w:szCs w:val="21"/>
               </w:rPr>
-              <w:t xml:space="preserve">Two hundred matches a year is two hundred rooms full of people telling you instantly when you were wrong. Then he turns around and trains the new hires, which is the same loop pointed at somebody else.</w:t>
+              <w:t xml:space="preserve">He coaches the new hires at the pizza shop. Nobody gets faster because somebody told them to hurry, so he works the line beside them and says what to change while the shift is still running. That’s how their hours start counting for something.</w:t>
+            </w:r>
+          </w:p>
+        </w:tc>
+      </w:tr>
+      <w:tr>
+        <w:tc>
+          <w:tcPr>
+            <w:tcW w:type="dxa" w:w="3100"/>
+            <w:tcMar>
+              <w:top w:type="dxa" w:w="80"/>
+              <w:left w:type="dxa" w:w="120"/>
+              <w:bottom w:type="dxa" w:w="80"/>
+              <w:right w:type="dxa" w:w="120"/>
+            </w:tcMar>
+          </w:tcPr>
+          <w:p>
+            <w:r>
+              <w:rPr>
+                <w:color w:val="555555"/>
+                <w:sz w:val="19"/>
+                <w:szCs w:val="19"/>
+              </w:rPr>
+              <w:t xml:space="preserve">photoAlt</w:t>
+            </w:r>
+          </w:p>
+        </w:tc>
+        <w:tc>
+          <w:tcPr>
+            <w:tcW w:type="dxa" w:w="6260"/>
+            <w:tcMar>
+              <w:top w:type="dxa" w:w="80"/>
+              <w:left w:type="dxa" w:w="120"/>
+              <w:bottom w:type="dxa" w:w="80"/>
+              <w:right w:type="dxa" w:w="120"/>
+            </w:tcMar>
+          </w:tcPr>
+          <w:p>
+            <w:r>
+              <w:rPr>
+                <w:b w:val="false"/>
+                <w:bCs w:val="false"/>
+                <w:color w:val="000000"/>
+                <w:sz w:val="21"/>
+                <w:szCs w:val="21"/>
+              </w:rPr>
+              <w:t xml:space="preserve">/eduard-beard.jpg</w:t>
             </w:r>
           </w:p>
         </w:tc>

--- a/deck-text.docx
+++ b/deck-text.docx
@@ -5093,7 +5093,7 @@
         <w:spacing w:after="140" w:before="320"/>
       </w:pPr>
       <w:r>
-        <w:t xml:space="preserve">Slide 10 — Tyler</w:t>
+        <w:t xml:space="preserve">Slide 10 — Tyluhh</w:t>
       </w:r>
     </w:p>
     <w:tbl>
@@ -5199,7 +5199,7 @@
                 <w:sz w:val="21"/>
                 <w:szCs w:val="21"/>
               </w:rPr>
-              <w:t xml:space="preserve">Tyler</w:t>
+              <w:t xml:space="preserve">Tyluhh</w:t>
             </w:r>
           </w:p>
         </w:tc>
@@ -5884,7 +5884,7 @@
                 <w:sz w:val="21"/>
                 <w:szCs w:val="21"/>
               </w:rPr>
-              <w:t xml:space="preserve">Tyler</w:t>
+              <w:t xml:space="preserve">Tyluhh</w:t>
             </w:r>
           </w:p>
         </w:tc>
@@ -6068,7 +6068,7 @@
                 <w:sz w:val="21"/>
                 <w:szCs w:val="21"/>
               </w:rPr>
-              <w:t xml:space="preserve">Tyler at 10,000 hrs</w:t>
+              <w:t xml:space="preserve">Tyluhh at 10,000 hrs</w:t>
             </w:r>
           </w:p>
         </w:tc>
@@ -9653,7 +9653,7 @@
                 <w:sz w:val="21"/>
                 <w:szCs w:val="21"/>
               </w:rPr>
-              <w:t xml:space="preserve">Nobody eats badly because they lack willpower, any more than Tyler lacked hours. Eating well is a skill, and skills need somebody who already knows how. Take that person away and you get the same flat line. People are trying. Nothing is telling them what would work.</w:t>
+              <w:t xml:space="preserve">Nobody eats badly because they lack willpower, any more than Tyluhh lacked hours. Eating well is a skill, and skills need somebody who already knows how. Take that person away and you get the same flat line. People are trying. Nothing is telling them what would work.</w:t>
             </w:r>
           </w:p>
         </w:tc>
@@ -10645,7 +10645,7 @@
                 <w:sz w:val="21"/>
                 <w:szCs w:val="21"/>
               </w:rPr>
-              <w:t xml:space="preserve">Tyler</w:t>
+              <w:t xml:space="preserve">Tyluhh</w:t>
             </w:r>
           </w:p>
         </w:tc>
